--- a/WebContent/docx/KIT_PDGFRA基因报告模板.docx
+++ b/WebContent/docx/KIT_PDGFRA基因报告模板.docx
@@ -362,7 +362,7 @@
       <w:pPr>
         <w:numPr>
           <w:ilvl w:val="0"/>
-          <w:numId w:val="2"/>
+          <w:numId w:val="3"/>
         </w:numPr>
         <w:spacing w:after="0" w:line="400" w:lineRule="exact"/>
         <w:rPr>
@@ -386,7 +386,7 @@
     </w:p>
     <w:tbl>
       <w:tblPr>
-        <w:tblStyle w:val="6"/>
+        <w:tblStyle w:val="7"/>
         <w:tblW w:w="4850" w:type="pct"/>
         <w:tblInd w:w="159" w:type="dxa"/>
         <w:tblBorders>
@@ -1001,8 +1001,6 @@
               </w:rPr>
               <w:t>{{ specimentype }}</w:t>
             </w:r>
-            <w:bookmarkStart w:id="25" w:name="_GoBack"/>
-            <w:bookmarkEnd w:id="25"/>
           </w:p>
         </w:tc>
         <w:tc>
@@ -1207,7 +1205,7 @@
       <w:pPr>
         <w:numPr>
           <w:ilvl w:val="0"/>
-          <w:numId w:val="3"/>
+          <w:numId w:val="4"/>
         </w:numPr>
         <w:spacing w:line="400" w:lineRule="exact"/>
         <w:rPr>
@@ -1258,7 +1256,7 @@
       <w:pPr>
         <w:numPr>
           <w:ilvl w:val="0"/>
-          <w:numId w:val="3"/>
+          <w:numId w:val="4"/>
         </w:numPr>
         <w:spacing w:line="400" w:lineRule="exact"/>
         <w:rPr>
@@ -1293,7 +1291,7 @@
       <w:pPr>
         <w:numPr>
           <w:ilvl w:val="0"/>
-          <w:numId w:val="3"/>
+          <w:numId w:val="4"/>
         </w:numPr>
         <w:spacing w:line="400" w:lineRule="exact"/>
         <w:rPr>
@@ -1315,7 +1313,7 @@
     </w:p>
     <w:tbl>
       <w:tblPr>
-        <w:tblStyle w:val="6"/>
+        <w:tblStyle w:val="7"/>
         <w:tblW w:w="4975" w:type="pct"/>
         <w:tblInd w:w="0" w:type="dxa"/>
         <w:tblLayout w:type="autofit"/>
@@ -1516,7 +1514,7 @@
       <w:pPr>
         <w:numPr>
           <w:ilvl w:val="0"/>
-          <w:numId w:val="4"/>
+          <w:numId w:val="5"/>
         </w:numPr>
         <w:snapToGrid w:val="0"/>
         <w:spacing w:after="0" w:line="240" w:lineRule="auto"/>
@@ -1539,7 +1537,7 @@
     </w:p>
     <w:tbl>
       <w:tblPr>
-        <w:tblStyle w:val="6"/>
+        <w:tblStyle w:val="7"/>
         <w:tblpPr w:leftFromText="181" w:rightFromText="181" w:vertAnchor="page" w:horzAnchor="page" w:tblpXSpec="center" w:tblpY="15875"/>
         <w:tblW w:w="4850" w:type="pct"/>
         <w:jc w:val="center"/>
@@ -1580,7 +1578,7 @@
           </w:tcPr>
           <w:p>
             <w:pPr>
-              <w:pStyle w:val="11"/>
+              <w:pStyle w:val="12"/>
               <w:adjustRightInd w:val="0"/>
               <w:snapToGrid w:val="0"/>
               <w:spacing w:after="0" w:line="240" w:lineRule="auto"/>
@@ -1611,7 +1609,7 @@
           </w:tcPr>
           <w:p>
             <w:pPr>
-              <w:pStyle w:val="11"/>
+              <w:pStyle w:val="12"/>
               <w:adjustRightInd w:val="0"/>
               <w:snapToGrid w:val="0"/>
               <w:spacing w:after="0" w:line="240" w:lineRule="auto"/>
@@ -1633,7 +1631,7 @@
           </w:tcPr>
           <w:p>
             <w:pPr>
-              <w:pStyle w:val="11"/>
+              <w:pStyle w:val="12"/>
               <w:adjustRightInd w:val="0"/>
               <w:snapToGrid w:val="0"/>
               <w:spacing w:after="0" w:line="240" w:lineRule="auto"/>
@@ -1674,7 +1672,7 @@
           </w:tcPr>
           <w:p>
             <w:pPr>
-              <w:pStyle w:val="11"/>
+              <w:pStyle w:val="12"/>
               <w:adjustRightInd w:val="0"/>
               <w:snapToGrid w:val="0"/>
               <w:spacing w:after="0" w:line="240" w:lineRule="auto"/>
@@ -1696,7 +1694,7 @@
           </w:tcPr>
           <w:p>
             <w:pPr>
-              <w:pStyle w:val="11"/>
+              <w:pStyle w:val="12"/>
               <w:adjustRightInd w:val="0"/>
               <w:snapToGrid w:val="0"/>
               <w:spacing w:after="0" w:line="240" w:lineRule="auto"/>
@@ -1728,7 +1726,7 @@
           </w:tcPr>
           <w:p>
             <w:pPr>
-              <w:pStyle w:val="11"/>
+              <w:pStyle w:val="12"/>
               <w:adjustRightInd w:val="0"/>
               <w:snapToGrid w:val="0"/>
               <w:spacing w:after="0" w:line="240" w:lineRule="auto"/>
@@ -1757,7 +1755,7 @@
     </w:tbl>
     <w:tbl>
       <w:tblPr>
-        <w:tblStyle w:val="7"/>
+        <w:tblStyle w:val="8"/>
         <w:tblW w:w="4850" w:type="pct"/>
         <w:jc w:val="center"/>
         <w:tblBorders>
@@ -2333,6 +2331,12 @@
             <w:insideH w:val="none" w:color="auto" w:sz="0" w:space="0"/>
             <w:insideV w:val="none" w:color="auto" w:sz="0" w:space="0"/>
           </w:tblBorders>
+          <w:tblCellMar>
+            <w:top w:w="0" w:type="dxa"/>
+            <w:left w:w="108" w:type="dxa"/>
+            <w:bottom w:w="0" w:type="dxa"/>
+            <w:right w:w="108" w:type="dxa"/>
+          </w:tblCellMar>
         </w:tblPrEx>
         <w:trPr>
           <w:cantSplit/>
@@ -2491,27 +2495,367 @@
     <w:p>
       <w:pPr>
         <w:pStyle w:val="2"/>
-        <w:widowControl w:val="0"/>
         <w:numPr>
-          <w:ilvl w:val="-1"/>
+          <w:ilvl w:val="255"/>
           <w:numId w:val="0"/>
         </w:numPr>
-        <w:spacing w:after="0" w:line="240" w:lineRule="auto"/>
-        <w:ind w:left="0" w:firstLine="0"/>
         <w:jc w:val="left"/>
+        <w:rPr>
+          <w:rFonts w:hint="default" w:ascii="宋体" w:hAnsi="宋体" w:eastAsia="宋体" w:cs="宋体"/>
+          <w:sz w:val="24"/>
+          <w:szCs w:val="24"/>
+          <w:lang w:val="en-US" w:eastAsia="zh-CN"/>
+        </w:rPr>
       </w:pPr>
-      <w:bookmarkStart w:id="0" w:name="_Toc2409"/>
-      <w:bookmarkStart w:id="1" w:name="_Toc13196_WPSOffice_Level1"/>
-      <w:bookmarkStart w:id="2" w:name="_Toc22658"/>
-      <w:bookmarkStart w:id="3" w:name="_Toc16594"/>
-      <w:bookmarkStart w:id="4" w:name="_Toc1707_WPSOffice_Level1"/>
-      <w:bookmarkStart w:id="5" w:name="_Toc12505"/>
-      <w:bookmarkStart w:id="6" w:name="_Toc21764_WPSOffice_Level1"/>
-      <w:bookmarkStart w:id="7" w:name="_Toc28240"/>
-      <w:bookmarkStart w:id="8" w:name="_Toc27302"/>
+      <w:bookmarkStart w:id="0" w:name="_Toc149837264"/>
+      <w:bookmarkStart w:id="1" w:name="_Toc1707_WPSOffice_Level1"/>
+      <w:bookmarkStart w:id="2" w:name="_Toc27302"/>
+      <w:bookmarkStart w:id="3" w:name="_Toc28240"/>
+      <w:bookmarkStart w:id="4" w:name="_Toc2409"/>
+      <w:bookmarkStart w:id="5" w:name="_Toc22658"/>
+      <w:bookmarkStart w:id="6" w:name="_Toc13196_WPSOffice_Level1"/>
+      <w:bookmarkStart w:id="7" w:name="_Toc12505"/>
+      <w:bookmarkStart w:id="8" w:name="_Toc21764_WPSOffice_Level1"/>
+      <w:bookmarkStart w:id="9" w:name="_Toc16594"/>
       <w:r>
         <w:rPr>
-          <w:rFonts w:ascii="Times New Roman" w:hAnsi="Times New Roman"/>
+          <w:rFonts w:ascii="宋体" w:hAnsi="宋体" w:eastAsia="宋体" w:cs="宋体"/>
+          <w:sz w:val="24"/>
+          <w:szCs w:val="24"/>
+        </w:rPr>
+        <w:t>{% set ns = namespace(show_title=false) %}</w:t>
+      </w:r>
+      <w:r>
+        <w:rPr>
+          <w:rFonts w:hint="eastAsia" w:ascii="Times New Roman" w:hAnsi="Times New Roman" w:eastAsia="微软雅黑" w:cs="Times New Roman"/>
+          <w:b/>
+          <w:bCs w:val="0"/>
+          <w:color w:val="auto"/>
+          <w:sz w:val="24"/>
+          <w:szCs w:val="24"/>
+          <w:lang w:val="en-US" w:eastAsia="zh-CN" w:bidi="ar-SA"/>
+        </w:rPr>
+        <w:t>{% for tdd in BodyDrugNoComplexStr %}</w:t>
+      </w:r>
+      <w:r>
+        <w:rPr>
+          <w:rFonts w:hint="eastAsia" w:ascii="Times New Roman" w:hAnsi="Times New Roman" w:eastAsia="微软雅黑" w:cs="Times New Roman"/>
+          <w:b/>
+          <w:bCs w:val="0"/>
+          <w:color w:val="auto"/>
+          <w:kern w:val="0"/>
+          <w:sz w:val="24"/>
+          <w:szCs w:val="24"/>
+          <w:lang w:val="en-US" w:eastAsia="zh-CN" w:bidi="ar"/>
+        </w:rPr>
+        <w:t>{%set exon = tdd.ori_variant.split(' ')[1]%}</w:t>
+      </w:r>
+      <w:r>
+        <w:rPr>
+          <w:rFonts w:hint="default" w:ascii="Times New Roman" w:hAnsi="Times New Roman" w:eastAsia="微软雅黑" w:cs="Times New Roman"/>
+          <w:b/>
+          <w:bCs w:val="0"/>
+          <w:color w:val="00B0F0"/>
+          <w:kern w:val="0"/>
+          <w:sz w:val="24"/>
+          <w:szCs w:val="24"/>
+          <w:lang w:val="en-US" w:eastAsia="zh-CN" w:bidi="ar"/>
+        </w:rPr>
+        <w:t>{% if (tdd.gene == ‘KIT’</w:t>
+      </w:r>
+      <w:r>
+        <w:rPr>
+          <w:rFonts w:hint="eastAsia" w:ascii="Times New Roman" w:hAnsi="Times New Roman" w:eastAsia="微软雅黑" w:cs="Times New Roman"/>
+          <w:b/>
+          <w:bCs w:val="0"/>
+          <w:color w:val="00B0F0"/>
+          <w:kern w:val="0"/>
+          <w:sz w:val="24"/>
+          <w:szCs w:val="24"/>
+          <w:lang w:val="en-US" w:eastAsia="zh-CN" w:bidi="ar"/>
+        </w:rPr>
+        <w:t xml:space="preserve"> </w:t>
+      </w:r>
+      <w:r>
+        <w:rPr>
+          <w:rFonts w:hint="default" w:ascii="Times New Roman" w:hAnsi="Times New Roman" w:eastAsia="微软雅黑" w:cs="Times New Roman"/>
+          <w:b/>
+          <w:bCs w:val="0"/>
+          <w:color w:val="00B0F0"/>
+          <w:kern w:val="0"/>
+          <w:sz w:val="24"/>
+          <w:szCs w:val="24"/>
+          <w:lang w:val="en-US" w:eastAsia="zh-CN" w:bidi="ar"/>
+        </w:rPr>
+        <w:t>and (exon == ‘exon11’</w:t>
+      </w:r>
+      <w:r>
+        <w:rPr>
+          <w:rFonts w:hint="eastAsia" w:ascii="Times New Roman" w:hAnsi="Times New Roman" w:eastAsia="微软雅黑" w:cs="Times New Roman"/>
+          <w:b/>
+          <w:bCs w:val="0"/>
+          <w:color w:val="00B0F0"/>
+          <w:kern w:val="0"/>
+          <w:sz w:val="24"/>
+          <w:szCs w:val="24"/>
+          <w:lang w:val="en-US" w:eastAsia="zh-CN" w:bidi="ar"/>
+        </w:rPr>
+        <w:t xml:space="preserve"> </w:t>
+      </w:r>
+      <w:r>
+        <w:rPr>
+          <w:rFonts w:hint="default" w:ascii="Times New Roman" w:hAnsi="Times New Roman" w:eastAsia="微软雅黑" w:cs="Times New Roman"/>
+          <w:b/>
+          <w:bCs w:val="0"/>
+          <w:color w:val="00B0F0"/>
+          <w:kern w:val="0"/>
+          <w:sz w:val="24"/>
+          <w:szCs w:val="24"/>
+          <w:lang w:val="en-US" w:eastAsia="zh-CN" w:bidi="ar"/>
+        </w:rPr>
+        <w:t>or exon == ‘exon13’</w:t>
+      </w:r>
+      <w:r>
+        <w:rPr>
+          <w:rFonts w:hint="eastAsia" w:ascii="Times New Roman" w:hAnsi="Times New Roman" w:eastAsia="微软雅黑" w:cs="Times New Roman"/>
+          <w:b/>
+          <w:bCs w:val="0"/>
+          <w:color w:val="00B0F0"/>
+          <w:kern w:val="0"/>
+          <w:sz w:val="24"/>
+          <w:szCs w:val="24"/>
+          <w:lang w:val="en-US" w:eastAsia="zh-CN" w:bidi="ar"/>
+        </w:rPr>
+        <w:t xml:space="preserve"> </w:t>
+      </w:r>
+      <w:r>
+        <w:rPr>
+          <w:rFonts w:hint="default" w:ascii="Times New Roman" w:hAnsi="Times New Roman" w:eastAsia="微软雅黑" w:cs="Times New Roman"/>
+          <w:b/>
+          <w:bCs w:val="0"/>
+          <w:color w:val="00B0F0"/>
+          <w:kern w:val="0"/>
+          <w:sz w:val="24"/>
+          <w:szCs w:val="24"/>
+          <w:lang w:val="en-US" w:eastAsia="zh-CN" w:bidi="ar"/>
+        </w:rPr>
+        <w:t>or exon == ‘exon14’</w:t>
+      </w:r>
+      <w:r>
+        <w:rPr>
+          <w:rFonts w:hint="eastAsia" w:ascii="Times New Roman" w:hAnsi="Times New Roman" w:eastAsia="微软雅黑" w:cs="Times New Roman"/>
+          <w:b/>
+          <w:bCs w:val="0"/>
+          <w:color w:val="00B0F0"/>
+          <w:kern w:val="0"/>
+          <w:sz w:val="24"/>
+          <w:szCs w:val="24"/>
+          <w:lang w:val="en-US" w:eastAsia="zh-CN" w:bidi="ar"/>
+        </w:rPr>
+        <w:t xml:space="preserve"> </w:t>
+      </w:r>
+      <w:r>
+        <w:rPr>
+          <w:rFonts w:hint="default" w:ascii="Times New Roman" w:hAnsi="Times New Roman" w:eastAsia="微软雅黑" w:cs="Times New Roman"/>
+          <w:b/>
+          <w:bCs w:val="0"/>
+          <w:color w:val="00B0F0"/>
+          <w:kern w:val="0"/>
+          <w:sz w:val="24"/>
+          <w:szCs w:val="24"/>
+          <w:lang w:val="en-US" w:eastAsia="zh-CN" w:bidi="ar"/>
+        </w:rPr>
+        <w:t>or exon == ‘exon17’</w:t>
+      </w:r>
+      <w:r>
+        <w:rPr>
+          <w:rFonts w:hint="eastAsia" w:ascii="Times New Roman" w:hAnsi="Times New Roman" w:eastAsia="微软雅黑" w:cs="Times New Roman"/>
+          <w:b/>
+          <w:bCs w:val="0"/>
+          <w:color w:val="00B0F0"/>
+          <w:kern w:val="0"/>
+          <w:sz w:val="24"/>
+          <w:szCs w:val="24"/>
+          <w:lang w:val="en-US" w:eastAsia="zh-CN" w:bidi="ar"/>
+        </w:rPr>
+        <w:t xml:space="preserve"> </w:t>
+      </w:r>
+      <w:r>
+        <w:rPr>
+          <w:rFonts w:hint="default" w:ascii="Times New Roman" w:hAnsi="Times New Roman" w:eastAsia="微软雅黑" w:cs="Times New Roman"/>
+          <w:b/>
+          <w:bCs w:val="0"/>
+          <w:color w:val="00B0F0"/>
+          <w:kern w:val="0"/>
+          <w:sz w:val="24"/>
+          <w:szCs w:val="24"/>
+          <w:lang w:val="en-US" w:eastAsia="zh-CN" w:bidi="ar"/>
+        </w:rPr>
+        <w:t>or exon == ‘exon18’) ) or (tdd.gene == ‘PDGFRA’</w:t>
+      </w:r>
+      <w:r>
+        <w:rPr>
+          <w:rFonts w:hint="eastAsia" w:ascii="Times New Roman" w:hAnsi="Times New Roman" w:eastAsia="微软雅黑" w:cs="Times New Roman"/>
+          <w:b/>
+          <w:bCs w:val="0"/>
+          <w:color w:val="00B0F0"/>
+          <w:kern w:val="0"/>
+          <w:sz w:val="24"/>
+          <w:szCs w:val="24"/>
+          <w:lang w:val="en-US" w:eastAsia="zh-CN" w:bidi="ar"/>
+        </w:rPr>
+        <w:t xml:space="preserve"> </w:t>
+      </w:r>
+      <w:r>
+        <w:rPr>
+          <w:rFonts w:hint="default" w:ascii="Times New Roman" w:hAnsi="Times New Roman" w:eastAsia="微软雅黑" w:cs="Times New Roman"/>
+          <w:b/>
+          <w:bCs w:val="0"/>
+          <w:color w:val="00B0F0"/>
+          <w:kern w:val="0"/>
+          <w:sz w:val="24"/>
+          <w:szCs w:val="24"/>
+          <w:lang w:val="en-US" w:eastAsia="zh-CN" w:bidi="ar"/>
+        </w:rPr>
+        <w:t>and (exon == ‘exon12’</w:t>
+      </w:r>
+      <w:r>
+        <w:rPr>
+          <w:rFonts w:hint="eastAsia" w:ascii="Times New Roman" w:hAnsi="Times New Roman" w:eastAsia="微软雅黑" w:cs="Times New Roman"/>
+          <w:b/>
+          <w:bCs w:val="0"/>
+          <w:color w:val="00B0F0"/>
+          <w:kern w:val="0"/>
+          <w:sz w:val="24"/>
+          <w:szCs w:val="24"/>
+          <w:lang w:val="en-US" w:eastAsia="zh-CN" w:bidi="ar"/>
+        </w:rPr>
+        <w:t xml:space="preserve"> </w:t>
+      </w:r>
+      <w:r>
+        <w:rPr>
+          <w:rFonts w:hint="default" w:ascii="Times New Roman" w:hAnsi="Times New Roman" w:eastAsia="微软雅黑" w:cs="Times New Roman"/>
+          <w:b/>
+          <w:bCs w:val="0"/>
+          <w:color w:val="00B0F0"/>
+          <w:kern w:val="0"/>
+          <w:sz w:val="24"/>
+          <w:szCs w:val="24"/>
+          <w:lang w:val="en-US" w:eastAsia="zh-CN" w:bidi="ar"/>
+        </w:rPr>
+        <w:t>or exon == ‘exon14’</w:t>
+      </w:r>
+      <w:r>
+        <w:rPr>
+          <w:rFonts w:hint="eastAsia" w:ascii="Times New Roman" w:hAnsi="Times New Roman" w:eastAsia="微软雅黑" w:cs="Times New Roman"/>
+          <w:b/>
+          <w:bCs w:val="0"/>
+          <w:color w:val="00B0F0"/>
+          <w:kern w:val="0"/>
+          <w:sz w:val="24"/>
+          <w:szCs w:val="24"/>
+          <w:lang w:val="en-US" w:eastAsia="zh-CN" w:bidi="ar"/>
+        </w:rPr>
+        <w:t xml:space="preserve"> </w:t>
+      </w:r>
+      <w:r>
+        <w:rPr>
+          <w:rFonts w:hint="default" w:ascii="Times New Roman" w:hAnsi="Times New Roman" w:eastAsia="微软雅黑" w:cs="Times New Roman"/>
+          <w:b/>
+          <w:bCs w:val="0"/>
+          <w:color w:val="00B0F0"/>
+          <w:kern w:val="0"/>
+          <w:sz w:val="24"/>
+          <w:szCs w:val="24"/>
+          <w:lang w:val="en-US" w:eastAsia="zh-CN" w:bidi="ar"/>
+        </w:rPr>
+        <w:t>or exon == ‘exon18’)</w:t>
+      </w:r>
+      <w:r>
+        <w:rPr>
+          <w:rFonts w:hint="eastAsia" w:ascii="Times New Roman" w:hAnsi="Times New Roman" w:eastAsia="微软雅黑" w:cs="Times New Roman"/>
+          <w:b/>
+          <w:bCs w:val="0"/>
+          <w:color w:val="00B0F0"/>
+          <w:kern w:val="0"/>
+          <w:sz w:val="24"/>
+          <w:szCs w:val="24"/>
+          <w:lang w:val="en-US" w:eastAsia="zh-CN" w:bidi="ar"/>
+        </w:rPr>
+        <w:t xml:space="preserve"> </w:t>
+      </w:r>
+      <w:r>
+        <w:rPr>
+          <w:rFonts w:hint="default" w:ascii="Times New Roman" w:hAnsi="Times New Roman" w:eastAsia="微软雅黑" w:cs="Times New Roman"/>
+          <w:b/>
+          <w:bCs w:val="0"/>
+          <w:color w:val="00B0F0"/>
+          <w:kern w:val="0"/>
+          <w:sz w:val="24"/>
+          <w:szCs w:val="24"/>
+          <w:lang w:val="en-US" w:eastAsia="zh-CN" w:bidi="ar"/>
+        </w:rPr>
+        <w:t>)%}</w:t>
+      </w:r>
+      <w:r>
+        <w:rPr>
+          <w:rFonts w:hint="eastAsia" w:ascii="Times New Roman" w:hAnsi="Times New Roman" w:eastAsia="微软雅黑" w:cs="Times New Roman"/>
+          <w:b/>
+          <w:bCs w:val="0"/>
+          <w:color w:val="auto"/>
+          <w:sz w:val="24"/>
+          <w:szCs w:val="24"/>
+          <w:lang w:val="en-US" w:eastAsia="zh-CN" w:bidi="ar-SA"/>
+        </w:rPr>
+        <w:t xml:space="preserve">{% </w:t>
+      </w:r>
+      <w:r>
+        <w:rPr>
+          <w:rFonts w:ascii="宋体" w:hAnsi="宋体" w:eastAsia="宋体" w:cs="宋体"/>
+          <w:sz w:val="24"/>
+          <w:szCs w:val="24"/>
+        </w:rPr>
+        <w:t>set ns.show_title = true</w:t>
+      </w:r>
+      <w:r>
+        <w:rPr>
+          <w:rFonts w:hint="eastAsia" w:ascii="Times New Roman" w:hAnsi="Times New Roman" w:eastAsia="微软雅黑" w:cs="Times New Roman"/>
+          <w:b/>
+          <w:bCs w:val="0"/>
+          <w:color w:val="auto"/>
+          <w:sz w:val="24"/>
+          <w:szCs w:val="24"/>
+          <w:lang w:val="en-US" w:eastAsia="zh-CN" w:bidi="ar-SA"/>
+        </w:rPr>
+        <w:t xml:space="preserve"> %}{% endif %}{% endfor %}</w:t>
+      </w:r>
+      <w:r>
+        <w:rPr>
+          <w:rFonts w:ascii="宋体" w:hAnsi="宋体" w:eastAsia="宋体" w:cs="宋体"/>
+          <w:sz w:val="24"/>
+          <w:szCs w:val="24"/>
+        </w:rPr>
+        <w:t xml:space="preserve">{% if </w:t>
+      </w:r>
+      <w:r>
+        <w:rPr>
+          <w:rFonts w:hint="eastAsia" w:ascii="宋体" w:hAnsi="宋体" w:eastAsia="宋体" w:cs="宋体"/>
+          <w:sz w:val="24"/>
+          <w:szCs w:val="24"/>
+          <w:lang w:val="en-US" w:eastAsia="zh-CN"/>
+        </w:rPr>
+        <w:t>ns.</w:t>
+      </w:r>
+      <w:r>
+        <w:rPr>
+          <w:rFonts w:ascii="宋体" w:hAnsi="宋体" w:eastAsia="宋体" w:cs="宋体"/>
+          <w:sz w:val="24"/>
+          <w:szCs w:val="24"/>
+        </w:rPr>
+        <w:t>show_title %}</w:t>
+      </w:r>
+      <w:r>
+        <w:rPr>
           <w:color w:val="62B541"/>
           <w:sz w:val="32"/>
           <w14:shadow w14:blurRad="50800" w14:dist="38100" w14:dir="10800000" w14:sx="100000" w14:sy="100000" w14:kx="0" w14:ky="0" w14:algn="r">
@@ -2520,9 +2864,4576 @@
             </w14:srgbClr>
           </w14:shadow>
         </w:rPr>
-        <w:t>附录</w:t>
+        <w:t>基因检测结果解析</w:t>
+      </w:r>
+      <w:r>
+        <w:rPr>
+          <w:rFonts w:ascii="宋体" w:hAnsi="宋体" w:eastAsia="宋体" w:cs="宋体"/>
+          <w:sz w:val="24"/>
+          <w:szCs w:val="24"/>
+        </w:rPr>
+        <w:t xml:space="preserve"> </w:t>
+      </w:r>
+    </w:p>
+    <w:p>
+      <w:pPr>
+        <w:numPr>
+          <w:ilvl w:val="255"/>
+          <w:numId w:val="0"/>
+        </w:numPr>
+        <w:jc w:val="left"/>
+        <w:outlineLvl w:val="9"/>
+        <w:rPr>
+          <w:rFonts w:ascii="Times New Roman" w:hAnsi="Times New Roman" w:eastAsia="微软雅黑" w:cs="Times New Roman"/>
+          <w:b/>
+          <w:sz w:val="24"/>
+          <w:szCs w:val="24"/>
+          <w:lang w:eastAsia="zh-CN"/>
+        </w:rPr>
+      </w:pPr>
+      <w:r>
+        <w:rPr>
+          <w:rFonts w:hint="eastAsia" w:ascii="Times New Roman" w:hAnsi="Times New Roman" w:eastAsia="微软雅黑" w:cs="Times New Roman"/>
+          <w:b/>
+          <w:bCs w:val="0"/>
+          <w:color w:val="auto"/>
+          <w:sz w:val="24"/>
+          <w:szCs w:val="24"/>
+          <w:lang w:val="en-US" w:eastAsia="zh-CN" w:bidi="ar-SA"/>
+        </w:rPr>
+        <w:t>{% for tdd in BodyDrugNoComplexStr %}</w:t>
       </w:r>
       <w:bookmarkEnd w:id="0"/>
+      <w:r>
+        <w:rPr>
+          <w:rFonts w:hint="eastAsia" w:ascii="Times New Roman" w:hAnsi="Times New Roman" w:eastAsia="微软雅黑" w:cs="Times New Roman"/>
+          <w:b/>
+          <w:bCs w:val="0"/>
+          <w:color w:val="auto"/>
+          <w:kern w:val="0"/>
+          <w:sz w:val="24"/>
+          <w:szCs w:val="24"/>
+          <w:lang w:val="en-US" w:eastAsia="zh-CN" w:bidi="ar"/>
+        </w:rPr>
+        <w:t>{%set exon = tdd.ori_variant.split(' ')[1]%}</w:t>
+      </w:r>
+      <w:r>
+        <w:rPr>
+          <w:rFonts w:hint="default" w:ascii="Times New Roman" w:hAnsi="Times New Roman" w:eastAsia="微软雅黑" w:cs="Times New Roman"/>
+          <w:b/>
+          <w:bCs w:val="0"/>
+          <w:color w:val="00B0F0"/>
+          <w:kern w:val="0"/>
+          <w:sz w:val="24"/>
+          <w:szCs w:val="24"/>
+          <w:lang w:val="en-US" w:eastAsia="zh-CN" w:bidi="ar"/>
+        </w:rPr>
+        <w:t>{% if (tdd.gene == ‘KIT’</w:t>
+      </w:r>
+      <w:r>
+        <w:rPr>
+          <w:rFonts w:hint="eastAsia" w:ascii="Times New Roman" w:hAnsi="Times New Roman" w:eastAsia="微软雅黑" w:cs="Times New Roman"/>
+          <w:b/>
+          <w:bCs w:val="0"/>
+          <w:color w:val="00B0F0"/>
+          <w:kern w:val="0"/>
+          <w:sz w:val="24"/>
+          <w:szCs w:val="24"/>
+          <w:lang w:val="en-US" w:eastAsia="zh-CN" w:bidi="ar"/>
+        </w:rPr>
+        <w:t xml:space="preserve"> </w:t>
+      </w:r>
+      <w:r>
+        <w:rPr>
+          <w:rFonts w:hint="default" w:ascii="Times New Roman" w:hAnsi="Times New Roman" w:eastAsia="微软雅黑" w:cs="Times New Roman"/>
+          <w:b/>
+          <w:bCs w:val="0"/>
+          <w:color w:val="00B0F0"/>
+          <w:kern w:val="0"/>
+          <w:sz w:val="24"/>
+          <w:szCs w:val="24"/>
+          <w:lang w:val="en-US" w:eastAsia="zh-CN" w:bidi="ar"/>
+        </w:rPr>
+        <w:t>and (exon == ‘exon11’</w:t>
+      </w:r>
+      <w:r>
+        <w:rPr>
+          <w:rFonts w:hint="eastAsia" w:ascii="Times New Roman" w:hAnsi="Times New Roman" w:eastAsia="微软雅黑" w:cs="Times New Roman"/>
+          <w:b/>
+          <w:bCs w:val="0"/>
+          <w:color w:val="00B0F0"/>
+          <w:kern w:val="0"/>
+          <w:sz w:val="24"/>
+          <w:szCs w:val="24"/>
+          <w:lang w:val="en-US" w:eastAsia="zh-CN" w:bidi="ar"/>
+        </w:rPr>
+        <w:t xml:space="preserve"> </w:t>
+      </w:r>
+      <w:r>
+        <w:rPr>
+          <w:rFonts w:hint="default" w:ascii="Times New Roman" w:hAnsi="Times New Roman" w:eastAsia="微软雅黑" w:cs="Times New Roman"/>
+          <w:b/>
+          <w:bCs w:val="0"/>
+          <w:color w:val="00B0F0"/>
+          <w:kern w:val="0"/>
+          <w:sz w:val="24"/>
+          <w:szCs w:val="24"/>
+          <w:lang w:val="en-US" w:eastAsia="zh-CN" w:bidi="ar"/>
+        </w:rPr>
+        <w:t>or exon == ‘exon13’</w:t>
+      </w:r>
+      <w:r>
+        <w:rPr>
+          <w:rFonts w:hint="eastAsia" w:ascii="Times New Roman" w:hAnsi="Times New Roman" w:eastAsia="微软雅黑" w:cs="Times New Roman"/>
+          <w:b/>
+          <w:bCs w:val="0"/>
+          <w:color w:val="00B0F0"/>
+          <w:kern w:val="0"/>
+          <w:sz w:val="24"/>
+          <w:szCs w:val="24"/>
+          <w:lang w:val="en-US" w:eastAsia="zh-CN" w:bidi="ar"/>
+        </w:rPr>
+        <w:t xml:space="preserve"> </w:t>
+      </w:r>
+      <w:r>
+        <w:rPr>
+          <w:rFonts w:hint="default" w:ascii="Times New Roman" w:hAnsi="Times New Roman" w:eastAsia="微软雅黑" w:cs="Times New Roman"/>
+          <w:b/>
+          <w:bCs w:val="0"/>
+          <w:color w:val="00B0F0"/>
+          <w:kern w:val="0"/>
+          <w:sz w:val="24"/>
+          <w:szCs w:val="24"/>
+          <w:lang w:val="en-US" w:eastAsia="zh-CN" w:bidi="ar"/>
+        </w:rPr>
+        <w:t>or exon == ‘exon14’</w:t>
+      </w:r>
+      <w:r>
+        <w:rPr>
+          <w:rFonts w:hint="eastAsia" w:ascii="Times New Roman" w:hAnsi="Times New Roman" w:eastAsia="微软雅黑" w:cs="Times New Roman"/>
+          <w:b/>
+          <w:bCs w:val="0"/>
+          <w:color w:val="00B0F0"/>
+          <w:kern w:val="0"/>
+          <w:sz w:val="24"/>
+          <w:szCs w:val="24"/>
+          <w:lang w:val="en-US" w:eastAsia="zh-CN" w:bidi="ar"/>
+        </w:rPr>
+        <w:t xml:space="preserve"> </w:t>
+      </w:r>
+      <w:r>
+        <w:rPr>
+          <w:rFonts w:hint="default" w:ascii="Times New Roman" w:hAnsi="Times New Roman" w:eastAsia="微软雅黑" w:cs="Times New Roman"/>
+          <w:b/>
+          <w:bCs w:val="0"/>
+          <w:color w:val="00B0F0"/>
+          <w:kern w:val="0"/>
+          <w:sz w:val="24"/>
+          <w:szCs w:val="24"/>
+          <w:lang w:val="en-US" w:eastAsia="zh-CN" w:bidi="ar"/>
+        </w:rPr>
+        <w:t>or exon == ‘exon17’</w:t>
+      </w:r>
+      <w:r>
+        <w:rPr>
+          <w:rFonts w:hint="eastAsia" w:ascii="Times New Roman" w:hAnsi="Times New Roman" w:eastAsia="微软雅黑" w:cs="Times New Roman"/>
+          <w:b/>
+          <w:bCs w:val="0"/>
+          <w:color w:val="00B0F0"/>
+          <w:kern w:val="0"/>
+          <w:sz w:val="24"/>
+          <w:szCs w:val="24"/>
+          <w:lang w:val="en-US" w:eastAsia="zh-CN" w:bidi="ar"/>
+        </w:rPr>
+        <w:t xml:space="preserve"> </w:t>
+      </w:r>
+      <w:r>
+        <w:rPr>
+          <w:rFonts w:hint="default" w:ascii="Times New Roman" w:hAnsi="Times New Roman" w:eastAsia="微软雅黑" w:cs="Times New Roman"/>
+          <w:b/>
+          <w:bCs w:val="0"/>
+          <w:color w:val="00B0F0"/>
+          <w:kern w:val="0"/>
+          <w:sz w:val="24"/>
+          <w:szCs w:val="24"/>
+          <w:lang w:val="en-US" w:eastAsia="zh-CN" w:bidi="ar"/>
+        </w:rPr>
+        <w:t>or exon == ‘exon18’) ) or (tdd.gene == ‘PDGFRA’</w:t>
+      </w:r>
+      <w:r>
+        <w:rPr>
+          <w:rFonts w:hint="eastAsia" w:ascii="Times New Roman" w:hAnsi="Times New Roman" w:eastAsia="微软雅黑" w:cs="Times New Roman"/>
+          <w:b/>
+          <w:bCs w:val="0"/>
+          <w:color w:val="00B0F0"/>
+          <w:kern w:val="0"/>
+          <w:sz w:val="24"/>
+          <w:szCs w:val="24"/>
+          <w:lang w:val="en-US" w:eastAsia="zh-CN" w:bidi="ar"/>
+        </w:rPr>
+        <w:t xml:space="preserve"> </w:t>
+      </w:r>
+      <w:r>
+        <w:rPr>
+          <w:rFonts w:hint="default" w:ascii="Times New Roman" w:hAnsi="Times New Roman" w:eastAsia="微软雅黑" w:cs="Times New Roman"/>
+          <w:b/>
+          <w:bCs w:val="0"/>
+          <w:color w:val="00B0F0"/>
+          <w:kern w:val="0"/>
+          <w:sz w:val="24"/>
+          <w:szCs w:val="24"/>
+          <w:lang w:val="en-US" w:eastAsia="zh-CN" w:bidi="ar"/>
+        </w:rPr>
+        <w:t>and (exon == ‘exon12’</w:t>
+      </w:r>
+      <w:r>
+        <w:rPr>
+          <w:rFonts w:hint="eastAsia" w:ascii="Times New Roman" w:hAnsi="Times New Roman" w:eastAsia="微软雅黑" w:cs="Times New Roman"/>
+          <w:b/>
+          <w:bCs w:val="0"/>
+          <w:color w:val="00B0F0"/>
+          <w:kern w:val="0"/>
+          <w:sz w:val="24"/>
+          <w:szCs w:val="24"/>
+          <w:lang w:val="en-US" w:eastAsia="zh-CN" w:bidi="ar"/>
+        </w:rPr>
+        <w:t xml:space="preserve"> </w:t>
+      </w:r>
+      <w:r>
+        <w:rPr>
+          <w:rFonts w:hint="default" w:ascii="Times New Roman" w:hAnsi="Times New Roman" w:eastAsia="微软雅黑" w:cs="Times New Roman"/>
+          <w:b/>
+          <w:bCs w:val="0"/>
+          <w:color w:val="00B0F0"/>
+          <w:kern w:val="0"/>
+          <w:sz w:val="24"/>
+          <w:szCs w:val="24"/>
+          <w:lang w:val="en-US" w:eastAsia="zh-CN" w:bidi="ar"/>
+        </w:rPr>
+        <w:t>or exon == ‘exon14’</w:t>
+      </w:r>
+      <w:r>
+        <w:rPr>
+          <w:rFonts w:hint="eastAsia" w:ascii="Times New Roman" w:hAnsi="Times New Roman" w:eastAsia="微软雅黑" w:cs="Times New Roman"/>
+          <w:b/>
+          <w:bCs w:val="0"/>
+          <w:color w:val="00B0F0"/>
+          <w:kern w:val="0"/>
+          <w:sz w:val="24"/>
+          <w:szCs w:val="24"/>
+          <w:lang w:val="en-US" w:eastAsia="zh-CN" w:bidi="ar"/>
+        </w:rPr>
+        <w:t xml:space="preserve"> </w:t>
+      </w:r>
+      <w:r>
+        <w:rPr>
+          <w:rFonts w:hint="default" w:ascii="Times New Roman" w:hAnsi="Times New Roman" w:eastAsia="微软雅黑" w:cs="Times New Roman"/>
+          <w:b/>
+          <w:bCs w:val="0"/>
+          <w:color w:val="00B0F0"/>
+          <w:kern w:val="0"/>
+          <w:sz w:val="24"/>
+          <w:szCs w:val="24"/>
+          <w:lang w:val="en-US" w:eastAsia="zh-CN" w:bidi="ar"/>
+        </w:rPr>
+        <w:t>or exon == ‘exon18’)</w:t>
+      </w:r>
+      <w:r>
+        <w:rPr>
+          <w:rFonts w:hint="eastAsia" w:ascii="Times New Roman" w:hAnsi="Times New Roman" w:eastAsia="微软雅黑" w:cs="Times New Roman"/>
+          <w:b/>
+          <w:bCs w:val="0"/>
+          <w:color w:val="00B0F0"/>
+          <w:kern w:val="0"/>
+          <w:sz w:val="24"/>
+          <w:szCs w:val="24"/>
+          <w:lang w:val="en-US" w:eastAsia="zh-CN" w:bidi="ar"/>
+        </w:rPr>
+        <w:t xml:space="preserve"> </w:t>
+      </w:r>
+      <w:r>
+        <w:rPr>
+          <w:rFonts w:hint="default" w:ascii="Times New Roman" w:hAnsi="Times New Roman" w:eastAsia="微软雅黑" w:cs="Times New Roman"/>
+          <w:b/>
+          <w:bCs w:val="0"/>
+          <w:color w:val="00B0F0"/>
+          <w:kern w:val="0"/>
+          <w:sz w:val="24"/>
+          <w:szCs w:val="24"/>
+          <w:lang w:val="en-US" w:eastAsia="zh-CN" w:bidi="ar"/>
+        </w:rPr>
+        <w:t>)%}</w:t>
+      </w:r>
+      <w:r>
+        <w:rPr>
+          <w:rFonts w:hint="eastAsia" w:ascii="Times New Roman" w:hAnsi="Times New Roman" w:eastAsia="微软雅黑" w:cs="Times New Roman"/>
+          <w:b/>
+          <w:sz w:val="24"/>
+          <w:szCs w:val="24"/>
+          <w:lang w:eastAsia="zh-CN"/>
+        </w:rPr>
+        <w:t>{{ tdd.gene }}</w:t>
+      </w:r>
+    </w:p>
+    <w:tbl>
+      <w:tblPr>
+        <w:tblStyle w:val="7"/>
+        <w:tblpPr w:leftFromText="180" w:rightFromText="180" w:vertAnchor="text" w:tblpXSpec="center" w:tblpY="1"/>
+        <w:tblOverlap w:val="never"/>
+        <w:tblW w:w="9870" w:type="dxa"/>
+        <w:jc w:val="center"/>
+        <w:tblBorders>
+          <w:top w:val="single" w:color="45A3A7" w:sz="18" w:space="0"/>
+          <w:left w:val="none" w:color="auto" w:sz="0" w:space="0"/>
+          <w:bottom w:val="dotted" w:color="45A3A7" w:sz="4" w:space="0"/>
+          <w:right w:val="none" w:color="auto" w:sz="0" w:space="0"/>
+          <w:insideH w:val="dotted" w:color="45A3A7" w:sz="4" w:space="0"/>
+          <w:insideV w:val="dotted" w:color="45A3A7" w:sz="4" w:space="0"/>
+        </w:tblBorders>
+        <w:tblLayout w:type="fixed"/>
+        <w:tblCellMar>
+          <w:top w:w="0" w:type="dxa"/>
+          <w:left w:w="108" w:type="dxa"/>
+          <w:bottom w:w="0" w:type="dxa"/>
+          <w:right w:w="108" w:type="dxa"/>
+        </w:tblCellMar>
+      </w:tblPr>
+      <w:tblGrid>
+        <w:gridCol w:w="432"/>
+        <w:gridCol w:w="1191"/>
+        <w:gridCol w:w="8247"/>
+      </w:tblGrid>
+      <w:tr>
+        <w:tblPrEx>
+          <w:tblBorders>
+            <w:top w:val="single" w:color="45A3A7" w:sz="18" w:space="0"/>
+            <w:left w:val="none" w:color="auto" w:sz="0" w:space="0"/>
+            <w:bottom w:val="dotted" w:color="45A3A7" w:sz="4" w:space="0"/>
+            <w:right w:val="none" w:color="auto" w:sz="0" w:space="0"/>
+            <w:insideH w:val="dotted" w:color="45A3A7" w:sz="4" w:space="0"/>
+            <w:insideV w:val="dotted" w:color="45A3A7" w:sz="4" w:space="0"/>
+          </w:tblBorders>
+          <w:tblCellMar>
+            <w:top w:w="0" w:type="dxa"/>
+            <w:left w:w="108" w:type="dxa"/>
+            <w:bottom w:w="0" w:type="dxa"/>
+            <w:right w:w="108" w:type="dxa"/>
+          </w:tblCellMar>
+        </w:tblPrEx>
+        <w:trPr>
+          <w:trHeight w:val="417" w:hRule="atLeast"/>
+          <w:jc w:val="center"/>
+        </w:trPr>
+        <w:tc>
+          <w:tcPr>
+            <w:tcW w:w="1623" w:type="dxa"/>
+            <w:gridSpan w:val="2"/>
+            <w:tcBorders>
+              <w:top w:val="nil"/>
+              <w:left w:val="nil"/>
+              <w:bottom w:val="single" w:color="FFFFFF" w:themeColor="background1" w:sz="18" w:space="0"/>
+              <w:right w:val="nil"/>
+            </w:tcBorders>
+            <w:shd w:val="clear" w:color="auto" w:fill="62B541"/>
+            <w:vAlign w:val="center"/>
+          </w:tcPr>
+          <w:p>
+            <w:pPr>
+              <w:keepNext/>
+              <w:spacing w:before="26"/>
+              <w:jc w:val="center"/>
+              <w:rPr>
+                <w:rFonts w:ascii="Times New Roman" w:hAnsi="Times New Roman" w:eastAsia="微软雅黑" w:cs="Times New Roman"/>
+                <w:b/>
+                <w:color w:val="FFFFFF" w:themeColor="background1"/>
+                <w:sz w:val="18"/>
+                <w:szCs w:val="18"/>
+                <w:lang w:eastAsia="zh-CN"/>
+                <w14:textFill>
+                  <w14:solidFill>
+                    <w14:schemeClr w14:val="bg1"/>
+                  </w14:solidFill>
+                </w14:textFill>
+              </w:rPr>
+            </w:pPr>
+            <w:r>
+              <w:rPr>
+                <w:rFonts w:ascii="Times New Roman" w:hAnsi="Times New Roman" w:eastAsia="微软雅黑" w:cs="Times New Roman"/>
+                <w:b/>
+                <w:color w:val="FFFFFF" w:themeColor="background1"/>
+                <w:sz w:val="18"/>
+                <w:szCs w:val="18"/>
+                <w:lang w:eastAsia="zh-CN"/>
+                <w14:textFill>
+                  <w14:solidFill>
+                    <w14:schemeClr w14:val="bg1"/>
+                  </w14:solidFill>
+                </w14:textFill>
+              </w:rPr>
+              <w:t>突变形式</w:t>
+            </w:r>
+          </w:p>
+        </w:tc>
+        <w:tc>
+          <w:tcPr>
+            <w:tcW w:w="8247" w:type="dxa"/>
+            <w:tcBorders>
+              <w:top w:val="single" w:color="BFBFBF" w:sz="4" w:space="0"/>
+              <w:left w:val="nil"/>
+              <w:bottom w:val="single" w:color="A4A4A4" w:sz="4" w:space="0"/>
+              <w:right w:val="nil"/>
+            </w:tcBorders>
+            <w:vAlign w:val="center"/>
+          </w:tcPr>
+          <w:p>
+            <w:pPr>
+              <w:keepNext/>
+              <w:spacing w:before="26"/>
+              <w:jc w:val="center"/>
+              <w:rPr>
+                <w:rFonts w:hint="default" w:ascii="Times New Roman" w:hAnsi="Times New Roman" w:eastAsia="微软雅黑" w:cs="Times New Roman"/>
+                <w:bCs/>
+                <w:sz w:val="18"/>
+                <w:szCs w:val="18"/>
+                <w:lang w:val="en-US" w:eastAsia="zh-CN"/>
+              </w:rPr>
+            </w:pPr>
+            <w:r>
+              <w:rPr>
+                <w:rFonts w:hint="eastAsia" w:ascii="Times New Roman" w:hAnsi="Times New Roman" w:eastAsia="微软雅黑" w:cs="Times New Roman"/>
+                <w:bCs/>
+                <w:sz w:val="18"/>
+                <w:szCs w:val="18"/>
+                <w:lang w:eastAsia="zh-CN"/>
+              </w:rPr>
+              <w:t xml:space="preserve">{{ </w:t>
+            </w:r>
+            <w:r>
+              <w:rPr>
+                <w:rFonts w:hint="eastAsia" w:ascii="Times New Roman" w:hAnsi="Times New Roman" w:eastAsia="微软雅黑" w:cs="Times New Roman"/>
+                <w:bCs/>
+                <w:sz w:val="18"/>
+                <w:szCs w:val="18"/>
+                <w:lang w:val="en-US" w:eastAsia="zh-CN"/>
+              </w:rPr>
+              <w:t>tdd.ori_variant</w:t>
+            </w:r>
+            <w:r>
+              <w:rPr>
+                <w:rFonts w:hint="eastAsia" w:ascii="Times New Roman" w:hAnsi="Times New Roman" w:eastAsia="微软雅黑" w:cs="Times New Roman"/>
+                <w:bCs/>
+                <w:sz w:val="18"/>
+                <w:szCs w:val="18"/>
+                <w:lang w:eastAsia="zh-CN"/>
+              </w:rPr>
+              <w:t>.split(' ')[1] ~ '</w:t>
+            </w:r>
+            <w:r>
+              <w:rPr>
+                <w:rFonts w:hint="eastAsia" w:ascii="Times New Roman" w:hAnsi="Times New Roman" w:eastAsia="微软雅黑" w:cs="Times New Roman"/>
+                <w:bCs/>
+                <w:sz w:val="18"/>
+                <w:szCs w:val="18"/>
+                <w:lang w:val="en-US" w:eastAsia="zh-CN"/>
+              </w:rPr>
+              <w:t xml:space="preserve">   </w:t>
+            </w:r>
+            <w:r>
+              <w:rPr>
+                <w:rFonts w:hint="eastAsia" w:ascii="Times New Roman" w:hAnsi="Times New Roman" w:eastAsia="微软雅黑" w:cs="Times New Roman"/>
+                <w:bCs/>
+                <w:sz w:val="18"/>
+                <w:szCs w:val="18"/>
+                <w:lang w:eastAsia="zh-CN"/>
+              </w:rPr>
+              <w:t xml:space="preserve"> ' ~ </w:t>
+            </w:r>
+            <w:r>
+              <w:rPr>
+                <w:rFonts w:hint="eastAsia" w:ascii="Times New Roman" w:hAnsi="Times New Roman" w:eastAsia="微软雅黑" w:cs="Times New Roman"/>
+                <w:bCs/>
+                <w:sz w:val="18"/>
+                <w:szCs w:val="18"/>
+                <w:lang w:val="en-US" w:eastAsia="zh-CN"/>
+              </w:rPr>
+              <w:t>tdd.ori_variant</w:t>
+            </w:r>
+            <w:r>
+              <w:rPr>
+                <w:rFonts w:hint="eastAsia" w:ascii="Times New Roman" w:hAnsi="Times New Roman" w:eastAsia="微软雅黑" w:cs="Times New Roman"/>
+                <w:bCs/>
+                <w:sz w:val="18"/>
+                <w:szCs w:val="18"/>
+                <w:lang w:eastAsia="zh-CN"/>
+              </w:rPr>
+              <w:t>.split(' ')[3].split('p.')[1] }}</w:t>
+            </w:r>
+          </w:p>
+        </w:tc>
+      </w:tr>
+      <w:tr>
+        <w:tblPrEx>
+          <w:tblBorders>
+            <w:top w:val="single" w:color="45A3A7" w:sz="18" w:space="0"/>
+            <w:left w:val="none" w:color="auto" w:sz="0" w:space="0"/>
+            <w:bottom w:val="dotted" w:color="45A3A7" w:sz="4" w:space="0"/>
+            <w:right w:val="none" w:color="auto" w:sz="0" w:space="0"/>
+            <w:insideH w:val="dotted" w:color="45A3A7" w:sz="4" w:space="0"/>
+            <w:insideV w:val="dotted" w:color="45A3A7" w:sz="4" w:space="0"/>
+          </w:tblBorders>
+          <w:tblCellMar>
+            <w:top w:w="0" w:type="dxa"/>
+            <w:left w:w="108" w:type="dxa"/>
+            <w:bottom w:w="0" w:type="dxa"/>
+            <w:right w:w="108" w:type="dxa"/>
+          </w:tblCellMar>
+        </w:tblPrEx>
+        <w:trPr>
+          <w:trHeight w:val="474" w:hRule="atLeast"/>
+          <w:jc w:val="center"/>
+        </w:trPr>
+        <w:tc>
+          <w:tcPr>
+            <w:tcW w:w="432" w:type="dxa"/>
+            <w:vMerge w:val="restart"/>
+            <w:tcBorders>
+              <w:top w:val="single" w:color="FFFFFF" w:themeColor="background1" w:sz="18" w:space="0"/>
+              <w:left w:val="nil"/>
+              <w:bottom w:val="single" w:color="FFFFFF" w:themeColor="background1" w:sz="18" w:space="0"/>
+              <w:right w:val="single" w:color="FFFFFF" w:themeColor="background1" w:sz="18" w:space="0"/>
+            </w:tcBorders>
+            <w:shd w:val="clear" w:color="auto" w:fill="62B541"/>
+            <w:vAlign w:val="center"/>
+          </w:tcPr>
+          <w:p>
+            <w:pPr>
+              <w:spacing w:before="1" w:line="250" w:lineRule="auto"/>
+              <w:jc w:val="center"/>
+              <w:rPr>
+                <w:rFonts w:ascii="Times New Roman" w:hAnsi="Times New Roman" w:eastAsia="微软雅黑" w:cs="Times New Roman"/>
+                <w:sz w:val="18"/>
+                <w:szCs w:val="18"/>
+                <w:lang w:eastAsia="zh-CN"/>
+              </w:rPr>
+            </w:pPr>
+            <w:bookmarkStart w:id="11" w:name="_GoBack"/>
+            <w:bookmarkEnd w:id="11"/>
+            <w:r>
+              <w:rPr>
+                <w:rFonts w:ascii="Times New Roman" w:hAnsi="Times New Roman" w:eastAsia="微软雅黑" w:cs="Times New Roman"/>
+                <w:b/>
+                <w:color w:val="FFFFFF" w:themeColor="background1"/>
+                <w:sz w:val="18"/>
+                <w:szCs w:val="18"/>
+                <w:lang w:eastAsia="zh-CN"/>
+                <w14:textFill>
+                  <w14:solidFill>
+                    <w14:schemeClr w14:val="bg1"/>
+                  </w14:solidFill>
+                </w14:textFill>
+              </w:rPr>
+              <w:t>潜在获益药物</w:t>
+            </w:r>
+          </w:p>
+        </w:tc>
+        <w:tc>
+          <w:tcPr>
+            <w:tcW w:w="1191" w:type="dxa"/>
+            <w:tcBorders>
+              <w:top w:val="single" w:color="FFFFFF" w:themeColor="background1" w:sz="18" w:space="0"/>
+              <w:left w:val="single" w:color="FFFFFF" w:themeColor="background1" w:sz="18" w:space="0"/>
+              <w:bottom w:val="single" w:color="FFFFFF" w:themeColor="background1" w:sz="18" w:space="0"/>
+              <w:right w:val="nil"/>
+            </w:tcBorders>
+            <w:shd w:val="clear" w:color="auto" w:fill="62B541"/>
+            <w:vAlign w:val="center"/>
+          </w:tcPr>
+          <w:p>
+            <w:pPr>
+              <w:spacing w:before="1" w:line="250" w:lineRule="auto"/>
+              <w:jc w:val="center"/>
+              <w:rPr>
+                <w:rFonts w:ascii="Times New Roman" w:hAnsi="Times New Roman" w:eastAsia="微软雅黑" w:cs="Times New Roman"/>
+                <w:b/>
+                <w:color w:val="FFFFFF" w:themeColor="background1"/>
+                <w:sz w:val="18"/>
+                <w:szCs w:val="18"/>
+                <w:lang w:eastAsia="zh-CN"/>
+                <w14:textFill>
+                  <w14:solidFill>
+                    <w14:schemeClr w14:val="bg1"/>
+                  </w14:solidFill>
+                </w14:textFill>
+              </w:rPr>
+            </w:pPr>
+            <w:r>
+              <w:rPr>
+                <w:rFonts w:ascii="Times New Roman" w:hAnsi="Times New Roman" w:eastAsia="微软雅黑" w:cs="Times New Roman"/>
+                <w:b/>
+                <w:color w:val="FFFFFF" w:themeColor="background1"/>
+                <w:sz w:val="18"/>
+                <w:szCs w:val="18"/>
+                <w:lang w:eastAsia="zh-CN"/>
+                <w14:textFill>
+                  <w14:solidFill>
+                    <w14:schemeClr w14:val="bg1"/>
+                  </w14:solidFill>
+                </w14:textFill>
+              </w:rPr>
+              <w:t>A级</w:t>
+            </w:r>
+          </w:p>
+        </w:tc>
+        <w:tc>
+          <w:tcPr>
+            <w:tcW w:w="8247" w:type="dxa"/>
+            <w:tcBorders>
+              <w:top w:val="single" w:color="A4A4A4" w:sz="4" w:space="0"/>
+              <w:left w:val="nil"/>
+              <w:bottom w:val="single" w:color="A4A4A4" w:sz="4" w:space="0"/>
+              <w:right w:val="nil"/>
+            </w:tcBorders>
+            <w:shd w:val="clear" w:color="auto" w:fill="auto"/>
+            <w:vAlign w:val="center"/>
+          </w:tcPr>
+          <w:p>
+            <w:pPr>
+              <w:spacing w:before="1" w:line="250" w:lineRule="auto"/>
+              <w:jc w:val="center"/>
+              <w:rPr>
+                <w:rFonts w:ascii="Times New Roman" w:hAnsi="Times New Roman" w:eastAsia="微软雅黑" w:cs="Times New Roman"/>
+                <w:b/>
+                <w:color w:val="FFFFFF" w:themeColor="background1"/>
+                <w:sz w:val="18"/>
+                <w:szCs w:val="18"/>
+                <w:lang w:eastAsia="zh-CN"/>
+                <w14:textFill>
+                  <w14:solidFill>
+                    <w14:schemeClr w14:val="bg1"/>
+                  </w14:solidFill>
+                </w14:textFill>
+              </w:rPr>
+            </w:pPr>
+            <w:r>
+              <w:rPr>
+                <w:rFonts w:ascii="Times New Roman" w:hAnsi="Times New Roman" w:eastAsia="微软雅黑" w:cs="Times New Roman"/>
+                <w:sz w:val="18"/>
+                <w:szCs w:val="18"/>
+                <w:lang w:eastAsia="zh-CN"/>
+              </w:rPr>
+              <w:t>{% if tdd.drugaStr == [] %}无{% else%}{% for d in tdd.drugaStr %}{%if loop.last%}</w:t>
+            </w:r>
+            <w:r>
+              <w:rPr>
+                <w:rFonts w:hint="eastAsia" w:ascii="Times New Roman" w:hAnsi="Times New Roman" w:eastAsia="微软雅黑" w:cs="Times New Roman"/>
+                <w:sz w:val="18"/>
+                <w:szCs w:val="18"/>
+                <w:lang w:eastAsia="zh-CN"/>
+              </w:rPr>
+              <w:t>{{ d.nameLevel }}</w:t>
+            </w:r>
+            <w:r>
+              <w:rPr>
+                <w:rFonts w:ascii="Times New Roman" w:hAnsi="Times New Roman" w:eastAsia="微软雅黑" w:cs="Times New Roman"/>
+                <w:sz w:val="18"/>
+                <w:szCs w:val="18"/>
+                <w:lang w:eastAsia="zh-CN"/>
+              </w:rPr>
+              <w:t>{%else%}</w:t>
+            </w:r>
+            <w:r>
+              <w:rPr>
+                <w:rFonts w:hint="eastAsia" w:ascii="Times New Roman" w:hAnsi="Times New Roman" w:eastAsia="微软雅黑" w:cs="Times New Roman"/>
+                <w:sz w:val="18"/>
+                <w:szCs w:val="18"/>
+                <w:lang w:eastAsia="zh-CN"/>
+              </w:rPr>
+              <w:t>{{ d.nameLevel }}</w:t>
+            </w:r>
+            <w:r>
+              <w:rPr>
+                <w:rFonts w:ascii="Times New Roman" w:hAnsi="Times New Roman" w:eastAsia="微软雅黑" w:cs="Times New Roman"/>
+                <w:sz w:val="18"/>
+                <w:szCs w:val="18"/>
+                <w:lang w:eastAsia="zh-CN"/>
+              </w:rPr>
+              <w:t>，{%endif%}{% endfor %}{% endif%}</w:t>
+            </w:r>
+          </w:p>
+        </w:tc>
+      </w:tr>
+      <w:tr>
+        <w:tblPrEx>
+          <w:tblBorders>
+            <w:top w:val="single" w:color="45A3A7" w:sz="18" w:space="0"/>
+            <w:left w:val="none" w:color="auto" w:sz="0" w:space="0"/>
+            <w:bottom w:val="dotted" w:color="45A3A7" w:sz="4" w:space="0"/>
+            <w:right w:val="none" w:color="auto" w:sz="0" w:space="0"/>
+            <w:insideH w:val="dotted" w:color="45A3A7" w:sz="4" w:space="0"/>
+            <w:insideV w:val="dotted" w:color="45A3A7" w:sz="4" w:space="0"/>
+          </w:tblBorders>
+          <w:tblCellMar>
+            <w:top w:w="0" w:type="dxa"/>
+            <w:left w:w="108" w:type="dxa"/>
+            <w:bottom w:w="0" w:type="dxa"/>
+            <w:right w:w="108" w:type="dxa"/>
+          </w:tblCellMar>
+        </w:tblPrEx>
+        <w:trPr>
+          <w:trHeight w:val="474" w:hRule="atLeast"/>
+          <w:jc w:val="center"/>
+        </w:trPr>
+        <w:tc>
+          <w:tcPr>
+            <w:tcW w:w="432" w:type="dxa"/>
+            <w:vMerge w:val="continue"/>
+            <w:tcBorders>
+              <w:top w:val="single" w:color="FFFFFF" w:themeColor="background1" w:sz="18" w:space="0"/>
+              <w:left w:val="nil"/>
+              <w:bottom w:val="single" w:color="FFFFFF" w:themeColor="background1" w:sz="18" w:space="0"/>
+              <w:right w:val="single" w:color="FFFFFF" w:themeColor="background1" w:sz="18" w:space="0"/>
+            </w:tcBorders>
+            <w:shd w:val="clear" w:color="auto" w:fill="62B541"/>
+            <w:vAlign w:val="center"/>
+          </w:tcPr>
+          <w:p>
+            <w:pPr>
+              <w:spacing w:before="1" w:line="250" w:lineRule="auto"/>
+              <w:jc w:val="center"/>
+              <w:rPr>
+                <w:rFonts w:ascii="Times New Roman" w:hAnsi="Times New Roman" w:eastAsia="微软雅黑" w:cs="Times New Roman"/>
+                <w:b/>
+                <w:color w:val="FFFFFF" w:themeColor="background1"/>
+                <w:sz w:val="18"/>
+                <w:szCs w:val="18"/>
+                <w:lang w:eastAsia="zh-CN"/>
+                <w14:textFill>
+                  <w14:solidFill>
+                    <w14:schemeClr w14:val="bg1"/>
+                  </w14:solidFill>
+                </w14:textFill>
+              </w:rPr>
+            </w:pPr>
+          </w:p>
+        </w:tc>
+        <w:tc>
+          <w:tcPr>
+            <w:tcW w:w="1191" w:type="dxa"/>
+            <w:tcBorders>
+              <w:top w:val="single" w:color="FFFFFF" w:themeColor="background1" w:sz="18" w:space="0"/>
+              <w:left w:val="single" w:color="FFFFFF" w:themeColor="background1" w:sz="18" w:space="0"/>
+              <w:bottom w:val="single" w:color="FFFFFF" w:themeColor="background1" w:sz="18" w:space="0"/>
+              <w:right w:val="nil"/>
+            </w:tcBorders>
+            <w:shd w:val="clear" w:color="auto" w:fill="62B541"/>
+            <w:vAlign w:val="center"/>
+          </w:tcPr>
+          <w:p>
+            <w:pPr>
+              <w:spacing w:before="1" w:line="250" w:lineRule="auto"/>
+              <w:jc w:val="center"/>
+              <w:rPr>
+                <w:rFonts w:ascii="Times New Roman" w:hAnsi="Times New Roman" w:eastAsia="微软雅黑" w:cs="Times New Roman"/>
+                <w:b/>
+                <w:color w:val="FFFFFF" w:themeColor="background1"/>
+                <w:sz w:val="18"/>
+                <w:szCs w:val="18"/>
+                <w:lang w:eastAsia="zh-CN"/>
+                <w14:textFill>
+                  <w14:solidFill>
+                    <w14:schemeClr w14:val="bg1"/>
+                  </w14:solidFill>
+                </w14:textFill>
+              </w:rPr>
+            </w:pPr>
+            <w:r>
+              <w:rPr>
+                <w:rFonts w:ascii="Times New Roman" w:hAnsi="Times New Roman" w:eastAsia="微软雅黑" w:cs="Times New Roman"/>
+                <w:b/>
+                <w:color w:val="FFFFFF" w:themeColor="background1"/>
+                <w:sz w:val="18"/>
+                <w:szCs w:val="18"/>
+                <w:lang w:eastAsia="zh-CN"/>
+                <w14:textFill>
+                  <w14:solidFill>
+                    <w14:schemeClr w14:val="bg1"/>
+                  </w14:solidFill>
+                </w14:textFill>
+              </w:rPr>
+              <w:t>B级</w:t>
+            </w:r>
+          </w:p>
+        </w:tc>
+        <w:tc>
+          <w:tcPr>
+            <w:tcW w:w="8247" w:type="dxa"/>
+            <w:tcBorders>
+              <w:top w:val="single" w:color="A4A4A4" w:sz="4" w:space="0"/>
+              <w:left w:val="nil"/>
+              <w:bottom w:val="single" w:color="A4A4A4" w:sz="4" w:space="0"/>
+              <w:right w:val="nil"/>
+            </w:tcBorders>
+            <w:shd w:val="clear" w:color="auto" w:fill="auto"/>
+            <w:vAlign w:val="center"/>
+          </w:tcPr>
+          <w:p>
+            <w:pPr>
+              <w:keepNext/>
+              <w:spacing w:before="26"/>
+              <w:jc w:val="center"/>
+              <w:rPr>
+                <w:rFonts w:ascii="Times New Roman" w:hAnsi="Times New Roman" w:eastAsia="微软雅黑" w:cs="Times New Roman"/>
+                <w:b/>
+                <w:color w:val="FFFFFF" w:themeColor="background1"/>
+                <w:sz w:val="18"/>
+                <w:szCs w:val="18"/>
+                <w:lang w:eastAsia="zh-CN"/>
+                <w14:textFill>
+                  <w14:solidFill>
+                    <w14:schemeClr w14:val="bg1"/>
+                  </w14:solidFill>
+                </w14:textFill>
+              </w:rPr>
+            </w:pPr>
+            <w:r>
+              <w:rPr>
+                <w:rFonts w:ascii="Times New Roman" w:hAnsi="Times New Roman" w:eastAsia="微软雅黑" w:cs="Times New Roman"/>
+                <w:sz w:val="18"/>
+                <w:szCs w:val="18"/>
+                <w:lang w:eastAsia="zh-CN"/>
+              </w:rPr>
+              <w:t>{% if tdd.drugbStr == [] %}无{% else%}{% for d in tdd.drugbStr %}{%if loop.last%}</w:t>
+            </w:r>
+            <w:r>
+              <w:rPr>
+                <w:rFonts w:hint="eastAsia" w:ascii="Times New Roman" w:hAnsi="Times New Roman" w:eastAsia="微软雅黑" w:cs="Times New Roman"/>
+                <w:sz w:val="18"/>
+                <w:szCs w:val="18"/>
+                <w:lang w:eastAsia="zh-CN"/>
+              </w:rPr>
+              <w:t>{{ d.nameLevel }}</w:t>
+            </w:r>
+            <w:r>
+              <w:rPr>
+                <w:rFonts w:ascii="Times New Roman" w:hAnsi="Times New Roman" w:eastAsia="微软雅黑" w:cs="Times New Roman"/>
+                <w:sz w:val="18"/>
+                <w:szCs w:val="18"/>
+                <w:lang w:eastAsia="zh-CN"/>
+              </w:rPr>
+              <w:t>{%else%}</w:t>
+            </w:r>
+            <w:r>
+              <w:rPr>
+                <w:rFonts w:hint="eastAsia" w:ascii="Times New Roman" w:hAnsi="Times New Roman" w:eastAsia="微软雅黑" w:cs="Times New Roman"/>
+                <w:sz w:val="18"/>
+                <w:szCs w:val="18"/>
+                <w:lang w:eastAsia="zh-CN"/>
+              </w:rPr>
+              <w:t>{{ d.nameLevel }}</w:t>
+            </w:r>
+            <w:r>
+              <w:rPr>
+                <w:rFonts w:ascii="Times New Roman" w:hAnsi="Times New Roman" w:eastAsia="微软雅黑" w:cs="Times New Roman"/>
+                <w:sz w:val="18"/>
+                <w:szCs w:val="18"/>
+                <w:lang w:eastAsia="zh-CN"/>
+              </w:rPr>
+              <w:t>，{%endif%}{% endfor %}{% endif%}</w:t>
+            </w:r>
+          </w:p>
+        </w:tc>
+      </w:tr>
+      <w:tr>
+        <w:tblPrEx>
+          <w:tblBorders>
+            <w:top w:val="single" w:color="45A3A7" w:sz="18" w:space="0"/>
+            <w:left w:val="none" w:color="auto" w:sz="0" w:space="0"/>
+            <w:bottom w:val="dotted" w:color="45A3A7" w:sz="4" w:space="0"/>
+            <w:right w:val="none" w:color="auto" w:sz="0" w:space="0"/>
+            <w:insideH w:val="dotted" w:color="45A3A7" w:sz="4" w:space="0"/>
+            <w:insideV w:val="dotted" w:color="45A3A7" w:sz="4" w:space="0"/>
+          </w:tblBorders>
+          <w:tblCellMar>
+            <w:top w:w="0" w:type="dxa"/>
+            <w:left w:w="108" w:type="dxa"/>
+            <w:bottom w:w="0" w:type="dxa"/>
+            <w:right w:w="108" w:type="dxa"/>
+          </w:tblCellMar>
+        </w:tblPrEx>
+        <w:trPr>
+          <w:trHeight w:val="474" w:hRule="atLeast"/>
+          <w:jc w:val="center"/>
+        </w:trPr>
+        <w:tc>
+          <w:tcPr>
+            <w:tcW w:w="432" w:type="dxa"/>
+            <w:vMerge w:val="continue"/>
+            <w:tcBorders>
+              <w:top w:val="single" w:color="FFFFFF" w:themeColor="background1" w:sz="18" w:space="0"/>
+              <w:left w:val="nil"/>
+              <w:bottom w:val="single" w:color="FFFFFF" w:themeColor="background1" w:sz="18" w:space="0"/>
+              <w:right w:val="single" w:color="FFFFFF" w:themeColor="background1" w:sz="18" w:space="0"/>
+            </w:tcBorders>
+            <w:shd w:val="clear" w:color="auto" w:fill="62B541"/>
+            <w:vAlign w:val="center"/>
+          </w:tcPr>
+          <w:p>
+            <w:pPr>
+              <w:spacing w:before="1" w:line="250" w:lineRule="auto"/>
+              <w:jc w:val="center"/>
+              <w:rPr>
+                <w:rFonts w:ascii="Times New Roman" w:hAnsi="Times New Roman" w:eastAsia="微软雅黑" w:cs="Times New Roman"/>
+                <w:b/>
+                <w:color w:val="FFFFFF" w:themeColor="background1"/>
+                <w:sz w:val="18"/>
+                <w:szCs w:val="18"/>
+                <w:lang w:eastAsia="zh-CN"/>
+                <w14:textFill>
+                  <w14:solidFill>
+                    <w14:schemeClr w14:val="bg1"/>
+                  </w14:solidFill>
+                </w14:textFill>
+              </w:rPr>
+            </w:pPr>
+          </w:p>
+        </w:tc>
+        <w:tc>
+          <w:tcPr>
+            <w:tcW w:w="1191" w:type="dxa"/>
+            <w:tcBorders>
+              <w:top w:val="single" w:color="FFFFFF" w:themeColor="background1" w:sz="18" w:space="0"/>
+              <w:left w:val="single" w:color="FFFFFF" w:themeColor="background1" w:sz="18" w:space="0"/>
+              <w:bottom w:val="single" w:color="FFFFFF" w:themeColor="background1" w:sz="18" w:space="0"/>
+              <w:right w:val="nil"/>
+            </w:tcBorders>
+            <w:shd w:val="clear" w:color="auto" w:fill="62B541"/>
+            <w:vAlign w:val="center"/>
+          </w:tcPr>
+          <w:p>
+            <w:pPr>
+              <w:spacing w:before="1" w:line="250" w:lineRule="auto"/>
+              <w:jc w:val="center"/>
+              <w:rPr>
+                <w:rFonts w:ascii="Times New Roman" w:hAnsi="Times New Roman" w:eastAsia="微软雅黑" w:cs="Times New Roman"/>
+                <w:b/>
+                <w:color w:val="FFFFFF" w:themeColor="background1"/>
+                <w:sz w:val="18"/>
+                <w:szCs w:val="18"/>
+                <w:lang w:eastAsia="zh-CN"/>
+                <w14:textFill>
+                  <w14:solidFill>
+                    <w14:schemeClr w14:val="bg1"/>
+                  </w14:solidFill>
+                </w14:textFill>
+              </w:rPr>
+            </w:pPr>
+            <w:r>
+              <w:rPr>
+                <w:rFonts w:ascii="Times New Roman" w:hAnsi="Times New Roman" w:eastAsia="微软雅黑" w:cs="Times New Roman"/>
+                <w:b/>
+                <w:color w:val="FFFFFF" w:themeColor="background1"/>
+                <w:sz w:val="18"/>
+                <w:szCs w:val="18"/>
+                <w:lang w:eastAsia="zh-CN"/>
+                <w14:textFill>
+                  <w14:solidFill>
+                    <w14:schemeClr w14:val="bg1"/>
+                  </w14:solidFill>
+                </w14:textFill>
+              </w:rPr>
+              <w:t>C级</w:t>
+            </w:r>
+          </w:p>
+        </w:tc>
+        <w:tc>
+          <w:tcPr>
+            <w:tcW w:w="8247" w:type="dxa"/>
+            <w:tcBorders>
+              <w:top w:val="single" w:color="A4A4A4" w:sz="4" w:space="0"/>
+              <w:left w:val="nil"/>
+              <w:bottom w:val="single" w:color="A4A4A4" w:sz="4" w:space="0"/>
+              <w:right w:val="nil"/>
+            </w:tcBorders>
+            <w:shd w:val="clear" w:color="auto" w:fill="auto"/>
+            <w:vAlign w:val="center"/>
+          </w:tcPr>
+          <w:p>
+            <w:pPr>
+              <w:keepNext/>
+              <w:spacing w:before="26"/>
+              <w:jc w:val="center"/>
+              <w:rPr>
+                <w:rFonts w:ascii="Times New Roman" w:hAnsi="Times New Roman" w:eastAsia="微软雅黑" w:cs="Times New Roman"/>
+                <w:b/>
+                <w:color w:val="FFFFFF" w:themeColor="background1"/>
+                <w:sz w:val="18"/>
+                <w:szCs w:val="18"/>
+                <w:lang w:eastAsia="zh-CN"/>
+                <w14:textFill>
+                  <w14:solidFill>
+                    <w14:schemeClr w14:val="bg1"/>
+                  </w14:solidFill>
+                </w14:textFill>
+              </w:rPr>
+            </w:pPr>
+            <w:r>
+              <w:rPr>
+                <w:rFonts w:ascii="Times New Roman" w:hAnsi="Times New Roman" w:eastAsia="微软雅黑" w:cs="Times New Roman"/>
+                <w:sz w:val="18"/>
+                <w:szCs w:val="18"/>
+                <w:lang w:eastAsia="zh-CN"/>
+              </w:rPr>
+              <w:t>{% if tdd.drugcStr == [] %}无{% else%}{% for d in tdd.drugcStr %}{%if loop.last%}</w:t>
+            </w:r>
+            <w:r>
+              <w:rPr>
+                <w:rFonts w:hint="eastAsia" w:ascii="Times New Roman" w:hAnsi="Times New Roman" w:eastAsia="微软雅黑" w:cs="Times New Roman"/>
+                <w:sz w:val="18"/>
+                <w:szCs w:val="18"/>
+                <w:lang w:eastAsia="zh-CN"/>
+              </w:rPr>
+              <w:t>{{ d.nameLevel }}</w:t>
+            </w:r>
+            <w:r>
+              <w:rPr>
+                <w:rFonts w:ascii="Times New Roman" w:hAnsi="Times New Roman" w:eastAsia="微软雅黑" w:cs="Times New Roman"/>
+                <w:sz w:val="18"/>
+                <w:szCs w:val="18"/>
+                <w:lang w:eastAsia="zh-CN"/>
+              </w:rPr>
+              <w:t>{%else%}</w:t>
+            </w:r>
+            <w:r>
+              <w:rPr>
+                <w:rFonts w:hint="eastAsia" w:ascii="Times New Roman" w:hAnsi="Times New Roman" w:eastAsia="微软雅黑" w:cs="Times New Roman"/>
+                <w:sz w:val="18"/>
+                <w:szCs w:val="18"/>
+                <w:lang w:eastAsia="zh-CN"/>
+              </w:rPr>
+              <w:t>{{ d.nameLevel }}</w:t>
+            </w:r>
+            <w:r>
+              <w:rPr>
+                <w:rFonts w:ascii="Times New Roman" w:hAnsi="Times New Roman" w:eastAsia="微软雅黑" w:cs="Times New Roman"/>
+                <w:sz w:val="18"/>
+                <w:szCs w:val="18"/>
+                <w:lang w:eastAsia="zh-CN"/>
+              </w:rPr>
+              <w:t>，{%endif%}{% endfor %}{% endif%}</w:t>
+            </w:r>
+          </w:p>
+        </w:tc>
+      </w:tr>
+      <w:tr>
+        <w:tblPrEx>
+          <w:tblBorders>
+            <w:top w:val="single" w:color="45A3A7" w:sz="18" w:space="0"/>
+            <w:left w:val="none" w:color="auto" w:sz="0" w:space="0"/>
+            <w:bottom w:val="dotted" w:color="45A3A7" w:sz="4" w:space="0"/>
+            <w:right w:val="none" w:color="auto" w:sz="0" w:space="0"/>
+            <w:insideH w:val="dotted" w:color="45A3A7" w:sz="4" w:space="0"/>
+            <w:insideV w:val="dotted" w:color="45A3A7" w:sz="4" w:space="0"/>
+          </w:tblBorders>
+          <w:tblCellMar>
+            <w:top w:w="0" w:type="dxa"/>
+            <w:left w:w="108" w:type="dxa"/>
+            <w:bottom w:w="0" w:type="dxa"/>
+            <w:right w:w="108" w:type="dxa"/>
+          </w:tblCellMar>
+        </w:tblPrEx>
+        <w:trPr>
+          <w:trHeight w:val="474" w:hRule="atLeast"/>
+          <w:jc w:val="center"/>
+        </w:trPr>
+        <w:tc>
+          <w:tcPr>
+            <w:tcW w:w="432" w:type="dxa"/>
+            <w:vMerge w:val="continue"/>
+            <w:tcBorders>
+              <w:top w:val="single" w:color="FFFFFF" w:themeColor="background1" w:sz="18" w:space="0"/>
+              <w:left w:val="nil"/>
+              <w:bottom w:val="single" w:color="FFFFFF" w:themeColor="background1" w:sz="18" w:space="0"/>
+              <w:right w:val="single" w:color="FFFFFF" w:themeColor="background1" w:sz="18" w:space="0"/>
+            </w:tcBorders>
+            <w:shd w:val="clear" w:color="auto" w:fill="62B541"/>
+            <w:vAlign w:val="center"/>
+          </w:tcPr>
+          <w:p>
+            <w:pPr>
+              <w:spacing w:before="1" w:line="250" w:lineRule="auto"/>
+              <w:jc w:val="center"/>
+              <w:rPr>
+                <w:rFonts w:ascii="Times New Roman" w:hAnsi="Times New Roman" w:eastAsia="微软雅黑" w:cs="Times New Roman"/>
+                <w:b/>
+                <w:color w:val="FFFFFF" w:themeColor="background1"/>
+                <w:sz w:val="18"/>
+                <w:szCs w:val="18"/>
+                <w:lang w:eastAsia="zh-CN"/>
+                <w14:textFill>
+                  <w14:solidFill>
+                    <w14:schemeClr w14:val="bg1"/>
+                  </w14:solidFill>
+                </w14:textFill>
+              </w:rPr>
+            </w:pPr>
+          </w:p>
+        </w:tc>
+        <w:tc>
+          <w:tcPr>
+            <w:tcW w:w="1191" w:type="dxa"/>
+            <w:tcBorders>
+              <w:top w:val="single" w:color="FFFFFF" w:themeColor="background1" w:sz="18" w:space="0"/>
+              <w:left w:val="single" w:color="FFFFFF" w:themeColor="background1" w:sz="18" w:space="0"/>
+              <w:bottom w:val="single" w:color="FFFFFF" w:themeColor="background1" w:sz="18" w:space="0"/>
+              <w:right w:val="nil"/>
+            </w:tcBorders>
+            <w:shd w:val="clear" w:color="auto" w:fill="62B541"/>
+            <w:vAlign w:val="center"/>
+          </w:tcPr>
+          <w:p>
+            <w:pPr>
+              <w:spacing w:before="1" w:line="250" w:lineRule="auto"/>
+              <w:jc w:val="center"/>
+              <w:rPr>
+                <w:rFonts w:ascii="Times New Roman" w:hAnsi="Times New Roman" w:eastAsia="微软雅黑" w:cs="Times New Roman"/>
+                <w:b/>
+                <w:color w:val="FFFFFF" w:themeColor="background1"/>
+                <w:sz w:val="18"/>
+                <w:szCs w:val="18"/>
+                <w:lang w:eastAsia="zh-CN"/>
+                <w14:textFill>
+                  <w14:solidFill>
+                    <w14:schemeClr w14:val="bg1"/>
+                  </w14:solidFill>
+                </w14:textFill>
+              </w:rPr>
+            </w:pPr>
+            <w:r>
+              <w:rPr>
+                <w:rFonts w:hint="eastAsia" w:ascii="Times New Roman" w:hAnsi="Times New Roman" w:eastAsia="微软雅黑" w:cs="Times New Roman"/>
+                <w:b/>
+                <w:color w:val="FFFFFF" w:themeColor="background1"/>
+                <w:sz w:val="18"/>
+                <w:szCs w:val="18"/>
+                <w:lang w:eastAsia="zh-CN"/>
+                <w14:textFill>
+                  <w14:solidFill>
+                    <w14:schemeClr w14:val="bg1"/>
+                  </w14:solidFill>
+                </w14:textFill>
+              </w:rPr>
+              <w:t>D</w:t>
+            </w:r>
+            <w:r>
+              <w:rPr>
+                <w:rFonts w:ascii="Times New Roman" w:hAnsi="Times New Roman" w:eastAsia="微软雅黑" w:cs="Times New Roman"/>
+                <w:b/>
+                <w:color w:val="FFFFFF" w:themeColor="background1"/>
+                <w:sz w:val="18"/>
+                <w:szCs w:val="18"/>
+                <w:lang w:eastAsia="zh-CN"/>
+                <w14:textFill>
+                  <w14:solidFill>
+                    <w14:schemeClr w14:val="bg1"/>
+                  </w14:solidFill>
+                </w14:textFill>
+              </w:rPr>
+              <w:t>级</w:t>
+            </w:r>
+          </w:p>
+        </w:tc>
+        <w:tc>
+          <w:tcPr>
+            <w:tcW w:w="8247" w:type="dxa"/>
+            <w:tcBorders>
+              <w:top w:val="single" w:color="A4A4A4" w:sz="4" w:space="0"/>
+              <w:left w:val="nil"/>
+              <w:bottom w:val="single" w:color="A4A4A4" w:sz="4" w:space="0"/>
+              <w:right w:val="nil"/>
+            </w:tcBorders>
+            <w:shd w:val="clear" w:color="auto" w:fill="auto"/>
+            <w:vAlign w:val="center"/>
+          </w:tcPr>
+          <w:p>
+            <w:pPr>
+              <w:keepNext/>
+              <w:spacing w:before="26"/>
+              <w:jc w:val="center"/>
+              <w:rPr>
+                <w:rFonts w:ascii="Times New Roman" w:hAnsi="Times New Roman" w:eastAsia="微软雅黑" w:cs="Times New Roman"/>
+                <w:b/>
+                <w:color w:val="FFFFFF" w:themeColor="background1"/>
+                <w:sz w:val="18"/>
+                <w:szCs w:val="18"/>
+                <w:lang w:eastAsia="zh-CN"/>
+                <w14:textFill>
+                  <w14:solidFill>
+                    <w14:schemeClr w14:val="bg1"/>
+                  </w14:solidFill>
+                </w14:textFill>
+              </w:rPr>
+            </w:pPr>
+            <w:r>
+              <w:rPr>
+                <w:rFonts w:ascii="Times New Roman" w:hAnsi="Times New Roman" w:eastAsia="微软雅黑" w:cs="Times New Roman"/>
+                <w:sz w:val="18"/>
+                <w:szCs w:val="18"/>
+                <w:lang w:eastAsia="zh-CN"/>
+              </w:rPr>
+              <w:t>{% if tdd.drug</w:t>
+            </w:r>
+            <w:r>
+              <w:rPr>
+                <w:rFonts w:hint="eastAsia" w:ascii="Times New Roman" w:hAnsi="Times New Roman" w:eastAsia="微软雅黑" w:cs="Times New Roman"/>
+                <w:sz w:val="18"/>
+                <w:szCs w:val="18"/>
+                <w:lang w:eastAsia="zh-CN"/>
+              </w:rPr>
+              <w:t>d</w:t>
+            </w:r>
+            <w:r>
+              <w:rPr>
+                <w:rFonts w:ascii="Times New Roman" w:hAnsi="Times New Roman" w:eastAsia="微软雅黑" w:cs="Times New Roman"/>
+                <w:sz w:val="18"/>
+                <w:szCs w:val="18"/>
+                <w:lang w:eastAsia="zh-CN"/>
+              </w:rPr>
+              <w:t>Str == [] %}无{% else%}{% for d in tdd.drug</w:t>
+            </w:r>
+            <w:r>
+              <w:rPr>
+                <w:rFonts w:hint="eastAsia" w:ascii="Times New Roman" w:hAnsi="Times New Roman" w:eastAsia="微软雅黑" w:cs="Times New Roman"/>
+                <w:sz w:val="18"/>
+                <w:szCs w:val="18"/>
+                <w:lang w:eastAsia="zh-CN"/>
+              </w:rPr>
+              <w:t>d</w:t>
+            </w:r>
+            <w:r>
+              <w:rPr>
+                <w:rFonts w:ascii="Times New Roman" w:hAnsi="Times New Roman" w:eastAsia="微软雅黑" w:cs="Times New Roman"/>
+                <w:sz w:val="18"/>
+                <w:szCs w:val="18"/>
+                <w:lang w:eastAsia="zh-CN"/>
+              </w:rPr>
+              <w:t>Str %}{%if loop.last%}</w:t>
+            </w:r>
+            <w:r>
+              <w:rPr>
+                <w:rFonts w:hint="eastAsia" w:ascii="Times New Roman" w:hAnsi="Times New Roman" w:eastAsia="微软雅黑" w:cs="Times New Roman"/>
+                <w:sz w:val="18"/>
+                <w:szCs w:val="18"/>
+                <w:lang w:eastAsia="zh-CN"/>
+              </w:rPr>
+              <w:t>{{ d.nameLevel }}</w:t>
+            </w:r>
+            <w:r>
+              <w:rPr>
+                <w:rFonts w:ascii="Times New Roman" w:hAnsi="Times New Roman" w:eastAsia="微软雅黑" w:cs="Times New Roman"/>
+                <w:sz w:val="18"/>
+                <w:szCs w:val="18"/>
+                <w:lang w:eastAsia="zh-CN"/>
+              </w:rPr>
+              <w:t>{%else%}</w:t>
+            </w:r>
+            <w:r>
+              <w:rPr>
+                <w:rFonts w:hint="eastAsia" w:ascii="Times New Roman" w:hAnsi="Times New Roman" w:eastAsia="微软雅黑" w:cs="Times New Roman"/>
+                <w:sz w:val="18"/>
+                <w:szCs w:val="18"/>
+                <w:lang w:eastAsia="zh-CN"/>
+              </w:rPr>
+              <w:t>{{ d.nameLevel }}</w:t>
+            </w:r>
+            <w:r>
+              <w:rPr>
+                <w:rFonts w:ascii="Times New Roman" w:hAnsi="Times New Roman" w:eastAsia="微软雅黑" w:cs="Times New Roman"/>
+                <w:sz w:val="18"/>
+                <w:szCs w:val="18"/>
+                <w:lang w:eastAsia="zh-CN"/>
+              </w:rPr>
+              <w:t>，{%endif%}{% endfor %}{% endif%}</w:t>
+            </w:r>
+          </w:p>
+        </w:tc>
+      </w:tr>
+      <w:tr>
+        <w:tblPrEx>
+          <w:tblBorders>
+            <w:top w:val="single" w:color="45A3A7" w:sz="18" w:space="0"/>
+            <w:left w:val="none" w:color="auto" w:sz="0" w:space="0"/>
+            <w:bottom w:val="dotted" w:color="45A3A7" w:sz="4" w:space="0"/>
+            <w:right w:val="none" w:color="auto" w:sz="0" w:space="0"/>
+            <w:insideH w:val="dotted" w:color="45A3A7" w:sz="4" w:space="0"/>
+            <w:insideV w:val="dotted" w:color="45A3A7" w:sz="4" w:space="0"/>
+          </w:tblBorders>
+          <w:tblCellMar>
+            <w:top w:w="0" w:type="dxa"/>
+            <w:left w:w="108" w:type="dxa"/>
+            <w:bottom w:w="0" w:type="dxa"/>
+            <w:right w:w="108" w:type="dxa"/>
+          </w:tblCellMar>
+        </w:tblPrEx>
+        <w:trPr>
+          <w:trHeight w:val="474" w:hRule="atLeast"/>
+          <w:jc w:val="center"/>
+        </w:trPr>
+        <w:tc>
+          <w:tcPr>
+            <w:tcW w:w="432" w:type="dxa"/>
+            <w:vMerge w:val="restart"/>
+            <w:tcBorders>
+              <w:top w:val="single" w:color="FFFFFF" w:themeColor="background1" w:sz="18" w:space="0"/>
+              <w:left w:val="nil"/>
+              <w:right w:val="single" w:color="FFFFFF" w:themeColor="background1" w:sz="18" w:space="0"/>
+            </w:tcBorders>
+            <w:shd w:val="clear" w:color="auto" w:fill="62B541"/>
+            <w:vAlign w:val="center"/>
+          </w:tcPr>
+          <w:p>
+            <w:pPr>
+              <w:keepNext/>
+              <w:spacing w:before="26"/>
+              <w:jc w:val="center"/>
+              <w:rPr>
+                <w:rFonts w:ascii="Times New Roman" w:hAnsi="Times New Roman" w:eastAsia="微软雅黑" w:cs="Times New Roman"/>
+                <w:b/>
+                <w:color w:val="FFFFFF" w:themeColor="background1"/>
+                <w:sz w:val="18"/>
+                <w:szCs w:val="18"/>
+                <w:lang w:eastAsia="zh-CN"/>
+                <w14:textFill>
+                  <w14:solidFill>
+                    <w14:schemeClr w14:val="bg1"/>
+                  </w14:solidFill>
+                </w14:textFill>
+              </w:rPr>
+            </w:pPr>
+            <w:r>
+              <w:rPr>
+                <w:rFonts w:ascii="Times New Roman" w:hAnsi="Times New Roman" w:eastAsia="微软雅黑" w:cs="Times New Roman"/>
+                <w:b/>
+                <w:color w:val="FFFFFF" w:themeColor="background1"/>
+                <w:sz w:val="18"/>
+                <w:szCs w:val="18"/>
+                <w:lang w:eastAsia="zh-CN"/>
+                <w14:textFill>
+                  <w14:solidFill>
+                    <w14:schemeClr w14:val="bg1"/>
+                  </w14:solidFill>
+                </w14:textFill>
+              </w:rPr>
+              <w:t>潜在耐药信息</w:t>
+            </w:r>
+          </w:p>
+        </w:tc>
+        <w:tc>
+          <w:tcPr>
+            <w:tcW w:w="1191" w:type="dxa"/>
+            <w:tcBorders>
+              <w:top w:val="single" w:color="FFFFFF" w:themeColor="background1" w:sz="18" w:space="0"/>
+              <w:left w:val="single" w:color="FFFFFF" w:themeColor="background1" w:sz="18" w:space="0"/>
+              <w:bottom w:val="single" w:color="FFFFFF" w:themeColor="background1" w:sz="18" w:space="0"/>
+              <w:right w:val="nil"/>
+            </w:tcBorders>
+            <w:shd w:val="clear" w:color="auto" w:fill="62B541"/>
+            <w:vAlign w:val="center"/>
+          </w:tcPr>
+          <w:p>
+            <w:pPr>
+              <w:keepNext/>
+              <w:spacing w:before="26"/>
+              <w:jc w:val="center"/>
+              <w:rPr>
+                <w:rFonts w:ascii="Times New Roman" w:hAnsi="Times New Roman" w:eastAsia="微软雅黑" w:cs="Times New Roman"/>
+                <w:b/>
+                <w:color w:val="FFFFFF" w:themeColor="background1"/>
+                <w:sz w:val="18"/>
+                <w:szCs w:val="18"/>
+                <w:lang w:eastAsia="zh-CN"/>
+                <w14:textFill>
+                  <w14:solidFill>
+                    <w14:schemeClr w14:val="bg1"/>
+                  </w14:solidFill>
+                </w14:textFill>
+              </w:rPr>
+            </w:pPr>
+            <w:r>
+              <w:rPr>
+                <w:rFonts w:ascii="Times New Roman" w:hAnsi="Times New Roman" w:eastAsia="微软雅黑" w:cs="Times New Roman"/>
+                <w:b/>
+                <w:color w:val="FFFFFF" w:themeColor="background1"/>
+                <w:sz w:val="18"/>
+                <w:szCs w:val="18"/>
+                <w:lang w:eastAsia="zh-CN"/>
+                <w14:textFill>
+                  <w14:solidFill>
+                    <w14:schemeClr w14:val="bg1"/>
+                  </w14:solidFill>
+                </w14:textFill>
+              </w:rPr>
+              <w:t>A级</w:t>
+            </w:r>
+          </w:p>
+        </w:tc>
+        <w:tc>
+          <w:tcPr>
+            <w:tcW w:w="8247" w:type="dxa"/>
+            <w:tcBorders>
+              <w:top w:val="single" w:color="A4A4A4" w:sz="4" w:space="0"/>
+              <w:left w:val="nil"/>
+              <w:bottom w:val="single" w:color="A4A4A4" w:sz="4" w:space="0"/>
+              <w:right w:val="nil"/>
+            </w:tcBorders>
+            <w:shd w:val="clear" w:color="auto" w:fill="auto"/>
+            <w:vAlign w:val="center"/>
+          </w:tcPr>
+          <w:p>
+            <w:pPr>
+              <w:keepNext/>
+              <w:spacing w:before="26"/>
+              <w:jc w:val="center"/>
+              <w:rPr>
+                <w:rFonts w:ascii="Times New Roman" w:hAnsi="Times New Roman" w:eastAsia="微软雅黑" w:cs="Times New Roman"/>
+                <w:sz w:val="18"/>
+                <w:szCs w:val="18"/>
+                <w:lang w:eastAsia="zh-CN"/>
+              </w:rPr>
+            </w:pPr>
+            <w:r>
+              <w:rPr>
+                <w:rFonts w:ascii="Times New Roman" w:hAnsi="Times New Roman" w:eastAsia="微软雅黑" w:cs="Times New Roman"/>
+                <w:sz w:val="18"/>
+                <w:szCs w:val="18"/>
+                <w:lang w:eastAsia="zh-CN"/>
+              </w:rPr>
+              <w:t>{% if tdd.resistant</w:t>
+            </w:r>
+            <w:r>
+              <w:rPr>
+                <w:rFonts w:hint="eastAsia" w:ascii="Times New Roman" w:hAnsi="Times New Roman" w:eastAsia="微软雅黑" w:cs="Times New Roman"/>
+                <w:sz w:val="18"/>
+                <w:szCs w:val="18"/>
+                <w:lang w:eastAsia="zh-CN"/>
+              </w:rPr>
+              <w:t>a</w:t>
+            </w:r>
+            <w:r>
+              <w:rPr>
+                <w:rFonts w:ascii="Times New Roman" w:hAnsi="Times New Roman" w:eastAsia="微软雅黑" w:cs="Times New Roman"/>
+                <w:sz w:val="18"/>
+                <w:szCs w:val="18"/>
+                <w:lang w:eastAsia="zh-CN"/>
+              </w:rPr>
+              <w:t>Str == [] %}无{% else%}{% for d in tdd.resistant</w:t>
+            </w:r>
+            <w:r>
+              <w:rPr>
+                <w:rFonts w:hint="eastAsia" w:ascii="Times New Roman" w:hAnsi="Times New Roman" w:eastAsia="微软雅黑" w:cs="Times New Roman"/>
+                <w:sz w:val="18"/>
+                <w:szCs w:val="18"/>
+                <w:lang w:eastAsia="zh-CN"/>
+              </w:rPr>
+              <w:t>a</w:t>
+            </w:r>
+            <w:r>
+              <w:rPr>
+                <w:rFonts w:ascii="Times New Roman" w:hAnsi="Times New Roman" w:eastAsia="微软雅黑" w:cs="Times New Roman"/>
+                <w:sz w:val="18"/>
+                <w:szCs w:val="18"/>
+                <w:lang w:eastAsia="zh-CN"/>
+              </w:rPr>
+              <w:t>Str %}{%if loop.last%}</w:t>
+            </w:r>
+            <w:r>
+              <w:rPr>
+                <w:rFonts w:hint="eastAsia" w:ascii="Times New Roman" w:hAnsi="Times New Roman" w:eastAsia="微软雅黑" w:cs="Times New Roman"/>
+                <w:sz w:val="18"/>
+                <w:szCs w:val="18"/>
+                <w:lang w:eastAsia="zh-CN"/>
+              </w:rPr>
+              <w:t>{{ d.nameLevel }}</w:t>
+            </w:r>
+            <w:r>
+              <w:rPr>
+                <w:rFonts w:ascii="Times New Roman" w:hAnsi="Times New Roman" w:eastAsia="微软雅黑" w:cs="Times New Roman"/>
+                <w:sz w:val="18"/>
+                <w:szCs w:val="18"/>
+                <w:lang w:eastAsia="zh-CN"/>
+              </w:rPr>
+              <w:t>{%else%}</w:t>
+            </w:r>
+            <w:r>
+              <w:rPr>
+                <w:rFonts w:hint="eastAsia" w:ascii="Times New Roman" w:hAnsi="Times New Roman" w:eastAsia="微软雅黑" w:cs="Times New Roman"/>
+                <w:sz w:val="18"/>
+                <w:szCs w:val="18"/>
+                <w:lang w:eastAsia="zh-CN"/>
+              </w:rPr>
+              <w:t>{{ d.nameLevel }}</w:t>
+            </w:r>
+            <w:r>
+              <w:rPr>
+                <w:rFonts w:ascii="Times New Roman" w:hAnsi="Times New Roman" w:eastAsia="微软雅黑" w:cs="Times New Roman"/>
+                <w:sz w:val="18"/>
+                <w:szCs w:val="18"/>
+                <w:lang w:eastAsia="zh-CN"/>
+              </w:rPr>
+              <w:t>，{%endif%}{% endfor %}{% endif%}</w:t>
+            </w:r>
+          </w:p>
+        </w:tc>
+      </w:tr>
+      <w:tr>
+        <w:tblPrEx>
+          <w:tblBorders>
+            <w:top w:val="single" w:color="45A3A7" w:sz="18" w:space="0"/>
+            <w:left w:val="none" w:color="auto" w:sz="0" w:space="0"/>
+            <w:bottom w:val="dotted" w:color="45A3A7" w:sz="4" w:space="0"/>
+            <w:right w:val="none" w:color="auto" w:sz="0" w:space="0"/>
+            <w:insideH w:val="dotted" w:color="45A3A7" w:sz="4" w:space="0"/>
+            <w:insideV w:val="dotted" w:color="45A3A7" w:sz="4" w:space="0"/>
+          </w:tblBorders>
+          <w:tblCellMar>
+            <w:top w:w="0" w:type="dxa"/>
+            <w:left w:w="108" w:type="dxa"/>
+            <w:bottom w:w="0" w:type="dxa"/>
+            <w:right w:w="108" w:type="dxa"/>
+          </w:tblCellMar>
+        </w:tblPrEx>
+        <w:trPr>
+          <w:trHeight w:val="474" w:hRule="atLeast"/>
+          <w:jc w:val="center"/>
+        </w:trPr>
+        <w:tc>
+          <w:tcPr>
+            <w:tcW w:w="432" w:type="dxa"/>
+            <w:vMerge w:val="continue"/>
+            <w:tcBorders>
+              <w:left w:val="nil"/>
+              <w:right w:val="single" w:color="FFFFFF" w:themeColor="background1" w:sz="18" w:space="0"/>
+            </w:tcBorders>
+            <w:shd w:val="clear" w:color="auto" w:fill="62B541"/>
+            <w:vAlign w:val="center"/>
+          </w:tcPr>
+          <w:p>
+            <w:pPr>
+              <w:keepNext/>
+              <w:spacing w:before="26"/>
+              <w:jc w:val="center"/>
+              <w:rPr>
+                <w:rFonts w:ascii="Times New Roman" w:hAnsi="Times New Roman" w:eastAsia="微软雅黑" w:cs="Times New Roman"/>
+                <w:b/>
+                <w:color w:val="FFFFFF" w:themeColor="background1"/>
+                <w:sz w:val="18"/>
+                <w:szCs w:val="18"/>
+                <w:lang w:eastAsia="zh-CN"/>
+                <w14:textFill>
+                  <w14:solidFill>
+                    <w14:schemeClr w14:val="bg1"/>
+                  </w14:solidFill>
+                </w14:textFill>
+              </w:rPr>
+            </w:pPr>
+          </w:p>
+        </w:tc>
+        <w:tc>
+          <w:tcPr>
+            <w:tcW w:w="1191" w:type="dxa"/>
+            <w:tcBorders>
+              <w:top w:val="single" w:color="FFFFFF" w:themeColor="background1" w:sz="18" w:space="0"/>
+              <w:left w:val="single" w:color="FFFFFF" w:themeColor="background1" w:sz="18" w:space="0"/>
+              <w:bottom w:val="single" w:color="FFFFFF" w:themeColor="background1" w:sz="18" w:space="0"/>
+              <w:right w:val="nil"/>
+            </w:tcBorders>
+            <w:shd w:val="clear" w:color="auto" w:fill="62B541"/>
+            <w:vAlign w:val="center"/>
+          </w:tcPr>
+          <w:p>
+            <w:pPr>
+              <w:keepNext/>
+              <w:spacing w:before="26"/>
+              <w:jc w:val="center"/>
+              <w:rPr>
+                <w:rFonts w:ascii="Times New Roman" w:hAnsi="Times New Roman" w:eastAsia="微软雅黑" w:cs="Times New Roman"/>
+                <w:b/>
+                <w:color w:val="FFFFFF" w:themeColor="background1"/>
+                <w:sz w:val="18"/>
+                <w:szCs w:val="18"/>
+                <w:lang w:eastAsia="zh-CN"/>
+                <w14:textFill>
+                  <w14:solidFill>
+                    <w14:schemeClr w14:val="bg1"/>
+                  </w14:solidFill>
+                </w14:textFill>
+              </w:rPr>
+            </w:pPr>
+            <w:r>
+              <w:rPr>
+                <w:rFonts w:ascii="Times New Roman" w:hAnsi="Times New Roman" w:eastAsia="微软雅黑" w:cs="Times New Roman"/>
+                <w:b/>
+                <w:color w:val="FFFFFF" w:themeColor="background1"/>
+                <w:sz w:val="18"/>
+                <w:szCs w:val="18"/>
+                <w:lang w:eastAsia="zh-CN"/>
+                <w14:textFill>
+                  <w14:solidFill>
+                    <w14:schemeClr w14:val="bg1"/>
+                  </w14:solidFill>
+                </w14:textFill>
+              </w:rPr>
+              <w:t>B级</w:t>
+            </w:r>
+          </w:p>
+        </w:tc>
+        <w:tc>
+          <w:tcPr>
+            <w:tcW w:w="8247" w:type="dxa"/>
+            <w:tcBorders>
+              <w:top w:val="single" w:color="A4A4A4" w:sz="4" w:space="0"/>
+              <w:left w:val="nil"/>
+              <w:bottom w:val="single" w:color="A4A4A4" w:sz="4" w:space="0"/>
+              <w:right w:val="nil"/>
+            </w:tcBorders>
+            <w:shd w:val="clear" w:color="auto" w:fill="auto"/>
+            <w:vAlign w:val="center"/>
+          </w:tcPr>
+          <w:p>
+            <w:pPr>
+              <w:keepNext/>
+              <w:spacing w:before="26"/>
+              <w:jc w:val="center"/>
+              <w:rPr>
+                <w:rFonts w:ascii="Times New Roman" w:hAnsi="Times New Roman" w:eastAsia="微软雅黑" w:cs="Times New Roman"/>
+                <w:sz w:val="18"/>
+                <w:szCs w:val="18"/>
+                <w:lang w:eastAsia="zh-CN"/>
+              </w:rPr>
+            </w:pPr>
+            <w:r>
+              <w:rPr>
+                <w:rFonts w:ascii="Times New Roman" w:hAnsi="Times New Roman" w:eastAsia="微软雅黑" w:cs="Times New Roman"/>
+                <w:sz w:val="18"/>
+                <w:szCs w:val="18"/>
+                <w:lang w:eastAsia="zh-CN"/>
+              </w:rPr>
+              <w:t>{% if tdd.resistant</w:t>
+            </w:r>
+            <w:r>
+              <w:rPr>
+                <w:rFonts w:hint="eastAsia" w:ascii="Times New Roman" w:hAnsi="Times New Roman" w:eastAsia="微软雅黑" w:cs="Times New Roman"/>
+                <w:sz w:val="18"/>
+                <w:szCs w:val="18"/>
+                <w:lang w:eastAsia="zh-CN"/>
+              </w:rPr>
+              <w:t>b</w:t>
+            </w:r>
+            <w:r>
+              <w:rPr>
+                <w:rFonts w:ascii="Times New Roman" w:hAnsi="Times New Roman" w:eastAsia="微软雅黑" w:cs="Times New Roman"/>
+                <w:sz w:val="18"/>
+                <w:szCs w:val="18"/>
+                <w:lang w:eastAsia="zh-CN"/>
+              </w:rPr>
+              <w:t>Str == [] %}无{% else%}{% for d in tdd.resistant</w:t>
+            </w:r>
+            <w:r>
+              <w:rPr>
+                <w:rFonts w:hint="eastAsia" w:ascii="Times New Roman" w:hAnsi="Times New Roman" w:eastAsia="微软雅黑" w:cs="Times New Roman"/>
+                <w:sz w:val="18"/>
+                <w:szCs w:val="18"/>
+                <w:lang w:eastAsia="zh-CN"/>
+              </w:rPr>
+              <w:t>b</w:t>
+            </w:r>
+            <w:r>
+              <w:rPr>
+                <w:rFonts w:ascii="Times New Roman" w:hAnsi="Times New Roman" w:eastAsia="微软雅黑" w:cs="Times New Roman"/>
+                <w:sz w:val="18"/>
+                <w:szCs w:val="18"/>
+                <w:lang w:eastAsia="zh-CN"/>
+              </w:rPr>
+              <w:t>Str %}{%if loop.last%}</w:t>
+            </w:r>
+            <w:r>
+              <w:rPr>
+                <w:rFonts w:hint="eastAsia" w:ascii="Times New Roman" w:hAnsi="Times New Roman" w:eastAsia="微软雅黑" w:cs="Times New Roman"/>
+                <w:sz w:val="18"/>
+                <w:szCs w:val="18"/>
+                <w:lang w:eastAsia="zh-CN"/>
+              </w:rPr>
+              <w:t>{{ d.nameLevel }}</w:t>
+            </w:r>
+            <w:r>
+              <w:rPr>
+                <w:rFonts w:ascii="Times New Roman" w:hAnsi="Times New Roman" w:eastAsia="微软雅黑" w:cs="Times New Roman"/>
+                <w:sz w:val="18"/>
+                <w:szCs w:val="18"/>
+                <w:lang w:eastAsia="zh-CN"/>
+              </w:rPr>
+              <w:t>{%else%}</w:t>
+            </w:r>
+            <w:r>
+              <w:rPr>
+                <w:rFonts w:hint="eastAsia" w:ascii="Times New Roman" w:hAnsi="Times New Roman" w:eastAsia="微软雅黑" w:cs="Times New Roman"/>
+                <w:sz w:val="18"/>
+                <w:szCs w:val="18"/>
+                <w:lang w:eastAsia="zh-CN"/>
+              </w:rPr>
+              <w:t>{{ d.nameLevel }}</w:t>
+            </w:r>
+            <w:r>
+              <w:rPr>
+                <w:rFonts w:ascii="Times New Roman" w:hAnsi="Times New Roman" w:eastAsia="微软雅黑" w:cs="Times New Roman"/>
+                <w:sz w:val="18"/>
+                <w:szCs w:val="18"/>
+                <w:lang w:eastAsia="zh-CN"/>
+              </w:rPr>
+              <w:t>，{%endif%}{% endfor %}{% endif%}</w:t>
+            </w:r>
+          </w:p>
+        </w:tc>
+      </w:tr>
+      <w:tr>
+        <w:tblPrEx>
+          <w:tblBorders>
+            <w:top w:val="single" w:color="45A3A7" w:sz="18" w:space="0"/>
+            <w:left w:val="none" w:color="auto" w:sz="0" w:space="0"/>
+            <w:bottom w:val="dotted" w:color="45A3A7" w:sz="4" w:space="0"/>
+            <w:right w:val="none" w:color="auto" w:sz="0" w:space="0"/>
+            <w:insideH w:val="dotted" w:color="45A3A7" w:sz="4" w:space="0"/>
+            <w:insideV w:val="dotted" w:color="45A3A7" w:sz="4" w:space="0"/>
+          </w:tblBorders>
+          <w:tblCellMar>
+            <w:top w:w="0" w:type="dxa"/>
+            <w:left w:w="108" w:type="dxa"/>
+            <w:bottom w:w="0" w:type="dxa"/>
+            <w:right w:w="108" w:type="dxa"/>
+          </w:tblCellMar>
+        </w:tblPrEx>
+        <w:trPr>
+          <w:trHeight w:val="474" w:hRule="atLeast"/>
+          <w:jc w:val="center"/>
+        </w:trPr>
+        <w:tc>
+          <w:tcPr>
+            <w:tcW w:w="432" w:type="dxa"/>
+            <w:vMerge w:val="continue"/>
+            <w:tcBorders>
+              <w:left w:val="nil"/>
+              <w:right w:val="single" w:color="FFFFFF" w:themeColor="background1" w:sz="18" w:space="0"/>
+            </w:tcBorders>
+            <w:shd w:val="clear" w:color="auto" w:fill="62B541"/>
+            <w:vAlign w:val="center"/>
+          </w:tcPr>
+          <w:p>
+            <w:pPr>
+              <w:keepNext/>
+              <w:spacing w:before="26"/>
+              <w:jc w:val="center"/>
+              <w:rPr>
+                <w:rFonts w:ascii="Times New Roman" w:hAnsi="Times New Roman" w:eastAsia="微软雅黑" w:cs="Times New Roman"/>
+                <w:b/>
+                <w:color w:val="FFFFFF" w:themeColor="background1"/>
+                <w:sz w:val="18"/>
+                <w:szCs w:val="18"/>
+                <w:lang w:eastAsia="zh-CN"/>
+                <w14:textFill>
+                  <w14:solidFill>
+                    <w14:schemeClr w14:val="bg1"/>
+                  </w14:solidFill>
+                </w14:textFill>
+              </w:rPr>
+            </w:pPr>
+          </w:p>
+        </w:tc>
+        <w:tc>
+          <w:tcPr>
+            <w:tcW w:w="1191" w:type="dxa"/>
+            <w:tcBorders>
+              <w:top w:val="single" w:color="FFFFFF" w:themeColor="background1" w:sz="18" w:space="0"/>
+              <w:left w:val="single" w:color="FFFFFF" w:themeColor="background1" w:sz="18" w:space="0"/>
+              <w:bottom w:val="single" w:color="FFFFFF" w:themeColor="background1" w:sz="18" w:space="0"/>
+              <w:right w:val="nil"/>
+            </w:tcBorders>
+            <w:shd w:val="clear" w:color="auto" w:fill="62B541"/>
+            <w:vAlign w:val="center"/>
+          </w:tcPr>
+          <w:p>
+            <w:pPr>
+              <w:keepNext/>
+              <w:spacing w:before="26"/>
+              <w:jc w:val="center"/>
+              <w:rPr>
+                <w:rFonts w:ascii="Times New Roman" w:hAnsi="Times New Roman" w:eastAsia="微软雅黑" w:cs="Times New Roman"/>
+                <w:b/>
+                <w:color w:val="FFFFFF" w:themeColor="background1"/>
+                <w:sz w:val="18"/>
+                <w:szCs w:val="18"/>
+                <w:lang w:eastAsia="zh-CN"/>
+                <w14:textFill>
+                  <w14:solidFill>
+                    <w14:schemeClr w14:val="bg1"/>
+                  </w14:solidFill>
+                </w14:textFill>
+              </w:rPr>
+            </w:pPr>
+            <w:r>
+              <w:rPr>
+                <w:rFonts w:ascii="Times New Roman" w:hAnsi="Times New Roman" w:eastAsia="微软雅黑" w:cs="Times New Roman"/>
+                <w:b/>
+                <w:color w:val="FFFFFF" w:themeColor="background1"/>
+                <w:sz w:val="18"/>
+                <w:szCs w:val="18"/>
+                <w:lang w:eastAsia="zh-CN"/>
+                <w14:textFill>
+                  <w14:solidFill>
+                    <w14:schemeClr w14:val="bg1"/>
+                  </w14:solidFill>
+                </w14:textFill>
+              </w:rPr>
+              <w:t>C级</w:t>
+            </w:r>
+          </w:p>
+        </w:tc>
+        <w:tc>
+          <w:tcPr>
+            <w:tcW w:w="8247" w:type="dxa"/>
+            <w:tcBorders>
+              <w:top w:val="single" w:color="A4A4A4" w:sz="4" w:space="0"/>
+              <w:left w:val="nil"/>
+              <w:bottom w:val="single" w:color="A4A4A4" w:sz="4" w:space="0"/>
+              <w:right w:val="nil"/>
+            </w:tcBorders>
+            <w:shd w:val="clear" w:color="auto" w:fill="auto"/>
+            <w:vAlign w:val="center"/>
+          </w:tcPr>
+          <w:p>
+            <w:pPr>
+              <w:keepNext/>
+              <w:spacing w:before="26"/>
+              <w:jc w:val="center"/>
+              <w:rPr>
+                <w:rFonts w:ascii="Times New Roman" w:hAnsi="Times New Roman" w:eastAsia="微软雅黑" w:cs="Times New Roman"/>
+                <w:sz w:val="18"/>
+                <w:szCs w:val="18"/>
+                <w:lang w:eastAsia="zh-CN"/>
+              </w:rPr>
+            </w:pPr>
+            <w:r>
+              <w:rPr>
+                <w:rFonts w:ascii="Times New Roman" w:hAnsi="Times New Roman" w:eastAsia="微软雅黑" w:cs="Times New Roman"/>
+                <w:sz w:val="18"/>
+                <w:szCs w:val="18"/>
+                <w:lang w:eastAsia="zh-CN"/>
+              </w:rPr>
+              <w:t>{% if tdd.resistant</w:t>
+            </w:r>
+            <w:r>
+              <w:rPr>
+                <w:rFonts w:hint="eastAsia" w:ascii="Times New Roman" w:hAnsi="Times New Roman" w:eastAsia="微软雅黑" w:cs="Times New Roman"/>
+                <w:sz w:val="18"/>
+                <w:szCs w:val="18"/>
+                <w:lang w:eastAsia="zh-CN"/>
+              </w:rPr>
+              <w:t>c</w:t>
+            </w:r>
+            <w:r>
+              <w:rPr>
+                <w:rFonts w:ascii="Times New Roman" w:hAnsi="Times New Roman" w:eastAsia="微软雅黑" w:cs="Times New Roman"/>
+                <w:sz w:val="18"/>
+                <w:szCs w:val="18"/>
+                <w:lang w:eastAsia="zh-CN"/>
+              </w:rPr>
+              <w:t>Str == [] %}无{% else%}{% for d in tdd.resistant</w:t>
+            </w:r>
+            <w:r>
+              <w:rPr>
+                <w:rFonts w:hint="eastAsia" w:ascii="Times New Roman" w:hAnsi="Times New Roman" w:eastAsia="微软雅黑" w:cs="Times New Roman"/>
+                <w:sz w:val="18"/>
+                <w:szCs w:val="18"/>
+                <w:lang w:eastAsia="zh-CN"/>
+              </w:rPr>
+              <w:t>c</w:t>
+            </w:r>
+            <w:r>
+              <w:rPr>
+                <w:rFonts w:ascii="Times New Roman" w:hAnsi="Times New Roman" w:eastAsia="微软雅黑" w:cs="Times New Roman"/>
+                <w:sz w:val="18"/>
+                <w:szCs w:val="18"/>
+                <w:lang w:eastAsia="zh-CN"/>
+              </w:rPr>
+              <w:t>Str %}{%if loop.last%}</w:t>
+            </w:r>
+            <w:r>
+              <w:rPr>
+                <w:rFonts w:hint="eastAsia" w:ascii="Times New Roman" w:hAnsi="Times New Roman" w:eastAsia="微软雅黑" w:cs="Times New Roman"/>
+                <w:sz w:val="18"/>
+                <w:szCs w:val="18"/>
+                <w:lang w:eastAsia="zh-CN"/>
+              </w:rPr>
+              <w:t>{{ d.nameLevel }}</w:t>
+            </w:r>
+            <w:r>
+              <w:rPr>
+                <w:rFonts w:ascii="Times New Roman" w:hAnsi="Times New Roman" w:eastAsia="微软雅黑" w:cs="Times New Roman"/>
+                <w:sz w:val="18"/>
+                <w:szCs w:val="18"/>
+                <w:lang w:eastAsia="zh-CN"/>
+              </w:rPr>
+              <w:t>{%else%}</w:t>
+            </w:r>
+            <w:r>
+              <w:rPr>
+                <w:rFonts w:hint="eastAsia" w:ascii="Times New Roman" w:hAnsi="Times New Roman" w:eastAsia="微软雅黑" w:cs="Times New Roman"/>
+                <w:sz w:val="18"/>
+                <w:szCs w:val="18"/>
+                <w:lang w:eastAsia="zh-CN"/>
+              </w:rPr>
+              <w:t>{{ d.nameLevel }}</w:t>
+            </w:r>
+            <w:r>
+              <w:rPr>
+                <w:rFonts w:ascii="Times New Roman" w:hAnsi="Times New Roman" w:eastAsia="微软雅黑" w:cs="Times New Roman"/>
+                <w:sz w:val="18"/>
+                <w:szCs w:val="18"/>
+                <w:lang w:eastAsia="zh-CN"/>
+              </w:rPr>
+              <w:t>，{%endif%}{% endfor %}{% endif%}</w:t>
+            </w:r>
+          </w:p>
+        </w:tc>
+      </w:tr>
+      <w:tr>
+        <w:tblPrEx>
+          <w:tblBorders>
+            <w:top w:val="single" w:color="45A3A7" w:sz="18" w:space="0"/>
+            <w:left w:val="none" w:color="auto" w:sz="0" w:space="0"/>
+            <w:bottom w:val="dotted" w:color="45A3A7" w:sz="4" w:space="0"/>
+            <w:right w:val="none" w:color="auto" w:sz="0" w:space="0"/>
+            <w:insideH w:val="dotted" w:color="45A3A7" w:sz="4" w:space="0"/>
+            <w:insideV w:val="dotted" w:color="45A3A7" w:sz="4" w:space="0"/>
+          </w:tblBorders>
+          <w:tblCellMar>
+            <w:top w:w="0" w:type="dxa"/>
+            <w:left w:w="108" w:type="dxa"/>
+            <w:bottom w:w="0" w:type="dxa"/>
+            <w:right w:w="108" w:type="dxa"/>
+          </w:tblCellMar>
+        </w:tblPrEx>
+        <w:trPr>
+          <w:trHeight w:val="474" w:hRule="atLeast"/>
+          <w:jc w:val="center"/>
+        </w:trPr>
+        <w:tc>
+          <w:tcPr>
+            <w:tcW w:w="432" w:type="dxa"/>
+            <w:vMerge w:val="continue"/>
+            <w:tcBorders>
+              <w:left w:val="nil"/>
+              <w:bottom w:val="single" w:color="FFFFFF" w:themeColor="background1" w:sz="18" w:space="0"/>
+              <w:right w:val="single" w:color="FFFFFF" w:themeColor="background1" w:sz="18" w:space="0"/>
+            </w:tcBorders>
+            <w:shd w:val="clear" w:color="auto" w:fill="62B541"/>
+            <w:vAlign w:val="center"/>
+          </w:tcPr>
+          <w:p>
+            <w:pPr>
+              <w:keepNext/>
+              <w:spacing w:before="26"/>
+              <w:jc w:val="center"/>
+              <w:rPr>
+                <w:rFonts w:ascii="Times New Roman" w:hAnsi="Times New Roman" w:eastAsia="微软雅黑" w:cs="Times New Roman"/>
+                <w:b/>
+                <w:color w:val="FFFFFF" w:themeColor="background1"/>
+                <w:sz w:val="18"/>
+                <w:szCs w:val="18"/>
+                <w:lang w:eastAsia="zh-CN"/>
+                <w14:textFill>
+                  <w14:solidFill>
+                    <w14:schemeClr w14:val="bg1"/>
+                  </w14:solidFill>
+                </w14:textFill>
+              </w:rPr>
+            </w:pPr>
+          </w:p>
+        </w:tc>
+        <w:tc>
+          <w:tcPr>
+            <w:tcW w:w="1191" w:type="dxa"/>
+            <w:tcBorders>
+              <w:top w:val="single" w:color="FFFFFF" w:themeColor="background1" w:sz="18" w:space="0"/>
+              <w:left w:val="single" w:color="FFFFFF" w:themeColor="background1" w:sz="18" w:space="0"/>
+              <w:bottom w:val="single" w:color="FFFFFF" w:themeColor="background1" w:sz="18" w:space="0"/>
+              <w:right w:val="nil"/>
+            </w:tcBorders>
+            <w:shd w:val="clear" w:color="auto" w:fill="62B541"/>
+            <w:vAlign w:val="center"/>
+          </w:tcPr>
+          <w:p>
+            <w:pPr>
+              <w:keepNext/>
+              <w:spacing w:before="26"/>
+              <w:jc w:val="center"/>
+              <w:rPr>
+                <w:rFonts w:ascii="Times New Roman" w:hAnsi="Times New Roman" w:eastAsia="微软雅黑" w:cs="Times New Roman"/>
+                <w:b/>
+                <w:color w:val="FFFFFF" w:themeColor="background1"/>
+                <w:sz w:val="18"/>
+                <w:szCs w:val="18"/>
+                <w:lang w:eastAsia="zh-CN"/>
+                <w14:textFill>
+                  <w14:solidFill>
+                    <w14:schemeClr w14:val="bg1"/>
+                  </w14:solidFill>
+                </w14:textFill>
+              </w:rPr>
+            </w:pPr>
+            <w:r>
+              <w:rPr>
+                <w:rFonts w:hint="eastAsia" w:ascii="Times New Roman" w:hAnsi="Times New Roman" w:eastAsia="微软雅黑" w:cs="Times New Roman"/>
+                <w:b/>
+                <w:color w:val="FFFFFF" w:themeColor="background1"/>
+                <w:sz w:val="18"/>
+                <w:szCs w:val="18"/>
+                <w:lang w:eastAsia="zh-CN"/>
+                <w14:textFill>
+                  <w14:solidFill>
+                    <w14:schemeClr w14:val="bg1"/>
+                  </w14:solidFill>
+                </w14:textFill>
+              </w:rPr>
+              <w:t>D</w:t>
+            </w:r>
+            <w:r>
+              <w:rPr>
+                <w:rFonts w:ascii="Times New Roman" w:hAnsi="Times New Roman" w:eastAsia="微软雅黑" w:cs="Times New Roman"/>
+                <w:b/>
+                <w:color w:val="FFFFFF" w:themeColor="background1"/>
+                <w:sz w:val="18"/>
+                <w:szCs w:val="18"/>
+                <w:lang w:eastAsia="zh-CN"/>
+                <w14:textFill>
+                  <w14:solidFill>
+                    <w14:schemeClr w14:val="bg1"/>
+                  </w14:solidFill>
+                </w14:textFill>
+              </w:rPr>
+              <w:t>级</w:t>
+            </w:r>
+          </w:p>
+        </w:tc>
+        <w:tc>
+          <w:tcPr>
+            <w:tcW w:w="8247" w:type="dxa"/>
+            <w:tcBorders>
+              <w:top w:val="single" w:color="A4A4A4" w:sz="4" w:space="0"/>
+              <w:left w:val="nil"/>
+              <w:bottom w:val="single" w:color="A4A4A4" w:sz="4" w:space="0"/>
+              <w:right w:val="nil"/>
+            </w:tcBorders>
+            <w:shd w:val="clear" w:color="auto" w:fill="auto"/>
+            <w:vAlign w:val="center"/>
+          </w:tcPr>
+          <w:p>
+            <w:pPr>
+              <w:keepNext/>
+              <w:spacing w:before="26"/>
+              <w:jc w:val="center"/>
+              <w:rPr>
+                <w:rFonts w:ascii="Times New Roman" w:hAnsi="Times New Roman" w:eastAsia="微软雅黑" w:cs="Times New Roman"/>
+                <w:sz w:val="18"/>
+                <w:szCs w:val="18"/>
+                <w:lang w:eastAsia="zh-CN"/>
+              </w:rPr>
+            </w:pPr>
+            <w:r>
+              <w:rPr>
+                <w:rFonts w:ascii="Times New Roman" w:hAnsi="Times New Roman" w:eastAsia="微软雅黑" w:cs="Times New Roman"/>
+                <w:sz w:val="18"/>
+                <w:szCs w:val="18"/>
+                <w:lang w:eastAsia="zh-CN"/>
+              </w:rPr>
+              <w:t>{% if tdd.resistant</w:t>
+            </w:r>
+            <w:r>
+              <w:rPr>
+                <w:rFonts w:hint="eastAsia" w:ascii="Times New Roman" w:hAnsi="Times New Roman" w:eastAsia="微软雅黑" w:cs="Times New Roman"/>
+                <w:sz w:val="18"/>
+                <w:szCs w:val="18"/>
+                <w:lang w:eastAsia="zh-CN"/>
+              </w:rPr>
+              <w:t>d</w:t>
+            </w:r>
+            <w:r>
+              <w:rPr>
+                <w:rFonts w:ascii="Times New Roman" w:hAnsi="Times New Roman" w:eastAsia="微软雅黑" w:cs="Times New Roman"/>
+                <w:sz w:val="18"/>
+                <w:szCs w:val="18"/>
+                <w:lang w:eastAsia="zh-CN"/>
+              </w:rPr>
+              <w:t>Str == [] %}无{% else%}{% for d in tdd.resistant</w:t>
+            </w:r>
+            <w:r>
+              <w:rPr>
+                <w:rFonts w:hint="eastAsia" w:ascii="Times New Roman" w:hAnsi="Times New Roman" w:eastAsia="微软雅黑" w:cs="Times New Roman"/>
+                <w:sz w:val="18"/>
+                <w:szCs w:val="18"/>
+                <w:lang w:eastAsia="zh-CN"/>
+              </w:rPr>
+              <w:t>d</w:t>
+            </w:r>
+            <w:r>
+              <w:rPr>
+                <w:rFonts w:ascii="Times New Roman" w:hAnsi="Times New Roman" w:eastAsia="微软雅黑" w:cs="Times New Roman"/>
+                <w:sz w:val="18"/>
+                <w:szCs w:val="18"/>
+                <w:lang w:eastAsia="zh-CN"/>
+              </w:rPr>
+              <w:t>Str %}{%if loop.last%}</w:t>
+            </w:r>
+            <w:r>
+              <w:rPr>
+                <w:rFonts w:hint="eastAsia" w:ascii="Times New Roman" w:hAnsi="Times New Roman" w:eastAsia="微软雅黑" w:cs="Times New Roman"/>
+                <w:sz w:val="18"/>
+                <w:szCs w:val="18"/>
+                <w:lang w:eastAsia="zh-CN"/>
+              </w:rPr>
+              <w:t>{{ d.nameLevel }}</w:t>
+            </w:r>
+            <w:r>
+              <w:rPr>
+                <w:rFonts w:ascii="Times New Roman" w:hAnsi="Times New Roman" w:eastAsia="微软雅黑" w:cs="Times New Roman"/>
+                <w:sz w:val="18"/>
+                <w:szCs w:val="18"/>
+                <w:lang w:eastAsia="zh-CN"/>
+              </w:rPr>
+              <w:t>{%else%}</w:t>
+            </w:r>
+            <w:r>
+              <w:rPr>
+                <w:rFonts w:hint="eastAsia" w:ascii="Times New Roman" w:hAnsi="Times New Roman" w:eastAsia="微软雅黑" w:cs="Times New Roman"/>
+                <w:sz w:val="18"/>
+                <w:szCs w:val="18"/>
+                <w:lang w:eastAsia="zh-CN"/>
+              </w:rPr>
+              <w:t>{{ d.nameLevel }}</w:t>
+            </w:r>
+            <w:r>
+              <w:rPr>
+                <w:rFonts w:ascii="Times New Roman" w:hAnsi="Times New Roman" w:eastAsia="微软雅黑" w:cs="Times New Roman"/>
+                <w:sz w:val="18"/>
+                <w:szCs w:val="18"/>
+                <w:lang w:eastAsia="zh-CN"/>
+              </w:rPr>
+              <w:t>，{%endif%}{% endfor %}{% endif%}</w:t>
+            </w:r>
+          </w:p>
+        </w:tc>
+      </w:tr>
+      <w:tr>
+        <w:tblPrEx>
+          <w:tblBorders>
+            <w:top w:val="single" w:color="45A3A7" w:sz="18" w:space="0"/>
+            <w:left w:val="none" w:color="auto" w:sz="0" w:space="0"/>
+            <w:bottom w:val="dotted" w:color="45A3A7" w:sz="4" w:space="0"/>
+            <w:right w:val="none" w:color="auto" w:sz="0" w:space="0"/>
+            <w:insideH w:val="dotted" w:color="45A3A7" w:sz="4" w:space="0"/>
+            <w:insideV w:val="dotted" w:color="45A3A7" w:sz="4" w:space="0"/>
+          </w:tblBorders>
+          <w:tblCellMar>
+            <w:top w:w="0" w:type="dxa"/>
+            <w:left w:w="108" w:type="dxa"/>
+            <w:bottom w:w="0" w:type="dxa"/>
+            <w:right w:w="108" w:type="dxa"/>
+          </w:tblCellMar>
+        </w:tblPrEx>
+        <w:trPr>
+          <w:jc w:val="center"/>
+        </w:trPr>
+        <w:tc>
+          <w:tcPr>
+            <w:tcW w:w="1623" w:type="dxa"/>
+            <w:gridSpan w:val="2"/>
+            <w:tcBorders>
+              <w:top w:val="single" w:color="FFFFFF" w:themeColor="background1" w:sz="18" w:space="0"/>
+              <w:left w:val="nil"/>
+              <w:right w:val="nil"/>
+            </w:tcBorders>
+            <w:shd w:val="clear" w:color="auto" w:fill="62B541"/>
+            <w:vAlign w:val="center"/>
+          </w:tcPr>
+          <w:p>
+            <w:pPr>
+              <w:keepNext/>
+              <w:spacing w:before="26"/>
+              <w:jc w:val="center"/>
+              <w:rPr>
+                <w:rFonts w:ascii="Times New Roman" w:hAnsi="Times New Roman" w:eastAsia="微软雅黑" w:cs="Times New Roman"/>
+                <w:b/>
+                <w:color w:val="FFFFFF" w:themeColor="background1"/>
+                <w:sz w:val="18"/>
+                <w:szCs w:val="18"/>
+                <w:lang w:eastAsia="zh-CN"/>
+                <w14:textFill>
+                  <w14:solidFill>
+                    <w14:schemeClr w14:val="bg1"/>
+                  </w14:solidFill>
+                </w14:textFill>
+              </w:rPr>
+            </w:pPr>
+            <w:r>
+              <w:rPr>
+                <w:rFonts w:hint="eastAsia" w:ascii="Times New Roman" w:hAnsi="Times New Roman" w:eastAsia="微软雅黑" w:cs="Times New Roman"/>
+                <w:b/>
+                <w:color w:val="FFFFFF" w:themeColor="background1"/>
+                <w:sz w:val="18"/>
+                <w:szCs w:val="18"/>
+                <w:lang w:eastAsia="zh-CN"/>
+                <w14:textFill>
+                  <w14:solidFill>
+                    <w14:schemeClr w14:val="bg1"/>
+                  </w14:solidFill>
+                </w14:textFill>
+              </w:rPr>
+              <w:t>基因突变相关说明</w:t>
+            </w:r>
+          </w:p>
+        </w:tc>
+        <w:tc>
+          <w:tcPr>
+            <w:tcW w:w="8247" w:type="dxa"/>
+            <w:tcBorders>
+              <w:top w:val="single" w:color="A4A4A4" w:sz="4" w:space="0"/>
+              <w:left w:val="nil"/>
+              <w:bottom w:val="single" w:color="A4A4A4" w:sz="4" w:space="0"/>
+              <w:right w:val="nil"/>
+            </w:tcBorders>
+            <w:vAlign w:val="center"/>
+          </w:tcPr>
+          <w:p>
+            <w:pPr>
+              <w:keepNext/>
+              <w:spacing w:before="26"/>
+              <w:rPr>
+                <w:rFonts w:ascii="Times New Roman" w:hAnsi="Times New Roman" w:eastAsia="微软雅黑" w:cs="Times New Roman"/>
+                <w:sz w:val="18"/>
+                <w:szCs w:val="18"/>
+                <w:lang w:eastAsia="zh-CN"/>
+              </w:rPr>
+            </w:pPr>
+            <w:r>
+              <w:rPr>
+                <w:rFonts w:hint="eastAsia" w:ascii="Times New Roman" w:hAnsi="Times New Roman" w:eastAsia="微软雅黑" w:cs="Times New Roman"/>
+                <w:sz w:val="18"/>
+                <w:szCs w:val="18"/>
+                <w:lang w:eastAsia="zh-CN"/>
+              </w:rPr>
+              <w:t>{% for md in tdd.medicationDescription %}{% if md.key == '突变说明</w:t>
+            </w:r>
+            <w:r>
+              <w:rPr>
+                <w:rFonts w:ascii="Times New Roman" w:hAnsi="Times New Roman" w:eastAsia="微软雅黑" w:cs="Times New Roman"/>
+                <w:sz w:val="18"/>
+                <w:szCs w:val="18"/>
+                <w:lang w:eastAsia="zh-CN"/>
+              </w:rPr>
+              <w:t>:</w:t>
+            </w:r>
+            <w:r>
+              <w:rPr>
+                <w:rFonts w:hint="eastAsia" w:ascii="Times New Roman" w:hAnsi="Times New Roman" w:eastAsia="微软雅黑" w:cs="Times New Roman"/>
+                <w:sz w:val="18"/>
+                <w:szCs w:val="18"/>
+                <w:lang w:eastAsia="zh-CN"/>
+              </w:rPr>
+              <w:t>' %}</w:t>
+            </w:r>
+            <w:r>
+              <w:rPr>
+                <w:rFonts w:hint="eastAsia" w:ascii="Times New Roman" w:hAnsi="Times New Roman" w:eastAsia="微软雅黑" w:cs="Times New Roman"/>
+                <w:b/>
+                <w:bCs/>
+                <w:sz w:val="18"/>
+                <w:szCs w:val="18"/>
+                <w:lang w:eastAsia="zh-CN"/>
+              </w:rPr>
+              <w:t>{{md.key}}</w:t>
+            </w:r>
+            <w:r>
+              <w:rPr>
+                <w:rFonts w:hint="eastAsia" w:ascii="Times New Roman" w:hAnsi="Times New Roman" w:eastAsia="微软雅黑" w:cs="Times New Roman"/>
+                <w:sz w:val="18"/>
+                <w:szCs w:val="18"/>
+                <w:lang w:eastAsia="zh-CN"/>
+              </w:rPr>
+              <w:t>{{md.value</w:t>
+            </w:r>
+            <w:r>
+              <w:rPr>
+                <w:rFonts w:hint="eastAsia" w:ascii="Times New Roman" w:hAnsi="Times New Roman" w:eastAsia="微软雅黑" w:cs="Times New Roman"/>
+                <w:sz w:val="18"/>
+                <w:szCs w:val="18"/>
+                <w:lang w:val="en-US" w:eastAsia="zh-CN"/>
+              </w:rPr>
+              <w:t>.</w:t>
+            </w:r>
+            <w:r>
+              <w:rPr>
+                <w:rFonts w:hint="eastAsia" w:ascii="Times New Roman" w:hAnsi="Times New Roman" w:eastAsia="微软雅黑" w:cs="Times New Roman"/>
+                <w:sz w:val="18"/>
+                <w:szCs w:val="18"/>
+                <w:lang w:eastAsia="zh-CN"/>
+              </w:rPr>
+              <w:t>split('。', 1)[1]}}{% elif md.value == '' %}{% else%}</w:t>
+            </w:r>
+            <w:r>
+              <w:rPr>
+                <w:rFonts w:hint="eastAsia" w:ascii="Times New Roman" w:hAnsi="Times New Roman" w:eastAsia="微软雅黑" w:cs="Times New Roman"/>
+                <w:b/>
+                <w:bCs/>
+                <w:sz w:val="18"/>
+                <w:szCs w:val="18"/>
+                <w:lang w:eastAsia="zh-CN"/>
+              </w:rPr>
+              <w:t>{{md.key}}</w:t>
+            </w:r>
+            <w:r>
+              <w:rPr>
+                <w:rFonts w:hint="eastAsia" w:ascii="Times New Roman" w:hAnsi="Times New Roman" w:eastAsia="微软雅黑" w:cs="Times New Roman"/>
+                <w:sz w:val="18"/>
+                <w:szCs w:val="18"/>
+                <w:lang w:eastAsia="zh-CN"/>
+              </w:rPr>
+              <w:t>{{md.value}}</w:t>
+            </w:r>
+          </w:p>
+          <w:p>
+            <w:pPr>
+              <w:keepNext/>
+              <w:spacing w:before="26"/>
+              <w:rPr>
+                <w:rFonts w:ascii="Times New Roman" w:hAnsi="Times New Roman" w:eastAsia="微软雅黑" w:cs="Times New Roman"/>
+                <w:sz w:val="18"/>
+                <w:szCs w:val="18"/>
+                <w:lang w:eastAsia="zh-CN"/>
+              </w:rPr>
+            </w:pPr>
+            <w:r>
+              <w:rPr>
+                <w:rFonts w:hint="eastAsia" w:ascii="Times New Roman" w:hAnsi="Times New Roman" w:eastAsia="微软雅黑" w:cs="Times New Roman"/>
+                <w:sz w:val="18"/>
+                <w:szCs w:val="18"/>
+                <w:lang w:eastAsia="zh-CN"/>
+              </w:rPr>
+              <w:t>{% endif %}{% endfor %}</w:t>
+            </w:r>
+          </w:p>
+        </w:tc>
+      </w:tr>
+    </w:tbl>
+    <w:p>
+      <w:pPr>
+        <w:spacing w:before="26"/>
+        <w:rPr>
+          <w:rFonts w:ascii="Times New Roman" w:hAnsi="Times New Roman" w:eastAsia="微软雅黑" w:cs="Times New Roman"/>
+          <w:b/>
+          <w:sz w:val="24"/>
+          <w:szCs w:val="24"/>
+          <w:lang w:eastAsia="zh-CN"/>
+        </w:rPr>
+      </w:pPr>
+      <w:r>
+        <w:rPr>
+          <w:rFonts w:hint="eastAsia" w:ascii="Times New Roman" w:hAnsi="Times New Roman" w:eastAsia="微软雅黑" w:cs="Times New Roman"/>
+          <w:b/>
+          <w:sz w:val="24"/>
+          <w:szCs w:val="24"/>
+          <w:lang w:eastAsia="zh-CN"/>
+        </w:rPr>
+        <w:t>{%if tdd.drugResearchList != [] %}</w:t>
+      </w:r>
+    </w:p>
+    <w:p>
+      <w:pPr>
+        <w:keepNext/>
+        <w:spacing w:before="26"/>
+        <w:rPr>
+          <w:rFonts w:ascii="Times New Roman" w:hAnsi="Times New Roman" w:eastAsia="微软雅黑" w:cs="Times New Roman"/>
+          <w:b/>
+          <w:sz w:val="24"/>
+          <w:lang w:eastAsia="zh-CN"/>
+        </w:rPr>
+      </w:pPr>
+      <w:r>
+        <w:rPr>
+          <w:rFonts w:ascii="Times New Roman" w:hAnsi="Times New Roman" w:eastAsia="微软雅黑" w:cs="Times New Roman"/>
+          <w:b/>
+          <w:sz w:val="24"/>
+          <w:lang w:eastAsia="zh-CN"/>
+        </w:rPr>
+        <w:t>潜在受益药物研究信息：</w:t>
+      </w:r>
+    </w:p>
+    <w:tbl>
+      <w:tblPr>
+        <w:tblStyle w:val="7"/>
+        <w:tblpPr w:leftFromText="180" w:rightFromText="180" w:vertAnchor="text" w:tblpXSpec="center" w:tblpY="1"/>
+        <w:tblOverlap w:val="never"/>
+        <w:tblW w:w="9870" w:type="dxa"/>
+        <w:jc w:val="center"/>
+        <w:tblBorders>
+          <w:top w:val="single" w:color="45A3A7" w:sz="18" w:space="0"/>
+          <w:left w:val="none" w:color="auto" w:sz="0" w:space="0"/>
+          <w:bottom w:val="dotted" w:color="45A3A7" w:sz="4" w:space="0"/>
+          <w:right w:val="none" w:color="auto" w:sz="0" w:space="0"/>
+          <w:insideH w:val="dotted" w:color="45A3A7" w:sz="4" w:space="0"/>
+          <w:insideV w:val="dotted" w:color="45A3A7" w:sz="4" w:space="0"/>
+        </w:tblBorders>
+        <w:tblLayout w:type="fixed"/>
+        <w:tblCellMar>
+          <w:top w:w="0" w:type="dxa"/>
+          <w:left w:w="108" w:type="dxa"/>
+          <w:bottom w:w="0" w:type="dxa"/>
+          <w:right w:w="108" w:type="dxa"/>
+        </w:tblCellMar>
+      </w:tblPr>
+      <w:tblGrid>
+        <w:gridCol w:w="1526"/>
+        <w:gridCol w:w="1417"/>
+        <w:gridCol w:w="1232"/>
+        <w:gridCol w:w="5695"/>
+      </w:tblGrid>
+      <w:tr>
+        <w:tblPrEx>
+          <w:tblBorders>
+            <w:top w:val="single" w:color="45A3A7" w:sz="18" w:space="0"/>
+            <w:left w:val="none" w:color="auto" w:sz="0" w:space="0"/>
+            <w:bottom w:val="dotted" w:color="45A3A7" w:sz="4" w:space="0"/>
+            <w:right w:val="none" w:color="auto" w:sz="0" w:space="0"/>
+            <w:insideH w:val="dotted" w:color="45A3A7" w:sz="4" w:space="0"/>
+            <w:insideV w:val="dotted" w:color="45A3A7" w:sz="4" w:space="0"/>
+          </w:tblBorders>
+          <w:tblCellMar>
+            <w:top w:w="0" w:type="dxa"/>
+            <w:left w:w="108" w:type="dxa"/>
+            <w:bottom w:w="0" w:type="dxa"/>
+            <w:right w:w="108" w:type="dxa"/>
+          </w:tblCellMar>
+        </w:tblPrEx>
+        <w:trPr>
+          <w:trHeight w:val="417" w:hRule="atLeast"/>
+          <w:jc w:val="center"/>
+        </w:trPr>
+        <w:tc>
+          <w:tcPr>
+            <w:tcW w:w="1526" w:type="dxa"/>
+            <w:tcBorders>
+              <w:top w:val="nil"/>
+              <w:left w:val="nil"/>
+              <w:bottom w:val="nil"/>
+              <w:right w:val="single" w:color="FFFFFF" w:sz="18" w:space="0"/>
+            </w:tcBorders>
+            <w:shd w:val="clear" w:color="auto" w:fill="62B541"/>
+            <w:vAlign w:val="center"/>
+          </w:tcPr>
+          <w:p>
+            <w:pPr>
+              <w:keepNext/>
+              <w:jc w:val="center"/>
+              <w:rPr>
+                <w:rFonts w:ascii="Times New Roman" w:hAnsi="Times New Roman" w:eastAsia="微软雅黑" w:cs="Times New Roman"/>
+                <w:b/>
+                <w:color w:val="FFFFFF" w:themeColor="background1"/>
+                <w:sz w:val="18"/>
+                <w:szCs w:val="18"/>
+                <w:lang w:eastAsia="zh-CN"/>
+                <w14:textFill>
+                  <w14:solidFill>
+                    <w14:schemeClr w14:val="bg1"/>
+                  </w14:solidFill>
+                </w14:textFill>
+              </w:rPr>
+            </w:pPr>
+            <w:r>
+              <w:rPr>
+                <w:rFonts w:ascii="Times New Roman" w:hAnsi="Times New Roman" w:eastAsia="微软雅黑" w:cs="Times New Roman"/>
+                <w:b/>
+                <w:color w:val="FFFFFF" w:themeColor="background1"/>
+                <w:sz w:val="18"/>
+                <w:szCs w:val="18"/>
+                <w:lang w:eastAsia="zh-CN"/>
+                <w14:textFill>
+                  <w14:solidFill>
+                    <w14:schemeClr w14:val="bg1"/>
+                  </w14:solidFill>
+                </w14:textFill>
+              </w:rPr>
+              <w:t>药物名称</w:t>
+            </w:r>
+          </w:p>
+        </w:tc>
+        <w:tc>
+          <w:tcPr>
+            <w:tcW w:w="1417" w:type="dxa"/>
+            <w:tcBorders>
+              <w:top w:val="nil"/>
+              <w:left w:val="single" w:color="FFFFFF" w:sz="18" w:space="0"/>
+              <w:bottom w:val="nil"/>
+              <w:right w:val="single" w:color="FFFFFF" w:sz="18" w:space="0"/>
+            </w:tcBorders>
+            <w:shd w:val="clear" w:color="auto" w:fill="62B541"/>
+            <w:vAlign w:val="center"/>
+          </w:tcPr>
+          <w:p>
+            <w:pPr>
+              <w:keepNext/>
+              <w:jc w:val="center"/>
+              <w:rPr>
+                <w:rFonts w:ascii="Times New Roman" w:hAnsi="Times New Roman" w:eastAsia="微软雅黑" w:cs="Times New Roman"/>
+                <w:b/>
+                <w:color w:val="FFFFFF" w:themeColor="background1"/>
+                <w:sz w:val="18"/>
+                <w:szCs w:val="18"/>
+                <w:lang w:eastAsia="zh-CN"/>
+                <w14:textFill>
+                  <w14:solidFill>
+                    <w14:schemeClr w14:val="bg1"/>
+                  </w14:solidFill>
+                </w14:textFill>
+              </w:rPr>
+            </w:pPr>
+            <w:r>
+              <w:rPr>
+                <w:rFonts w:ascii="Times New Roman" w:hAnsi="Times New Roman" w:eastAsia="微软雅黑" w:cs="Times New Roman"/>
+                <w:b/>
+                <w:color w:val="FFFFFF" w:themeColor="background1"/>
+                <w:sz w:val="18"/>
+                <w:szCs w:val="18"/>
+                <w:lang w:eastAsia="zh-CN"/>
+                <w14:textFill>
+                  <w14:solidFill>
+                    <w14:schemeClr w14:val="bg1"/>
+                  </w14:solidFill>
+                </w14:textFill>
+              </w:rPr>
+              <w:t>相关疾病</w:t>
+            </w:r>
+          </w:p>
+        </w:tc>
+        <w:tc>
+          <w:tcPr>
+            <w:tcW w:w="1232" w:type="dxa"/>
+            <w:tcBorders>
+              <w:top w:val="nil"/>
+              <w:left w:val="single" w:color="FFFFFF" w:sz="18" w:space="0"/>
+              <w:bottom w:val="nil"/>
+              <w:right w:val="single" w:color="FFFFFF" w:sz="18" w:space="0"/>
+            </w:tcBorders>
+            <w:shd w:val="clear" w:color="auto" w:fill="62B541"/>
+            <w:vAlign w:val="center"/>
+          </w:tcPr>
+          <w:p>
+            <w:pPr>
+              <w:keepNext/>
+              <w:jc w:val="center"/>
+              <w:rPr>
+                <w:rFonts w:ascii="Times New Roman" w:hAnsi="Times New Roman" w:eastAsia="微软雅黑" w:cs="Times New Roman"/>
+                <w:b/>
+                <w:color w:val="FFFFFF" w:themeColor="background1"/>
+                <w:sz w:val="18"/>
+                <w:szCs w:val="18"/>
+                <w:lang w:eastAsia="zh-CN"/>
+                <w14:textFill>
+                  <w14:solidFill>
+                    <w14:schemeClr w14:val="bg1"/>
+                  </w14:solidFill>
+                </w14:textFill>
+              </w:rPr>
+            </w:pPr>
+            <w:r>
+              <w:rPr>
+                <w:rFonts w:ascii="Times New Roman" w:hAnsi="Times New Roman" w:eastAsia="微软雅黑" w:cs="Times New Roman"/>
+                <w:b/>
+                <w:color w:val="FFFFFF" w:themeColor="background1"/>
+                <w:sz w:val="18"/>
+                <w:szCs w:val="18"/>
+                <w:lang w:eastAsia="zh-CN"/>
+                <w14:textFill>
+                  <w14:solidFill>
+                    <w14:schemeClr w14:val="bg1"/>
+                  </w14:solidFill>
+                </w14:textFill>
+              </w:rPr>
+              <w:t>证据</w:t>
+            </w:r>
+            <w:r>
+              <w:rPr>
+                <w:rFonts w:hint="eastAsia" w:ascii="Times New Roman" w:hAnsi="Times New Roman" w:eastAsia="微软雅黑" w:cs="Times New Roman"/>
+                <w:b/>
+                <w:color w:val="FFFFFF" w:themeColor="background1"/>
+                <w:sz w:val="18"/>
+                <w:szCs w:val="18"/>
+                <w:lang w:eastAsia="zh-CN"/>
+                <w14:textFill>
+                  <w14:solidFill>
+                    <w14:schemeClr w14:val="bg1"/>
+                  </w14:solidFill>
+                </w14:textFill>
+              </w:rPr>
+              <w:t>等级</w:t>
+            </w:r>
+          </w:p>
+        </w:tc>
+        <w:tc>
+          <w:tcPr>
+            <w:tcW w:w="5695" w:type="dxa"/>
+            <w:tcBorders>
+              <w:top w:val="nil"/>
+              <w:left w:val="single" w:color="FFFFFF" w:sz="18" w:space="0"/>
+              <w:bottom w:val="nil"/>
+              <w:right w:val="nil"/>
+            </w:tcBorders>
+            <w:shd w:val="clear" w:color="auto" w:fill="62B541"/>
+            <w:vAlign w:val="center"/>
+          </w:tcPr>
+          <w:p>
+            <w:pPr>
+              <w:keepNext/>
+              <w:jc w:val="center"/>
+              <w:rPr>
+                <w:rFonts w:ascii="Times New Roman" w:hAnsi="Times New Roman" w:eastAsia="微软雅黑" w:cs="Times New Roman"/>
+                <w:b/>
+                <w:color w:val="FFFFFF" w:themeColor="background1"/>
+                <w:sz w:val="18"/>
+                <w:szCs w:val="18"/>
+                <w:lang w:eastAsia="zh-CN"/>
+                <w14:textFill>
+                  <w14:solidFill>
+                    <w14:schemeClr w14:val="bg1"/>
+                  </w14:solidFill>
+                </w14:textFill>
+              </w:rPr>
+            </w:pPr>
+            <w:r>
+              <w:rPr>
+                <w:rFonts w:ascii="Times New Roman" w:hAnsi="Times New Roman" w:eastAsia="微软雅黑" w:cs="Times New Roman"/>
+                <w:b/>
+                <w:color w:val="FFFFFF" w:themeColor="background1"/>
+                <w:sz w:val="18"/>
+                <w:szCs w:val="18"/>
+                <w:lang w:eastAsia="zh-CN"/>
+                <w14:textFill>
+                  <w14:solidFill>
+                    <w14:schemeClr w14:val="bg1"/>
+                  </w14:solidFill>
+                </w14:textFill>
+              </w:rPr>
+              <w:t>循证医学信息</w:t>
+            </w:r>
+          </w:p>
+        </w:tc>
+      </w:tr>
+      <w:tr>
+        <w:tblPrEx>
+          <w:tblBorders>
+            <w:top w:val="single" w:color="45A3A7" w:sz="18" w:space="0"/>
+            <w:left w:val="none" w:color="auto" w:sz="0" w:space="0"/>
+            <w:bottom w:val="dotted" w:color="45A3A7" w:sz="4" w:space="0"/>
+            <w:right w:val="none" w:color="auto" w:sz="0" w:space="0"/>
+            <w:insideH w:val="dotted" w:color="45A3A7" w:sz="4" w:space="0"/>
+            <w:insideV w:val="dotted" w:color="45A3A7" w:sz="4" w:space="0"/>
+          </w:tblBorders>
+          <w:tblCellMar>
+            <w:top w:w="0" w:type="dxa"/>
+            <w:left w:w="108" w:type="dxa"/>
+            <w:bottom w:w="0" w:type="dxa"/>
+            <w:right w:w="108" w:type="dxa"/>
+          </w:tblCellMar>
+        </w:tblPrEx>
+        <w:trPr>
+          <w:trHeight w:val="494" w:hRule="atLeast"/>
+          <w:jc w:val="center"/>
+        </w:trPr>
+        <w:tc>
+          <w:tcPr>
+            <w:tcW w:w="9870" w:type="dxa"/>
+            <w:gridSpan w:val="4"/>
+            <w:tcBorders>
+              <w:top w:val="nil"/>
+              <w:left w:val="nil"/>
+              <w:bottom w:val="single" w:color="A4A4A4" w:sz="4" w:space="0"/>
+              <w:right w:val="nil"/>
+            </w:tcBorders>
+            <w:vAlign w:val="center"/>
+          </w:tcPr>
+          <w:p>
+            <w:pPr>
+              <w:keepNext/>
+              <w:spacing w:before="26"/>
+              <w:jc w:val="center"/>
+              <w:rPr>
+                <w:rFonts w:ascii="Times New Roman" w:hAnsi="Times New Roman" w:eastAsia="微软雅黑" w:cs="Times New Roman"/>
+                <w:bCs/>
+                <w:sz w:val="18"/>
+                <w:szCs w:val="18"/>
+                <w:highlight w:val="yellow"/>
+                <w:lang w:eastAsia="zh-CN"/>
+              </w:rPr>
+            </w:pPr>
+            <w:r>
+              <w:rPr>
+                <w:rFonts w:hint="eastAsia" w:ascii="Times New Roman" w:hAnsi="Times New Roman" w:eastAsia="微软雅黑" w:cs="Times New Roman"/>
+                <w:b/>
+                <w:sz w:val="18"/>
+                <w:szCs w:val="18"/>
+                <w:lang w:eastAsia="zh-CN"/>
+              </w:rPr>
+              <w:t>{%tr for dis in tdd.drugResearchList %}</w:t>
+            </w:r>
+          </w:p>
+        </w:tc>
+      </w:tr>
+      <w:tr>
+        <w:tblPrEx>
+          <w:tblBorders>
+            <w:top w:val="single" w:color="45A3A7" w:sz="18" w:space="0"/>
+            <w:left w:val="none" w:color="auto" w:sz="0" w:space="0"/>
+            <w:bottom w:val="dotted" w:color="45A3A7" w:sz="4" w:space="0"/>
+            <w:right w:val="none" w:color="auto" w:sz="0" w:space="0"/>
+            <w:insideH w:val="dotted" w:color="45A3A7" w:sz="4" w:space="0"/>
+            <w:insideV w:val="dotted" w:color="45A3A7" w:sz="4" w:space="0"/>
+          </w:tblBorders>
+          <w:tblCellMar>
+            <w:top w:w="0" w:type="dxa"/>
+            <w:left w:w="108" w:type="dxa"/>
+            <w:bottom w:w="0" w:type="dxa"/>
+            <w:right w:w="108" w:type="dxa"/>
+          </w:tblCellMar>
+        </w:tblPrEx>
+        <w:trPr>
+          <w:trHeight w:val="494" w:hRule="atLeast"/>
+          <w:jc w:val="center"/>
+        </w:trPr>
+        <w:tc>
+          <w:tcPr>
+            <w:tcW w:w="1526" w:type="dxa"/>
+            <w:tcBorders>
+              <w:top w:val="single" w:color="A4A4A4" w:sz="4" w:space="0"/>
+              <w:left w:val="nil"/>
+              <w:bottom w:val="single" w:color="A4A4A4" w:sz="4" w:space="0"/>
+              <w:right w:val="single" w:color="A4A4A4" w:sz="4" w:space="0"/>
+            </w:tcBorders>
+            <w:vAlign w:val="center"/>
+          </w:tcPr>
+          <w:p>
+            <w:pPr>
+              <w:spacing w:before="1" w:line="249" w:lineRule="auto"/>
+              <w:ind w:right="131"/>
+              <w:jc w:val="center"/>
+              <w:rPr>
+                <w:rFonts w:ascii="Times New Roman" w:hAnsi="Times New Roman" w:eastAsia="微软雅黑" w:cs="Times New Roman"/>
+                <w:b/>
+                <w:sz w:val="18"/>
+                <w:szCs w:val="18"/>
+                <w:highlight w:val="yellow"/>
+              </w:rPr>
+            </w:pPr>
+            <w:r>
+              <w:rPr>
+                <w:rFonts w:ascii="Times New Roman" w:hAnsi="Times New Roman" w:eastAsia="微软雅黑" w:cs="Times New Roman"/>
+                <w:sz w:val="18"/>
+                <w:szCs w:val="18"/>
+                <w:lang w:eastAsia="zh-CN"/>
+              </w:rPr>
+              <w:t>{{</w:t>
+            </w:r>
+            <w:r>
+              <w:rPr>
+                <w:rFonts w:ascii="Times New Roman" w:hAnsi="Times New Roman" w:eastAsia="微软雅黑" w:cs="Times New Roman"/>
+                <w:bCs/>
+                <w:sz w:val="18"/>
+                <w:szCs w:val="18"/>
+                <w:lang w:eastAsia="zh-CN"/>
+              </w:rPr>
+              <w:t>dis.drug_name_chinese</w:t>
+            </w:r>
+            <w:r>
+              <w:rPr>
+                <w:rFonts w:hint="eastAsia" w:ascii="Times New Roman" w:hAnsi="Times New Roman" w:eastAsia="微软雅黑" w:cs="Times New Roman"/>
+                <w:bCs/>
+                <w:sz w:val="18"/>
+                <w:szCs w:val="18"/>
+                <w:lang w:eastAsia="zh-CN"/>
+              </w:rPr>
+              <w:t>3</w:t>
+            </w:r>
+            <w:r>
+              <w:rPr>
+                <w:rFonts w:ascii="Times New Roman" w:hAnsi="Times New Roman" w:eastAsia="微软雅黑" w:cs="Times New Roman"/>
+                <w:sz w:val="18"/>
+                <w:szCs w:val="18"/>
+                <w:lang w:eastAsia="zh-CN"/>
+              </w:rPr>
+              <w:t xml:space="preserve"> }}</w:t>
+            </w:r>
+          </w:p>
+        </w:tc>
+        <w:tc>
+          <w:tcPr>
+            <w:tcW w:w="1417" w:type="dxa"/>
+            <w:tcBorders>
+              <w:top w:val="single" w:color="A4A4A4" w:sz="4" w:space="0"/>
+              <w:left w:val="single" w:color="A4A4A4" w:sz="4" w:space="0"/>
+              <w:bottom w:val="single" w:color="A4A4A4" w:sz="4" w:space="0"/>
+              <w:right w:val="single" w:color="A4A4A4" w:sz="4" w:space="0"/>
+            </w:tcBorders>
+            <w:vAlign w:val="center"/>
+          </w:tcPr>
+          <w:p>
+            <w:pPr>
+              <w:keepNext/>
+              <w:spacing w:before="26"/>
+              <w:jc w:val="center"/>
+              <w:rPr>
+                <w:rFonts w:ascii="Times New Roman" w:hAnsi="Times New Roman" w:eastAsia="微软雅黑" w:cs="Times New Roman"/>
+                <w:bCs/>
+                <w:sz w:val="18"/>
+                <w:szCs w:val="18"/>
+                <w:highlight w:val="yellow"/>
+                <w:lang w:eastAsia="zh-CN"/>
+              </w:rPr>
+            </w:pPr>
+            <w:r>
+              <w:rPr>
+                <w:rFonts w:hint="eastAsia" w:ascii="Times New Roman" w:hAnsi="Times New Roman" w:eastAsia="微软雅黑" w:cs="Times New Roman"/>
+                <w:sz w:val="18"/>
+                <w:szCs w:val="18"/>
+                <w:lang w:eastAsia="zh-CN"/>
+              </w:rPr>
+              <w:t>{{dis.</w:t>
+            </w:r>
+            <w:r>
+              <w:rPr>
+                <w:rFonts w:hint="eastAsia" w:ascii="Times New Roman" w:hAnsi="Times New Roman" w:eastAsia="微软雅黑" w:cs="Times New Roman"/>
+                <w:bCs/>
+                <w:sz w:val="18"/>
+                <w:szCs w:val="18"/>
+                <w:lang w:eastAsia="zh-CN"/>
+              </w:rPr>
+              <w:t>disease_name_chinese</w:t>
+            </w:r>
+            <w:r>
+              <w:rPr>
+                <w:rFonts w:hint="eastAsia" w:ascii="Times New Roman" w:hAnsi="Times New Roman" w:eastAsia="微软雅黑" w:cs="Times New Roman"/>
+                <w:sz w:val="18"/>
+                <w:szCs w:val="18"/>
+                <w:lang w:eastAsia="zh-CN"/>
+              </w:rPr>
+              <w:t>}}</w:t>
+            </w:r>
+          </w:p>
+        </w:tc>
+        <w:tc>
+          <w:tcPr>
+            <w:tcW w:w="1232" w:type="dxa"/>
+            <w:tcBorders>
+              <w:top w:val="single" w:color="A4A4A4" w:sz="4" w:space="0"/>
+              <w:left w:val="single" w:color="A4A4A4" w:sz="4" w:space="0"/>
+              <w:bottom w:val="single" w:color="A4A4A4" w:sz="4" w:space="0"/>
+              <w:right w:val="single" w:color="A4A4A4" w:sz="4" w:space="0"/>
+            </w:tcBorders>
+            <w:vAlign w:val="center"/>
+          </w:tcPr>
+          <w:p>
+            <w:pPr>
+              <w:keepNext/>
+              <w:spacing w:before="26"/>
+              <w:jc w:val="center"/>
+              <w:rPr>
+                <w:rFonts w:ascii="Times New Roman" w:hAnsi="Times New Roman" w:eastAsia="微软雅黑" w:cs="Times New Roman"/>
+                <w:bCs/>
+                <w:sz w:val="18"/>
+                <w:szCs w:val="18"/>
+                <w:highlight w:val="yellow"/>
+                <w:lang w:eastAsia="zh-CN"/>
+              </w:rPr>
+            </w:pPr>
+            <w:r>
+              <w:rPr>
+                <w:rFonts w:hint="eastAsia" w:ascii="Times New Roman" w:hAnsi="Times New Roman" w:eastAsia="微软雅黑" w:cs="Times New Roman"/>
+                <w:sz w:val="18"/>
+                <w:szCs w:val="18"/>
+                <w:lang w:eastAsia="zh-CN"/>
+              </w:rPr>
+              <w:t>{{</w:t>
+            </w:r>
+            <w:r>
+              <w:rPr>
+                <w:rFonts w:hint="eastAsia" w:ascii="Times New Roman" w:hAnsi="Times New Roman" w:eastAsia="微软雅黑" w:cs="Times New Roman"/>
+                <w:bCs/>
+                <w:sz w:val="18"/>
+                <w:szCs w:val="18"/>
+                <w:lang w:eastAsia="zh-CN"/>
+              </w:rPr>
+              <w:t>dis.evidence_phase_chinese</w:t>
+            </w:r>
+            <w:r>
+              <w:rPr>
+                <w:rFonts w:hint="eastAsia" w:ascii="Times New Roman" w:hAnsi="Times New Roman" w:eastAsia="微软雅黑" w:cs="Times New Roman"/>
+                <w:sz w:val="18"/>
+                <w:szCs w:val="18"/>
+                <w:lang w:eastAsia="zh-CN"/>
+              </w:rPr>
+              <w:t>}}</w:t>
+            </w:r>
+          </w:p>
+        </w:tc>
+        <w:tc>
+          <w:tcPr>
+            <w:tcW w:w="5695" w:type="dxa"/>
+            <w:tcBorders>
+              <w:top w:val="single" w:color="A4A4A4" w:sz="4" w:space="0"/>
+              <w:left w:val="single" w:color="A4A4A4" w:sz="4" w:space="0"/>
+              <w:bottom w:val="single" w:color="A4A4A4" w:sz="4" w:space="0"/>
+              <w:right w:val="nil"/>
+            </w:tcBorders>
+            <w:vAlign w:val="center"/>
+          </w:tcPr>
+          <w:p>
+            <w:pPr>
+              <w:keepNext/>
+              <w:spacing w:before="26"/>
+              <w:jc w:val="center"/>
+              <w:rPr>
+                <w:rFonts w:ascii="Times New Roman" w:hAnsi="Times New Roman" w:eastAsia="微软雅黑" w:cs="Times New Roman"/>
+                <w:bCs/>
+                <w:sz w:val="18"/>
+                <w:szCs w:val="18"/>
+                <w:highlight w:val="yellow"/>
+                <w:lang w:eastAsia="zh-CN"/>
+              </w:rPr>
+            </w:pPr>
+            <w:r>
+              <w:rPr>
+                <w:rFonts w:hint="eastAsia" w:ascii="Times New Roman" w:hAnsi="Times New Roman" w:eastAsia="微软雅黑" w:cs="Times New Roman"/>
+                <w:sz w:val="18"/>
+                <w:szCs w:val="18"/>
+                <w:lang w:eastAsia="zh-CN"/>
+              </w:rPr>
+              <w:t>{{</w:t>
+            </w:r>
+            <w:r>
+              <w:rPr>
+                <w:rFonts w:hint="eastAsia" w:ascii="Times New Roman" w:hAnsi="Times New Roman" w:eastAsia="微软雅黑" w:cs="Times New Roman"/>
+                <w:bCs/>
+                <w:sz w:val="18"/>
+                <w:szCs w:val="18"/>
+                <w:lang w:eastAsia="zh-CN"/>
+              </w:rPr>
+              <w:t>dis.annotation_chinese</w:t>
+            </w:r>
+            <w:r>
+              <w:rPr>
+                <w:rFonts w:hint="eastAsia" w:ascii="Times New Roman" w:hAnsi="Times New Roman" w:eastAsia="微软雅黑" w:cs="Times New Roman"/>
+                <w:sz w:val="18"/>
+                <w:szCs w:val="18"/>
+                <w:lang w:eastAsia="zh-CN"/>
+              </w:rPr>
+              <w:t>}}</w:t>
+            </w:r>
+          </w:p>
+        </w:tc>
+      </w:tr>
+      <w:tr>
+        <w:tblPrEx>
+          <w:tblBorders>
+            <w:top w:val="single" w:color="45A3A7" w:sz="18" w:space="0"/>
+            <w:left w:val="none" w:color="auto" w:sz="0" w:space="0"/>
+            <w:bottom w:val="dotted" w:color="45A3A7" w:sz="4" w:space="0"/>
+            <w:right w:val="none" w:color="auto" w:sz="0" w:space="0"/>
+            <w:insideH w:val="dotted" w:color="45A3A7" w:sz="4" w:space="0"/>
+            <w:insideV w:val="dotted" w:color="45A3A7" w:sz="4" w:space="0"/>
+          </w:tblBorders>
+          <w:tblCellMar>
+            <w:top w:w="0" w:type="dxa"/>
+            <w:left w:w="108" w:type="dxa"/>
+            <w:bottom w:w="0" w:type="dxa"/>
+            <w:right w:w="108" w:type="dxa"/>
+          </w:tblCellMar>
+        </w:tblPrEx>
+        <w:trPr>
+          <w:trHeight w:val="494" w:hRule="atLeast"/>
+          <w:jc w:val="center"/>
+        </w:trPr>
+        <w:tc>
+          <w:tcPr>
+            <w:tcW w:w="9870" w:type="dxa"/>
+            <w:gridSpan w:val="4"/>
+            <w:tcBorders>
+              <w:top w:val="single" w:color="A4A4A4" w:sz="4" w:space="0"/>
+              <w:left w:val="nil"/>
+              <w:bottom w:val="single" w:color="A4A4A4" w:sz="4" w:space="0"/>
+              <w:right w:val="nil"/>
+            </w:tcBorders>
+            <w:vAlign w:val="center"/>
+          </w:tcPr>
+          <w:p>
+            <w:pPr>
+              <w:keepNext/>
+              <w:spacing w:before="26"/>
+              <w:jc w:val="center"/>
+              <w:rPr>
+                <w:rFonts w:ascii="Times New Roman" w:hAnsi="Times New Roman" w:eastAsia="微软雅黑" w:cs="Times New Roman"/>
+                <w:bCs/>
+                <w:sz w:val="18"/>
+                <w:szCs w:val="18"/>
+                <w:lang w:eastAsia="zh-CN"/>
+              </w:rPr>
+            </w:pPr>
+            <w:r>
+              <w:rPr>
+                <w:rFonts w:hint="eastAsia" w:ascii="Times New Roman" w:hAnsi="Times New Roman" w:eastAsia="微软雅黑" w:cs="Times New Roman"/>
+                <w:b/>
+                <w:sz w:val="18"/>
+                <w:szCs w:val="18"/>
+                <w:lang w:eastAsia="zh-CN"/>
+              </w:rPr>
+              <w:t>{%tr endfor %}</w:t>
+            </w:r>
+          </w:p>
+        </w:tc>
+      </w:tr>
+    </w:tbl>
+    <w:p>
+      <w:pPr>
+        <w:spacing w:before="26"/>
+        <w:rPr>
+          <w:rFonts w:ascii="Times New Roman" w:hAnsi="Times New Roman" w:eastAsia="微软雅黑" w:cs="Times New Roman"/>
+          <w:b/>
+          <w:sz w:val="24"/>
+          <w:szCs w:val="24"/>
+          <w:lang w:eastAsia="zh-CN"/>
+        </w:rPr>
+      </w:pPr>
+      <w:r>
+        <w:rPr>
+          <w:rFonts w:hint="eastAsia" w:ascii="Times New Roman" w:hAnsi="Times New Roman" w:eastAsia="微软雅黑" w:cs="Times New Roman"/>
+          <w:b/>
+          <w:sz w:val="24"/>
+          <w:szCs w:val="24"/>
+          <w:lang w:eastAsia="zh-CN"/>
+        </w:rPr>
+        <w:t>{% endif %}{%if tdd.potentialDrugList != [] %}</w:t>
+      </w:r>
+    </w:p>
+    <w:p>
+      <w:pPr>
+        <w:keepNext/>
+        <w:spacing w:before="26"/>
+        <w:rPr>
+          <w:rFonts w:ascii="Times New Roman" w:hAnsi="Times New Roman" w:eastAsia="微软雅黑" w:cs="Times New Roman"/>
+          <w:b/>
+          <w:sz w:val="24"/>
+          <w:lang w:eastAsia="zh-CN"/>
+        </w:rPr>
+      </w:pPr>
+      <w:r>
+        <w:rPr>
+          <w:rFonts w:hint="eastAsia" w:ascii="Times New Roman" w:hAnsi="Times New Roman" w:eastAsia="微软雅黑" w:cs="Times New Roman"/>
+          <w:b/>
+          <w:sz w:val="24"/>
+          <w:lang w:eastAsia="zh-CN"/>
+        </w:rPr>
+        <w:t>潜在耐药研究信息：</w:t>
+      </w:r>
+    </w:p>
+    <w:tbl>
+      <w:tblPr>
+        <w:tblStyle w:val="7"/>
+        <w:tblpPr w:leftFromText="180" w:rightFromText="180" w:vertAnchor="text" w:tblpXSpec="center" w:tblpY="1"/>
+        <w:tblOverlap w:val="never"/>
+        <w:tblW w:w="9870" w:type="dxa"/>
+        <w:jc w:val="center"/>
+        <w:tblBorders>
+          <w:top w:val="single" w:color="45A3A7" w:sz="18" w:space="0"/>
+          <w:left w:val="none" w:color="auto" w:sz="0" w:space="0"/>
+          <w:bottom w:val="dotted" w:color="45A3A7" w:sz="4" w:space="0"/>
+          <w:right w:val="none" w:color="auto" w:sz="0" w:space="0"/>
+          <w:insideH w:val="dotted" w:color="45A3A7" w:sz="4" w:space="0"/>
+          <w:insideV w:val="dotted" w:color="45A3A7" w:sz="4" w:space="0"/>
+        </w:tblBorders>
+        <w:tblLayout w:type="fixed"/>
+        <w:tblCellMar>
+          <w:top w:w="0" w:type="dxa"/>
+          <w:left w:w="108" w:type="dxa"/>
+          <w:bottom w:w="0" w:type="dxa"/>
+          <w:right w:w="108" w:type="dxa"/>
+        </w:tblCellMar>
+      </w:tblPr>
+      <w:tblGrid>
+        <w:gridCol w:w="1526"/>
+        <w:gridCol w:w="1417"/>
+        <w:gridCol w:w="1261"/>
+        <w:gridCol w:w="5666"/>
+      </w:tblGrid>
+      <w:tr>
+        <w:tblPrEx>
+          <w:tblBorders>
+            <w:top w:val="single" w:color="45A3A7" w:sz="18" w:space="0"/>
+            <w:left w:val="none" w:color="auto" w:sz="0" w:space="0"/>
+            <w:bottom w:val="dotted" w:color="45A3A7" w:sz="4" w:space="0"/>
+            <w:right w:val="none" w:color="auto" w:sz="0" w:space="0"/>
+            <w:insideH w:val="dotted" w:color="45A3A7" w:sz="4" w:space="0"/>
+            <w:insideV w:val="dotted" w:color="45A3A7" w:sz="4" w:space="0"/>
+          </w:tblBorders>
+          <w:tblCellMar>
+            <w:top w:w="0" w:type="dxa"/>
+            <w:left w:w="108" w:type="dxa"/>
+            <w:bottom w:w="0" w:type="dxa"/>
+            <w:right w:w="108" w:type="dxa"/>
+          </w:tblCellMar>
+        </w:tblPrEx>
+        <w:trPr>
+          <w:trHeight w:val="417" w:hRule="atLeast"/>
+          <w:jc w:val="center"/>
+        </w:trPr>
+        <w:tc>
+          <w:tcPr>
+            <w:tcW w:w="1526" w:type="dxa"/>
+            <w:tcBorders>
+              <w:top w:val="nil"/>
+              <w:left w:val="nil"/>
+              <w:bottom w:val="nil"/>
+              <w:right w:val="single" w:color="FFFFFF" w:sz="18" w:space="0"/>
+            </w:tcBorders>
+            <w:shd w:val="clear" w:color="auto" w:fill="62B541"/>
+            <w:vAlign w:val="center"/>
+          </w:tcPr>
+          <w:p>
+            <w:pPr>
+              <w:keepNext/>
+              <w:jc w:val="center"/>
+              <w:rPr>
+                <w:rFonts w:ascii="Times New Roman" w:hAnsi="Times New Roman" w:eastAsia="微软雅黑" w:cs="Times New Roman"/>
+                <w:b/>
+                <w:color w:val="FFFFFF" w:themeColor="background1"/>
+                <w:sz w:val="18"/>
+                <w:szCs w:val="18"/>
+                <w:lang w:eastAsia="zh-CN"/>
+                <w14:textFill>
+                  <w14:solidFill>
+                    <w14:schemeClr w14:val="bg1"/>
+                  </w14:solidFill>
+                </w14:textFill>
+              </w:rPr>
+            </w:pPr>
+            <w:r>
+              <w:rPr>
+                <w:rFonts w:ascii="Times New Roman" w:hAnsi="Times New Roman" w:eastAsia="微软雅黑" w:cs="Times New Roman"/>
+                <w:b/>
+                <w:color w:val="FFFFFF" w:themeColor="background1"/>
+                <w:sz w:val="18"/>
+                <w:szCs w:val="18"/>
+                <w:lang w:eastAsia="zh-CN"/>
+                <w14:textFill>
+                  <w14:solidFill>
+                    <w14:schemeClr w14:val="bg1"/>
+                  </w14:solidFill>
+                </w14:textFill>
+              </w:rPr>
+              <w:t>药物名称</w:t>
+            </w:r>
+          </w:p>
+        </w:tc>
+        <w:tc>
+          <w:tcPr>
+            <w:tcW w:w="1417" w:type="dxa"/>
+            <w:tcBorders>
+              <w:top w:val="nil"/>
+              <w:left w:val="single" w:color="FFFFFF" w:sz="18" w:space="0"/>
+              <w:bottom w:val="nil"/>
+              <w:right w:val="single" w:color="FFFFFF" w:sz="18" w:space="0"/>
+            </w:tcBorders>
+            <w:shd w:val="clear" w:color="auto" w:fill="62B541"/>
+            <w:vAlign w:val="center"/>
+          </w:tcPr>
+          <w:p>
+            <w:pPr>
+              <w:keepNext/>
+              <w:jc w:val="center"/>
+              <w:rPr>
+                <w:rFonts w:ascii="Times New Roman" w:hAnsi="Times New Roman" w:eastAsia="微软雅黑" w:cs="Times New Roman"/>
+                <w:b/>
+                <w:color w:val="FFFFFF" w:themeColor="background1"/>
+                <w:sz w:val="18"/>
+                <w:szCs w:val="18"/>
+                <w:lang w:eastAsia="zh-CN"/>
+                <w14:textFill>
+                  <w14:solidFill>
+                    <w14:schemeClr w14:val="bg1"/>
+                  </w14:solidFill>
+                </w14:textFill>
+              </w:rPr>
+            </w:pPr>
+            <w:r>
+              <w:rPr>
+                <w:rFonts w:ascii="Times New Roman" w:hAnsi="Times New Roman" w:eastAsia="微软雅黑" w:cs="Times New Roman"/>
+                <w:b/>
+                <w:color w:val="FFFFFF" w:themeColor="background1"/>
+                <w:sz w:val="18"/>
+                <w:szCs w:val="18"/>
+                <w:lang w:eastAsia="zh-CN"/>
+                <w14:textFill>
+                  <w14:solidFill>
+                    <w14:schemeClr w14:val="bg1"/>
+                  </w14:solidFill>
+                </w14:textFill>
+              </w:rPr>
+              <w:t>相关疾病</w:t>
+            </w:r>
+          </w:p>
+        </w:tc>
+        <w:tc>
+          <w:tcPr>
+            <w:tcW w:w="1261" w:type="dxa"/>
+            <w:tcBorders>
+              <w:top w:val="nil"/>
+              <w:left w:val="single" w:color="FFFFFF" w:sz="18" w:space="0"/>
+              <w:bottom w:val="nil"/>
+              <w:right w:val="single" w:color="FFFFFF" w:sz="18" w:space="0"/>
+            </w:tcBorders>
+            <w:shd w:val="clear" w:color="auto" w:fill="62B541"/>
+            <w:vAlign w:val="center"/>
+          </w:tcPr>
+          <w:p>
+            <w:pPr>
+              <w:keepNext/>
+              <w:jc w:val="center"/>
+              <w:rPr>
+                <w:rFonts w:ascii="Times New Roman" w:hAnsi="Times New Roman" w:eastAsia="微软雅黑" w:cs="Times New Roman"/>
+                <w:b/>
+                <w:color w:val="FFFFFF" w:themeColor="background1"/>
+                <w:sz w:val="18"/>
+                <w:szCs w:val="18"/>
+                <w:lang w:eastAsia="zh-CN"/>
+                <w14:textFill>
+                  <w14:solidFill>
+                    <w14:schemeClr w14:val="bg1"/>
+                  </w14:solidFill>
+                </w14:textFill>
+              </w:rPr>
+            </w:pPr>
+            <w:r>
+              <w:rPr>
+                <w:rFonts w:ascii="Times New Roman" w:hAnsi="Times New Roman" w:eastAsia="微软雅黑" w:cs="Times New Roman"/>
+                <w:b/>
+                <w:color w:val="FFFFFF" w:themeColor="background1"/>
+                <w:sz w:val="18"/>
+                <w:szCs w:val="18"/>
+                <w:lang w:eastAsia="zh-CN"/>
+                <w14:textFill>
+                  <w14:solidFill>
+                    <w14:schemeClr w14:val="bg1"/>
+                  </w14:solidFill>
+                </w14:textFill>
+              </w:rPr>
+              <w:t>证据</w:t>
+            </w:r>
+            <w:r>
+              <w:rPr>
+                <w:rFonts w:hint="eastAsia" w:ascii="Times New Roman" w:hAnsi="Times New Roman" w:eastAsia="微软雅黑" w:cs="Times New Roman"/>
+                <w:b/>
+                <w:color w:val="FFFFFF" w:themeColor="background1"/>
+                <w:sz w:val="18"/>
+                <w:szCs w:val="18"/>
+                <w:lang w:eastAsia="zh-CN"/>
+                <w14:textFill>
+                  <w14:solidFill>
+                    <w14:schemeClr w14:val="bg1"/>
+                  </w14:solidFill>
+                </w14:textFill>
+              </w:rPr>
+              <w:t>等级</w:t>
+            </w:r>
+          </w:p>
+        </w:tc>
+        <w:tc>
+          <w:tcPr>
+            <w:tcW w:w="5666" w:type="dxa"/>
+            <w:tcBorders>
+              <w:top w:val="nil"/>
+              <w:left w:val="single" w:color="FFFFFF" w:sz="18" w:space="0"/>
+              <w:bottom w:val="nil"/>
+              <w:right w:val="nil"/>
+            </w:tcBorders>
+            <w:shd w:val="clear" w:color="auto" w:fill="62B541"/>
+            <w:vAlign w:val="center"/>
+          </w:tcPr>
+          <w:p>
+            <w:pPr>
+              <w:keepNext/>
+              <w:jc w:val="center"/>
+              <w:rPr>
+                <w:rFonts w:ascii="Times New Roman" w:hAnsi="Times New Roman" w:eastAsia="微软雅黑" w:cs="Times New Roman"/>
+                <w:b/>
+                <w:color w:val="FFFFFF" w:themeColor="background1"/>
+                <w:sz w:val="18"/>
+                <w:szCs w:val="18"/>
+                <w:lang w:eastAsia="zh-CN"/>
+                <w14:textFill>
+                  <w14:solidFill>
+                    <w14:schemeClr w14:val="bg1"/>
+                  </w14:solidFill>
+                </w14:textFill>
+              </w:rPr>
+            </w:pPr>
+            <w:r>
+              <w:rPr>
+                <w:rFonts w:ascii="Times New Roman" w:hAnsi="Times New Roman" w:eastAsia="微软雅黑" w:cs="Times New Roman"/>
+                <w:b/>
+                <w:color w:val="FFFFFF" w:themeColor="background1"/>
+                <w:sz w:val="18"/>
+                <w:szCs w:val="18"/>
+                <w:lang w:eastAsia="zh-CN"/>
+                <w14:textFill>
+                  <w14:solidFill>
+                    <w14:schemeClr w14:val="bg1"/>
+                  </w14:solidFill>
+                </w14:textFill>
+              </w:rPr>
+              <w:t>循证医学信息</w:t>
+            </w:r>
+          </w:p>
+        </w:tc>
+      </w:tr>
+      <w:tr>
+        <w:tblPrEx>
+          <w:tblBorders>
+            <w:top w:val="single" w:color="45A3A7" w:sz="18" w:space="0"/>
+            <w:left w:val="none" w:color="auto" w:sz="0" w:space="0"/>
+            <w:bottom w:val="dotted" w:color="45A3A7" w:sz="4" w:space="0"/>
+            <w:right w:val="none" w:color="auto" w:sz="0" w:space="0"/>
+            <w:insideH w:val="dotted" w:color="45A3A7" w:sz="4" w:space="0"/>
+            <w:insideV w:val="dotted" w:color="45A3A7" w:sz="4" w:space="0"/>
+          </w:tblBorders>
+          <w:tblCellMar>
+            <w:top w:w="0" w:type="dxa"/>
+            <w:left w:w="108" w:type="dxa"/>
+            <w:bottom w:w="0" w:type="dxa"/>
+            <w:right w:w="108" w:type="dxa"/>
+          </w:tblCellMar>
+        </w:tblPrEx>
+        <w:trPr>
+          <w:trHeight w:val="494" w:hRule="atLeast"/>
+          <w:jc w:val="center"/>
+        </w:trPr>
+        <w:tc>
+          <w:tcPr>
+            <w:tcW w:w="9870" w:type="dxa"/>
+            <w:gridSpan w:val="4"/>
+            <w:tcBorders>
+              <w:top w:val="nil"/>
+              <w:left w:val="nil"/>
+              <w:bottom w:val="single" w:color="A4A4A4" w:sz="4" w:space="0"/>
+              <w:right w:val="nil"/>
+            </w:tcBorders>
+            <w:vAlign w:val="center"/>
+          </w:tcPr>
+          <w:p>
+            <w:pPr>
+              <w:keepNext/>
+              <w:spacing w:before="26"/>
+              <w:jc w:val="center"/>
+              <w:rPr>
+                <w:rFonts w:ascii="Times New Roman" w:hAnsi="Times New Roman" w:eastAsia="微软雅黑" w:cs="Times New Roman"/>
+                <w:bCs/>
+                <w:sz w:val="18"/>
+                <w:szCs w:val="18"/>
+                <w:highlight w:val="yellow"/>
+                <w:lang w:eastAsia="zh-CN"/>
+              </w:rPr>
+            </w:pPr>
+            <w:r>
+              <w:rPr>
+                <w:rFonts w:hint="eastAsia" w:ascii="Times New Roman" w:hAnsi="Times New Roman" w:eastAsia="微软雅黑" w:cs="Times New Roman"/>
+                <w:b/>
+                <w:sz w:val="18"/>
+                <w:szCs w:val="18"/>
+                <w:lang w:eastAsia="zh-CN"/>
+              </w:rPr>
+              <w:t>{%tr for dis in tdd.</w:t>
+            </w:r>
+            <w:r>
+              <w:rPr>
+                <w:rFonts w:ascii="Times New Roman" w:hAnsi="Times New Roman" w:eastAsia="微软雅黑" w:cs="Times New Roman"/>
+                <w:b/>
+                <w:sz w:val="18"/>
+                <w:szCs w:val="18"/>
+                <w:lang w:eastAsia="zh-CN"/>
+              </w:rPr>
+              <w:t>potentialDrugList</w:t>
+            </w:r>
+            <w:r>
+              <w:rPr>
+                <w:rFonts w:hint="eastAsia" w:ascii="Times New Roman" w:hAnsi="Times New Roman" w:eastAsia="微软雅黑" w:cs="Times New Roman"/>
+                <w:b/>
+                <w:sz w:val="18"/>
+                <w:szCs w:val="18"/>
+                <w:lang w:eastAsia="zh-CN"/>
+              </w:rPr>
+              <w:t xml:space="preserve"> %}</w:t>
+            </w:r>
+          </w:p>
+        </w:tc>
+      </w:tr>
+      <w:tr>
+        <w:tblPrEx>
+          <w:tblBorders>
+            <w:top w:val="single" w:color="45A3A7" w:sz="18" w:space="0"/>
+            <w:left w:val="none" w:color="auto" w:sz="0" w:space="0"/>
+            <w:bottom w:val="dotted" w:color="45A3A7" w:sz="4" w:space="0"/>
+            <w:right w:val="none" w:color="auto" w:sz="0" w:space="0"/>
+            <w:insideH w:val="dotted" w:color="45A3A7" w:sz="4" w:space="0"/>
+            <w:insideV w:val="dotted" w:color="45A3A7" w:sz="4" w:space="0"/>
+          </w:tblBorders>
+          <w:tblCellMar>
+            <w:top w:w="0" w:type="dxa"/>
+            <w:left w:w="108" w:type="dxa"/>
+            <w:bottom w:w="0" w:type="dxa"/>
+            <w:right w:w="108" w:type="dxa"/>
+          </w:tblCellMar>
+        </w:tblPrEx>
+        <w:trPr>
+          <w:trHeight w:val="494" w:hRule="atLeast"/>
+          <w:jc w:val="center"/>
+        </w:trPr>
+        <w:tc>
+          <w:tcPr>
+            <w:tcW w:w="1526" w:type="dxa"/>
+            <w:tcBorders>
+              <w:top w:val="single" w:color="A4A4A4" w:sz="4" w:space="0"/>
+              <w:left w:val="nil"/>
+              <w:bottom w:val="single" w:color="A4A4A4" w:sz="4" w:space="0"/>
+              <w:right w:val="single" w:color="A4A4A4" w:sz="4" w:space="0"/>
+            </w:tcBorders>
+            <w:vAlign w:val="center"/>
+          </w:tcPr>
+          <w:p>
+            <w:pPr>
+              <w:spacing w:before="1" w:line="249" w:lineRule="auto"/>
+              <w:ind w:right="131"/>
+              <w:jc w:val="center"/>
+              <w:rPr>
+                <w:rFonts w:ascii="Times New Roman" w:hAnsi="Times New Roman" w:eastAsia="微软雅黑" w:cs="Times New Roman"/>
+                <w:b/>
+                <w:sz w:val="18"/>
+                <w:szCs w:val="18"/>
+                <w:highlight w:val="yellow"/>
+              </w:rPr>
+            </w:pPr>
+            <w:r>
+              <w:rPr>
+                <w:rFonts w:ascii="Times New Roman" w:hAnsi="Times New Roman" w:eastAsia="微软雅黑" w:cs="Times New Roman"/>
+                <w:sz w:val="18"/>
+                <w:szCs w:val="18"/>
+                <w:lang w:eastAsia="zh-CN"/>
+              </w:rPr>
+              <w:t>{{</w:t>
+            </w:r>
+            <w:r>
+              <w:rPr>
+                <w:rFonts w:ascii="Times New Roman" w:hAnsi="Times New Roman" w:eastAsia="微软雅黑" w:cs="Times New Roman"/>
+                <w:bCs/>
+                <w:sz w:val="18"/>
+                <w:szCs w:val="18"/>
+                <w:lang w:eastAsia="zh-CN"/>
+              </w:rPr>
+              <w:t>dis.drug_name_chinese</w:t>
+            </w:r>
+            <w:r>
+              <w:rPr>
+                <w:rFonts w:hint="eastAsia" w:ascii="Times New Roman" w:hAnsi="Times New Roman" w:eastAsia="微软雅黑" w:cs="Times New Roman"/>
+                <w:bCs/>
+                <w:sz w:val="18"/>
+                <w:szCs w:val="18"/>
+                <w:lang w:eastAsia="zh-CN"/>
+              </w:rPr>
+              <w:t>3</w:t>
+            </w:r>
+            <w:r>
+              <w:rPr>
+                <w:rFonts w:ascii="Times New Roman" w:hAnsi="Times New Roman" w:eastAsia="微软雅黑" w:cs="Times New Roman"/>
+                <w:sz w:val="18"/>
+                <w:szCs w:val="18"/>
+                <w:lang w:eastAsia="zh-CN"/>
+              </w:rPr>
+              <w:t xml:space="preserve"> }}</w:t>
+            </w:r>
+          </w:p>
+        </w:tc>
+        <w:tc>
+          <w:tcPr>
+            <w:tcW w:w="1417" w:type="dxa"/>
+            <w:tcBorders>
+              <w:top w:val="single" w:color="A4A4A4" w:sz="4" w:space="0"/>
+              <w:left w:val="single" w:color="A4A4A4" w:sz="4" w:space="0"/>
+              <w:bottom w:val="single" w:color="A4A4A4" w:sz="4" w:space="0"/>
+              <w:right w:val="single" w:color="A4A4A4" w:sz="4" w:space="0"/>
+            </w:tcBorders>
+            <w:vAlign w:val="center"/>
+          </w:tcPr>
+          <w:p>
+            <w:pPr>
+              <w:keepNext/>
+              <w:spacing w:before="26"/>
+              <w:jc w:val="center"/>
+              <w:rPr>
+                <w:rFonts w:ascii="Times New Roman" w:hAnsi="Times New Roman" w:eastAsia="微软雅黑" w:cs="Times New Roman"/>
+                <w:bCs/>
+                <w:sz w:val="18"/>
+                <w:szCs w:val="18"/>
+                <w:highlight w:val="yellow"/>
+                <w:lang w:eastAsia="zh-CN"/>
+              </w:rPr>
+            </w:pPr>
+            <w:r>
+              <w:rPr>
+                <w:rFonts w:hint="eastAsia" w:ascii="Times New Roman" w:hAnsi="Times New Roman" w:eastAsia="微软雅黑" w:cs="Times New Roman"/>
+                <w:sz w:val="18"/>
+                <w:szCs w:val="18"/>
+                <w:lang w:eastAsia="zh-CN"/>
+              </w:rPr>
+              <w:t>{{dis.</w:t>
+            </w:r>
+            <w:r>
+              <w:rPr>
+                <w:rFonts w:hint="eastAsia" w:ascii="Times New Roman" w:hAnsi="Times New Roman" w:eastAsia="微软雅黑" w:cs="Times New Roman"/>
+                <w:bCs/>
+                <w:sz w:val="18"/>
+                <w:szCs w:val="18"/>
+                <w:lang w:eastAsia="zh-CN"/>
+              </w:rPr>
+              <w:t>disease_name_chinese</w:t>
+            </w:r>
+            <w:r>
+              <w:rPr>
+                <w:rFonts w:hint="eastAsia" w:ascii="Times New Roman" w:hAnsi="Times New Roman" w:eastAsia="微软雅黑" w:cs="Times New Roman"/>
+                <w:sz w:val="18"/>
+                <w:szCs w:val="18"/>
+                <w:lang w:eastAsia="zh-CN"/>
+              </w:rPr>
+              <w:t>}}</w:t>
+            </w:r>
+          </w:p>
+        </w:tc>
+        <w:tc>
+          <w:tcPr>
+            <w:tcW w:w="1261" w:type="dxa"/>
+            <w:tcBorders>
+              <w:top w:val="single" w:color="A4A4A4" w:sz="4" w:space="0"/>
+              <w:left w:val="single" w:color="A4A4A4" w:sz="4" w:space="0"/>
+              <w:bottom w:val="single" w:color="A4A4A4" w:sz="4" w:space="0"/>
+              <w:right w:val="single" w:color="A4A4A4" w:sz="4" w:space="0"/>
+            </w:tcBorders>
+            <w:vAlign w:val="center"/>
+          </w:tcPr>
+          <w:p>
+            <w:pPr>
+              <w:keepNext/>
+              <w:spacing w:before="26"/>
+              <w:jc w:val="center"/>
+              <w:rPr>
+                <w:rFonts w:ascii="Times New Roman" w:hAnsi="Times New Roman" w:eastAsia="微软雅黑" w:cs="Times New Roman"/>
+                <w:bCs/>
+                <w:sz w:val="18"/>
+                <w:szCs w:val="18"/>
+                <w:highlight w:val="yellow"/>
+                <w:lang w:eastAsia="zh-CN"/>
+              </w:rPr>
+            </w:pPr>
+            <w:r>
+              <w:rPr>
+                <w:rFonts w:hint="eastAsia" w:ascii="Times New Roman" w:hAnsi="Times New Roman" w:eastAsia="微软雅黑" w:cs="Times New Roman"/>
+                <w:sz w:val="18"/>
+                <w:szCs w:val="18"/>
+                <w:lang w:eastAsia="zh-CN"/>
+              </w:rPr>
+              <w:t>{{</w:t>
+            </w:r>
+            <w:r>
+              <w:rPr>
+                <w:rFonts w:hint="eastAsia" w:ascii="Times New Roman" w:hAnsi="Times New Roman" w:eastAsia="微软雅黑" w:cs="Times New Roman"/>
+                <w:bCs/>
+                <w:sz w:val="18"/>
+                <w:szCs w:val="18"/>
+                <w:lang w:eastAsia="zh-CN"/>
+              </w:rPr>
+              <w:t>dis.evidence_phase_chinese</w:t>
+            </w:r>
+            <w:r>
+              <w:rPr>
+                <w:rFonts w:hint="eastAsia" w:ascii="Times New Roman" w:hAnsi="Times New Roman" w:eastAsia="微软雅黑" w:cs="Times New Roman"/>
+                <w:sz w:val="18"/>
+                <w:szCs w:val="18"/>
+                <w:lang w:eastAsia="zh-CN"/>
+              </w:rPr>
+              <w:t>}}</w:t>
+            </w:r>
+          </w:p>
+        </w:tc>
+        <w:tc>
+          <w:tcPr>
+            <w:tcW w:w="5666" w:type="dxa"/>
+            <w:tcBorders>
+              <w:top w:val="single" w:color="A4A4A4" w:sz="4" w:space="0"/>
+              <w:left w:val="single" w:color="A4A4A4" w:sz="4" w:space="0"/>
+              <w:bottom w:val="single" w:color="A4A4A4" w:sz="4" w:space="0"/>
+              <w:right w:val="nil"/>
+            </w:tcBorders>
+            <w:vAlign w:val="center"/>
+          </w:tcPr>
+          <w:p>
+            <w:pPr>
+              <w:keepNext/>
+              <w:spacing w:before="26"/>
+              <w:jc w:val="center"/>
+              <w:rPr>
+                <w:rFonts w:ascii="Times New Roman" w:hAnsi="Times New Roman" w:eastAsia="微软雅黑" w:cs="Times New Roman"/>
+                <w:bCs/>
+                <w:sz w:val="18"/>
+                <w:szCs w:val="18"/>
+                <w:highlight w:val="yellow"/>
+                <w:lang w:eastAsia="zh-CN"/>
+              </w:rPr>
+            </w:pPr>
+            <w:r>
+              <w:rPr>
+                <w:rFonts w:hint="eastAsia" w:ascii="Times New Roman" w:hAnsi="Times New Roman" w:eastAsia="微软雅黑" w:cs="Times New Roman"/>
+                <w:sz w:val="18"/>
+                <w:szCs w:val="18"/>
+                <w:lang w:eastAsia="zh-CN"/>
+              </w:rPr>
+              <w:t>{{</w:t>
+            </w:r>
+            <w:r>
+              <w:rPr>
+                <w:rFonts w:hint="eastAsia" w:ascii="Times New Roman" w:hAnsi="Times New Roman" w:eastAsia="微软雅黑" w:cs="Times New Roman"/>
+                <w:bCs/>
+                <w:sz w:val="18"/>
+                <w:szCs w:val="18"/>
+                <w:lang w:eastAsia="zh-CN"/>
+              </w:rPr>
+              <w:t>dis.annotation_chinese</w:t>
+            </w:r>
+            <w:r>
+              <w:rPr>
+                <w:rFonts w:hint="eastAsia" w:ascii="Times New Roman" w:hAnsi="Times New Roman" w:eastAsia="微软雅黑" w:cs="Times New Roman"/>
+                <w:sz w:val="18"/>
+                <w:szCs w:val="18"/>
+                <w:lang w:eastAsia="zh-CN"/>
+              </w:rPr>
+              <w:t>}}</w:t>
+            </w:r>
+          </w:p>
+        </w:tc>
+      </w:tr>
+      <w:tr>
+        <w:tblPrEx>
+          <w:tblBorders>
+            <w:top w:val="single" w:color="45A3A7" w:sz="18" w:space="0"/>
+            <w:left w:val="none" w:color="auto" w:sz="0" w:space="0"/>
+            <w:bottom w:val="dotted" w:color="45A3A7" w:sz="4" w:space="0"/>
+            <w:right w:val="none" w:color="auto" w:sz="0" w:space="0"/>
+            <w:insideH w:val="dotted" w:color="45A3A7" w:sz="4" w:space="0"/>
+            <w:insideV w:val="dotted" w:color="45A3A7" w:sz="4" w:space="0"/>
+          </w:tblBorders>
+          <w:tblCellMar>
+            <w:top w:w="0" w:type="dxa"/>
+            <w:left w:w="108" w:type="dxa"/>
+            <w:bottom w:w="0" w:type="dxa"/>
+            <w:right w:w="108" w:type="dxa"/>
+          </w:tblCellMar>
+        </w:tblPrEx>
+        <w:trPr>
+          <w:trHeight w:val="494" w:hRule="atLeast"/>
+          <w:jc w:val="center"/>
+        </w:trPr>
+        <w:tc>
+          <w:tcPr>
+            <w:tcW w:w="9870" w:type="dxa"/>
+            <w:gridSpan w:val="4"/>
+            <w:tcBorders>
+              <w:top w:val="single" w:color="A4A4A4" w:sz="4" w:space="0"/>
+              <w:left w:val="nil"/>
+              <w:bottom w:val="single" w:color="A4A4A4" w:sz="4" w:space="0"/>
+              <w:right w:val="nil"/>
+            </w:tcBorders>
+            <w:vAlign w:val="center"/>
+          </w:tcPr>
+          <w:p>
+            <w:pPr>
+              <w:keepNext/>
+              <w:spacing w:before="26"/>
+              <w:jc w:val="center"/>
+              <w:rPr>
+                <w:rFonts w:ascii="Times New Roman" w:hAnsi="Times New Roman" w:eastAsia="微软雅黑" w:cs="Times New Roman"/>
+                <w:bCs/>
+                <w:sz w:val="18"/>
+                <w:szCs w:val="18"/>
+                <w:lang w:eastAsia="zh-CN"/>
+              </w:rPr>
+            </w:pPr>
+            <w:r>
+              <w:rPr>
+                <w:rFonts w:hint="eastAsia" w:ascii="Times New Roman" w:hAnsi="Times New Roman" w:eastAsia="微软雅黑" w:cs="Times New Roman"/>
+                <w:b/>
+                <w:sz w:val="18"/>
+                <w:szCs w:val="18"/>
+                <w:lang w:eastAsia="zh-CN"/>
+              </w:rPr>
+              <w:t>{%tr endfor %}</w:t>
+            </w:r>
+          </w:p>
+        </w:tc>
+      </w:tr>
+    </w:tbl>
+    <w:p>
+      <w:pPr>
+        <w:spacing w:before="26"/>
+        <w:rPr>
+          <w:rFonts w:ascii="Times New Roman" w:hAnsi="Times New Roman" w:eastAsia="微软雅黑" w:cs="Times New Roman"/>
+          <w:b/>
+          <w:sz w:val="24"/>
+          <w:szCs w:val="24"/>
+          <w:lang w:eastAsia="zh-CN"/>
+        </w:rPr>
+      </w:pPr>
+      <w:r>
+        <w:rPr>
+          <w:rFonts w:hint="eastAsia" w:ascii="Times New Roman" w:hAnsi="Times New Roman" w:eastAsia="微软雅黑" w:cs="Times New Roman"/>
+          <w:b/>
+          <w:sz w:val="24"/>
+          <w:szCs w:val="24"/>
+          <w:lang w:eastAsia="zh-CN"/>
+        </w:rPr>
+        <w:t>{% endif %}{%if tdd.clinicalTrialInformationStr!= [] %}</w:t>
+      </w:r>
+    </w:p>
+    <w:p>
+      <w:pPr>
+        <w:keepNext/>
+        <w:spacing w:before="26"/>
+        <w:rPr>
+          <w:rFonts w:ascii="Times New Roman" w:hAnsi="Times New Roman" w:eastAsia="微软雅黑" w:cs="Times New Roman"/>
+          <w:b/>
+          <w:sz w:val="24"/>
+          <w:lang w:eastAsia="zh-CN"/>
+        </w:rPr>
+      </w:pPr>
+      <w:r>
+        <w:rPr>
+          <w:rFonts w:hint="eastAsia" w:ascii="Times New Roman" w:hAnsi="Times New Roman" w:eastAsia="微软雅黑" w:cs="Times New Roman"/>
+          <w:b/>
+          <w:sz w:val="24"/>
+          <w:lang w:eastAsia="zh-CN"/>
+        </w:rPr>
+        <w:t>临床试验信息</w:t>
+      </w:r>
+    </w:p>
+    <w:tbl>
+      <w:tblPr>
+        <w:tblStyle w:val="7"/>
+        <w:tblpPr w:leftFromText="180" w:rightFromText="180" w:vertAnchor="text" w:tblpXSpec="center" w:tblpY="1"/>
+        <w:tblOverlap w:val="never"/>
+        <w:tblW w:w="9870" w:type="dxa"/>
+        <w:jc w:val="center"/>
+        <w:tblBorders>
+          <w:top w:val="single" w:color="45A3A7" w:sz="18" w:space="0"/>
+          <w:left w:val="none" w:color="auto" w:sz="0" w:space="0"/>
+          <w:bottom w:val="dotted" w:color="45A3A7" w:sz="4" w:space="0"/>
+          <w:right w:val="none" w:color="auto" w:sz="0" w:space="0"/>
+          <w:insideH w:val="dotted" w:color="45A3A7" w:sz="4" w:space="0"/>
+          <w:insideV w:val="dotted" w:color="45A3A7" w:sz="4" w:space="0"/>
+        </w:tblBorders>
+        <w:tblLayout w:type="fixed"/>
+        <w:tblCellMar>
+          <w:top w:w="0" w:type="dxa"/>
+          <w:left w:w="108" w:type="dxa"/>
+          <w:bottom w:w="0" w:type="dxa"/>
+          <w:right w:w="108" w:type="dxa"/>
+        </w:tblCellMar>
+      </w:tblPr>
+      <w:tblGrid>
+        <w:gridCol w:w="1645"/>
+        <w:gridCol w:w="3884"/>
+        <w:gridCol w:w="1246"/>
+        <w:gridCol w:w="1035"/>
+        <w:gridCol w:w="1204"/>
+        <w:gridCol w:w="856"/>
+      </w:tblGrid>
+      <w:tr>
+        <w:tblPrEx>
+          <w:tblBorders>
+            <w:top w:val="single" w:color="45A3A7" w:sz="18" w:space="0"/>
+            <w:left w:val="none" w:color="auto" w:sz="0" w:space="0"/>
+            <w:bottom w:val="dotted" w:color="45A3A7" w:sz="4" w:space="0"/>
+            <w:right w:val="none" w:color="auto" w:sz="0" w:space="0"/>
+            <w:insideH w:val="dotted" w:color="45A3A7" w:sz="4" w:space="0"/>
+            <w:insideV w:val="dotted" w:color="45A3A7" w:sz="4" w:space="0"/>
+          </w:tblBorders>
+          <w:tblCellMar>
+            <w:top w:w="0" w:type="dxa"/>
+            <w:left w:w="108" w:type="dxa"/>
+            <w:bottom w:w="0" w:type="dxa"/>
+            <w:right w:w="108" w:type="dxa"/>
+          </w:tblCellMar>
+        </w:tblPrEx>
+        <w:trPr>
+          <w:trHeight w:val="420" w:hRule="atLeast"/>
+          <w:jc w:val="center"/>
+        </w:trPr>
+        <w:tc>
+          <w:tcPr>
+            <w:tcW w:w="1645" w:type="dxa"/>
+            <w:tcBorders>
+              <w:top w:val="nil"/>
+              <w:left w:val="nil"/>
+              <w:bottom w:val="nil"/>
+              <w:right w:val="single" w:color="FFFFFF" w:sz="18" w:space="0"/>
+            </w:tcBorders>
+            <w:shd w:val="clear" w:color="auto" w:fill="62B541"/>
+            <w:vAlign w:val="center"/>
+          </w:tcPr>
+          <w:p>
+            <w:pPr>
+              <w:keepNext/>
+              <w:spacing w:before="26"/>
+              <w:jc w:val="center"/>
+              <w:rPr>
+                <w:rFonts w:ascii="Times New Roman" w:hAnsi="Times New Roman" w:eastAsia="微软雅黑" w:cs="Times New Roman"/>
+                <w:b/>
+                <w:color w:val="FFFFFF" w:themeColor="background1"/>
+                <w:sz w:val="18"/>
+                <w:szCs w:val="18"/>
+                <w:lang w:eastAsia="zh-CN"/>
+                <w14:textFill>
+                  <w14:solidFill>
+                    <w14:schemeClr w14:val="bg1"/>
+                  </w14:solidFill>
+                </w14:textFill>
+              </w:rPr>
+            </w:pPr>
+            <w:r>
+              <w:rPr>
+                <w:rFonts w:ascii="Times New Roman" w:hAnsi="Times New Roman" w:eastAsia="微软雅黑" w:cs="Times New Roman"/>
+                <w:b/>
+                <w:color w:val="FFFFFF" w:themeColor="background1"/>
+                <w:sz w:val="18"/>
+                <w:szCs w:val="18"/>
+                <w:lang w:eastAsia="zh-CN"/>
+                <w14:textFill>
+                  <w14:solidFill>
+                    <w14:schemeClr w14:val="bg1"/>
+                  </w14:solidFill>
+                </w14:textFill>
+              </w:rPr>
+              <w:t>ID</w:t>
+            </w:r>
+          </w:p>
+        </w:tc>
+        <w:tc>
+          <w:tcPr>
+            <w:tcW w:w="3884" w:type="dxa"/>
+            <w:tcBorders>
+              <w:top w:val="nil"/>
+              <w:left w:val="single" w:color="FFFFFF" w:sz="18" w:space="0"/>
+              <w:bottom w:val="nil"/>
+              <w:right w:val="single" w:color="FFFFFF" w:sz="18" w:space="0"/>
+            </w:tcBorders>
+            <w:shd w:val="clear" w:color="auto" w:fill="62B541"/>
+            <w:vAlign w:val="center"/>
+          </w:tcPr>
+          <w:p>
+            <w:pPr>
+              <w:keepNext/>
+              <w:spacing w:before="26"/>
+              <w:jc w:val="center"/>
+              <w:rPr>
+                <w:rFonts w:ascii="Times New Roman" w:hAnsi="Times New Roman" w:eastAsia="微软雅黑" w:cs="Times New Roman"/>
+                <w:b/>
+                <w:color w:val="FFFFFF" w:themeColor="background1"/>
+                <w:sz w:val="18"/>
+                <w:szCs w:val="18"/>
+                <w:lang w:eastAsia="zh-CN"/>
+                <w14:textFill>
+                  <w14:solidFill>
+                    <w14:schemeClr w14:val="bg1"/>
+                  </w14:solidFill>
+                </w14:textFill>
+              </w:rPr>
+            </w:pPr>
+            <w:r>
+              <w:rPr>
+                <w:rFonts w:ascii="Times New Roman" w:hAnsi="Times New Roman" w:eastAsia="微软雅黑" w:cs="Times New Roman"/>
+                <w:b/>
+                <w:color w:val="FFFFFF" w:themeColor="background1"/>
+                <w:sz w:val="18"/>
+                <w:szCs w:val="18"/>
+                <w:lang w:eastAsia="zh-CN"/>
+                <w14:textFill>
+                  <w14:solidFill>
+                    <w14:schemeClr w14:val="bg1"/>
+                  </w14:solidFill>
+                </w14:textFill>
+              </w:rPr>
+              <w:t>临床试验名称</w:t>
+            </w:r>
+          </w:p>
+        </w:tc>
+        <w:tc>
+          <w:tcPr>
+            <w:tcW w:w="1246" w:type="dxa"/>
+            <w:tcBorders>
+              <w:top w:val="nil"/>
+              <w:left w:val="single" w:color="FFFFFF" w:sz="18" w:space="0"/>
+              <w:bottom w:val="nil"/>
+              <w:right w:val="single" w:color="FFFFFF" w:sz="18" w:space="0"/>
+            </w:tcBorders>
+            <w:shd w:val="clear" w:color="auto" w:fill="62B541"/>
+            <w:vAlign w:val="center"/>
+          </w:tcPr>
+          <w:p>
+            <w:pPr>
+              <w:keepNext/>
+              <w:spacing w:before="26"/>
+              <w:jc w:val="center"/>
+              <w:rPr>
+                <w:rFonts w:ascii="Times New Roman" w:hAnsi="Times New Roman" w:eastAsia="微软雅黑" w:cs="Times New Roman"/>
+                <w:b/>
+                <w:color w:val="FFFFFF" w:themeColor="background1"/>
+                <w:sz w:val="18"/>
+                <w:szCs w:val="18"/>
+                <w:lang w:eastAsia="zh-CN"/>
+                <w14:textFill>
+                  <w14:solidFill>
+                    <w14:schemeClr w14:val="bg1"/>
+                  </w14:solidFill>
+                </w14:textFill>
+              </w:rPr>
+            </w:pPr>
+            <w:r>
+              <w:rPr>
+                <w:rFonts w:ascii="Times New Roman" w:hAnsi="Times New Roman" w:eastAsia="微软雅黑" w:cs="Times New Roman"/>
+                <w:b/>
+                <w:color w:val="FFFFFF" w:themeColor="background1"/>
+                <w:sz w:val="18"/>
+                <w:szCs w:val="18"/>
+                <w:lang w:eastAsia="zh-CN"/>
+                <w14:textFill>
+                  <w14:solidFill>
+                    <w14:schemeClr w14:val="bg1"/>
+                  </w14:solidFill>
+                </w14:textFill>
+              </w:rPr>
+              <w:t>肿瘤类型</w:t>
+            </w:r>
+          </w:p>
+        </w:tc>
+        <w:tc>
+          <w:tcPr>
+            <w:tcW w:w="1035" w:type="dxa"/>
+            <w:tcBorders>
+              <w:top w:val="nil"/>
+              <w:left w:val="single" w:color="FFFFFF" w:sz="18" w:space="0"/>
+              <w:bottom w:val="nil"/>
+              <w:right w:val="single" w:color="FFFFFF" w:sz="18" w:space="0"/>
+            </w:tcBorders>
+            <w:shd w:val="clear" w:color="auto" w:fill="62B541"/>
+            <w:vAlign w:val="center"/>
+          </w:tcPr>
+          <w:p>
+            <w:pPr>
+              <w:keepNext/>
+              <w:spacing w:before="26"/>
+              <w:jc w:val="center"/>
+              <w:rPr>
+                <w:rFonts w:ascii="Times New Roman" w:hAnsi="Times New Roman" w:eastAsia="微软雅黑" w:cs="Times New Roman"/>
+                <w:b/>
+                <w:color w:val="FFFFFF" w:themeColor="background1"/>
+                <w:sz w:val="18"/>
+                <w:szCs w:val="18"/>
+                <w:lang w:eastAsia="zh-CN"/>
+                <w14:textFill>
+                  <w14:solidFill>
+                    <w14:schemeClr w14:val="bg1"/>
+                  </w14:solidFill>
+                </w14:textFill>
+              </w:rPr>
+            </w:pPr>
+            <w:r>
+              <w:rPr>
+                <w:rFonts w:ascii="Times New Roman" w:hAnsi="Times New Roman" w:eastAsia="微软雅黑" w:cs="Times New Roman"/>
+                <w:b/>
+                <w:color w:val="FFFFFF" w:themeColor="background1"/>
+                <w:sz w:val="18"/>
+                <w:szCs w:val="18"/>
+                <w:lang w:eastAsia="zh-CN"/>
+                <w14:textFill>
+                  <w14:solidFill>
+                    <w14:schemeClr w14:val="bg1"/>
+                  </w14:solidFill>
+                </w14:textFill>
+              </w:rPr>
+              <w:t>阶段</w:t>
+            </w:r>
+          </w:p>
+        </w:tc>
+        <w:tc>
+          <w:tcPr>
+            <w:tcW w:w="1204" w:type="dxa"/>
+            <w:tcBorders>
+              <w:top w:val="nil"/>
+              <w:left w:val="single" w:color="FFFFFF" w:sz="18" w:space="0"/>
+              <w:bottom w:val="nil"/>
+              <w:right w:val="single" w:color="FFFFFF" w:sz="18" w:space="0"/>
+            </w:tcBorders>
+            <w:shd w:val="clear" w:color="auto" w:fill="62BC41"/>
+            <w:vAlign w:val="center"/>
+          </w:tcPr>
+          <w:p>
+            <w:pPr>
+              <w:keepNext/>
+              <w:spacing w:before="26"/>
+              <w:jc w:val="center"/>
+              <w:rPr>
+                <w:rFonts w:ascii="Times New Roman" w:hAnsi="Times New Roman" w:eastAsia="微软雅黑" w:cs="Times New Roman"/>
+                <w:b/>
+                <w:color w:val="FFFFFF" w:themeColor="background1"/>
+                <w:sz w:val="18"/>
+                <w:szCs w:val="18"/>
+                <w:lang w:eastAsia="zh-CN"/>
+                <w14:textFill>
+                  <w14:solidFill>
+                    <w14:schemeClr w14:val="bg1"/>
+                  </w14:solidFill>
+                </w14:textFill>
+              </w:rPr>
+            </w:pPr>
+            <w:r>
+              <w:rPr>
+                <w:rFonts w:ascii="Times New Roman" w:hAnsi="Times New Roman" w:eastAsia="微软雅黑" w:cs="Times New Roman"/>
+                <w:b/>
+                <w:color w:val="FFFFFF" w:themeColor="background1"/>
+                <w:sz w:val="18"/>
+                <w:szCs w:val="18"/>
+                <w:lang w:eastAsia="zh-CN"/>
+                <w14:textFill>
+                  <w14:solidFill>
+                    <w14:schemeClr w14:val="bg1"/>
+                  </w14:solidFill>
+                </w14:textFill>
+              </w:rPr>
+              <w:t>药物</w:t>
+            </w:r>
+          </w:p>
+        </w:tc>
+        <w:tc>
+          <w:tcPr>
+            <w:tcW w:w="856" w:type="dxa"/>
+            <w:tcBorders>
+              <w:top w:val="nil"/>
+              <w:left w:val="single" w:color="FFFFFF" w:sz="18" w:space="0"/>
+              <w:bottom w:val="nil"/>
+              <w:right w:val="nil"/>
+            </w:tcBorders>
+            <w:shd w:val="clear" w:color="auto" w:fill="62BC41"/>
+            <w:vAlign w:val="center"/>
+          </w:tcPr>
+          <w:p>
+            <w:pPr>
+              <w:keepNext/>
+              <w:spacing w:before="26"/>
+              <w:jc w:val="center"/>
+              <w:rPr>
+                <w:rFonts w:ascii="Times New Roman" w:hAnsi="Times New Roman" w:eastAsia="微软雅黑" w:cs="Times New Roman"/>
+                <w:b/>
+                <w:color w:val="FFFFFF" w:themeColor="background1"/>
+                <w:sz w:val="18"/>
+                <w:szCs w:val="18"/>
+                <w:lang w:eastAsia="zh-CN"/>
+                <w14:textFill>
+                  <w14:solidFill>
+                    <w14:schemeClr w14:val="bg1"/>
+                  </w14:solidFill>
+                </w14:textFill>
+              </w:rPr>
+            </w:pPr>
+            <w:r>
+              <w:rPr>
+                <w:rFonts w:ascii="Times New Roman" w:hAnsi="Times New Roman" w:eastAsia="微软雅黑" w:cs="Times New Roman"/>
+                <w:b/>
+                <w:color w:val="FFFFFF" w:themeColor="background1"/>
+                <w:sz w:val="18"/>
+                <w:szCs w:val="18"/>
+                <w:lang w:eastAsia="zh-CN"/>
+                <w14:textFill>
+                  <w14:solidFill>
+                    <w14:schemeClr w14:val="bg1"/>
+                  </w14:solidFill>
+                </w14:textFill>
+              </w:rPr>
+              <w:t>地点</w:t>
+            </w:r>
+          </w:p>
+        </w:tc>
+      </w:tr>
+      <w:tr>
+        <w:tblPrEx>
+          <w:tblBorders>
+            <w:top w:val="single" w:color="45A3A7" w:sz="18" w:space="0"/>
+            <w:left w:val="none" w:color="auto" w:sz="0" w:space="0"/>
+            <w:bottom w:val="dotted" w:color="45A3A7" w:sz="4" w:space="0"/>
+            <w:right w:val="none" w:color="auto" w:sz="0" w:space="0"/>
+            <w:insideH w:val="dotted" w:color="45A3A7" w:sz="4" w:space="0"/>
+            <w:insideV w:val="dotted" w:color="45A3A7" w:sz="4" w:space="0"/>
+          </w:tblBorders>
+          <w:tblCellMar>
+            <w:top w:w="0" w:type="dxa"/>
+            <w:left w:w="108" w:type="dxa"/>
+            <w:bottom w:w="0" w:type="dxa"/>
+            <w:right w:w="108" w:type="dxa"/>
+          </w:tblCellMar>
+        </w:tblPrEx>
+        <w:trPr>
+          <w:jc w:val="center"/>
+        </w:trPr>
+        <w:tc>
+          <w:tcPr>
+            <w:tcW w:w="9870" w:type="dxa"/>
+            <w:gridSpan w:val="6"/>
+            <w:tcBorders>
+              <w:top w:val="nil"/>
+              <w:bottom w:val="single" w:color="A4A4A4" w:sz="4" w:space="0"/>
+            </w:tcBorders>
+            <w:vAlign w:val="center"/>
+          </w:tcPr>
+          <w:p>
+            <w:pPr>
+              <w:keepNext/>
+              <w:spacing w:before="26"/>
+              <w:jc w:val="center"/>
+              <w:rPr>
+                <w:rFonts w:ascii="Times New Roman" w:hAnsi="Times New Roman" w:eastAsia="微软雅黑" w:cs="Times New Roman"/>
+                <w:bCs/>
+                <w:sz w:val="18"/>
+                <w:szCs w:val="18"/>
+                <w:lang w:eastAsia="zh-CN"/>
+              </w:rPr>
+            </w:pPr>
+            <w:r>
+              <w:rPr>
+                <w:rFonts w:hint="eastAsia" w:ascii="Times New Roman" w:hAnsi="Times New Roman" w:eastAsia="微软雅黑" w:cs="Times New Roman"/>
+                <w:b/>
+                <w:sz w:val="18"/>
+                <w:szCs w:val="18"/>
+                <w:lang w:eastAsia="zh-CN"/>
+              </w:rPr>
+              <w:t>{%tr for cti in tdd.clinicalTrialInformationStr %}</w:t>
+            </w:r>
+          </w:p>
+        </w:tc>
+      </w:tr>
+      <w:tr>
+        <w:tblPrEx>
+          <w:tblBorders>
+            <w:top w:val="single" w:color="45A3A7" w:sz="18" w:space="0"/>
+            <w:left w:val="none" w:color="auto" w:sz="0" w:space="0"/>
+            <w:bottom w:val="dotted" w:color="45A3A7" w:sz="4" w:space="0"/>
+            <w:right w:val="none" w:color="auto" w:sz="0" w:space="0"/>
+            <w:insideH w:val="dotted" w:color="45A3A7" w:sz="4" w:space="0"/>
+            <w:insideV w:val="dotted" w:color="45A3A7" w:sz="4" w:space="0"/>
+          </w:tblBorders>
+          <w:tblCellMar>
+            <w:top w:w="0" w:type="dxa"/>
+            <w:left w:w="108" w:type="dxa"/>
+            <w:bottom w:w="0" w:type="dxa"/>
+            <w:right w:w="108" w:type="dxa"/>
+          </w:tblCellMar>
+        </w:tblPrEx>
+        <w:trPr>
+          <w:jc w:val="center"/>
+        </w:trPr>
+        <w:tc>
+          <w:tcPr>
+            <w:tcW w:w="1645" w:type="dxa"/>
+            <w:tcBorders>
+              <w:top w:val="single" w:color="A4A4A4" w:sz="4" w:space="0"/>
+              <w:bottom w:val="single" w:color="A4A4A4" w:sz="4" w:space="0"/>
+              <w:right w:val="single" w:color="A4A4A4" w:sz="4" w:space="0"/>
+            </w:tcBorders>
+            <w:vAlign w:val="center"/>
+          </w:tcPr>
+          <w:p>
+            <w:pPr>
+              <w:keepNext/>
+              <w:spacing w:before="26"/>
+              <w:jc w:val="center"/>
+              <w:rPr>
+                <w:rFonts w:ascii="Times New Roman" w:hAnsi="Times New Roman" w:eastAsia="微软雅黑" w:cs="Times New Roman"/>
+                <w:bCs/>
+                <w:sz w:val="18"/>
+                <w:szCs w:val="18"/>
+                <w:lang w:eastAsia="zh-CN"/>
+              </w:rPr>
+            </w:pPr>
+            <w:r>
+              <w:rPr>
+                <w:rFonts w:hint="eastAsia" w:ascii="Times New Roman" w:hAnsi="Times New Roman" w:eastAsia="微软雅黑" w:cs="Times New Roman"/>
+                <w:bCs/>
+                <w:sz w:val="18"/>
+                <w:szCs w:val="18"/>
+                <w:lang w:eastAsia="zh-CN"/>
+              </w:rPr>
+              <w:t>{{ cti.clinical_trial_id }}</w:t>
+            </w:r>
+          </w:p>
+        </w:tc>
+        <w:tc>
+          <w:tcPr>
+            <w:tcW w:w="3884" w:type="dxa"/>
+            <w:tcBorders>
+              <w:top w:val="single" w:color="A4A4A4" w:sz="4" w:space="0"/>
+              <w:left w:val="single" w:color="A4A4A4" w:sz="4" w:space="0"/>
+              <w:bottom w:val="single" w:color="A4A4A4" w:sz="4" w:space="0"/>
+              <w:right w:val="single" w:color="A4A4A4" w:sz="4" w:space="0"/>
+            </w:tcBorders>
+            <w:vAlign w:val="center"/>
+          </w:tcPr>
+          <w:p>
+            <w:pPr>
+              <w:keepNext/>
+              <w:jc w:val="center"/>
+              <w:rPr>
+                <w:rFonts w:ascii="Times New Roman" w:hAnsi="Times New Roman" w:eastAsia="微软雅黑" w:cs="Times New Roman"/>
+                <w:bCs/>
+                <w:sz w:val="18"/>
+                <w:szCs w:val="18"/>
+                <w:lang w:eastAsia="zh-CN"/>
+              </w:rPr>
+            </w:pPr>
+            <w:r>
+              <w:rPr>
+                <w:rFonts w:hint="eastAsia" w:ascii="Times New Roman" w:hAnsi="Times New Roman" w:eastAsia="微软雅黑" w:cs="Times New Roman"/>
+                <w:bCs/>
+                <w:sz w:val="18"/>
+                <w:szCs w:val="18"/>
+                <w:lang w:eastAsia="zh-CN"/>
+              </w:rPr>
+              <w:t>{{ cti.title_chinese }}</w:t>
+            </w:r>
+          </w:p>
+        </w:tc>
+        <w:tc>
+          <w:tcPr>
+            <w:tcW w:w="1246" w:type="dxa"/>
+            <w:tcBorders>
+              <w:top w:val="single" w:color="A4A4A4" w:sz="4" w:space="0"/>
+              <w:left w:val="single" w:color="A4A4A4" w:sz="4" w:space="0"/>
+              <w:bottom w:val="single" w:color="A4A4A4" w:sz="4" w:space="0"/>
+              <w:right w:val="single" w:color="A4A4A4" w:sz="4" w:space="0"/>
+            </w:tcBorders>
+            <w:vAlign w:val="center"/>
+          </w:tcPr>
+          <w:p>
+            <w:pPr>
+              <w:keepNext/>
+              <w:spacing w:before="26"/>
+              <w:jc w:val="center"/>
+              <w:rPr>
+                <w:rFonts w:ascii="Times New Roman" w:hAnsi="Times New Roman" w:eastAsia="微软雅黑" w:cs="Times New Roman"/>
+                <w:bCs/>
+                <w:sz w:val="18"/>
+                <w:szCs w:val="18"/>
+                <w:lang w:eastAsia="zh-CN"/>
+              </w:rPr>
+            </w:pPr>
+            <w:r>
+              <w:rPr>
+                <w:rFonts w:hint="eastAsia" w:ascii="Times New Roman" w:hAnsi="Times New Roman" w:eastAsia="微软雅黑" w:cs="Times New Roman"/>
+                <w:bCs/>
+                <w:sz w:val="18"/>
+                <w:szCs w:val="18"/>
+                <w:lang w:eastAsia="zh-CN"/>
+              </w:rPr>
+              <w:t>{{ cti.condition_chinese }}</w:t>
+            </w:r>
+          </w:p>
+        </w:tc>
+        <w:tc>
+          <w:tcPr>
+            <w:tcW w:w="1035" w:type="dxa"/>
+            <w:tcBorders>
+              <w:top w:val="single" w:color="A4A4A4" w:sz="4" w:space="0"/>
+              <w:left w:val="single" w:color="A4A4A4" w:sz="4" w:space="0"/>
+              <w:bottom w:val="single" w:color="A4A4A4" w:sz="4" w:space="0"/>
+              <w:right w:val="single" w:color="A4A4A4" w:sz="4" w:space="0"/>
+            </w:tcBorders>
+            <w:vAlign w:val="center"/>
+          </w:tcPr>
+          <w:p>
+            <w:pPr>
+              <w:keepNext/>
+              <w:spacing w:before="26"/>
+              <w:jc w:val="center"/>
+              <w:rPr>
+                <w:rFonts w:ascii="Times New Roman" w:hAnsi="Times New Roman" w:eastAsia="微软雅黑" w:cs="Times New Roman"/>
+                <w:bCs/>
+                <w:sz w:val="18"/>
+                <w:szCs w:val="18"/>
+                <w:lang w:eastAsia="zh-CN"/>
+              </w:rPr>
+            </w:pPr>
+            <w:r>
+              <w:rPr>
+                <w:rFonts w:hint="eastAsia" w:ascii="Times New Roman" w:hAnsi="Times New Roman" w:eastAsia="微软雅黑" w:cs="Times New Roman"/>
+                <w:bCs/>
+                <w:sz w:val="18"/>
+                <w:szCs w:val="18"/>
+                <w:lang w:eastAsia="zh-CN"/>
+              </w:rPr>
+              <w:t>{{ cti.phase }}</w:t>
+            </w:r>
+          </w:p>
+        </w:tc>
+        <w:tc>
+          <w:tcPr>
+            <w:tcW w:w="1204" w:type="dxa"/>
+            <w:tcBorders>
+              <w:top w:val="single" w:color="A4A4A4" w:sz="4" w:space="0"/>
+              <w:left w:val="single" w:color="A4A4A4" w:sz="4" w:space="0"/>
+              <w:bottom w:val="single" w:color="A4A4A4" w:sz="4" w:space="0"/>
+              <w:right w:val="single" w:color="A4A4A4" w:sz="4" w:space="0"/>
+            </w:tcBorders>
+            <w:vAlign w:val="center"/>
+          </w:tcPr>
+          <w:p>
+            <w:pPr>
+              <w:spacing w:before="1" w:line="249" w:lineRule="auto"/>
+              <w:ind w:right="131"/>
+              <w:jc w:val="center"/>
+              <w:rPr>
+                <w:rFonts w:ascii="Times New Roman" w:hAnsi="Times New Roman" w:eastAsia="微软雅黑" w:cs="Times New Roman"/>
+                <w:sz w:val="18"/>
+                <w:szCs w:val="18"/>
+                <w:lang w:eastAsia="zh-CN"/>
+              </w:rPr>
+            </w:pPr>
+            <w:r>
+              <w:rPr>
+                <w:rFonts w:hint="eastAsia" w:ascii="Times New Roman" w:hAnsi="Times New Roman" w:eastAsia="微软雅黑" w:cs="Times New Roman"/>
+                <w:sz w:val="18"/>
+                <w:szCs w:val="18"/>
+                <w:lang w:eastAsia="zh-CN"/>
+              </w:rPr>
+              <w:t xml:space="preserve">{% for d in </w:t>
+            </w:r>
+            <w:r>
+              <w:rPr>
+                <w:rFonts w:hint="eastAsia" w:ascii="Times New Roman" w:hAnsi="Times New Roman" w:eastAsia="微软雅黑" w:cs="Times New Roman"/>
+                <w:bCs/>
+                <w:sz w:val="18"/>
+                <w:szCs w:val="18"/>
+                <w:lang w:eastAsia="zh-CN"/>
+              </w:rPr>
+              <w:t>cti.drug_name_chinese</w:t>
+            </w:r>
+            <w:r>
+              <w:rPr>
+                <w:rFonts w:hint="eastAsia" w:ascii="Times New Roman" w:hAnsi="Times New Roman" w:eastAsia="微软雅黑" w:cs="Times New Roman"/>
+                <w:sz w:val="18"/>
+                <w:szCs w:val="18"/>
+                <w:lang w:eastAsia="zh-CN"/>
+              </w:rPr>
+              <w:t xml:space="preserve"> %}{%if loop.last%}{{ d.name }}{%else%}{{ d.name }}</w:t>
+            </w:r>
+          </w:p>
+          <w:p>
+            <w:pPr>
+              <w:keepNext/>
+              <w:jc w:val="center"/>
+              <w:rPr>
+                <w:rFonts w:ascii="Times New Roman" w:hAnsi="Times New Roman" w:eastAsia="微软雅黑" w:cs="Times New Roman"/>
+                <w:sz w:val="18"/>
+                <w:szCs w:val="18"/>
+                <w:lang w:eastAsia="zh-CN"/>
+              </w:rPr>
+            </w:pPr>
+            <w:r>
+              <w:rPr>
+                <w:rFonts w:hint="eastAsia" w:ascii="Times New Roman" w:hAnsi="Times New Roman" w:eastAsia="微软雅黑" w:cs="Times New Roman"/>
+                <w:sz w:val="18"/>
+                <w:szCs w:val="18"/>
+                <w:lang w:eastAsia="zh-CN"/>
+              </w:rPr>
+              <w:t>{%endif%}{% endfor %}</w:t>
+            </w:r>
+          </w:p>
+        </w:tc>
+        <w:tc>
+          <w:tcPr>
+            <w:tcW w:w="856" w:type="dxa"/>
+            <w:tcBorders>
+              <w:top w:val="single" w:color="A4A4A4" w:sz="4" w:space="0"/>
+              <w:left w:val="single" w:color="A4A4A4" w:sz="4" w:space="0"/>
+              <w:bottom w:val="single" w:color="A4A4A4" w:sz="4" w:space="0"/>
+            </w:tcBorders>
+            <w:vAlign w:val="center"/>
+          </w:tcPr>
+          <w:p>
+            <w:pPr>
+              <w:keepNext/>
+              <w:spacing w:before="26"/>
+              <w:jc w:val="center"/>
+              <w:rPr>
+                <w:rFonts w:ascii="Times New Roman" w:hAnsi="Times New Roman" w:eastAsia="微软雅黑" w:cs="Times New Roman"/>
+                <w:bCs/>
+                <w:sz w:val="18"/>
+                <w:szCs w:val="18"/>
+                <w:lang w:eastAsia="zh-CN"/>
+              </w:rPr>
+            </w:pPr>
+            <w:r>
+              <w:rPr>
+                <w:rFonts w:hint="eastAsia" w:ascii="Times New Roman" w:hAnsi="Times New Roman" w:eastAsia="微软雅黑" w:cs="Times New Roman"/>
+                <w:bCs/>
+                <w:sz w:val="18"/>
+                <w:szCs w:val="18"/>
+                <w:lang w:eastAsia="zh-CN"/>
+              </w:rPr>
+              <w:t>{{ cti.location_chinese }}</w:t>
+            </w:r>
+          </w:p>
+        </w:tc>
+      </w:tr>
+      <w:tr>
+        <w:tblPrEx>
+          <w:tblBorders>
+            <w:top w:val="single" w:color="45A3A7" w:sz="18" w:space="0"/>
+            <w:left w:val="none" w:color="auto" w:sz="0" w:space="0"/>
+            <w:bottom w:val="dotted" w:color="45A3A7" w:sz="4" w:space="0"/>
+            <w:right w:val="none" w:color="auto" w:sz="0" w:space="0"/>
+            <w:insideH w:val="dotted" w:color="45A3A7" w:sz="4" w:space="0"/>
+            <w:insideV w:val="dotted" w:color="45A3A7" w:sz="4" w:space="0"/>
+          </w:tblBorders>
+          <w:tblCellMar>
+            <w:top w:w="0" w:type="dxa"/>
+            <w:left w:w="108" w:type="dxa"/>
+            <w:bottom w:w="0" w:type="dxa"/>
+            <w:right w:w="108" w:type="dxa"/>
+          </w:tblCellMar>
+        </w:tblPrEx>
+        <w:trPr>
+          <w:jc w:val="center"/>
+        </w:trPr>
+        <w:tc>
+          <w:tcPr>
+            <w:tcW w:w="9870" w:type="dxa"/>
+            <w:gridSpan w:val="6"/>
+            <w:tcBorders>
+              <w:top w:val="single" w:color="A4A4A4" w:sz="4" w:space="0"/>
+              <w:bottom w:val="single" w:color="A4A4A4" w:sz="4" w:space="0"/>
+            </w:tcBorders>
+            <w:vAlign w:val="center"/>
+          </w:tcPr>
+          <w:p>
+            <w:pPr>
+              <w:keepNext/>
+              <w:spacing w:before="26"/>
+              <w:jc w:val="center"/>
+              <w:rPr>
+                <w:rFonts w:ascii="Times New Roman" w:hAnsi="Times New Roman" w:eastAsia="微软雅黑" w:cs="Times New Roman"/>
+                <w:bCs/>
+                <w:sz w:val="18"/>
+                <w:szCs w:val="18"/>
+                <w:lang w:eastAsia="zh-CN"/>
+              </w:rPr>
+            </w:pPr>
+            <w:r>
+              <w:rPr>
+                <w:rFonts w:hint="eastAsia" w:ascii="Times New Roman" w:hAnsi="Times New Roman" w:eastAsia="微软雅黑" w:cs="Times New Roman"/>
+                <w:bCs/>
+                <w:sz w:val="18"/>
+                <w:szCs w:val="18"/>
+                <w:lang w:eastAsia="zh-CN"/>
+              </w:rPr>
+              <w:t>{%tr endfor %}</w:t>
+            </w:r>
+          </w:p>
+        </w:tc>
+      </w:tr>
+    </w:tbl>
+    <w:p>
+      <w:pPr>
+        <w:rPr>
+          <w:rFonts w:ascii="Times New Roman" w:hAnsi="Times New Roman" w:eastAsia="微软雅黑" w:cs="黑体"/>
+          <w:b/>
+          <w:bCs/>
+          <w:color w:val="62B541"/>
+          <w:sz w:val="32"/>
+          <w:szCs w:val="36"/>
+          <w:lang w:val="en-US" w:eastAsia="zh-CN" w:bidi="ar-SA"/>
+          <w14:shadow w14:blurRad="50800" w14:dist="38100" w14:dir="10800000" w14:sx="100000" w14:sy="100000" w14:kx="0" w14:ky="0" w14:algn="r">
+            <w14:srgbClr w14:val="62B541">
+              <w14:alpha w14:val="60000"/>
+            </w14:srgbClr>
+          </w14:shadow>
+        </w:rPr>
+      </w:pPr>
+      <w:r>
+        <w:rPr>
+          <w:rFonts w:hint="eastAsia"/>
+          <w:color w:val="auto"/>
+        </w:rPr>
+        <w:t>{% endif %}</w:t>
+      </w:r>
+      <w:r>
+        <w:rPr>
+          <w:rFonts w:hint="eastAsia" w:ascii="Times New Roman" w:hAnsi="Times New Roman" w:eastAsia="微软雅黑" w:cs="Times New Roman"/>
+          <w:b/>
+          <w:bCs w:val="0"/>
+          <w:color w:val="auto"/>
+          <w:sz w:val="24"/>
+          <w:szCs w:val="24"/>
+          <w:lang w:val="en-US" w:eastAsia="zh-CN" w:bidi="ar-SA"/>
+        </w:rPr>
+        <w:t>{% endif %}</w:t>
+      </w:r>
+      <w:r>
+        <w:rPr>
+          <w:rFonts w:hint="eastAsia"/>
+          <w:color w:val="auto"/>
+        </w:rPr>
+        <w:t>{% endfor %}</w:t>
+      </w:r>
+      <w:r>
+        <w:rPr>
+          <w:rFonts w:hint="eastAsia" w:ascii="Times New Roman" w:hAnsi="Times New Roman" w:eastAsia="微软雅黑" w:cs="Times New Roman"/>
+          <w:sz w:val="18"/>
+          <w:szCs w:val="18"/>
+          <w:lang w:val="en-US" w:eastAsia="zh-CN" w:bidi="ar"/>
+        </w:rPr>
+        <w:br w:type="page"/>
+      </w:r>
+      <w:r>
+        <w:rPr>
+          <w:rFonts w:hint="eastAsia" w:ascii="宋体" w:hAnsi="宋体" w:eastAsia="宋体" w:cs="宋体"/>
+          <w:sz w:val="24"/>
+          <w:szCs w:val="24"/>
+          <w:lang w:val="en-US" w:eastAsia="zh-CN"/>
+        </w:rPr>
+        <w:t>{% endif %}</w:t>
+      </w:r>
       <w:bookmarkEnd w:id="1"/>
       <w:bookmarkEnd w:id="2"/>
       <w:bookmarkEnd w:id="3"/>
@@ -2531,587 +7442,520 @@
       <w:bookmarkEnd w:id="6"/>
       <w:bookmarkEnd w:id="7"/>
       <w:bookmarkEnd w:id="8"/>
-    </w:p>
-    <w:p>
-      <w:pPr>
-        <w:widowControl/>
-        <w:rPr>
-          <w:rFonts w:ascii="Times New Roman" w:hAnsi="Times New Roman" w:eastAsia="微软雅黑" w:cs="Times New Roman"/>
-          <w:bCs/>
-          <w:sz w:val="18"/>
-          <w:szCs w:val="18"/>
-          <w:shd w:val="clear" w:color="auto" w:fill="FFFFFF"/>
-          <w:lang w:eastAsia="zh-CN"/>
-        </w:rPr>
-      </w:pPr>
-      <w:bookmarkStart w:id="9" w:name="_Toc11511_WPSOffice_Level1"/>
-      <w:bookmarkStart w:id="10" w:name="_Toc23457_WPSOffice_Level1"/>
-      <w:bookmarkStart w:id="11" w:name="_Toc6343_WPSOffice_Level1"/>
-      <w:bookmarkStart w:id="12" w:name="_Toc6069_WPSOffice_Level1"/>
-      <w:bookmarkStart w:id="13" w:name="_Toc9066_WPSOffice_Level1"/>
-      <w:bookmarkStart w:id="14" w:name="_Toc23854_WPSOffice_Level1"/>
-      <w:bookmarkStart w:id="15" w:name="_Toc1557_WPSOffice_Level1"/>
-      <w:bookmarkStart w:id="16" w:name="_Toc6871_WPSOffice_Level1"/>
+      <w:bookmarkEnd w:id="9"/>
       <w:r>
         <w:rPr>
-          <w:rFonts w:ascii="Times New Roman" w:hAnsi="Times New Roman" w:eastAsia="微软雅黑" w:cs="Times New Roman"/>
+          <w:rFonts w:ascii="Times New Roman" w:hAnsi="Times New Roman" w:eastAsia="微软雅黑" w:cs="黑体"/>
           <w:b/>
           <w:bCs/>
-          <w:color w:val="2F6791"/>
-          <w:sz w:val="24"/>
-          <w:szCs w:val="24"/>
-          <w:lang w:eastAsia="zh-CN"/>
-        </w:rPr>
-        <w:t>KIT</w:t>
-      </w:r>
-      <w:bookmarkEnd w:id="9"/>
-      <w:bookmarkEnd w:id="10"/>
-      <w:bookmarkEnd w:id="11"/>
-      <w:bookmarkEnd w:id="12"/>
-      <w:bookmarkEnd w:id="13"/>
-      <w:bookmarkEnd w:id="14"/>
-      <w:bookmarkEnd w:id="15"/>
-      <w:bookmarkEnd w:id="16"/>
-    </w:p>
-    <w:p>
-      <w:pPr>
-        <w:spacing w:line="276" w:lineRule="auto"/>
-        <w:ind w:firstLine="360" w:firstLineChars="200"/>
-        <w:jc w:val="both"/>
-        <w:rPr>
-          <w:rFonts w:ascii="Times New Roman" w:hAnsi="Times New Roman" w:eastAsia="微软雅黑" w:cs="Times New Roman"/>
-          <w:bCs/>
-          <w:sz w:val="18"/>
-          <w:szCs w:val="18"/>
-          <w:shd w:val="clear" w:color="auto" w:fill="FFFFFF"/>
-          <w:lang w:eastAsia="zh-CN"/>
-        </w:rPr>
-      </w:pPr>
-      <w:r>
-        <w:rPr>
-          <w:rFonts w:ascii="Times New Roman" w:hAnsi="Times New Roman" w:eastAsia="微软雅黑" w:cs="Times New Roman"/>
-          <w:bCs/>
-          <w:sz w:val="18"/>
-          <w:szCs w:val="18"/>
-          <w:shd w:val="clear" w:color="auto" w:fill="FFFFFF"/>
-          <w:lang w:eastAsia="zh-CN"/>
-        </w:rPr>
-        <w:t>KIT（也称为CD117），是一种受体酪氨酸激酶（RTK）,在多种细胞类型中的表达。KIT的配体是干细胞因子（SCF）。SCF与KIT胞外结构域的结合诱导其二聚体化，从而活化下游信号传导途径，包括PI3K-AKT-mTOR通路、RAS-RAF-MEK-ERK途径和STAT3（转录3的信号转导子和活化剂）途径，所有这些途径均调节细胞内促增长和促生存信号。</w:t>
+          <w:color w:val="62B541"/>
+          <w:sz w:val="32"/>
+          <w:szCs w:val="36"/>
+          <w:lang w:val="en-US" w:eastAsia="zh-CN" w:bidi="ar-SA"/>
+          <w14:shadow w14:blurRad="50800" w14:dist="38100" w14:dir="10800000" w14:sx="100000" w14:sy="100000" w14:kx="0" w14:ky="0" w14:algn="r">
+            <w14:srgbClr w14:val="62B541">
+              <w14:alpha w14:val="60000"/>
+            </w14:srgbClr>
+          </w14:shadow>
+        </w:rPr>
+        <w:t>附录</w:t>
       </w:r>
     </w:p>
     <w:p>
       <w:pPr>
-        <w:spacing w:line="276" w:lineRule="auto"/>
-        <w:ind w:firstLine="360" w:firstLineChars="200"/>
-        <w:jc w:val="both"/>
-        <w:rPr>
-          <w:rFonts w:ascii="Times New Roman" w:hAnsi="Times New Roman" w:eastAsia="微软雅黑" w:cs="Times New Roman"/>
-          <w:bCs/>
-          <w:sz w:val="18"/>
-          <w:szCs w:val="18"/>
-          <w:shd w:val="clear" w:color="auto" w:fill="FFFFFF"/>
+        <w:pStyle w:val="3"/>
+        <w:numPr>
+          <w:ilvl w:val="255"/>
+          <w:numId w:val="0"/>
+        </w:numPr>
+        <w:jc w:val="left"/>
+        <w:rPr>
           <w:lang w:eastAsia="zh-CN"/>
         </w:rPr>
       </w:pPr>
+      <w:bookmarkStart w:id="10" w:name="_Toc17956"/>
       <w:r>
         <w:rPr>
-          <w:rFonts w:ascii="Times New Roman" w:hAnsi="Times New Roman" w:eastAsia="微软雅黑" w:cs="Times New Roman"/>
-          <w:bCs/>
-          <w:sz w:val="18"/>
-          <w:szCs w:val="18"/>
-          <w:shd w:val="clear" w:color="auto" w:fill="FFFFFF"/>
+          <w:rFonts w:hint="eastAsia"/>
+          <w:color w:val="auto"/>
+          <w:sz w:val="30"/>
           <w:lang w:eastAsia="zh-CN"/>
         </w:rPr>
-        <w:t>KIT突变出现在多种癌症的发病机制中，包括黑色素瘤，急性白血病和胃肠道间质瘤（GIST）</w:t>
+        <w:t>本癌种FDA/NMPA获批的其他可选靶向药物</w:t>
       </w:r>
-      <w:r>
-        <w:rPr>
-          <w:rFonts w:hint="eastAsia" w:ascii="Times New Roman" w:hAnsi="Times New Roman" w:eastAsia="微软雅黑" w:cs="Times New Roman"/>
-          <w:bCs/>
-          <w:sz w:val="18"/>
-          <w:szCs w:val="18"/>
-          <w:shd w:val="clear" w:color="auto" w:fill="FFFFFF"/>
-          <w:lang w:eastAsia="zh-CN"/>
-        </w:rPr>
-        <w:t>[PMID: 14645423; PMID: 9438854]</w:t>
-      </w:r>
-      <w:r>
-        <w:rPr>
-          <w:rFonts w:ascii="Times New Roman" w:hAnsi="Times New Roman" w:eastAsia="微软雅黑" w:cs="Times New Roman"/>
-          <w:bCs/>
-          <w:sz w:val="18"/>
-          <w:szCs w:val="18"/>
-          <w:shd w:val="clear" w:color="auto" w:fill="FFFFFF"/>
-          <w:lang w:eastAsia="zh-CN"/>
-        </w:rPr>
-        <w:t>。KIT突变的发现彻底改变了间质瘤的治疗。使用一种口服KIT抑制剂甲磺酸伊马替尼（格列卫，诺华制药），可获得迅速、明显和持久的肿瘤反应</w:t>
-      </w:r>
-      <w:r>
-        <w:rPr>
-          <w:rFonts w:hint="eastAsia" w:ascii="Times New Roman" w:hAnsi="Times New Roman" w:eastAsia="微软雅黑" w:cs="Times New Roman"/>
-          <w:bCs/>
-          <w:sz w:val="18"/>
-          <w:szCs w:val="18"/>
-          <w:shd w:val="clear" w:color="auto" w:fill="FFFFFF"/>
-          <w:lang w:eastAsia="zh-CN"/>
-        </w:rPr>
-        <w:t>[PMID: 12181401]</w:t>
-      </w:r>
-      <w:r>
-        <w:rPr>
-          <w:rFonts w:ascii="Times New Roman" w:hAnsi="Times New Roman" w:eastAsia="微软雅黑" w:cs="Times New Roman"/>
-          <w:bCs/>
-          <w:sz w:val="18"/>
-          <w:szCs w:val="18"/>
-          <w:shd w:val="clear" w:color="auto" w:fill="FFFFFF"/>
-          <w:lang w:eastAsia="zh-CN"/>
-        </w:rPr>
-        <w:t>。当然，不是所有的KIT突变都对伊马替尼敏感</w:t>
-      </w:r>
-      <w:r>
-        <w:rPr>
-          <w:rFonts w:hint="eastAsia" w:ascii="Times New Roman" w:hAnsi="Times New Roman" w:eastAsia="微软雅黑" w:cs="Times New Roman"/>
-          <w:bCs/>
-          <w:sz w:val="18"/>
-          <w:szCs w:val="18"/>
-          <w:shd w:val="clear" w:color="auto" w:fill="FFFFFF"/>
-          <w:lang w:eastAsia="zh-CN"/>
-        </w:rPr>
-        <w:t>[PMID: 18955458]</w:t>
-      </w:r>
-      <w:r>
-        <w:rPr>
-          <w:rFonts w:ascii="Times New Roman" w:hAnsi="Times New Roman" w:eastAsia="微软雅黑" w:cs="Times New Roman"/>
-          <w:bCs/>
-          <w:sz w:val="18"/>
-          <w:szCs w:val="18"/>
-          <w:shd w:val="clear" w:color="auto" w:fill="FFFFFF"/>
-          <w:lang w:eastAsia="zh-CN"/>
-        </w:rPr>
-        <w:t>，有些突变仅对第二代KIT抑制剂敏感。</w:t>
-      </w:r>
+      <w:bookmarkEnd w:id="10"/>
     </w:p>
-    <w:p>
-      <w:pPr>
-        <w:spacing w:line="276" w:lineRule="auto"/>
-        <w:ind w:firstLine="440" w:firstLineChars="200"/>
+    <w:tbl>
+      <w:tblPr>
+        <w:tblStyle w:val="8"/>
+        <w:tblW w:w="9937" w:type="dxa"/>
         <w:jc w:val="center"/>
-        <w:rPr>
-          <w:rFonts w:ascii="Times New Roman" w:hAnsi="Times New Roman" w:eastAsia="微软雅黑" w:cs="Times New Roman"/>
-          <w:bCs/>
-          <w:sz w:val="18"/>
-          <w:szCs w:val="18"/>
-          <w:shd w:val="clear" w:color="auto" w:fill="FFFFFF"/>
-          <w:lang w:eastAsia="zh-CN"/>
-        </w:rPr>
-      </w:pPr>
-      <w:r>
-        <w:rPr>
-          <w:rFonts w:ascii="Times New Roman" w:hAnsi="Times New Roman" w:eastAsia="微软雅黑" w:cs="Times New Roman"/>
-          <w:lang w:eastAsia="zh-CN"/>
-        </w:rPr>
-        <w:drawing>
-          <wp:inline distT="0" distB="0" distL="0" distR="0">
-            <wp:extent cx="3324225" cy="2162175"/>
-            <wp:effectExtent l="0" t="0" r="13335" b="1905"/>
-            <wp:docPr id="17161" name="Picture 17161"/>
-            <wp:cNvGraphicFramePr/>
-            <a:graphic xmlns:a="http://schemas.openxmlformats.org/drawingml/2006/main">
-              <a:graphicData uri="http://schemas.openxmlformats.org/drawingml/2006/picture">
-                <pic:pic xmlns:pic="http://schemas.openxmlformats.org/drawingml/2006/picture">
-                  <pic:nvPicPr>
-                    <pic:cNvPr id="17161" name="Picture 17161"/>
-                    <pic:cNvPicPr/>
-                  </pic:nvPicPr>
-                  <pic:blipFill>
-                    <a:blip r:embed="rId6"/>
-                    <a:stretch>
-                      <a:fillRect/>
-                    </a:stretch>
-                  </pic:blipFill>
-                  <pic:spPr>
-                    <a:xfrm>
-                      <a:off x="0" y="0"/>
-                      <a:ext cx="3324225" cy="2162175"/>
-                    </a:xfrm>
-                    <a:prstGeom prst="rect">
-                      <a:avLst/>
-                    </a:prstGeom>
-                  </pic:spPr>
-                </pic:pic>
-              </a:graphicData>
-            </a:graphic>
-          </wp:inline>
-        </w:drawing>
-      </w:r>
-    </w:p>
-    <w:p>
-      <w:pPr>
-        <w:spacing w:line="276" w:lineRule="auto"/>
-        <w:jc w:val="center"/>
-        <w:rPr>
-          <w:rFonts w:ascii="Times New Roman" w:hAnsi="Times New Roman" w:eastAsia="微软雅黑" w:cs="Times New Roman"/>
-          <w:bCs/>
-          <w:sz w:val="18"/>
-          <w:szCs w:val="18"/>
-          <w:shd w:val="clear" w:color="auto" w:fill="FFFFFF"/>
-          <w:lang w:eastAsia="zh-CN"/>
-        </w:rPr>
-      </w:pPr>
-      <w:r>
-        <w:rPr>
-          <w:rFonts w:ascii="Times New Roman" w:hAnsi="Times New Roman" w:eastAsia="微软雅黑" w:cs="Times New Roman"/>
-          <w:bCs/>
-          <w:sz w:val="18"/>
-          <w:szCs w:val="18"/>
-          <w:shd w:val="clear" w:color="auto" w:fill="FFFFFF"/>
-          <w:lang w:eastAsia="zh-CN"/>
-        </w:rPr>
-        <w:t>图示：KIT抑制剂的作用机理</w:t>
-      </w:r>
-      <w:r>
-        <w:rPr>
-          <w:rFonts w:hint="eastAsia" w:ascii="Times New Roman" w:hAnsi="Times New Roman" w:eastAsia="微软雅黑" w:cs="Times New Roman"/>
-          <w:bCs/>
-          <w:sz w:val="18"/>
-          <w:szCs w:val="18"/>
-          <w:shd w:val="clear" w:color="auto" w:fill="FFFFFF"/>
-          <w:lang w:eastAsia="zh-CN"/>
-        </w:rPr>
-        <w:t>[PMID: 20944735]</w:t>
-      </w:r>
-    </w:p>
-    <w:p>
-      <w:pPr>
-        <w:spacing w:line="276" w:lineRule="auto"/>
-        <w:ind w:firstLine="360" w:firstLineChars="200"/>
-        <w:jc w:val="center"/>
-        <w:rPr>
-          <w:rFonts w:ascii="Times New Roman" w:hAnsi="Times New Roman" w:eastAsia="微软雅黑" w:cs="Times New Roman"/>
-          <w:bCs/>
-          <w:sz w:val="18"/>
-          <w:szCs w:val="18"/>
-          <w:shd w:val="clear" w:color="auto" w:fill="FFFFFF"/>
-          <w:lang w:eastAsia="zh-CN"/>
-        </w:rPr>
-      </w:pPr>
-    </w:p>
-    <w:p>
-      <w:pPr>
-        <w:widowControl/>
-        <w:rPr>
-          <w:rFonts w:ascii="Times New Roman" w:hAnsi="Times New Roman" w:eastAsia="微软雅黑" w:cs="Times New Roman"/>
-          <w:bCs/>
-          <w:sz w:val="18"/>
-          <w:szCs w:val="18"/>
-          <w:shd w:val="clear" w:color="auto" w:fill="FFFFFF"/>
-          <w:lang w:eastAsia="zh-CN"/>
-        </w:rPr>
-      </w:pPr>
-      <w:bookmarkStart w:id="17" w:name="_Toc17014_WPSOffice_Level1"/>
-      <w:bookmarkStart w:id="18" w:name="_Toc29818_WPSOffice_Level1"/>
-      <w:bookmarkStart w:id="19" w:name="_Toc4238_WPSOffice_Level1"/>
-      <w:bookmarkStart w:id="20" w:name="_Toc16333_WPSOffice_Level1"/>
-      <w:bookmarkStart w:id="21" w:name="_Toc4993_WPSOffice_Level1"/>
-      <w:bookmarkStart w:id="22" w:name="_Toc22522_WPSOffice_Level1"/>
-      <w:bookmarkStart w:id="23" w:name="_Toc9131_WPSOffice_Level1"/>
-      <w:bookmarkStart w:id="24" w:name="_Toc29741_WPSOffice_Level1"/>
-      <w:r>
-        <w:rPr>
-          <w:rFonts w:ascii="Times New Roman" w:hAnsi="Times New Roman" w:eastAsia="微软雅黑" w:cs="Times New Roman"/>
-          <w:b/>
-          <w:bCs/>
-          <w:color w:val="2F6791"/>
-          <w:sz w:val="24"/>
-          <w:szCs w:val="24"/>
-          <w:lang w:eastAsia="zh-CN"/>
-        </w:rPr>
-        <w:t>PDGFRA</w:t>
-      </w:r>
-      <w:bookmarkEnd w:id="17"/>
-      <w:bookmarkEnd w:id="18"/>
-      <w:bookmarkEnd w:id="19"/>
-      <w:bookmarkEnd w:id="20"/>
-      <w:bookmarkEnd w:id="21"/>
-      <w:bookmarkEnd w:id="22"/>
-      <w:bookmarkEnd w:id="23"/>
-      <w:bookmarkEnd w:id="24"/>
-    </w:p>
-    <w:p>
-      <w:pPr>
-        <w:spacing w:line="276" w:lineRule="auto"/>
-        <w:ind w:firstLine="360" w:firstLineChars="200"/>
-        <w:jc w:val="both"/>
-        <w:rPr>
-          <w:rFonts w:ascii="Times New Roman" w:hAnsi="Times New Roman" w:eastAsia="微软雅黑" w:cs="Times New Roman"/>
-          <w:bCs/>
-          <w:sz w:val="18"/>
-          <w:szCs w:val="18"/>
-          <w:shd w:val="clear" w:color="auto" w:fill="FFFFFF"/>
-          <w:lang w:eastAsia="zh-CN"/>
-        </w:rPr>
-      </w:pPr>
-      <w:r>
-        <w:rPr>
-          <w:rFonts w:ascii="Times New Roman" w:hAnsi="Times New Roman" w:eastAsia="微软雅黑" w:cs="Times New Roman"/>
-          <w:bCs/>
-          <w:sz w:val="18"/>
-          <w:szCs w:val="18"/>
-          <w:shd w:val="clear" w:color="auto" w:fill="FFFFFF"/>
-          <w:lang w:eastAsia="zh-CN"/>
-        </w:rPr>
-        <w:t>血小板衍生生长因子受体α（PDGFRA）属于受体酪氨酸激酶（RTK）家族，包括PDGFRA和PDGFRB。与配体如血小板衍生生长因子（PDGF）的结合，诱导构象变化从而形成同源或异源二聚体，这样活化PDGFRA酪氨酸激酶活性（图示）。活化的PDGFRA然后磷酸化其底物，导致细胞中多个下游途径的激活，包括与细胞存活有关的PI3K-AKT-mTOR途径，和涉及细胞增殖的RAS-RAF-MEKERK通路。突变体PDGFRA被报道参与了一些癌症的发病。如突变可见于胃肠道间质瘤（GIST）</w:t>
-      </w:r>
-      <w:r>
-        <w:rPr>
-          <w:rFonts w:hint="eastAsia" w:ascii="Times New Roman" w:hAnsi="Times New Roman" w:eastAsia="微软雅黑" w:cs="Times New Roman"/>
-          <w:bCs/>
-          <w:sz w:val="18"/>
-          <w:szCs w:val="18"/>
-          <w:shd w:val="clear" w:color="auto" w:fill="FFFFFF"/>
-          <w:lang w:eastAsia="zh-CN"/>
-        </w:rPr>
-        <w:t>[PMID: 15928335; PMID: 12522257]</w:t>
-      </w:r>
-      <w:r>
-        <w:rPr>
-          <w:rFonts w:ascii="Times New Roman" w:hAnsi="Times New Roman" w:eastAsia="微软雅黑" w:cs="Times New Roman"/>
-          <w:bCs/>
-          <w:sz w:val="18"/>
-          <w:szCs w:val="18"/>
-          <w:shd w:val="clear" w:color="auto" w:fill="FFFFFF"/>
-          <w:lang w:eastAsia="zh-CN"/>
-        </w:rPr>
-        <w:t>，基因融合见于嗜酸性粒细胞增多综合征</w:t>
-      </w:r>
-      <w:r>
-        <w:rPr>
-          <w:rFonts w:hint="eastAsia" w:ascii="Times New Roman" w:hAnsi="Times New Roman" w:eastAsia="微软雅黑" w:cs="Times New Roman"/>
-          <w:bCs/>
-          <w:sz w:val="18"/>
-          <w:szCs w:val="18"/>
-          <w:shd w:val="clear" w:color="auto" w:fill="FFFFFF"/>
-          <w:lang w:eastAsia="zh-CN"/>
-        </w:rPr>
-        <w:t>[PMID: 12660384]</w:t>
-      </w:r>
-      <w:r>
-        <w:rPr>
-          <w:rFonts w:ascii="Times New Roman" w:hAnsi="Times New Roman" w:eastAsia="微软雅黑" w:cs="Times New Roman"/>
-          <w:bCs/>
-          <w:sz w:val="18"/>
-          <w:szCs w:val="18"/>
-          <w:shd w:val="clear" w:color="auto" w:fill="FFFFFF"/>
-          <w:lang w:eastAsia="zh-CN"/>
-        </w:rPr>
-        <w:t>和隆突皮肤纤维肉瘤</w:t>
-      </w:r>
-      <w:r>
-        <w:rPr>
-          <w:rFonts w:hint="eastAsia" w:ascii="Times New Roman" w:hAnsi="Times New Roman" w:eastAsia="微软雅黑" w:cs="Times New Roman"/>
-          <w:bCs/>
-          <w:sz w:val="18"/>
-          <w:szCs w:val="18"/>
-          <w:shd w:val="clear" w:color="auto" w:fill="FFFFFF"/>
-          <w:lang w:eastAsia="zh-CN"/>
-        </w:rPr>
-        <w:t>[PMID: 8988177]</w:t>
-      </w:r>
-      <w:r>
-        <w:rPr>
-          <w:rFonts w:ascii="Times New Roman" w:hAnsi="Times New Roman" w:eastAsia="微软雅黑" w:cs="Times New Roman"/>
-          <w:bCs/>
-          <w:sz w:val="18"/>
-          <w:szCs w:val="18"/>
-          <w:shd w:val="clear" w:color="auto" w:fill="FFFFFF"/>
-          <w:lang w:eastAsia="zh-CN"/>
-        </w:rPr>
-        <w:t>。5%的GIST患者能检测到PDGFRA基因突变，大部分是胃性GIST。PDGFRA基因突变主要在其18外显子（也就是酪氨酸激酶2功能域，约5%）、12外显子上（近膜功能域，约1%）、14外显子（也就是酪氨酸激酶1功能域，少于1%）。除D842V外，18号外显子其它的突变均对伊马替尼（Imatinib）敏感</w:t>
-      </w:r>
-      <w:r>
-        <w:rPr>
-          <w:rFonts w:hint="eastAsia" w:ascii="Times New Roman" w:hAnsi="Times New Roman" w:eastAsia="微软雅黑" w:cs="Times New Roman"/>
-          <w:bCs/>
-          <w:sz w:val="18"/>
-          <w:szCs w:val="18"/>
-          <w:shd w:val="clear" w:color="auto" w:fill="FFFFFF"/>
-          <w:lang w:eastAsia="zh-CN"/>
-        </w:rPr>
-        <w:t>[PMID: 15928335]</w:t>
-      </w:r>
-      <w:r>
-        <w:rPr>
-          <w:rFonts w:ascii="Times New Roman" w:hAnsi="Times New Roman" w:eastAsia="微软雅黑" w:cs="Times New Roman"/>
-          <w:bCs/>
-          <w:sz w:val="18"/>
-          <w:szCs w:val="18"/>
-          <w:shd w:val="clear" w:color="auto" w:fill="FFFFFF"/>
-          <w:lang w:eastAsia="zh-CN"/>
-        </w:rPr>
-        <w:t>。</w:t>
-      </w:r>
-    </w:p>
-    <w:p>
-      <w:pPr>
-        <w:spacing w:line="276" w:lineRule="auto"/>
-        <w:ind w:firstLine="440" w:firstLineChars="200"/>
-        <w:jc w:val="both"/>
-        <w:rPr>
-          <w:rFonts w:ascii="Times New Roman" w:hAnsi="Times New Roman" w:eastAsia="微软雅黑" w:cs="Times New Roman"/>
-          <w:lang w:eastAsia="zh-CN"/>
-        </w:rPr>
-      </w:pPr>
-    </w:p>
-    <w:p>
-      <w:pPr>
-        <w:spacing w:line="276" w:lineRule="auto"/>
-        <w:ind w:firstLine="440" w:firstLineChars="200"/>
-        <w:jc w:val="center"/>
-        <w:rPr>
-          <w:rFonts w:ascii="Times New Roman" w:hAnsi="Times New Roman" w:eastAsia="微软雅黑" w:cs="Times New Roman"/>
-          <w:lang w:eastAsia="zh-CN"/>
-        </w:rPr>
-      </w:pPr>
-      <w:r>
-        <w:rPr>
-          <w:rFonts w:ascii="Times New Roman" w:hAnsi="Times New Roman" w:eastAsia="微软雅黑" w:cs="Times New Roman"/>
-          <w:lang w:eastAsia="zh-CN"/>
-        </w:rPr>
-        <w:drawing>
-          <wp:inline distT="0" distB="0" distL="0" distR="0">
-            <wp:extent cx="2487930" cy="3383915"/>
-            <wp:effectExtent l="0" t="0" r="11430" b="14605"/>
-            <wp:docPr id="18082" name="Picture 18082"/>
-            <wp:cNvGraphicFramePr>
-              <a:graphicFrameLocks xmlns:a="http://schemas.openxmlformats.org/drawingml/2006/main" noChangeAspect="1"/>
-            </wp:cNvGraphicFramePr>
-            <a:graphic xmlns:a="http://schemas.openxmlformats.org/drawingml/2006/main">
-              <a:graphicData uri="http://schemas.openxmlformats.org/drawingml/2006/picture">
-                <pic:pic xmlns:pic="http://schemas.openxmlformats.org/drawingml/2006/picture">
-                  <pic:nvPicPr>
-                    <pic:cNvPr id="18082" name="Picture 18082"/>
-                    <pic:cNvPicPr>
-                      <a:picLocks noChangeAspect="1"/>
-                    </pic:cNvPicPr>
-                  </pic:nvPicPr>
-                  <pic:blipFill>
-                    <a:blip r:embed="rId7"/>
-                    <a:stretch>
-                      <a:fillRect/>
-                    </a:stretch>
-                  </pic:blipFill>
-                  <pic:spPr>
-                    <a:xfrm>
-                      <a:off x="0" y="0"/>
-                      <a:ext cx="2487930" cy="3383915"/>
-                    </a:xfrm>
-                    <a:prstGeom prst="rect">
-                      <a:avLst/>
-                    </a:prstGeom>
-                  </pic:spPr>
-                </pic:pic>
-              </a:graphicData>
-            </a:graphic>
-          </wp:inline>
-        </w:drawing>
-      </w:r>
-    </w:p>
-    <w:p>
-      <w:pPr>
-        <w:spacing w:line="276" w:lineRule="auto"/>
-        <w:jc w:val="center"/>
-        <w:rPr>
-          <w:rFonts w:ascii="Times New Roman" w:hAnsi="Times New Roman" w:eastAsia="微软雅黑" w:cs="Times New Roman"/>
-          <w:bCs/>
-          <w:sz w:val="18"/>
-          <w:szCs w:val="18"/>
-          <w:shd w:val="clear" w:color="auto" w:fill="FFFFFF"/>
-          <w:lang w:eastAsia="zh-CN"/>
-        </w:rPr>
-      </w:pPr>
-      <w:r>
-        <w:rPr>
-          <w:rFonts w:ascii="Times New Roman" w:hAnsi="Times New Roman" w:eastAsia="微软雅黑" w:cs="Times New Roman"/>
-          <w:bCs/>
-          <w:sz w:val="18"/>
-          <w:szCs w:val="18"/>
-          <w:shd w:val="clear" w:color="auto" w:fill="FFFFFF"/>
-          <w:lang w:eastAsia="zh-CN"/>
-        </w:rPr>
-        <w:t>图示：PDGFRA信号传递途径</w:t>
-      </w:r>
-    </w:p>
-    <w:p>
-      <w:pPr>
-        <w:spacing w:line="276" w:lineRule="auto"/>
-        <w:ind w:firstLine="440" w:firstLineChars="200"/>
-        <w:jc w:val="both"/>
-        <w:rPr>
-          <w:rFonts w:ascii="Times New Roman" w:hAnsi="Times New Roman" w:eastAsia="微软雅黑" w:cs="Times New Roman"/>
-          <w:lang w:eastAsia="zh-CN"/>
-        </w:rPr>
-      </w:pPr>
-    </w:p>
-    <w:p>
-      <w:pPr>
-        <w:spacing w:line="276" w:lineRule="auto"/>
-        <w:ind w:firstLine="440" w:firstLineChars="200"/>
-        <w:jc w:val="both"/>
-        <w:rPr>
-          <w:rFonts w:ascii="Times New Roman" w:hAnsi="Times New Roman" w:eastAsia="微软雅黑" w:cs="Times New Roman"/>
-          <w:lang w:eastAsia="zh-CN"/>
-        </w:rPr>
-      </w:pPr>
-    </w:p>
-    <w:p>
-      <w:pPr>
-        <w:spacing w:line="276" w:lineRule="auto"/>
-        <w:ind w:firstLine="440" w:firstLineChars="200"/>
-        <w:jc w:val="both"/>
-        <w:rPr>
-          <w:rFonts w:ascii="Times New Roman" w:hAnsi="Times New Roman" w:eastAsia="微软雅黑" w:cs="Times New Roman"/>
-          <w:lang w:eastAsia="zh-CN"/>
-        </w:rPr>
-      </w:pPr>
-    </w:p>
-    <w:p>
-      <w:pPr>
-        <w:keepNext w:val="0"/>
-        <w:keepLines w:val="0"/>
-        <w:pageBreakBefore w:val="0"/>
-        <w:widowControl/>
-        <w:kinsoku/>
-        <w:wordWrap/>
-        <w:overflowPunct/>
-        <w:topLinePunct w:val="0"/>
-        <w:autoSpaceDE/>
-        <w:autoSpaceDN/>
-        <w:bidi w:val="0"/>
-        <w:adjustRightInd/>
-        <w:snapToGrid/>
-        <w:spacing w:after="0" w:line="260" w:lineRule="auto"/>
-        <w:textAlignment w:val="auto"/>
-        <w:rPr>
-          <w:rFonts w:hint="eastAsia" w:ascii="Times New Roman" w:hAnsi="Times New Roman" w:eastAsia="微软雅黑" w:cs="Times New Roman"/>
-          <w:spacing w:val="-1"/>
-          <w:sz w:val="18"/>
-          <w:szCs w:val="18"/>
-          <w:lang w:val="en-US" w:eastAsia="zh-Hans"/>
-        </w:rPr>
-      </w:pPr>
-      <w:r>
-        <w:rPr>
-          <w:rFonts w:hint="eastAsia" w:ascii="Times New Roman" w:hAnsi="Times New Roman" w:eastAsia="微软雅黑" w:cs="Times New Roman"/>
-          <w:b/>
-          <w:bCs/>
-          <w:color w:val="2F6791"/>
-          <w:sz w:val="24"/>
-          <w:szCs w:val="24"/>
-          <w:lang w:val="en-US" w:eastAsia="zh-Hans"/>
-        </w:rPr>
-        <w:t>潜在用药信息提示</w:t>
-      </w:r>
-    </w:p>
+        <w:tblBorders>
+          <w:top w:val="single" w:color="A4A4A4" w:sz="4" w:space="0"/>
+          <w:left w:val="none" w:color="auto" w:sz="0" w:space="0"/>
+          <w:bottom w:val="single" w:color="A4A4A4" w:sz="4" w:space="0"/>
+          <w:right w:val="none" w:color="auto" w:sz="0" w:space="0"/>
+          <w:insideH w:val="single" w:color="A4A4A4" w:sz="4" w:space="0"/>
+          <w:insideV w:val="single" w:color="A4A4A4" w:sz="4" w:space="0"/>
+        </w:tblBorders>
+        <w:tblLayout w:type="fixed"/>
+        <w:tblCellMar>
+          <w:top w:w="0" w:type="dxa"/>
+          <w:left w:w="113" w:type="dxa"/>
+          <w:bottom w:w="0" w:type="dxa"/>
+          <w:right w:w="113" w:type="dxa"/>
+        </w:tblCellMar>
+      </w:tblPr>
+      <w:tblGrid>
+        <w:gridCol w:w="1210"/>
+        <w:gridCol w:w="1210"/>
+        <w:gridCol w:w="6124"/>
+        <w:gridCol w:w="1393"/>
+      </w:tblGrid>
+      <w:tr>
+        <w:tblPrEx>
+          <w:tblBorders>
+            <w:top w:val="single" w:color="A4A4A4" w:sz="4" w:space="0"/>
+            <w:left w:val="none" w:color="auto" w:sz="0" w:space="0"/>
+            <w:bottom w:val="single" w:color="A4A4A4" w:sz="4" w:space="0"/>
+            <w:right w:val="none" w:color="auto" w:sz="0" w:space="0"/>
+            <w:insideH w:val="single" w:color="A4A4A4" w:sz="4" w:space="0"/>
+            <w:insideV w:val="single" w:color="A4A4A4" w:sz="4" w:space="0"/>
+          </w:tblBorders>
+          <w:tblCellMar>
+            <w:top w:w="0" w:type="dxa"/>
+            <w:left w:w="113" w:type="dxa"/>
+            <w:bottom w:w="0" w:type="dxa"/>
+            <w:right w:w="113" w:type="dxa"/>
+          </w:tblCellMar>
+        </w:tblPrEx>
+        <w:trPr>
+          <w:trHeight w:val="567" w:hRule="atLeast"/>
+          <w:jc w:val="center"/>
+        </w:trPr>
+        <w:tc>
+          <w:tcPr>
+            <w:tcW w:w="1210" w:type="dxa"/>
+            <w:tcBorders>
+              <w:top w:val="nil"/>
+              <w:bottom w:val="nil"/>
+              <w:right w:val="single" w:color="FFFFFF" w:sz="18" w:space="0"/>
+            </w:tcBorders>
+            <w:shd w:val="clear" w:color="auto" w:fill="62BC41"/>
+            <w:vAlign w:val="center"/>
+          </w:tcPr>
+          <w:p>
+            <w:pPr>
+              <w:pStyle w:val="12"/>
+              <w:jc w:val="center"/>
+              <w:rPr>
+                <w:rFonts w:ascii="Times New Roman" w:hAnsi="Times New Roman" w:eastAsia="微软雅黑" w:cs="Times New Roman"/>
+                <w:b/>
+                <w:color w:val="FFFFFF" w:themeColor="background1"/>
+                <w:sz w:val="21"/>
+                <w:szCs w:val="21"/>
+                <w14:textFill>
+                  <w14:solidFill>
+                    <w14:schemeClr w14:val="bg1"/>
+                  </w14:solidFill>
+                </w14:textFill>
+              </w:rPr>
+            </w:pPr>
+            <w:r>
+              <w:rPr>
+                <w:rFonts w:ascii="Times New Roman" w:hAnsi="Times New Roman" w:eastAsia="微软雅黑" w:cs="Times New Roman"/>
+                <w:b/>
+                <w:color w:val="FFFFFF" w:themeColor="background1"/>
+                <w:sz w:val="21"/>
+                <w:szCs w:val="21"/>
+                <w14:textFill>
+                  <w14:solidFill>
+                    <w14:schemeClr w14:val="bg1"/>
+                  </w14:solidFill>
+                </w14:textFill>
+              </w:rPr>
+              <w:t>癌种</w:t>
+            </w:r>
+          </w:p>
+        </w:tc>
+        <w:tc>
+          <w:tcPr>
+            <w:tcW w:w="1210" w:type="dxa"/>
+            <w:tcBorders>
+              <w:top w:val="nil"/>
+              <w:left w:val="single" w:color="FFFFFF" w:sz="18" w:space="0"/>
+              <w:bottom w:val="nil"/>
+              <w:right w:val="single" w:color="FFFFFF" w:sz="18" w:space="0"/>
+            </w:tcBorders>
+            <w:shd w:val="clear" w:color="auto" w:fill="62BC41"/>
+            <w:vAlign w:val="center"/>
+          </w:tcPr>
+          <w:p>
+            <w:pPr>
+              <w:pStyle w:val="12"/>
+              <w:jc w:val="center"/>
+              <w:rPr>
+                <w:rFonts w:ascii="Times New Roman" w:hAnsi="Times New Roman" w:eastAsia="微软雅黑" w:cs="Times New Roman"/>
+                <w:b/>
+                <w:color w:val="FFFFFF" w:themeColor="background1"/>
+                <w:sz w:val="21"/>
+                <w:szCs w:val="21"/>
+                <w14:textFill>
+                  <w14:solidFill>
+                    <w14:schemeClr w14:val="bg1"/>
+                  </w14:solidFill>
+                </w14:textFill>
+              </w:rPr>
+            </w:pPr>
+            <w:r>
+              <w:rPr>
+                <w:rFonts w:ascii="Times New Roman" w:hAnsi="Times New Roman" w:eastAsia="微软雅黑" w:cs="Times New Roman"/>
+                <w:b/>
+                <w:color w:val="FFFFFF" w:themeColor="background1"/>
+                <w:sz w:val="21"/>
+                <w:szCs w:val="21"/>
+                <w14:textFill>
+                  <w14:solidFill>
+                    <w14:schemeClr w14:val="bg1"/>
+                  </w14:solidFill>
+                </w14:textFill>
+              </w:rPr>
+              <w:t>药物</w:t>
+            </w:r>
+          </w:p>
+        </w:tc>
+        <w:tc>
+          <w:tcPr>
+            <w:tcW w:w="6124" w:type="dxa"/>
+            <w:tcBorders>
+              <w:top w:val="nil"/>
+              <w:left w:val="single" w:color="FFFFFF" w:sz="18" w:space="0"/>
+              <w:bottom w:val="nil"/>
+              <w:right w:val="single" w:color="FFFFFF" w:sz="18" w:space="0"/>
+            </w:tcBorders>
+            <w:shd w:val="clear" w:color="auto" w:fill="62BC41"/>
+            <w:vAlign w:val="center"/>
+          </w:tcPr>
+          <w:p>
+            <w:pPr>
+              <w:pStyle w:val="12"/>
+              <w:jc w:val="center"/>
+              <w:rPr>
+                <w:rFonts w:ascii="Times New Roman" w:hAnsi="Times New Roman" w:eastAsia="微软雅黑" w:cs="Times New Roman"/>
+                <w:b/>
+                <w:color w:val="FFFFFF" w:themeColor="background1"/>
+                <w:sz w:val="21"/>
+                <w:szCs w:val="21"/>
+                <w14:textFill>
+                  <w14:solidFill>
+                    <w14:schemeClr w14:val="bg1"/>
+                  </w14:solidFill>
+                </w14:textFill>
+              </w:rPr>
+            </w:pPr>
+            <w:r>
+              <w:rPr>
+                <w:rFonts w:ascii="Times New Roman" w:hAnsi="Times New Roman" w:eastAsia="微软雅黑" w:cs="Times New Roman"/>
+                <w:b/>
+                <w:color w:val="FFFFFF" w:themeColor="background1"/>
+                <w:sz w:val="21"/>
+                <w:szCs w:val="21"/>
+                <w14:textFill>
+                  <w14:solidFill>
+                    <w14:schemeClr w14:val="bg1"/>
+                  </w14:solidFill>
+                </w14:textFill>
+              </w:rPr>
+              <w:t>获批适应症</w:t>
+            </w:r>
+          </w:p>
+        </w:tc>
+        <w:tc>
+          <w:tcPr>
+            <w:tcW w:w="1393" w:type="dxa"/>
+            <w:tcBorders>
+              <w:top w:val="nil"/>
+              <w:left w:val="single" w:color="FFFFFF" w:sz="18" w:space="0"/>
+              <w:bottom w:val="nil"/>
+            </w:tcBorders>
+            <w:shd w:val="clear" w:color="auto" w:fill="62BC41"/>
+            <w:vAlign w:val="center"/>
+          </w:tcPr>
+          <w:p>
+            <w:pPr>
+              <w:pStyle w:val="12"/>
+              <w:jc w:val="center"/>
+              <w:rPr>
+                <w:rFonts w:ascii="Times New Roman" w:hAnsi="Times New Roman" w:eastAsia="微软雅黑" w:cs="Times New Roman"/>
+                <w:b/>
+                <w:color w:val="FFFFFF" w:themeColor="background1"/>
+                <w:sz w:val="21"/>
+                <w:szCs w:val="21"/>
+                <w14:textFill>
+                  <w14:solidFill>
+                    <w14:schemeClr w14:val="bg1"/>
+                  </w14:solidFill>
+                </w14:textFill>
+              </w:rPr>
+            </w:pPr>
+            <w:r>
+              <w:rPr>
+                <w:rFonts w:ascii="Times New Roman" w:hAnsi="Times New Roman" w:eastAsia="微软雅黑" w:cs="Times New Roman"/>
+                <w:b/>
+                <w:color w:val="FFFFFF" w:themeColor="background1"/>
+                <w:sz w:val="21"/>
+                <w:szCs w:val="21"/>
+                <w14:textFill>
+                  <w14:solidFill>
+                    <w14:schemeClr w14:val="bg1"/>
+                  </w14:solidFill>
+                </w14:textFill>
+              </w:rPr>
+              <w:t>获批机构</w:t>
+            </w:r>
+          </w:p>
+        </w:tc>
+      </w:tr>
+      <w:tr>
+        <w:tblPrEx>
+          <w:tblBorders>
+            <w:top w:val="single" w:color="A4A4A4" w:sz="4" w:space="0"/>
+            <w:left w:val="none" w:color="auto" w:sz="0" w:space="0"/>
+            <w:bottom w:val="single" w:color="A4A4A4" w:sz="4" w:space="0"/>
+            <w:right w:val="none" w:color="auto" w:sz="0" w:space="0"/>
+            <w:insideH w:val="single" w:color="A4A4A4" w:sz="4" w:space="0"/>
+            <w:insideV w:val="single" w:color="A4A4A4" w:sz="4" w:space="0"/>
+          </w:tblBorders>
+          <w:tblCellMar>
+            <w:top w:w="0" w:type="dxa"/>
+            <w:left w:w="113" w:type="dxa"/>
+            <w:bottom w:w="0" w:type="dxa"/>
+            <w:right w:w="113" w:type="dxa"/>
+          </w:tblCellMar>
+        </w:tblPrEx>
+        <w:trPr>
+          <w:jc w:val="center"/>
+        </w:trPr>
+        <w:tc>
+          <w:tcPr>
+            <w:tcW w:w="9937" w:type="dxa"/>
+            <w:gridSpan w:val="4"/>
+            <w:vAlign w:val="center"/>
+          </w:tcPr>
+          <w:p>
+            <w:pPr>
+              <w:widowControl/>
+              <w:snapToGrid w:val="0"/>
+              <w:jc w:val="center"/>
+              <w:textAlignment w:val="center"/>
+              <w:rPr>
+                <w:rFonts w:ascii="Times New Roman" w:hAnsi="Times New Roman" w:eastAsia="微软雅黑" w:cs="Times New Roman"/>
+                <w:sz w:val="21"/>
+                <w:szCs w:val="21"/>
+                <w:lang w:eastAsia="zh-CN"/>
+              </w:rPr>
+            </w:pPr>
+            <w:r>
+              <w:rPr>
+                <w:rFonts w:hint="eastAsia" w:ascii="Times New Roman" w:hAnsi="Times New Roman" w:eastAsia="微软雅黑" w:cs="Times New Roman"/>
+                <w:sz w:val="21"/>
+                <w:szCs w:val="21"/>
+                <w:lang w:eastAsia="zh-CN"/>
+              </w:rPr>
+              <w:t>{%tr for add in approvedDrugData %}</w:t>
+            </w:r>
+          </w:p>
+        </w:tc>
+      </w:tr>
+      <w:tr>
+        <w:tblPrEx>
+          <w:tblBorders>
+            <w:top w:val="single" w:color="A4A4A4" w:sz="4" w:space="0"/>
+            <w:left w:val="none" w:color="auto" w:sz="0" w:space="0"/>
+            <w:bottom w:val="single" w:color="A4A4A4" w:sz="4" w:space="0"/>
+            <w:right w:val="none" w:color="auto" w:sz="0" w:space="0"/>
+            <w:insideH w:val="single" w:color="A4A4A4" w:sz="4" w:space="0"/>
+            <w:insideV w:val="single" w:color="A4A4A4" w:sz="4" w:space="0"/>
+          </w:tblBorders>
+          <w:tblCellMar>
+            <w:top w:w="0" w:type="dxa"/>
+            <w:left w:w="113" w:type="dxa"/>
+            <w:bottom w:w="0" w:type="dxa"/>
+            <w:right w:w="113" w:type="dxa"/>
+          </w:tblCellMar>
+        </w:tblPrEx>
+        <w:trPr>
+          <w:jc w:val="center"/>
+        </w:trPr>
+        <w:tc>
+          <w:tcPr>
+            <w:tcW w:w="1210" w:type="dxa"/>
+            <w:vAlign w:val="center"/>
+          </w:tcPr>
+          <w:p>
+            <w:pPr>
+              <w:widowControl/>
+              <w:snapToGrid w:val="0"/>
+              <w:jc w:val="center"/>
+              <w:textAlignment w:val="center"/>
+              <w:rPr>
+                <w:rFonts w:ascii="Times New Roman" w:hAnsi="Times New Roman" w:eastAsia="微软雅黑" w:cs="Times New Roman"/>
+                <w:sz w:val="21"/>
+                <w:szCs w:val="21"/>
+                <w:lang w:eastAsia="zh-CN"/>
+              </w:rPr>
+            </w:pPr>
+            <w:r>
+              <w:rPr>
+                <w:rFonts w:hint="eastAsia" w:ascii="Times New Roman" w:hAnsi="Times New Roman" w:eastAsia="微软雅黑" w:cs="Times New Roman"/>
+                <w:sz w:val="21"/>
+                <w:szCs w:val="21"/>
+                <w:lang w:eastAsia="zh-CN"/>
+              </w:rPr>
+              <w:t>{{ add.disease }}</w:t>
+            </w:r>
+          </w:p>
+        </w:tc>
+        <w:tc>
+          <w:tcPr>
+            <w:tcW w:w="1210" w:type="dxa"/>
+            <w:vAlign w:val="center"/>
+          </w:tcPr>
+          <w:p>
+            <w:pPr>
+              <w:widowControl/>
+              <w:snapToGrid w:val="0"/>
+              <w:jc w:val="center"/>
+              <w:textAlignment w:val="center"/>
+              <w:rPr>
+                <w:rFonts w:ascii="Times New Roman" w:hAnsi="Times New Roman" w:eastAsia="微软雅黑" w:cs="Times New Roman"/>
+                <w:sz w:val="21"/>
+                <w:szCs w:val="21"/>
+                <w:lang w:eastAsia="zh-CN"/>
+              </w:rPr>
+            </w:pPr>
+            <w:r>
+              <w:rPr>
+                <w:rFonts w:hint="eastAsia" w:ascii="Times New Roman" w:hAnsi="Times New Roman" w:eastAsia="微软雅黑" w:cs="Times New Roman"/>
+                <w:sz w:val="21"/>
+                <w:szCs w:val="21"/>
+                <w:lang w:eastAsia="zh-CN"/>
+              </w:rPr>
+              <w:t>{{ add.drug }}</w:t>
+            </w:r>
+          </w:p>
+        </w:tc>
+        <w:tc>
+          <w:tcPr>
+            <w:tcW w:w="6124" w:type="dxa"/>
+            <w:vAlign w:val="center"/>
+          </w:tcPr>
+          <w:p>
+            <w:pPr>
+              <w:widowControl/>
+              <w:snapToGrid w:val="0"/>
+              <w:jc w:val="left"/>
+              <w:textAlignment w:val="center"/>
+              <w:rPr>
+                <w:rFonts w:ascii="Times New Roman" w:hAnsi="Times New Roman" w:eastAsia="微软雅黑" w:cs="Times New Roman"/>
+                <w:sz w:val="21"/>
+                <w:szCs w:val="21"/>
+                <w:lang w:eastAsia="zh-CN"/>
+              </w:rPr>
+            </w:pPr>
+            <w:r>
+              <w:rPr>
+                <w:rFonts w:hint="eastAsia" w:ascii="Times New Roman" w:hAnsi="Times New Roman" w:eastAsia="微软雅黑" w:cs="Times New Roman"/>
+                <w:sz w:val="21"/>
+                <w:szCs w:val="21"/>
+                <w:lang w:eastAsia="zh-CN"/>
+              </w:rPr>
+              <w:t>{{ add.indication }}</w:t>
+            </w:r>
+          </w:p>
+        </w:tc>
+        <w:tc>
+          <w:tcPr>
+            <w:tcW w:w="1393" w:type="dxa"/>
+            <w:vAlign w:val="center"/>
+          </w:tcPr>
+          <w:p>
+            <w:pPr>
+              <w:widowControl/>
+              <w:snapToGrid w:val="0"/>
+              <w:jc w:val="center"/>
+              <w:textAlignment w:val="center"/>
+              <w:rPr>
+                <w:rFonts w:ascii="Times New Roman" w:hAnsi="Times New Roman" w:eastAsia="微软雅黑" w:cs="Times New Roman"/>
+                <w:sz w:val="21"/>
+                <w:szCs w:val="21"/>
+                <w:lang w:eastAsia="zh-CN"/>
+              </w:rPr>
+            </w:pPr>
+            <w:r>
+              <w:rPr>
+                <w:rFonts w:hint="eastAsia" w:ascii="Times New Roman" w:hAnsi="Times New Roman" w:eastAsia="微软雅黑" w:cs="Times New Roman"/>
+                <w:sz w:val="21"/>
+                <w:szCs w:val="21"/>
+                <w:lang w:eastAsia="zh-CN"/>
+              </w:rPr>
+              <w:t>{{ add.institution }}</w:t>
+            </w:r>
+          </w:p>
+        </w:tc>
+      </w:tr>
+      <w:tr>
+        <w:tblPrEx>
+          <w:tblBorders>
+            <w:top w:val="single" w:color="A4A4A4" w:sz="4" w:space="0"/>
+            <w:left w:val="none" w:color="auto" w:sz="0" w:space="0"/>
+            <w:bottom w:val="single" w:color="A4A4A4" w:sz="4" w:space="0"/>
+            <w:right w:val="none" w:color="auto" w:sz="0" w:space="0"/>
+            <w:insideH w:val="single" w:color="A4A4A4" w:sz="4" w:space="0"/>
+            <w:insideV w:val="single" w:color="A4A4A4" w:sz="4" w:space="0"/>
+          </w:tblBorders>
+          <w:tblCellMar>
+            <w:top w:w="0" w:type="dxa"/>
+            <w:left w:w="113" w:type="dxa"/>
+            <w:bottom w:w="0" w:type="dxa"/>
+            <w:right w:w="113" w:type="dxa"/>
+          </w:tblCellMar>
+        </w:tblPrEx>
+        <w:trPr>
+          <w:jc w:val="center"/>
+        </w:trPr>
+        <w:tc>
+          <w:tcPr>
+            <w:tcW w:w="9937" w:type="dxa"/>
+            <w:gridSpan w:val="4"/>
+            <w:vAlign w:val="center"/>
+          </w:tcPr>
+          <w:p>
+            <w:pPr>
+              <w:widowControl/>
+              <w:snapToGrid w:val="0"/>
+              <w:jc w:val="center"/>
+              <w:textAlignment w:val="center"/>
+              <w:rPr>
+                <w:rFonts w:ascii="Times New Roman" w:hAnsi="Times New Roman" w:eastAsia="微软雅黑" w:cs="Times New Roman"/>
+                <w:sz w:val="21"/>
+                <w:szCs w:val="21"/>
+                <w:lang w:eastAsia="zh-CN"/>
+              </w:rPr>
+            </w:pPr>
+            <w:r>
+              <w:rPr>
+                <w:rFonts w:hint="eastAsia" w:ascii="Times New Roman" w:hAnsi="Times New Roman" w:eastAsia="微软雅黑" w:cs="Times New Roman"/>
+                <w:sz w:val="21"/>
+                <w:szCs w:val="21"/>
+                <w:lang w:eastAsia="zh-CN"/>
+              </w:rPr>
+              <w:t>{%tr endfor %}</w:t>
+            </w:r>
+          </w:p>
+        </w:tc>
+      </w:tr>
+    </w:tbl>
     <w:p>
       <w:pPr>
         <w:keepNext w:val="0"/>
@@ -3128,579 +7972,20 @@
         <w:adjustRightInd/>
         <w:snapToGrid/>
         <w:spacing w:line="400" w:lineRule="exact"/>
-        <w:ind w:firstLine="356" w:firstLineChars="200"/>
         <w:textAlignment w:val="auto"/>
         <w:rPr>
-          <w:rFonts w:hint="eastAsia" w:ascii="Times New Roman" w:hAnsi="Times New Roman" w:eastAsia="微软雅黑" w:cs="Times New Roman"/>
-          <w:spacing w:val="-1"/>
-          <w:sz w:val="18"/>
-          <w:szCs w:val="18"/>
-          <w:lang w:val="en-US" w:eastAsia="zh-CN" w:bidi="ar"/>
+          <w:rFonts w:ascii="Times New Roman" w:hAnsi="Times New Roman" w:eastAsia="微软雅黑" w:cs="Times New Roman"/>
+          <w:sz w:val="24"/>
         </w:rPr>
       </w:pPr>
       <w:r>
         <w:rPr>
-          <w:rFonts w:hint="eastAsia" w:ascii="Times New Roman" w:hAnsi="Times New Roman" w:eastAsia="微软雅黑" w:cs="Times New Roman"/>
-          <w:spacing w:val="-1"/>
-          <w:sz w:val="18"/>
-          <w:szCs w:val="18"/>
-          <w:lang w:val="en-US" w:eastAsia="zh-CN" w:bidi="ar"/>
-        </w:rPr>
-        <w:t>胃肠道间质瘤中，</w:t>
-      </w:r>
-      <w:r>
-        <w:rPr>
-          <w:rFonts w:hint="default" w:ascii="Times New Roman" w:hAnsi="Times New Roman" w:eastAsia="微软雅黑" w:cs="Times New Roman"/>
-          <w:spacing w:val="-1"/>
-          <w:sz w:val="18"/>
-          <w:szCs w:val="18"/>
-          <w:lang w:val="en-US" w:eastAsia="zh-CN" w:bidi="ar"/>
-        </w:rPr>
-        <w:t>KIT 11</w:t>
-      </w:r>
-      <w:r>
-        <w:rPr>
-          <w:rFonts w:hint="eastAsia" w:ascii="Times New Roman" w:hAnsi="Times New Roman" w:eastAsia="微软雅黑" w:cs="Times New Roman"/>
-          <w:spacing w:val="-1"/>
-          <w:sz w:val="18"/>
-          <w:szCs w:val="18"/>
-          <w:lang w:val="en-US" w:eastAsia="zh-CN" w:bidi="ar"/>
-        </w:rPr>
-        <w:t>号外显子突变对伊马替尼</w:t>
-      </w:r>
-      <w:r>
-        <w:rPr>
-          <w:rFonts w:hint="default" w:ascii="Times New Roman" w:hAnsi="Times New Roman" w:eastAsia="微软雅黑" w:cs="Times New Roman"/>
-          <w:spacing w:val="-1"/>
-          <w:sz w:val="18"/>
-          <w:szCs w:val="18"/>
-          <w:lang w:val="en-US" w:eastAsia="zh-CN" w:bidi="ar"/>
-        </w:rPr>
-        <w:t>[PMID: 26687836]</w:t>
-      </w:r>
-      <w:r>
-        <w:rPr>
-          <w:rFonts w:hint="eastAsia" w:ascii="Times New Roman" w:hAnsi="Times New Roman" w:eastAsia="微软雅黑" w:cs="Times New Roman"/>
-          <w:spacing w:val="-1"/>
-          <w:sz w:val="18"/>
-          <w:szCs w:val="18"/>
-          <w:lang w:val="en-US" w:eastAsia="zh-CN" w:bidi="ar"/>
-        </w:rPr>
-        <w:t>、培唑帕尼</w:t>
-      </w:r>
-      <w:r>
-        <w:rPr>
-          <w:rFonts w:hint="default" w:ascii="Times New Roman" w:hAnsi="Times New Roman" w:eastAsia="微软雅黑" w:cs="Times New Roman"/>
-          <w:spacing w:val="-1"/>
-          <w:sz w:val="18"/>
-          <w:szCs w:val="18"/>
-          <w:lang w:val="en-US" w:eastAsia="zh-CN" w:bidi="ar"/>
-        </w:rPr>
-        <w:t>[PMID: 27068858]</w:t>
-      </w:r>
-      <w:r>
-        <w:rPr>
-          <w:rFonts w:hint="eastAsia" w:ascii="Times New Roman" w:hAnsi="Times New Roman" w:eastAsia="微软雅黑" w:cs="Times New Roman"/>
-          <w:spacing w:val="-1"/>
-          <w:sz w:val="18"/>
-          <w:szCs w:val="18"/>
-          <w:lang w:val="en-US" w:eastAsia="zh-CN" w:bidi="ar"/>
-        </w:rPr>
-        <w:t>、普纳替尼</w:t>
-      </w:r>
-      <w:r>
-        <w:rPr>
-          <w:rFonts w:hint="default" w:ascii="Times New Roman" w:hAnsi="Times New Roman" w:eastAsia="微软雅黑" w:cs="Times New Roman"/>
-          <w:spacing w:val="-1"/>
-          <w:sz w:val="18"/>
-          <w:szCs w:val="18"/>
-          <w:lang w:val="en-US" w:eastAsia="zh-CN" w:bidi="ar"/>
-        </w:rPr>
-        <w:t>[J Clin Oncol. 2015; 33(suppl 15): abstr 10535]</w:t>
-      </w:r>
-      <w:r>
-        <w:rPr>
-          <w:rFonts w:hint="eastAsia" w:ascii="Times New Roman" w:hAnsi="Times New Roman" w:eastAsia="微软雅黑" w:cs="Times New Roman"/>
-          <w:spacing w:val="-1"/>
-          <w:sz w:val="18"/>
-          <w:szCs w:val="18"/>
-          <w:lang w:val="en-US" w:eastAsia="zh-CN" w:bidi="ar"/>
-        </w:rPr>
-        <w:t>、瑞戈非尼</w:t>
-      </w:r>
-      <w:r>
-        <w:rPr>
-          <w:rFonts w:hint="default" w:ascii="Times New Roman" w:hAnsi="Times New Roman" w:eastAsia="微软雅黑" w:cs="Times New Roman"/>
-          <w:spacing w:val="-1"/>
-          <w:sz w:val="18"/>
-          <w:szCs w:val="18"/>
-          <w:lang w:val="en-US" w:eastAsia="zh-CN" w:bidi="ar"/>
-        </w:rPr>
-        <w:t>[PMID: 27371698; PMID:22614970]</w:t>
-      </w:r>
-      <w:r>
-        <w:rPr>
-          <w:rFonts w:hint="eastAsia" w:ascii="Times New Roman" w:hAnsi="Times New Roman" w:eastAsia="微软雅黑" w:cs="Times New Roman"/>
-          <w:spacing w:val="-1"/>
-          <w:sz w:val="18"/>
-          <w:szCs w:val="18"/>
-          <w:lang w:val="en-US" w:eastAsia="zh-CN" w:bidi="ar"/>
-        </w:rPr>
-        <w:t>、尼洛替尼</w:t>
-      </w:r>
-      <w:r>
-        <w:rPr>
-          <w:rFonts w:hint="default" w:ascii="Times New Roman" w:hAnsi="Times New Roman" w:eastAsia="微软雅黑" w:cs="Times New Roman"/>
-          <w:spacing w:val="-1"/>
-          <w:sz w:val="18"/>
-          <w:szCs w:val="18"/>
-          <w:lang w:val="en-US" w:eastAsia="zh-CN" w:bidi="ar"/>
-        </w:rPr>
-        <w:t>[PMID: 25882987]</w:t>
-      </w:r>
-      <w:r>
-        <w:rPr>
-          <w:rFonts w:hint="eastAsia" w:ascii="Times New Roman" w:hAnsi="Times New Roman" w:eastAsia="微软雅黑" w:cs="Times New Roman"/>
-          <w:spacing w:val="-1"/>
-          <w:sz w:val="18"/>
-          <w:szCs w:val="18"/>
-          <w:lang w:val="en-US" w:eastAsia="zh-CN" w:bidi="ar"/>
-        </w:rPr>
-        <w:t>和达沙替尼</w:t>
-      </w:r>
-      <w:r>
-        <w:rPr>
-          <w:rFonts w:hint="default" w:ascii="Times New Roman" w:hAnsi="Times New Roman" w:eastAsia="微软雅黑" w:cs="Times New Roman"/>
-          <w:spacing w:val="-1"/>
-          <w:sz w:val="18"/>
-          <w:szCs w:val="18"/>
-          <w:lang w:val="en-US" w:eastAsia="zh-CN" w:bidi="ar"/>
-        </w:rPr>
-        <w:t>[PMID: 29315500]</w:t>
-      </w:r>
-      <w:r>
-        <w:rPr>
-          <w:rFonts w:hint="eastAsia" w:ascii="Times New Roman" w:hAnsi="Times New Roman" w:eastAsia="微软雅黑" w:cs="Times New Roman"/>
-          <w:spacing w:val="-1"/>
-          <w:sz w:val="18"/>
-          <w:szCs w:val="18"/>
-          <w:lang w:val="en-US" w:eastAsia="zh-CN" w:bidi="ar"/>
-        </w:rPr>
-        <w:t>、舒尼替尼</w:t>
-      </w:r>
-      <w:r>
-        <w:rPr>
-          <w:rFonts w:hint="default" w:ascii="Times New Roman" w:hAnsi="Times New Roman" w:eastAsia="微软雅黑" w:cs="Times New Roman"/>
-          <w:spacing w:val="-1"/>
-          <w:sz w:val="18"/>
-          <w:szCs w:val="18"/>
-          <w:lang w:val="en-US" w:eastAsia="zh-CN" w:bidi="ar"/>
-        </w:rPr>
-        <w:t>[PMID: 26772734]</w:t>
-      </w:r>
-      <w:r>
-        <w:rPr>
-          <w:rFonts w:hint="eastAsia" w:ascii="Times New Roman" w:hAnsi="Times New Roman" w:eastAsia="微软雅黑" w:cs="Times New Roman"/>
-          <w:spacing w:val="-1"/>
-          <w:sz w:val="18"/>
-          <w:szCs w:val="18"/>
-          <w:lang w:val="en-US" w:eastAsia="zh-CN" w:bidi="ar"/>
-        </w:rPr>
-        <w:t>、瑞派替尼</w:t>
-      </w:r>
-      <w:r>
-        <w:rPr>
-          <w:rFonts w:hint="default" w:ascii="Times New Roman" w:hAnsi="Times New Roman" w:eastAsia="微软雅黑" w:cs="Times New Roman"/>
-          <w:spacing w:val="-1"/>
-          <w:sz w:val="18"/>
-          <w:szCs w:val="18"/>
-          <w:lang w:val="en-US" w:eastAsia="zh-CN" w:bidi="ar"/>
-        </w:rPr>
-        <w:t>[PMID:32511981]</w:t>
-      </w:r>
-      <w:r>
-        <w:rPr>
-          <w:rFonts w:hint="eastAsia" w:ascii="Times New Roman" w:hAnsi="Times New Roman" w:eastAsia="微软雅黑" w:cs="Times New Roman"/>
-          <w:spacing w:val="-1"/>
-          <w:sz w:val="18"/>
-          <w:szCs w:val="18"/>
-          <w:lang w:val="en-US" w:eastAsia="zh-CN" w:bidi="ar"/>
-        </w:rPr>
-        <w:t>敏感，与</w:t>
-      </w:r>
-      <w:r>
-        <w:rPr>
-          <w:rFonts w:hint="default" w:ascii="Times New Roman" w:hAnsi="Times New Roman" w:eastAsia="微软雅黑" w:cs="Times New Roman"/>
-          <w:spacing w:val="-1"/>
-          <w:sz w:val="18"/>
-          <w:szCs w:val="18"/>
-          <w:lang w:val="en-US" w:eastAsia="zh-CN" w:bidi="ar"/>
-        </w:rPr>
-        <w:t>11</w:t>
-      </w:r>
-      <w:r>
-        <w:rPr>
-          <w:rFonts w:hint="eastAsia" w:ascii="Times New Roman" w:hAnsi="Times New Roman" w:eastAsia="微软雅黑" w:cs="Times New Roman"/>
-          <w:spacing w:val="-1"/>
-          <w:sz w:val="18"/>
-          <w:szCs w:val="18"/>
-          <w:lang w:val="en-US" w:eastAsia="zh-CN" w:bidi="ar"/>
-        </w:rPr>
-        <w:t>号外显子突变相比，</w:t>
-      </w:r>
-      <w:r>
-        <w:rPr>
-          <w:rFonts w:hint="default" w:ascii="Times New Roman" w:hAnsi="Times New Roman" w:eastAsia="微软雅黑" w:cs="Times New Roman"/>
-          <w:spacing w:val="-1"/>
-          <w:sz w:val="18"/>
-          <w:szCs w:val="18"/>
-          <w:lang w:val="en-US" w:eastAsia="zh-CN" w:bidi="ar"/>
-        </w:rPr>
-        <w:t>9</w:t>
-      </w:r>
-      <w:r>
-        <w:rPr>
-          <w:rFonts w:hint="eastAsia" w:ascii="Times New Roman" w:hAnsi="Times New Roman" w:eastAsia="微软雅黑" w:cs="Times New Roman"/>
-          <w:spacing w:val="-1"/>
-          <w:sz w:val="18"/>
-          <w:szCs w:val="18"/>
-          <w:lang w:val="en-US" w:eastAsia="zh-CN" w:bidi="ar"/>
-        </w:rPr>
-        <w:t>号外显子突变对伊马替尼的敏感性中等</w:t>
-      </w:r>
-      <w:r>
-        <w:rPr>
-          <w:rFonts w:hint="default" w:ascii="Times New Roman" w:hAnsi="Times New Roman" w:eastAsia="微软雅黑" w:cs="Times New Roman"/>
-          <w:spacing w:val="-1"/>
-          <w:sz w:val="18"/>
-          <w:szCs w:val="18"/>
-          <w:lang w:val="en-US" w:eastAsia="zh-CN" w:bidi="ar"/>
-        </w:rPr>
-        <w:t>[PMID: 14645423]</w:t>
-      </w:r>
-      <w:r>
-        <w:rPr>
-          <w:rFonts w:hint="eastAsia" w:ascii="Times New Roman" w:hAnsi="Times New Roman" w:eastAsia="微软雅黑" w:cs="Times New Roman"/>
-          <w:spacing w:val="-1"/>
-          <w:sz w:val="18"/>
-          <w:szCs w:val="18"/>
-          <w:lang w:val="en-US" w:eastAsia="zh-CN" w:bidi="ar"/>
-        </w:rPr>
-        <w:t>；在皮肤黑色素瘤中，</w:t>
-      </w:r>
-      <w:r>
-        <w:rPr>
-          <w:rFonts w:hint="default" w:ascii="Times New Roman" w:hAnsi="Times New Roman" w:eastAsia="微软雅黑" w:cs="Times New Roman"/>
-          <w:spacing w:val="-1"/>
-          <w:sz w:val="18"/>
-          <w:szCs w:val="18"/>
-          <w:lang w:val="en-US" w:eastAsia="zh-CN" w:bidi="ar"/>
-        </w:rPr>
-        <w:t>KIT</w:t>
-      </w:r>
-      <w:r>
-        <w:rPr>
-          <w:rFonts w:hint="eastAsia" w:ascii="Times New Roman" w:hAnsi="Times New Roman" w:eastAsia="微软雅黑" w:cs="Times New Roman"/>
-          <w:spacing w:val="-1"/>
-          <w:sz w:val="18"/>
-          <w:szCs w:val="18"/>
-          <w:lang w:val="en-US" w:eastAsia="zh-CN" w:bidi="ar"/>
-        </w:rPr>
-        <w:t>激活突变对伊马替尼敏感</w:t>
-      </w:r>
-      <w:r>
-        <w:rPr>
-          <w:rFonts w:hint="default" w:ascii="Times New Roman" w:hAnsi="Times New Roman" w:eastAsia="微软雅黑" w:cs="Times New Roman"/>
-          <w:spacing w:val="-1"/>
-          <w:sz w:val="18"/>
-          <w:szCs w:val="18"/>
-          <w:lang w:val="en-US" w:eastAsia="zh-CN" w:bidi="ar"/>
-        </w:rPr>
-        <w:t>[PMID: 23775962; PMID: 21642685]</w:t>
-      </w:r>
-      <w:r>
-        <w:rPr>
-          <w:rFonts w:hint="eastAsia" w:ascii="Times New Roman" w:hAnsi="Times New Roman" w:eastAsia="微软雅黑" w:cs="Times New Roman"/>
-          <w:spacing w:val="-1"/>
-          <w:sz w:val="18"/>
-          <w:szCs w:val="18"/>
-          <w:lang w:val="en-US" w:eastAsia="zh-CN" w:bidi="ar"/>
-        </w:rPr>
-        <w:t>。</w:t>
-      </w:r>
-    </w:p>
-    <w:p>
-      <w:pPr>
-        <w:keepNext w:val="0"/>
-        <w:keepLines w:val="0"/>
-        <w:pageBreakBefore w:val="0"/>
-        <w:widowControl/>
-        <w:kinsoku/>
-        <w:wordWrap/>
-        <w:overflowPunct/>
-        <w:topLinePunct w:val="0"/>
-        <w:autoSpaceDE/>
-        <w:autoSpaceDN/>
-        <w:bidi w:val="0"/>
-        <w:adjustRightInd/>
-        <w:snapToGrid/>
-        <w:spacing w:line="400" w:lineRule="exact"/>
-        <w:ind w:firstLine="356" w:firstLineChars="200"/>
-        <w:textAlignment w:val="auto"/>
-        <w:rPr>
-          <w:rFonts w:ascii="Times New Roman" w:hAnsi="Times New Roman" w:eastAsia="微软雅黑" w:cs="Times New Roman"/>
+          <w:rFonts w:hint="default" w:ascii="Times New Roman" w:hAnsi="Times New Roman" w:cs="Times New Roman"/>
           <w:sz w:val="24"/>
-        </w:rPr>
-      </w:pPr>
-      <w:r>
-        <w:rPr>
-          <w:rFonts w:hint="eastAsia" w:ascii="Times New Roman" w:hAnsi="Times New Roman" w:eastAsia="微软雅黑" w:cs="Times New Roman"/>
-          <w:spacing w:val="-1"/>
-          <w:sz w:val="18"/>
-          <w:szCs w:val="18"/>
-          <w:lang w:val="en-US" w:eastAsia="zh-CN" w:bidi="ar"/>
-        </w:rPr>
-        <w:t>胃肠道间质瘤中，</w:t>
-      </w:r>
-      <w:r>
-        <w:rPr>
-          <w:rFonts w:hint="default" w:ascii="Times New Roman" w:hAnsi="Times New Roman" w:eastAsia="微软雅黑" w:cs="Times New Roman"/>
-          <w:spacing w:val="-1"/>
-          <w:sz w:val="18"/>
-          <w:szCs w:val="18"/>
-          <w:lang w:val="en-US" w:eastAsia="zh-CN" w:bidi="ar"/>
-        </w:rPr>
-        <w:t>PDGFRA</w:t>
-      </w:r>
-      <w:r>
-        <w:rPr>
-          <w:rFonts w:hint="eastAsia" w:ascii="Times New Roman" w:hAnsi="Times New Roman" w:eastAsia="微软雅黑" w:cs="Times New Roman"/>
-          <w:spacing w:val="-1"/>
-          <w:sz w:val="18"/>
-          <w:szCs w:val="18"/>
-          <w:lang w:val="en-US" w:eastAsia="zh-CN" w:bidi="ar"/>
-        </w:rPr>
-        <w:t>突变（除</w:t>
-      </w:r>
-      <w:r>
-        <w:rPr>
-          <w:rFonts w:hint="default" w:ascii="Times New Roman" w:hAnsi="Times New Roman" w:eastAsia="微软雅黑" w:cs="Times New Roman"/>
-          <w:spacing w:val="-1"/>
-          <w:sz w:val="18"/>
-          <w:szCs w:val="18"/>
-          <w:lang w:val="en-US" w:eastAsia="zh-CN" w:bidi="ar"/>
-        </w:rPr>
-        <w:t>D842V</w:t>
-      </w:r>
-      <w:r>
-        <w:rPr>
-          <w:rFonts w:hint="eastAsia" w:ascii="Times New Roman" w:hAnsi="Times New Roman" w:eastAsia="微软雅黑" w:cs="Times New Roman"/>
-          <w:spacing w:val="-1"/>
-          <w:sz w:val="18"/>
-          <w:szCs w:val="18"/>
-          <w:lang w:val="en-US" w:eastAsia="zh-CN" w:bidi="ar"/>
-        </w:rPr>
-        <w:t>）对伊马替尼敏感</w:t>
-      </w:r>
-      <w:r>
-        <w:rPr>
-          <w:rFonts w:hint="default" w:ascii="Times New Roman" w:hAnsi="Times New Roman" w:eastAsia="微软雅黑" w:cs="Times New Roman"/>
-          <w:spacing w:val="-1"/>
-          <w:sz w:val="18"/>
-          <w:szCs w:val="18"/>
-          <w:lang w:val="en-US" w:eastAsia="zh-CN" w:bidi="ar"/>
-        </w:rPr>
-        <w:t>[PMID: 12181401]</w:t>
-      </w:r>
-      <w:r>
-        <w:rPr>
-          <w:rFonts w:hint="eastAsia" w:ascii="Times New Roman" w:hAnsi="Times New Roman" w:eastAsia="微软雅黑" w:cs="Times New Roman"/>
-          <w:spacing w:val="-1"/>
-          <w:sz w:val="18"/>
-          <w:szCs w:val="18"/>
-          <w:lang w:val="en-US" w:eastAsia="zh-CN" w:bidi="ar"/>
-        </w:rPr>
-        <w:t>，</w:t>
-      </w:r>
-      <w:r>
-        <w:rPr>
-          <w:rFonts w:hint="default" w:ascii="Times New Roman" w:hAnsi="Times New Roman" w:eastAsia="微软雅黑" w:cs="Times New Roman"/>
-          <w:spacing w:val="-1"/>
-          <w:sz w:val="18"/>
-          <w:szCs w:val="18"/>
-          <w:lang w:val="en-US" w:eastAsia="zh-CN" w:bidi="ar"/>
-        </w:rPr>
-        <w:t>PDGFRA</w:t>
-      </w:r>
-      <w:r>
-        <w:rPr>
-          <w:rFonts w:hint="eastAsia" w:ascii="Times New Roman" w:hAnsi="Times New Roman" w:eastAsia="微软雅黑" w:cs="Times New Roman"/>
-          <w:spacing w:val="-1"/>
-          <w:sz w:val="18"/>
-          <w:szCs w:val="18"/>
-          <w:lang w:val="en-US" w:eastAsia="zh-CN" w:bidi="ar"/>
-        </w:rPr>
-        <w:t xml:space="preserve"> </w:t>
-      </w:r>
-      <w:r>
-        <w:rPr>
-          <w:rFonts w:hint="default" w:ascii="Times New Roman" w:hAnsi="Times New Roman" w:eastAsia="微软雅黑" w:cs="Times New Roman"/>
-          <w:spacing w:val="-1"/>
-          <w:sz w:val="18"/>
-          <w:szCs w:val="18"/>
-          <w:lang w:val="en-US" w:eastAsia="zh-CN" w:bidi="ar"/>
-        </w:rPr>
-        <w:t>D842V</w:t>
-      </w:r>
-      <w:r>
-        <w:rPr>
-          <w:rFonts w:hint="eastAsia" w:ascii="Times New Roman" w:hAnsi="Times New Roman" w:eastAsia="微软雅黑" w:cs="Times New Roman"/>
-          <w:spacing w:val="-1"/>
-          <w:sz w:val="18"/>
-          <w:szCs w:val="18"/>
-          <w:lang w:val="en-US" w:eastAsia="zh-CN" w:bidi="ar"/>
-        </w:rPr>
-        <w:t>对达沙替尼敏感</w:t>
-      </w:r>
-      <w:r>
-        <w:rPr>
-          <w:rFonts w:hint="default" w:ascii="Times New Roman" w:hAnsi="Times New Roman" w:eastAsia="微软雅黑" w:cs="Times New Roman"/>
-          <w:spacing w:val="-1"/>
-          <w:sz w:val="18"/>
-          <w:szCs w:val="18"/>
-          <w:lang w:val="en-US" w:eastAsia="zh-CN" w:bidi="ar"/>
-        </w:rPr>
-        <w:t>[PMID: 29315500; PMID: 18794084]</w:t>
-      </w:r>
-      <w:r>
-        <w:rPr>
-          <w:rFonts w:hint="eastAsia" w:ascii="Times New Roman" w:hAnsi="Times New Roman" w:eastAsia="微软雅黑" w:cs="Times New Roman"/>
-          <w:spacing w:val="-1"/>
-          <w:sz w:val="18"/>
-          <w:szCs w:val="18"/>
-          <w:lang w:val="en-US" w:eastAsia="zh-CN" w:bidi="ar"/>
-        </w:rPr>
-        <w:t>，</w:t>
-      </w:r>
-      <w:r>
-        <w:rPr>
-          <w:rFonts w:hint="default" w:ascii="Times New Roman" w:hAnsi="Times New Roman" w:eastAsia="微软雅黑" w:cs="Times New Roman"/>
-          <w:spacing w:val="-1"/>
-          <w:sz w:val="18"/>
-          <w:szCs w:val="18"/>
-          <w:lang w:val="en-US" w:eastAsia="zh-CN" w:bidi="ar"/>
-        </w:rPr>
-        <w:t>PDGFRA</w:t>
-      </w:r>
-      <w:r>
-        <w:rPr>
-          <w:rFonts w:hint="eastAsia" w:ascii="Times New Roman" w:hAnsi="Times New Roman" w:eastAsia="微软雅黑" w:cs="Times New Roman"/>
-          <w:spacing w:val="-1"/>
-          <w:sz w:val="18"/>
-          <w:szCs w:val="18"/>
-          <w:lang w:val="en-US" w:eastAsia="zh-CN" w:bidi="ar"/>
-        </w:rPr>
-        <w:t>突变</w:t>
-      </w:r>
-      <w:r>
-        <w:rPr>
-          <w:rFonts w:hint="default" w:ascii="Times New Roman" w:hAnsi="Times New Roman" w:eastAsia="微软雅黑" w:cs="Times New Roman"/>
-          <w:spacing w:val="-1"/>
-          <w:sz w:val="18"/>
-          <w:szCs w:val="18"/>
-          <w:lang w:val="en-US" w:eastAsia="zh-CN" w:bidi="ar"/>
-        </w:rPr>
-        <w:t>18</w:t>
-      </w:r>
-      <w:r>
-        <w:rPr>
-          <w:rFonts w:hint="eastAsia" w:ascii="Times New Roman" w:hAnsi="Times New Roman" w:eastAsia="微软雅黑" w:cs="Times New Roman"/>
-          <w:spacing w:val="-1"/>
-          <w:sz w:val="18"/>
-          <w:szCs w:val="18"/>
-          <w:lang w:val="en-US" w:eastAsia="zh-CN" w:bidi="ar"/>
-        </w:rPr>
-        <w:t>号外显子对阿伐替尼敏感</w:t>
-      </w:r>
-      <w:r>
-        <w:rPr>
-          <w:rFonts w:hint="default" w:ascii="Times New Roman" w:hAnsi="Times New Roman" w:eastAsia="微软雅黑" w:cs="Times New Roman"/>
-          <w:spacing w:val="-1"/>
-          <w:sz w:val="18"/>
-          <w:szCs w:val="18"/>
-          <w:lang w:val="en-US" w:eastAsia="zh-CN" w:bidi="ar"/>
-        </w:rPr>
-        <w:t>[PMID: 33465704]</w:t>
-      </w:r>
-      <w:r>
-        <w:rPr>
-          <w:rFonts w:hint="eastAsia" w:ascii="Times New Roman" w:hAnsi="Times New Roman" w:eastAsia="微软雅黑" w:cs="Times New Roman"/>
-          <w:spacing w:val="-1"/>
-          <w:sz w:val="18"/>
-          <w:szCs w:val="18"/>
-          <w:lang w:val="en-US" w:eastAsia="zh-CN" w:bidi="ar"/>
-        </w:rPr>
-        <w:t>，</w:t>
-      </w:r>
-      <w:r>
-        <w:rPr>
-          <w:rFonts w:hint="default" w:ascii="Times New Roman" w:hAnsi="Times New Roman" w:eastAsia="微软雅黑" w:cs="Times New Roman"/>
-          <w:spacing w:val="-1"/>
-          <w:sz w:val="18"/>
-          <w:szCs w:val="18"/>
-          <w:lang w:val="en-US" w:eastAsia="zh-CN" w:bidi="ar"/>
-        </w:rPr>
-        <w:t>PDGFRA</w:t>
-      </w:r>
-      <w:r>
-        <w:rPr>
-          <w:rFonts w:hint="eastAsia" w:ascii="Times New Roman" w:hAnsi="Times New Roman" w:eastAsia="微软雅黑" w:cs="Times New Roman"/>
-          <w:spacing w:val="-1"/>
-          <w:sz w:val="18"/>
-          <w:szCs w:val="18"/>
-          <w:lang w:val="en-US" w:eastAsia="zh-CN" w:bidi="ar"/>
-        </w:rPr>
-        <w:t xml:space="preserve"> </w:t>
-      </w:r>
-      <w:r>
-        <w:rPr>
-          <w:rFonts w:hint="default" w:ascii="Times New Roman" w:hAnsi="Times New Roman" w:eastAsia="微软雅黑" w:cs="Times New Roman"/>
-          <w:spacing w:val="-1"/>
-          <w:sz w:val="18"/>
-          <w:szCs w:val="18"/>
-          <w:lang w:val="en-US" w:eastAsia="zh-CN" w:bidi="ar"/>
-        </w:rPr>
-        <w:t>D842V</w:t>
-      </w:r>
-      <w:r>
-        <w:rPr>
-          <w:rFonts w:hint="eastAsia" w:ascii="Times New Roman" w:hAnsi="Times New Roman" w:eastAsia="微软雅黑" w:cs="Times New Roman"/>
-          <w:spacing w:val="-1"/>
-          <w:sz w:val="18"/>
-          <w:szCs w:val="18"/>
-          <w:lang w:val="en-US" w:eastAsia="zh-CN" w:bidi="ar"/>
-        </w:rPr>
-        <w:t>对伊马替尼产生耐药</w:t>
-      </w:r>
-      <w:r>
-        <w:rPr>
-          <w:rFonts w:hint="default" w:ascii="Times New Roman" w:hAnsi="Times New Roman" w:eastAsia="微软雅黑" w:cs="Times New Roman"/>
-          <w:spacing w:val="-1"/>
-          <w:sz w:val="18"/>
-          <w:szCs w:val="18"/>
-          <w:lang w:val="en-US" w:eastAsia="zh-CN" w:bidi="ar"/>
-        </w:rPr>
-        <w:t>[PMID: 22718859]</w:t>
-      </w:r>
-      <w:r>
-        <w:rPr>
-          <w:rFonts w:hint="eastAsia" w:ascii="Times New Roman" w:hAnsi="Times New Roman" w:eastAsia="微软雅黑" w:cs="Times New Roman"/>
-          <w:spacing w:val="-1"/>
-          <w:sz w:val="18"/>
-          <w:szCs w:val="18"/>
-          <w:lang w:val="en-US" w:eastAsia="zh-CN" w:bidi="ar"/>
-        </w:rPr>
-        <w:t>。</w:t>
+          <w:szCs w:val="24"/>
+          <w:lang w:eastAsia="zh-CN"/>
+        </w:rPr>
+        <w:br w:type="page"/>
       </w:r>
     </w:p>
     <w:sectPr>
@@ -3925,6 +8210,120 @@
     </w:lvl>
   </w:abstractNum>
   <w:abstractNum w:abstractNumId="3">
+    <w:nsid w:val="64416983"/>
+    <w:multiLevelType w:val="multilevel"/>
+    <w:tmpl w:val="64416983"/>
+    <w:lvl w:ilvl="0" w:tentative="0">
+      <w:start w:val="1"/>
+      <w:numFmt w:val="bullet"/>
+      <w:pStyle w:val="3"/>
+      <w:lvlText w:val=""/>
+      <w:lvlJc w:val="left"/>
+      <w:pPr>
+        <w:ind w:left="832" w:hanging="420"/>
+      </w:pPr>
+      <w:rPr>
+        <w:rFonts w:hint="default" w:ascii="Wingdings" w:hAnsi="Wingdings"/>
+      </w:rPr>
+    </w:lvl>
+    <w:lvl w:ilvl="1" w:tentative="0">
+      <w:start w:val="1"/>
+      <w:numFmt w:val="bullet"/>
+      <w:lvlText w:val=""/>
+      <w:lvlJc w:val="left"/>
+      <w:pPr>
+        <w:ind w:left="1252" w:hanging="420"/>
+      </w:pPr>
+      <w:rPr>
+        <w:rFonts w:hint="default" w:ascii="Wingdings" w:hAnsi="Wingdings"/>
+      </w:rPr>
+    </w:lvl>
+    <w:lvl w:ilvl="2" w:tentative="0">
+      <w:start w:val="1"/>
+      <w:numFmt w:val="bullet"/>
+      <w:lvlText w:val=""/>
+      <w:lvlJc w:val="left"/>
+      <w:pPr>
+        <w:ind w:left="1672" w:hanging="420"/>
+      </w:pPr>
+      <w:rPr>
+        <w:rFonts w:hint="default" w:ascii="Wingdings" w:hAnsi="Wingdings"/>
+      </w:rPr>
+    </w:lvl>
+    <w:lvl w:ilvl="3" w:tentative="0">
+      <w:start w:val="1"/>
+      <w:numFmt w:val="bullet"/>
+      <w:lvlText w:val=""/>
+      <w:lvlJc w:val="left"/>
+      <w:pPr>
+        <w:ind w:left="2092" w:hanging="420"/>
+      </w:pPr>
+      <w:rPr>
+        <w:rFonts w:hint="default" w:ascii="Wingdings" w:hAnsi="Wingdings"/>
+      </w:rPr>
+    </w:lvl>
+    <w:lvl w:ilvl="4" w:tentative="0">
+      <w:start w:val="1"/>
+      <w:numFmt w:val="bullet"/>
+      <w:lvlText w:val=""/>
+      <w:lvlJc w:val="left"/>
+      <w:pPr>
+        <w:ind w:left="2512" w:hanging="420"/>
+      </w:pPr>
+      <w:rPr>
+        <w:rFonts w:hint="default" w:ascii="Wingdings" w:hAnsi="Wingdings"/>
+      </w:rPr>
+    </w:lvl>
+    <w:lvl w:ilvl="5" w:tentative="0">
+      <w:start w:val="1"/>
+      <w:numFmt w:val="bullet"/>
+      <w:lvlText w:val=""/>
+      <w:lvlJc w:val="left"/>
+      <w:pPr>
+        <w:ind w:left="2932" w:hanging="420"/>
+      </w:pPr>
+      <w:rPr>
+        <w:rFonts w:hint="default" w:ascii="Wingdings" w:hAnsi="Wingdings"/>
+      </w:rPr>
+    </w:lvl>
+    <w:lvl w:ilvl="6" w:tentative="0">
+      <w:start w:val="1"/>
+      <w:numFmt w:val="bullet"/>
+      <w:lvlText w:val=""/>
+      <w:lvlJc w:val="left"/>
+      <w:pPr>
+        <w:ind w:left="3352" w:hanging="420"/>
+      </w:pPr>
+      <w:rPr>
+        <w:rFonts w:hint="default" w:ascii="Wingdings" w:hAnsi="Wingdings"/>
+      </w:rPr>
+    </w:lvl>
+    <w:lvl w:ilvl="7" w:tentative="0">
+      <w:start w:val="1"/>
+      <w:numFmt w:val="bullet"/>
+      <w:lvlText w:val=""/>
+      <w:lvlJc w:val="left"/>
+      <w:pPr>
+        <w:ind w:left="3772" w:hanging="420"/>
+      </w:pPr>
+      <w:rPr>
+        <w:rFonts w:hint="default" w:ascii="Wingdings" w:hAnsi="Wingdings"/>
+      </w:rPr>
+    </w:lvl>
+    <w:lvl w:ilvl="8" w:tentative="0">
+      <w:start w:val="1"/>
+      <w:numFmt w:val="bullet"/>
+      <w:lvlText w:val=""/>
+      <w:lvlJc w:val="left"/>
+      <w:pPr>
+        <w:ind w:left="4192" w:hanging="420"/>
+      </w:pPr>
+      <w:rPr>
+        <w:rFonts w:hint="default" w:ascii="Wingdings" w:hAnsi="Wingdings"/>
+      </w:rPr>
+    </w:lvl>
+  </w:abstractNum>
+  <w:abstractNum w:abstractNumId="4">
     <w:nsid w:val="746B1D0F"/>
     <w:multiLevelType w:val="singleLevel"/>
     <w:tmpl w:val="746B1D0F"/>
@@ -3945,13 +8344,16 @@
     <w:abstractNumId w:val="2"/>
   </w:num>
   <w:num w:numId="2">
+    <w:abstractNumId w:val="3"/>
+  </w:num>
+  <w:num w:numId="3">
     <w:abstractNumId w:val="1"/>
   </w:num>
-  <w:num w:numId="3">
+  <w:num w:numId="4">
     <w:abstractNumId w:val="0"/>
   </w:num>
-  <w:num w:numId="4">
-    <w:abstractNumId w:val="3"/>
+  <w:num w:numId="5">
+    <w:abstractNumId w:val="4"/>
   </w:num>
 </w:numbering>
 </file>
@@ -3969,7 +8371,7 @@
   <w:latentStyles w:count="260" w:defQFormat="0" w:defUnhideWhenUsed="1" w:defSemiHidden="1" w:defUIPriority="99" w:defLockedState="0">
     <w:lsdException w:qFormat="1" w:unhideWhenUsed="0" w:uiPriority="0" w:semiHidden="0" w:name="Normal"/>
     <w:lsdException w:qFormat="1" w:unhideWhenUsed="0" w:uiPriority="1" w:semiHidden="0" w:name="heading 1"/>
-    <w:lsdException w:qFormat="1" w:uiPriority="9" w:name="heading 2"/>
+    <w:lsdException w:qFormat="1" w:unhideWhenUsed="0" w:uiPriority="1" w:semiHidden="0" w:name="heading 2"/>
     <w:lsdException w:qFormat="1" w:uiPriority="9" w:name="heading 3"/>
     <w:lsdException w:qFormat="1" w:uiPriority="9" w:name="heading 4"/>
     <w:lsdException w:qFormat="1" w:uiPriority="9" w:name="heading 5"/>
@@ -4232,6 +8634,7 @@
   </w:style>
   <w:style w:type="paragraph" w:styleId="2">
     <w:name w:val="heading 1"/>
+    <w:basedOn w:val="1"/>
     <w:next w:val="1"/>
     <w:qFormat/>
     <w:uiPriority w:val="1"/>
@@ -4254,14 +8657,37 @@
       <w:lang w:val="en-US" w:eastAsia="zh-CN" w:bidi="ar-SA"/>
     </w:rPr>
   </w:style>
-  <w:style w:type="character" w:default="1" w:styleId="8">
+  <w:style w:type="paragraph" w:styleId="3">
+    <w:name w:val="heading 2"/>
+    <w:basedOn w:val="1"/>
+    <w:next w:val="1"/>
+    <w:qFormat/>
+    <w:uiPriority w:val="1"/>
+    <w:pPr>
+      <w:numPr>
+        <w:ilvl w:val="0"/>
+        <w:numId w:val="2"/>
+      </w:numPr>
+      <w:jc w:val="center"/>
+      <w:outlineLvl w:val="1"/>
+    </w:pPr>
+    <w:rPr>
+      <w:rFonts w:ascii="Times New Roman" w:hAnsi="Times New Roman" w:eastAsia="微软雅黑" w:cs="黑体"/>
+      <w:b/>
+      <w:bCs/>
+      <w:color w:val="62B541"/>
+      <w:sz w:val="30"/>
+      <w:szCs w:val="30"/>
+    </w:rPr>
+  </w:style>
+  <w:style w:type="character" w:default="1" w:styleId="9">
     <w:name w:val="Default Paragraph Font"/>
     <w:semiHidden/>
     <w:unhideWhenUsed/>
     <w:qFormat/>
     <w:uiPriority w:val="1"/>
   </w:style>
-  <w:style w:type="table" w:default="1" w:styleId="6">
+  <w:style w:type="table" w:default="1" w:styleId="7">
     <w:name w:val="Normal Table"/>
     <w:semiHidden/>
     <w:unhideWhenUsed/>
@@ -4276,10 +8702,10 @@
       </w:tblCellMar>
     </w:tblPr>
   </w:style>
-  <w:style w:type="paragraph" w:styleId="3">
+  <w:style w:type="paragraph" w:styleId="4">
     <w:name w:val="footer"/>
     <w:basedOn w:val="1"/>
-    <w:link w:val="10"/>
+    <w:link w:val="11"/>
     <w:unhideWhenUsed/>
     <w:qFormat/>
     <w:uiPriority w:val="99"/>
@@ -4295,10 +8721,10 @@
       <w:szCs w:val="18"/>
     </w:rPr>
   </w:style>
-  <w:style w:type="paragraph" w:styleId="4">
+  <w:style w:type="paragraph" w:styleId="5">
     <w:name w:val="header"/>
     <w:basedOn w:val="1"/>
-    <w:link w:val="9"/>
+    <w:link w:val="10"/>
     <w:unhideWhenUsed/>
     <w:qFormat/>
     <w:uiPriority w:val="99"/>
@@ -4318,7 +8744,7 @@
       <w:szCs w:val="18"/>
     </w:rPr>
   </w:style>
-  <w:style w:type="paragraph" w:styleId="5">
+  <w:style w:type="paragraph" w:styleId="6">
     <w:name w:val="Normal (Web)"/>
     <w:basedOn w:val="1"/>
     <w:unhideWhenUsed/>
@@ -4333,9 +8759,9 @@
       <w:szCs w:val="24"/>
     </w:rPr>
   </w:style>
-  <w:style w:type="table" w:styleId="7">
+  <w:style w:type="table" w:styleId="8">
     <w:name w:val="Table Grid"/>
-    <w:basedOn w:val="6"/>
+    <w:basedOn w:val="7"/>
     <w:qFormat/>
     <w:uiPriority w:val="39"/>
     <w:tblPr>
@@ -4355,9 +8781,20 @@
       </w:tblCellMar>
     </w:tblPr>
   </w:style>
-  <w:style w:type="character" w:customStyle="1" w:styleId="9">
+  <w:style w:type="character" w:customStyle="1" w:styleId="10">
     <w:name w:val="页眉 Char"/>
-    <w:basedOn w:val="8"/>
+    <w:basedOn w:val="9"/>
+    <w:link w:val="5"/>
+    <w:qFormat/>
+    <w:uiPriority w:val="99"/>
+    <w:rPr>
+      <w:sz w:val="18"/>
+      <w:szCs w:val="18"/>
+    </w:rPr>
+  </w:style>
+  <w:style w:type="character" w:customStyle="1" w:styleId="11">
+    <w:name w:val="页脚 Char"/>
+    <w:basedOn w:val="9"/>
     <w:link w:val="4"/>
     <w:qFormat/>
     <w:uiPriority w:val="99"/>
@@ -4366,18 +8803,7 @@
       <w:szCs w:val="18"/>
     </w:rPr>
   </w:style>
-  <w:style w:type="character" w:customStyle="1" w:styleId="10">
-    <w:name w:val="页脚 Char"/>
-    <w:basedOn w:val="8"/>
-    <w:link w:val="3"/>
-    <w:qFormat/>
-    <w:uiPriority w:val="99"/>
-    <w:rPr>
-      <w:sz w:val="18"/>
-      <w:szCs w:val="18"/>
-    </w:rPr>
-  </w:style>
-  <w:style w:type="paragraph" w:customStyle="1" w:styleId="11">
+  <w:style w:type="paragraph" w:customStyle="1" w:styleId="12">
     <w:name w:val="Table Paragraph"/>
     <w:basedOn w:val="1"/>
     <w:qFormat/>
@@ -4650,9 +9076,7 @@
 
 <file path=customXml/item1.xml><?xml version="1.0" encoding="utf-8"?>
 <s:customData xmlns="http://www.wps.cn/officeDocument/2013/wpsCustomData" xmlns:s="http://www.wps.cn/officeDocument/2013/wpsCustomData">
-  <customSectProps>
-    <customSectPr/>
-  </customSectProps>
+  <customSectProps/>
   <customShpExts>
     <customShpInfo spid="_x0000_s1026" textRotate="1"/>
   </customShpExts>

--- a/WebContent/docx/KIT_PDGFRA基因报告模板.docx
+++ b/WebContent/docx/KIT_PDGFRA基因报告模板.docx
@@ -387,8 +387,8 @@
     <w:tbl>
       <w:tblPr>
         <w:tblStyle w:val="7"/>
-        <w:tblW w:w="4850" w:type="pct"/>
-        <w:tblInd w:w="159" w:type="dxa"/>
+        <w:tblW w:w="5000" w:type="pct"/>
+        <w:jc w:val="center"/>
         <w:tblBorders>
           <w:top w:val="single" w:color="auto" w:sz="12" w:space="0"/>
           <w:left w:val="none" w:color="auto" w:sz="0" w:space="0"/>
@@ -406,9 +406,9 @@
         </w:tblCellMar>
       </w:tblPr>
       <w:tblGrid>
-        <w:gridCol w:w="3392"/>
-        <w:gridCol w:w="3489"/>
-        <w:gridCol w:w="3481"/>
+        <w:gridCol w:w="3219"/>
+        <w:gridCol w:w="3408"/>
+        <w:gridCol w:w="3455"/>
       </w:tblGrid>
       <w:tr>
         <w:tblPrEx>
@@ -430,10 +430,11 @@
         <w:trPr>
           <w:cantSplit/>
           <w:trHeight w:val="454" w:hRule="atLeast"/>
+          <w:jc w:val="center"/>
         </w:trPr>
         <w:tc>
           <w:tcPr>
-            <w:tcW w:w="1636" w:type="pct"/>
+            <w:tcW w:w="1596" w:type="pct"/>
             <w:tcBorders>
               <w:tl2br w:val="nil"/>
               <w:tr2bl w:val="nil"/>
@@ -479,7 +480,7 @@
         </w:tc>
         <w:tc>
           <w:tcPr>
-            <w:tcW w:w="1683" w:type="pct"/>
+            <w:tcW w:w="1690" w:type="pct"/>
             <w:tcBorders>
               <w:tl2br w:val="nil"/>
               <w:tr2bl w:val="nil"/>
@@ -525,7 +526,7 @@
         </w:tc>
         <w:tc>
           <w:tcPr>
-            <w:tcW w:w="1679" w:type="pct"/>
+            <w:tcW w:w="1713" w:type="pct"/>
             <w:tcBorders>
               <w:tl2br w:val="nil"/>
               <w:tr2bl w:val="nil"/>
@@ -590,10 +591,11 @@
         <w:trPr>
           <w:cantSplit/>
           <w:trHeight w:val="454" w:hRule="atLeast"/>
+          <w:jc w:val="center"/>
         </w:trPr>
         <w:tc>
           <w:tcPr>
-            <w:tcW w:w="1636" w:type="pct"/>
+            <w:tcW w:w="1596" w:type="pct"/>
             <w:tcBorders>
               <w:tl2br w:val="nil"/>
               <w:tr2bl w:val="nil"/>
@@ -639,7 +641,7 @@
         </w:tc>
         <w:tc>
           <w:tcPr>
-            <w:tcW w:w="1683" w:type="pct"/>
+            <w:tcW w:w="1690" w:type="pct"/>
             <w:tcBorders>
               <w:tl2br w:val="nil"/>
               <w:tr2bl w:val="nil"/>
@@ -685,7 +687,7 @@
         </w:tc>
         <w:tc>
           <w:tcPr>
-            <w:tcW w:w="1679" w:type="pct"/>
+            <w:tcW w:w="1713" w:type="pct"/>
             <w:tcBorders>
               <w:tl2br w:val="nil"/>
               <w:tr2bl w:val="nil"/>
@@ -750,10 +752,11 @@
         <w:trPr>
           <w:cantSplit/>
           <w:trHeight w:val="454" w:hRule="atLeast"/>
+          <w:jc w:val="center"/>
         </w:trPr>
         <w:tc>
           <w:tcPr>
-            <w:tcW w:w="1636" w:type="pct"/>
+            <w:tcW w:w="1596" w:type="pct"/>
             <w:tcBorders>
               <w:tl2br w:val="nil"/>
               <w:tr2bl w:val="nil"/>
@@ -799,7 +802,7 @@
         </w:tc>
         <w:tc>
           <w:tcPr>
-            <w:tcW w:w="1683" w:type="pct"/>
+            <w:tcW w:w="1690" w:type="pct"/>
             <w:tcBorders>
               <w:tl2br w:val="nil"/>
               <w:tr2bl w:val="nil"/>
@@ -845,7 +848,7 @@
         </w:tc>
         <w:tc>
           <w:tcPr>
-            <w:tcW w:w="1679" w:type="pct"/>
+            <w:tcW w:w="1713" w:type="pct"/>
             <w:tcBorders>
               <w:tl2br w:val="nil"/>
               <w:tr2bl w:val="nil"/>
@@ -910,10 +913,11 @@
         <w:trPr>
           <w:cantSplit/>
           <w:trHeight w:val="454" w:hRule="atLeast"/>
+          <w:jc w:val="center"/>
         </w:trPr>
         <w:tc>
           <w:tcPr>
-            <w:tcW w:w="1636" w:type="pct"/>
+            <w:tcW w:w="1596" w:type="pct"/>
             <w:tcBorders>
               <w:tl2br w:val="nil"/>
               <w:tr2bl w:val="nil"/>
@@ -959,7 +963,7 @@
         </w:tc>
         <w:tc>
           <w:tcPr>
-            <w:tcW w:w="1683" w:type="pct"/>
+            <w:tcW w:w="1690" w:type="pct"/>
             <w:tcBorders>
               <w:tl2br w:val="nil"/>
               <w:tr2bl w:val="nil"/>
@@ -1005,7 +1009,7 @@
         </w:tc>
         <w:tc>
           <w:tcPr>
-            <w:tcW w:w="1679" w:type="pct"/>
+            <w:tcW w:w="1713" w:type="pct"/>
             <w:tcBorders>
               <w:tl2br w:val="nil"/>
               <w:tr2bl w:val="nil"/>
@@ -1070,10 +1074,11 @@
         <w:trPr>
           <w:cantSplit/>
           <w:trHeight w:val="454" w:hRule="atLeast"/>
+          <w:jc w:val="center"/>
         </w:trPr>
         <w:tc>
           <w:tcPr>
-            <w:tcW w:w="1636" w:type="pct"/>
+            <w:tcW w:w="1596" w:type="pct"/>
             <w:tcBorders>
               <w:tl2br w:val="nil"/>
               <w:tr2bl w:val="nil"/>
@@ -1119,7 +1124,7 @@
         </w:tc>
         <w:tc>
           <w:tcPr>
-            <w:tcW w:w="1683" w:type="pct"/>
+            <w:tcW w:w="1690" w:type="pct"/>
             <w:tcBorders>
               <w:tl2br w:val="nil"/>
               <w:tr2bl w:val="nil"/>
@@ -1155,7 +1160,7 @@
         </w:tc>
         <w:tc>
           <w:tcPr>
-            <w:tcW w:w="1679" w:type="pct"/>
+            <w:tcW w:w="1713" w:type="pct"/>
             <w:tcBorders>
               <w:tl2br w:val="nil"/>
               <w:tr2bl w:val="nil"/>
@@ -1325,11 +1330,11 @@
         </w:tblCellMar>
       </w:tblPr>
       <w:tblGrid>
-        <w:gridCol w:w="5262"/>
-        <w:gridCol w:w="831"/>
-        <w:gridCol w:w="1727"/>
-        <w:gridCol w:w="838"/>
-        <w:gridCol w:w="1756"/>
+        <w:gridCol w:w="4960"/>
+        <w:gridCol w:w="784"/>
+        <w:gridCol w:w="1628"/>
+        <w:gridCol w:w="790"/>
+        <w:gridCol w:w="1655"/>
       </w:tblGrid>
       <w:tr>
         <w:tblPrEx>
@@ -1550,12 +1555,12 @@
         </w:tblCellMar>
       </w:tblPr>
       <w:tblGrid>
-        <w:gridCol w:w="1444"/>
-        <w:gridCol w:w="1444"/>
-        <w:gridCol w:w="1444"/>
-        <w:gridCol w:w="1802"/>
-        <w:gridCol w:w="1469"/>
-        <w:gridCol w:w="2549"/>
+        <w:gridCol w:w="1361"/>
+        <w:gridCol w:w="1361"/>
+        <w:gridCol w:w="1362"/>
+        <w:gridCol w:w="1699"/>
+        <w:gridCol w:w="1385"/>
+        <w:gridCol w:w="2402"/>
       </w:tblGrid>
       <w:tr>
         <w:tblPrEx>
@@ -1591,15 +1596,6 @@
                 <w:szCs w:val="28"/>
               </w:rPr>
             </w:pPr>
-            <w:r>
-              <w:rPr>
-                <w:rFonts w:ascii="Times New Roman" w:hAnsi="Times New Roman" w:eastAsia="微软雅黑" w:cs="Times New Roman"/>
-                <w:b/>
-                <w:sz w:val="28"/>
-                <w:szCs w:val="28"/>
-              </w:rPr>
-              <w:t>检测人：</w:t>
-            </w:r>
           </w:p>
         </w:tc>
         <w:tc>
@@ -1644,25 +1640,6 @@
                 <w:szCs w:val="28"/>
               </w:rPr>
             </w:pPr>
-            <w:r>
-              <w:rPr>
-                <w:rFonts w:ascii="Times New Roman" w:hAnsi="Times New Roman" w:eastAsia="微软雅黑" w:cs="Times New Roman"/>
-                <w:b/>
-                <w:sz w:val="28"/>
-                <w:szCs w:val="28"/>
-              </w:rPr>
-              <w:t>复核人</w:t>
-            </w:r>
-            <w:r>
-              <w:rPr>
-                <w:rFonts w:hint="eastAsia" w:ascii="Times New Roman" w:hAnsi="Times New Roman" w:eastAsia="微软雅黑" w:cs="Times New Roman"/>
-                <w:b/>
-                <w:sz w:val="28"/>
-                <w:szCs w:val="28"/>
-                <w:lang w:eastAsia="zh-CN"/>
-              </w:rPr>
-              <w:t>：</w:t>
-            </w:r>
           </w:p>
         </w:tc>
         <w:tc>
@@ -1775,11 +1752,11 @@
         </w:tblCellMar>
       </w:tblPr>
       <w:tblGrid>
-        <w:gridCol w:w="1450"/>
-        <w:gridCol w:w="1291"/>
-        <w:gridCol w:w="2400"/>
-        <w:gridCol w:w="2744"/>
-        <w:gridCol w:w="2477"/>
+        <w:gridCol w:w="1368"/>
+        <w:gridCol w:w="1219"/>
+        <w:gridCol w:w="2266"/>
+        <w:gridCol w:w="2590"/>
+        <w:gridCol w:w="2337"/>
       </w:tblGrid>
       <w:tr>
         <w:tblPrEx>
@@ -1791,12 +1768,6 @@
             <w:insideH w:val="none" w:color="auto" w:sz="0" w:space="0"/>
             <w:insideV w:val="none" w:color="auto" w:sz="0" w:space="0"/>
           </w:tblBorders>
-          <w:tblCellMar>
-            <w:top w:w="0" w:type="dxa"/>
-            <w:left w:w="108" w:type="dxa"/>
-            <w:bottom w:w="0" w:type="dxa"/>
-            <w:right w:w="108" w:type="dxa"/>
-          </w:tblCellMar>
         </w:tblPrEx>
         <w:trPr>
           <w:cantSplit/>
@@ -2494,34 +2465,54 @@
     </w:p>
     <w:p>
       <w:pPr>
-        <w:pStyle w:val="2"/>
-        <w:numPr>
-          <w:ilvl w:val="255"/>
-          <w:numId w:val="0"/>
-        </w:numPr>
+        <w:keepNext w:val="0"/>
+        <w:keepLines w:val="0"/>
+        <w:widowControl w:val="0"/>
+        <w:suppressLineNumbers w:val="0"/>
+        <w:spacing w:before="0" w:beforeAutospacing="0" w:after="0" w:afterAutospacing="0" w:line="240" w:lineRule="auto"/>
+        <w:ind w:left="0" w:right="0"/>
         <w:jc w:val="left"/>
         <w:rPr>
-          <w:rFonts w:hint="default" w:ascii="宋体" w:hAnsi="宋体" w:eastAsia="宋体" w:cs="宋体"/>
+          <w:rFonts w:hint="default" w:ascii="Times New Roman" w:hAnsi="Times New Roman" w:eastAsia="微软雅黑" w:cs="Times New Roman"/>
+          <w:b/>
+          <w:bCs w:val="0"/>
+          <w:color w:val="62B541"/>
+          <w:kern w:val="0"/>
           <w:sz w:val="24"/>
           <w:szCs w:val="24"/>
-          <w:lang w:val="en-US" w:eastAsia="zh-CN"/>
+          <w:lang w:val="en-US" w:eastAsia="zh-CN" w:bidi="ar"/>
+          <w14:shadow w14:blurRad="50800" w14:dist="38100" w14:dir="10800000" w14:sx="100000" w14:sy="100000" w14:kx="0" w14:ky="0" w14:algn="r">
+            <w14:srgbClr w14:val="62B541">
+              <w14:alpha w14:val="60000"/>
+            </w14:srgbClr>
+          </w14:shadow>
         </w:rPr>
       </w:pPr>
       <w:bookmarkStart w:id="0" w:name="_Toc149837264"/>
-      <w:bookmarkStart w:id="1" w:name="_Toc1707_WPSOffice_Level1"/>
-      <w:bookmarkStart w:id="2" w:name="_Toc27302"/>
-      <w:bookmarkStart w:id="3" w:name="_Toc28240"/>
-      <w:bookmarkStart w:id="4" w:name="_Toc2409"/>
-      <w:bookmarkStart w:id="5" w:name="_Toc22658"/>
-      <w:bookmarkStart w:id="6" w:name="_Toc13196_WPSOffice_Level1"/>
-      <w:bookmarkStart w:id="7" w:name="_Toc12505"/>
-      <w:bookmarkStart w:id="8" w:name="_Toc21764_WPSOffice_Level1"/>
-      <w:bookmarkStart w:id="9" w:name="_Toc16594"/>
+      <w:bookmarkStart w:id="1" w:name="_Toc16594"/>
+      <w:bookmarkStart w:id="2" w:name="_Toc22658"/>
+      <w:bookmarkStart w:id="3" w:name="_Toc27302"/>
+      <w:bookmarkStart w:id="4" w:name="_Toc13196_WPSOffice_Level1"/>
+      <w:bookmarkStart w:id="5" w:name="_Toc21764_WPSOffice_Level1"/>
+      <w:bookmarkStart w:id="6" w:name="_Toc2409"/>
+      <w:bookmarkStart w:id="7" w:name="_Toc1707_WPSOffice_Level1"/>
+      <w:bookmarkStart w:id="8" w:name="_Toc28240"/>
+      <w:bookmarkStart w:id="9" w:name="_Toc12505"/>
       <w:r>
         <w:rPr>
-          <w:rFonts w:ascii="宋体" w:hAnsi="宋体" w:eastAsia="宋体" w:cs="宋体"/>
+          <w:rFonts w:hint="default" w:ascii="Times New Roman" w:hAnsi="Times New Roman" w:eastAsia="微软雅黑" w:cs="Times New Roman"/>
+          <w:b/>
+          <w:bCs w:val="0"/>
+          <w:color w:val="5B9BD5" w:themeColor="accent1"/>
+          <w:kern w:val="0"/>
           <w:sz w:val="24"/>
           <w:szCs w:val="24"/>
+          <w:lang w:val="en-US" w:eastAsia="zh-CN" w:bidi="ar"/>
+          <w14:textFill>
+            <w14:solidFill>
+              <w14:schemeClr w14:val="accent1"/>
+            </w14:solidFill>
+          </w14:textFill>
         </w:rPr>
         <w:t>{% set ns = namespace(show_title=false) %}</w:t>
       </w:r>
@@ -2530,10 +2521,16 @@
           <w:rFonts w:hint="eastAsia" w:ascii="Times New Roman" w:hAnsi="Times New Roman" w:eastAsia="微软雅黑" w:cs="Times New Roman"/>
           <w:b/>
           <w:bCs w:val="0"/>
-          <w:color w:val="auto"/>
+          <w:color w:val="ED7D31" w:themeColor="accent2"/>
+          <w:kern w:val="0"/>
           <w:sz w:val="24"/>
           <w:szCs w:val="24"/>
-          <w:lang w:val="en-US" w:eastAsia="zh-CN" w:bidi="ar-SA"/>
+          <w:lang w:val="en-US" w:eastAsia="zh-CN" w:bidi="ar"/>
+          <w14:textFill>
+            <w14:solidFill>
+              <w14:schemeClr w14:val="accent2"/>
+            </w14:solidFill>
+          </w14:textFill>
         </w:rPr>
         <w:t>{% for tdd in BodyDrugNoComplexStr %}</w:t>
       </w:r>
@@ -2802,20 +2799,88 @@
           <w:rFonts w:hint="eastAsia" w:ascii="Times New Roman" w:hAnsi="Times New Roman" w:eastAsia="微软雅黑" w:cs="Times New Roman"/>
           <w:b/>
           <w:bCs w:val="0"/>
-          <w:color w:val="auto"/>
+          <w:kern w:val="0"/>
           <w:sz w:val="24"/>
           <w:szCs w:val="24"/>
-          <w:lang w:val="en-US" w:eastAsia="zh-CN" w:bidi="ar-SA"/>
+          <w:lang w:val="en-US" w:eastAsia="zh-CN" w:bidi="ar"/>
         </w:rPr>
         <w:t xml:space="preserve">{% </w:t>
       </w:r>
       <w:r>
         <w:rPr>
-          <w:rFonts w:ascii="宋体" w:hAnsi="宋体" w:eastAsia="宋体" w:cs="宋体"/>
+          <w:rFonts w:hint="default" w:ascii="Times New Roman" w:hAnsi="Times New Roman" w:eastAsia="微软雅黑" w:cs="Times New Roman"/>
+          <w:b/>
+          <w:bCs w:val="0"/>
+          <w:kern w:val="0"/>
           <w:sz w:val="24"/>
           <w:szCs w:val="24"/>
+          <w:lang w:val="en-US" w:eastAsia="zh-CN" w:bidi="ar"/>
         </w:rPr>
         <w:t>set ns.show_title = true</w:t>
+      </w:r>
+      <w:r>
+        <w:rPr>
+          <w:rFonts w:hint="eastAsia" w:ascii="Times New Roman" w:hAnsi="Times New Roman" w:eastAsia="微软雅黑" w:cs="Times New Roman"/>
+          <w:b/>
+          <w:bCs w:val="0"/>
+          <w:kern w:val="0"/>
+          <w:sz w:val="24"/>
+          <w:szCs w:val="24"/>
+          <w:lang w:val="en-US" w:eastAsia="zh-CN" w:bidi="ar"/>
+        </w:rPr>
+        <w:t xml:space="preserve"> %}{% endif %}{% endfor %}</w:t>
+      </w:r>
+      <w:r>
+        <w:rPr>
+          <w:rFonts w:hint="default" w:ascii="Times New Roman" w:hAnsi="Times New Roman" w:eastAsia="微软雅黑" w:cs="Times New Roman"/>
+          <w:b/>
+          <w:bCs w:val="0"/>
+          <w:kern w:val="0"/>
+          <w:sz w:val="24"/>
+          <w:szCs w:val="24"/>
+          <w:lang w:val="en-US" w:eastAsia="zh-CN" w:bidi="ar"/>
+        </w:rPr>
+        <w:t xml:space="preserve">{% if </w:t>
+      </w:r>
+      <w:r>
+        <w:rPr>
+          <w:rFonts w:hint="eastAsia" w:ascii="Times New Roman" w:hAnsi="Times New Roman" w:eastAsia="微软雅黑" w:cs="Times New Roman"/>
+          <w:b/>
+          <w:bCs w:val="0"/>
+          <w:kern w:val="0"/>
+          <w:sz w:val="24"/>
+          <w:szCs w:val="24"/>
+          <w:lang w:val="en-US" w:eastAsia="zh-CN" w:bidi="ar"/>
+        </w:rPr>
+        <w:t>ns.</w:t>
+      </w:r>
+      <w:r>
+        <w:rPr>
+          <w:rFonts w:hint="default" w:ascii="Times New Roman" w:hAnsi="Times New Roman" w:eastAsia="微软雅黑" w:cs="Times New Roman"/>
+          <w:b/>
+          <w:bCs w:val="0"/>
+          <w:kern w:val="0"/>
+          <w:sz w:val="24"/>
+          <w:szCs w:val="24"/>
+          <w:lang w:val="en-US" w:eastAsia="zh-CN" w:bidi="ar"/>
+        </w:rPr>
+        <w:t>show_title %}</w:t>
+      </w:r>
+      <w:r>
+        <w:rPr>
+          <w:rFonts w:hint="eastAsia" w:ascii="微软雅黑" w:hAnsi="微软雅黑" w:eastAsia="微软雅黑" w:cs="微软雅黑"/>
+          <w:b/>
+          <w:bCs/>
+          <w:color w:val="62B541"/>
+          <w:sz w:val="32"/>
+          <w:lang w:eastAsia="en-US"/>
+          <w14:shadow w14:blurRad="50800" w14:dist="38100" w14:dir="10800000" w14:sx="100000" w14:sy="100000" w14:kx="0" w14:ky="0" w14:algn="r">
+            <w14:srgbClr w14:val="62B541">
+              <w14:alpha w14:val="60000"/>
+            </w14:srgbClr>
+          </w14:shadow>
+        </w:rPr>
+        <w:t>基因检测结果解析</w:t>
       </w:r>
       <w:r>
         <w:rPr>
@@ -2826,71 +2891,15 @@
           <w:sz w:val="24"/>
           <w:szCs w:val="24"/>
           <w:lang w:val="en-US" w:eastAsia="zh-CN" w:bidi="ar-SA"/>
-        </w:rPr>
-        <w:t xml:space="preserve"> %}{% endif %}{% endfor %}</w:t>
-      </w:r>
-      <w:r>
-        <w:rPr>
-          <w:rFonts w:ascii="宋体" w:hAnsi="宋体" w:eastAsia="宋体" w:cs="宋体"/>
-          <w:sz w:val="24"/>
-          <w:szCs w:val="24"/>
-        </w:rPr>
-        <w:t xml:space="preserve">{% if </w:t>
-      </w:r>
-      <w:r>
-        <w:rPr>
-          <w:rFonts w:hint="eastAsia" w:ascii="宋体" w:hAnsi="宋体" w:eastAsia="宋体" w:cs="宋体"/>
-          <w:sz w:val="24"/>
-          <w:szCs w:val="24"/>
-          <w:lang w:val="en-US" w:eastAsia="zh-CN"/>
-        </w:rPr>
-        <w:t>ns.</w:t>
-      </w:r>
-      <w:r>
-        <w:rPr>
-          <w:rFonts w:ascii="宋体" w:hAnsi="宋体" w:eastAsia="宋体" w:cs="宋体"/>
-          <w:sz w:val="24"/>
-          <w:szCs w:val="24"/>
-        </w:rPr>
-        <w:t>show_title %}</w:t>
-      </w:r>
-      <w:r>
-        <w:rPr>
-          <w:color w:val="62B541"/>
-          <w:sz w:val="32"/>
           <w14:shadow w14:blurRad="50800" w14:dist="38100" w14:dir="10800000" w14:sx="100000" w14:sy="100000" w14:kx="0" w14:ky="0" w14:algn="r">
             <w14:srgbClr w14:val="62B541">
               <w14:alpha w14:val="60000"/>
             </w14:srgbClr>
           </w14:shadow>
         </w:rPr>
-        <w:t>基因检测结果解析</w:t>
+        <w:t>{% for tdd in BodyDrugNoComplexStr %}</w:t>
       </w:r>
-      <w:r>
-        <w:rPr>
-          <w:rFonts w:ascii="宋体" w:hAnsi="宋体" w:eastAsia="宋体" w:cs="宋体"/>
-          <w:sz w:val="24"/>
-          <w:szCs w:val="24"/>
-        </w:rPr>
-        <w:t xml:space="preserve"> </w:t>
-      </w:r>
-    </w:p>
-    <w:p>
-      <w:pPr>
-        <w:numPr>
-          <w:ilvl w:val="255"/>
-          <w:numId w:val="0"/>
-        </w:numPr>
-        <w:jc w:val="left"/>
-        <w:outlineLvl w:val="9"/>
-        <w:rPr>
-          <w:rFonts w:ascii="Times New Roman" w:hAnsi="Times New Roman" w:eastAsia="微软雅黑" w:cs="Times New Roman"/>
-          <w:b/>
-          <w:sz w:val="24"/>
-          <w:szCs w:val="24"/>
-          <w:lang w:eastAsia="zh-CN"/>
-        </w:rPr>
-      </w:pPr>
+      <w:bookmarkEnd w:id="0"/>
       <w:r>
         <w:rPr>
           <w:rFonts w:hint="eastAsia" w:ascii="Times New Roman" w:hAnsi="Times New Roman" w:eastAsia="微软雅黑" w:cs="Times New Roman"/>
@@ -2900,277 +2909,409 @@
           <w:sz w:val="24"/>
           <w:szCs w:val="24"/>
           <w:lang w:val="en-US" w:eastAsia="zh-CN" w:bidi="ar-SA"/>
-        </w:rPr>
-        <w:t>{% for tdd in BodyDrugNoComplexStr %}</w:t>
+          <w14:shadow w14:blurRad="50800" w14:dist="38100" w14:dir="10800000" w14:sx="100000" w14:sy="100000" w14:kx="0" w14:ky="0" w14:algn="r">
+            <w14:srgbClr w14:val="62B541">
+              <w14:alpha w14:val="60000"/>
+            </w14:srgbClr>
+          </w14:shadow>
+        </w:rPr>
+        <w:t>{% set exon = tdd.ori_variant.split(' ')[1] %}</w:t>
       </w:r>
-      <w:bookmarkEnd w:id="0"/>
+      <w:r>
+        <w:rPr>
+          <w:rFonts w:hint="default" w:ascii="Times New Roman" w:hAnsi="Times New Roman" w:eastAsia="微软雅黑" w:cs="Times New Roman"/>
+          <w:b/>
+          <w:bCs w:val="0"/>
+          <w:color w:val="62B541"/>
+          <w:kern w:val="0"/>
+          <w:sz w:val="24"/>
+          <w:szCs w:val="24"/>
+          <w:lang w:val="en-US" w:eastAsia="zh-CN" w:bidi="ar"/>
+          <w14:shadow w14:blurRad="50800" w14:dist="38100" w14:dir="10800000" w14:sx="100000" w14:sy="100000" w14:kx="0" w14:ky="0" w14:algn="r">
+            <w14:srgbClr w14:val="62B541">
+              <w14:alpha w14:val="60000"/>
+            </w14:srgbClr>
+          </w14:shadow>
+        </w:rPr>
+        <w:t>{% if (tdd.gene == ‘KIT’</w:t>
+      </w:r>
+      <w:r>
+        <w:rPr>
+          <w:rFonts w:hint="eastAsia" w:ascii="Times New Roman" w:hAnsi="Times New Roman" w:eastAsia="微软雅黑" w:cs="Times New Roman"/>
+          <w:b/>
+          <w:bCs w:val="0"/>
+          <w:color w:val="62B541"/>
+          <w:kern w:val="0"/>
+          <w:sz w:val="24"/>
+          <w:szCs w:val="24"/>
+          <w:lang w:val="en-US" w:eastAsia="zh-CN" w:bidi="ar"/>
+          <w14:shadow w14:blurRad="50800" w14:dist="38100" w14:dir="10800000" w14:sx="100000" w14:sy="100000" w14:kx="0" w14:ky="0" w14:algn="r">
+            <w14:srgbClr w14:val="62B541">
+              <w14:alpha w14:val="60000"/>
+            </w14:srgbClr>
+          </w14:shadow>
+        </w:rPr>
+        <w:t xml:space="preserve"> </w:t>
+      </w:r>
+      <w:r>
+        <w:rPr>
+          <w:rFonts w:hint="default" w:ascii="Times New Roman" w:hAnsi="Times New Roman" w:eastAsia="微软雅黑" w:cs="Times New Roman"/>
+          <w:b/>
+          <w:bCs w:val="0"/>
+          <w:color w:val="62B541"/>
+          <w:kern w:val="0"/>
+          <w:sz w:val="24"/>
+          <w:szCs w:val="24"/>
+          <w:lang w:val="en-US" w:eastAsia="zh-CN" w:bidi="ar"/>
+          <w14:shadow w14:blurRad="50800" w14:dist="38100" w14:dir="10800000" w14:sx="100000" w14:sy="100000" w14:kx="0" w14:ky="0" w14:algn="r">
+            <w14:srgbClr w14:val="62B541">
+              <w14:alpha w14:val="60000"/>
+            </w14:srgbClr>
+          </w14:shadow>
+        </w:rPr>
+        <w:t>and (exon == ‘exon11’</w:t>
+      </w:r>
+      <w:r>
+        <w:rPr>
+          <w:rFonts w:hint="eastAsia" w:ascii="Times New Roman" w:hAnsi="Times New Roman" w:eastAsia="微软雅黑" w:cs="Times New Roman"/>
+          <w:b/>
+          <w:bCs w:val="0"/>
+          <w:color w:val="62B541"/>
+          <w:kern w:val="0"/>
+          <w:sz w:val="24"/>
+          <w:szCs w:val="24"/>
+          <w:lang w:val="en-US" w:eastAsia="zh-CN" w:bidi="ar"/>
+          <w14:shadow w14:blurRad="50800" w14:dist="38100" w14:dir="10800000" w14:sx="100000" w14:sy="100000" w14:kx="0" w14:ky="0" w14:algn="r">
+            <w14:srgbClr w14:val="62B541">
+              <w14:alpha w14:val="60000"/>
+            </w14:srgbClr>
+          </w14:shadow>
+        </w:rPr>
+        <w:t xml:space="preserve"> </w:t>
+      </w:r>
+      <w:r>
+        <w:rPr>
+          <w:rFonts w:hint="default" w:ascii="Times New Roman" w:hAnsi="Times New Roman" w:eastAsia="微软雅黑" w:cs="Times New Roman"/>
+          <w:b/>
+          <w:bCs w:val="0"/>
+          <w:color w:val="62B541"/>
+          <w:kern w:val="0"/>
+          <w:sz w:val="24"/>
+          <w:szCs w:val="24"/>
+          <w:lang w:val="en-US" w:eastAsia="zh-CN" w:bidi="ar"/>
+          <w14:shadow w14:blurRad="50800" w14:dist="38100" w14:dir="10800000" w14:sx="100000" w14:sy="100000" w14:kx="0" w14:ky="0" w14:algn="r">
+            <w14:srgbClr w14:val="62B541">
+              <w14:alpha w14:val="60000"/>
+            </w14:srgbClr>
+          </w14:shadow>
+        </w:rPr>
+        <w:t>or exon == ‘exon13’</w:t>
+      </w:r>
+      <w:r>
+        <w:rPr>
+          <w:rFonts w:hint="eastAsia" w:ascii="Times New Roman" w:hAnsi="Times New Roman" w:eastAsia="微软雅黑" w:cs="Times New Roman"/>
+          <w:b/>
+          <w:bCs w:val="0"/>
+          <w:color w:val="62B541"/>
+          <w:kern w:val="0"/>
+          <w:sz w:val="24"/>
+          <w:szCs w:val="24"/>
+          <w:lang w:val="en-US" w:eastAsia="zh-CN" w:bidi="ar"/>
+          <w14:shadow w14:blurRad="50800" w14:dist="38100" w14:dir="10800000" w14:sx="100000" w14:sy="100000" w14:kx="0" w14:ky="0" w14:algn="r">
+            <w14:srgbClr w14:val="62B541">
+              <w14:alpha w14:val="60000"/>
+            </w14:srgbClr>
+          </w14:shadow>
+        </w:rPr>
+        <w:t xml:space="preserve"> </w:t>
+      </w:r>
+      <w:r>
+        <w:rPr>
+          <w:rFonts w:hint="default" w:ascii="Times New Roman" w:hAnsi="Times New Roman" w:eastAsia="微软雅黑" w:cs="Times New Roman"/>
+          <w:b/>
+          <w:bCs w:val="0"/>
+          <w:color w:val="62B541"/>
+          <w:kern w:val="0"/>
+          <w:sz w:val="24"/>
+          <w:szCs w:val="24"/>
+          <w:lang w:val="en-US" w:eastAsia="zh-CN" w:bidi="ar"/>
+          <w14:shadow w14:blurRad="50800" w14:dist="38100" w14:dir="10800000" w14:sx="100000" w14:sy="100000" w14:kx="0" w14:ky="0" w14:algn="r">
+            <w14:srgbClr w14:val="62B541">
+              <w14:alpha w14:val="60000"/>
+            </w14:srgbClr>
+          </w14:shadow>
+        </w:rPr>
+        <w:t>or exon == ‘exon14’</w:t>
+      </w:r>
+      <w:r>
+        <w:rPr>
+          <w:rFonts w:hint="eastAsia" w:ascii="Times New Roman" w:hAnsi="Times New Roman" w:eastAsia="微软雅黑" w:cs="Times New Roman"/>
+          <w:b/>
+          <w:bCs w:val="0"/>
+          <w:color w:val="62B541"/>
+          <w:kern w:val="0"/>
+          <w:sz w:val="24"/>
+          <w:szCs w:val="24"/>
+          <w:lang w:val="en-US" w:eastAsia="zh-CN" w:bidi="ar"/>
+          <w14:shadow w14:blurRad="50800" w14:dist="38100" w14:dir="10800000" w14:sx="100000" w14:sy="100000" w14:kx="0" w14:ky="0" w14:algn="r">
+            <w14:srgbClr w14:val="62B541">
+              <w14:alpha w14:val="60000"/>
+            </w14:srgbClr>
+          </w14:shadow>
+        </w:rPr>
+        <w:t xml:space="preserve"> </w:t>
+      </w:r>
+      <w:r>
+        <w:rPr>
+          <w:rFonts w:hint="default" w:ascii="Times New Roman" w:hAnsi="Times New Roman" w:eastAsia="微软雅黑" w:cs="Times New Roman"/>
+          <w:b/>
+          <w:bCs w:val="0"/>
+          <w:color w:val="62B541"/>
+          <w:kern w:val="0"/>
+          <w:sz w:val="24"/>
+          <w:szCs w:val="24"/>
+          <w:lang w:val="en-US" w:eastAsia="zh-CN" w:bidi="ar"/>
+          <w14:shadow w14:blurRad="50800" w14:dist="38100" w14:dir="10800000" w14:sx="100000" w14:sy="100000" w14:kx="0" w14:ky="0" w14:algn="r">
+            <w14:srgbClr w14:val="62B541">
+              <w14:alpha w14:val="60000"/>
+            </w14:srgbClr>
+          </w14:shadow>
+        </w:rPr>
+        <w:t>or exon == ‘exon17’</w:t>
+      </w:r>
+      <w:r>
+        <w:rPr>
+          <w:rFonts w:hint="eastAsia" w:ascii="Times New Roman" w:hAnsi="Times New Roman" w:eastAsia="微软雅黑" w:cs="Times New Roman"/>
+          <w:b/>
+          <w:bCs w:val="0"/>
+          <w:color w:val="62B541"/>
+          <w:kern w:val="0"/>
+          <w:sz w:val="24"/>
+          <w:szCs w:val="24"/>
+          <w:lang w:val="en-US" w:eastAsia="zh-CN" w:bidi="ar"/>
+          <w14:shadow w14:blurRad="50800" w14:dist="38100" w14:dir="10800000" w14:sx="100000" w14:sy="100000" w14:kx="0" w14:ky="0" w14:algn="r">
+            <w14:srgbClr w14:val="62B541">
+              <w14:alpha w14:val="60000"/>
+            </w14:srgbClr>
+          </w14:shadow>
+        </w:rPr>
+        <w:t xml:space="preserve"> </w:t>
+      </w:r>
+      <w:r>
+        <w:rPr>
+          <w:rFonts w:hint="default" w:ascii="Times New Roman" w:hAnsi="Times New Roman" w:eastAsia="微软雅黑" w:cs="Times New Roman"/>
+          <w:b/>
+          <w:bCs w:val="0"/>
+          <w:color w:val="62B541"/>
+          <w:kern w:val="0"/>
+          <w:sz w:val="24"/>
+          <w:szCs w:val="24"/>
+          <w:lang w:val="en-US" w:eastAsia="zh-CN" w:bidi="ar"/>
+          <w14:shadow w14:blurRad="50800" w14:dist="38100" w14:dir="10800000" w14:sx="100000" w14:sy="100000" w14:kx="0" w14:ky="0" w14:algn="r">
+            <w14:srgbClr w14:val="62B541">
+              <w14:alpha w14:val="60000"/>
+            </w14:srgbClr>
+          </w14:shadow>
+        </w:rPr>
+        <w:t>or exon == ‘exon18’) ) or (tdd.gene == ‘PDGFRA’</w:t>
+      </w:r>
+      <w:r>
+        <w:rPr>
+          <w:rFonts w:hint="eastAsia" w:ascii="Times New Roman" w:hAnsi="Times New Roman" w:eastAsia="微软雅黑" w:cs="Times New Roman"/>
+          <w:b/>
+          <w:bCs w:val="0"/>
+          <w:color w:val="62B541"/>
+          <w:kern w:val="0"/>
+          <w:sz w:val="24"/>
+          <w:szCs w:val="24"/>
+          <w:lang w:val="en-US" w:eastAsia="zh-CN" w:bidi="ar"/>
+          <w14:shadow w14:blurRad="50800" w14:dist="38100" w14:dir="10800000" w14:sx="100000" w14:sy="100000" w14:kx="0" w14:ky="0" w14:algn="r">
+            <w14:srgbClr w14:val="62B541">
+              <w14:alpha w14:val="60000"/>
+            </w14:srgbClr>
+          </w14:shadow>
+        </w:rPr>
+        <w:t xml:space="preserve"> </w:t>
+      </w:r>
+      <w:r>
+        <w:rPr>
+          <w:rFonts w:hint="default" w:ascii="Times New Roman" w:hAnsi="Times New Roman" w:eastAsia="微软雅黑" w:cs="Times New Roman"/>
+          <w:b/>
+          <w:bCs w:val="0"/>
+          <w:color w:val="62B541"/>
+          <w:kern w:val="0"/>
+          <w:sz w:val="24"/>
+          <w:szCs w:val="24"/>
+          <w:lang w:val="en-US" w:eastAsia="zh-CN" w:bidi="ar"/>
+          <w14:shadow w14:blurRad="50800" w14:dist="38100" w14:dir="10800000" w14:sx="100000" w14:sy="100000" w14:kx="0" w14:ky="0" w14:algn="r">
+            <w14:srgbClr w14:val="62B541">
+              <w14:alpha w14:val="60000"/>
+            </w14:srgbClr>
+          </w14:shadow>
+        </w:rPr>
+        <w:t>and (exon == ‘exon12’</w:t>
+      </w:r>
+      <w:r>
+        <w:rPr>
+          <w:rFonts w:hint="eastAsia" w:ascii="Times New Roman" w:hAnsi="Times New Roman" w:eastAsia="微软雅黑" w:cs="Times New Roman"/>
+          <w:b/>
+          <w:bCs w:val="0"/>
+          <w:color w:val="62B541"/>
+          <w:kern w:val="0"/>
+          <w:sz w:val="24"/>
+          <w:szCs w:val="24"/>
+          <w:lang w:val="en-US" w:eastAsia="zh-CN" w:bidi="ar"/>
+          <w14:shadow w14:blurRad="50800" w14:dist="38100" w14:dir="10800000" w14:sx="100000" w14:sy="100000" w14:kx="0" w14:ky="0" w14:algn="r">
+            <w14:srgbClr w14:val="62B541">
+              <w14:alpha w14:val="60000"/>
+            </w14:srgbClr>
+          </w14:shadow>
+        </w:rPr>
+        <w:t xml:space="preserve"> </w:t>
+      </w:r>
+      <w:r>
+        <w:rPr>
+          <w:rFonts w:hint="default" w:ascii="Times New Roman" w:hAnsi="Times New Roman" w:eastAsia="微软雅黑" w:cs="Times New Roman"/>
+          <w:b/>
+          <w:bCs w:val="0"/>
+          <w:color w:val="62B541"/>
+          <w:kern w:val="0"/>
+          <w:sz w:val="24"/>
+          <w:szCs w:val="24"/>
+          <w:lang w:val="en-US" w:eastAsia="zh-CN" w:bidi="ar"/>
+          <w14:shadow w14:blurRad="50800" w14:dist="38100" w14:dir="10800000" w14:sx="100000" w14:sy="100000" w14:kx="0" w14:ky="0" w14:algn="r">
+            <w14:srgbClr w14:val="62B541">
+              <w14:alpha w14:val="60000"/>
+            </w14:srgbClr>
+          </w14:shadow>
+        </w:rPr>
+        <w:t>or exon == ‘exon14’</w:t>
+      </w:r>
+      <w:r>
+        <w:rPr>
+          <w:rFonts w:hint="eastAsia" w:ascii="Times New Roman" w:hAnsi="Times New Roman" w:eastAsia="微软雅黑" w:cs="Times New Roman"/>
+          <w:b/>
+          <w:bCs w:val="0"/>
+          <w:color w:val="62B541"/>
+          <w:kern w:val="0"/>
+          <w:sz w:val="24"/>
+          <w:szCs w:val="24"/>
+          <w:lang w:val="en-US" w:eastAsia="zh-CN" w:bidi="ar"/>
+          <w14:shadow w14:blurRad="50800" w14:dist="38100" w14:dir="10800000" w14:sx="100000" w14:sy="100000" w14:kx="0" w14:ky="0" w14:algn="r">
+            <w14:srgbClr w14:val="62B541">
+              <w14:alpha w14:val="60000"/>
+            </w14:srgbClr>
+          </w14:shadow>
+        </w:rPr>
+        <w:t xml:space="preserve"> </w:t>
+      </w:r>
+      <w:r>
+        <w:rPr>
+          <w:rFonts w:hint="default" w:ascii="Times New Roman" w:hAnsi="Times New Roman" w:eastAsia="微软雅黑" w:cs="Times New Roman"/>
+          <w:b/>
+          <w:bCs w:val="0"/>
+          <w:color w:val="62B541"/>
+          <w:kern w:val="0"/>
+          <w:sz w:val="24"/>
+          <w:szCs w:val="24"/>
+          <w:lang w:val="en-US" w:eastAsia="zh-CN" w:bidi="ar"/>
+          <w14:shadow w14:blurRad="50800" w14:dist="38100" w14:dir="10800000" w14:sx="100000" w14:sy="100000" w14:kx="0" w14:ky="0" w14:algn="r">
+            <w14:srgbClr w14:val="62B541">
+              <w14:alpha w14:val="60000"/>
+            </w14:srgbClr>
+          </w14:shadow>
+        </w:rPr>
+        <w:t>or exon == ‘exon18’)</w:t>
+      </w:r>
+      <w:r>
+        <w:rPr>
+          <w:rFonts w:hint="eastAsia" w:ascii="宋体" w:hAnsi="宋体" w:eastAsia="宋体" w:cs="Times New Roman"/>
+          <w:b/>
+          <w:bCs w:val="0"/>
+          <w:color w:val="62B541"/>
+          <w:kern w:val="0"/>
+          <w:sz w:val="24"/>
+          <w:szCs w:val="24"/>
+          <w:lang w:val="en-US" w:eastAsia="zh-CN" w:bidi="ar"/>
+          <w14:shadow w14:blurRad="50800" w14:dist="38100" w14:dir="10800000" w14:sx="100000" w14:sy="100000" w14:kx="0" w14:ky="0" w14:algn="r">
+            <w14:srgbClr w14:val="62B541">
+              <w14:alpha w14:val="60000"/>
+            </w14:srgbClr>
+          </w14:shadow>
+        </w:rPr>
+        <w:t xml:space="preserve"> </w:t>
+      </w:r>
+      <w:r>
+        <w:rPr>
+          <w:rFonts w:hint="default" w:ascii="Times New Roman" w:hAnsi="Times New Roman" w:eastAsia="微软雅黑" w:cs="Times New Roman"/>
+          <w:b/>
+          <w:bCs w:val="0"/>
+          <w:color w:val="62B541"/>
+          <w:kern w:val="0"/>
+          <w:sz w:val="24"/>
+          <w:szCs w:val="24"/>
+          <w:lang w:val="en-US" w:eastAsia="zh-CN" w:bidi="ar"/>
+          <w14:shadow w14:blurRad="50800" w14:dist="38100" w14:dir="10800000" w14:sx="100000" w14:sy="100000" w14:kx="0" w14:ky="0" w14:algn="r">
+            <w14:srgbClr w14:val="62B541">
+              <w14:alpha w14:val="60000"/>
+            </w14:srgbClr>
+          </w14:shadow>
+        </w:rPr>
+        <w:t>)%}</w:t>
+      </w:r>
+    </w:p>
+    <w:p>
+      <w:pPr>
+        <w:keepNext w:val="0"/>
+        <w:keepLines w:val="0"/>
+        <w:pageBreakBefore w:val="0"/>
+        <w:widowControl w:val="0"/>
+        <w:numPr>
+          <w:ilvl w:val="255"/>
+          <w:numId w:val="0"/>
+        </w:numPr>
+        <w:kinsoku/>
+        <w:wordWrap/>
+        <w:overflowPunct/>
+        <w:topLinePunct w:val="0"/>
+        <w:autoSpaceDE/>
+        <w:autoSpaceDN/>
+        <w:bidi w:val="0"/>
+        <w:adjustRightInd/>
+        <w:snapToGrid/>
+        <w:spacing w:before="157" w:beforeLines="50" w:after="0" w:line="240" w:lineRule="auto"/>
+        <w:jc w:val="left"/>
+        <w:textAlignment w:val="auto"/>
+        <w:outlineLvl w:val="0"/>
+        <w:rPr>
+          <w:rFonts w:hint="default" w:ascii="Times New Roman" w:hAnsi="Times New Roman" w:eastAsia="微软雅黑" w:cs="Times New Roman"/>
+          <w:b/>
+          <w:bCs/>
+          <w:color w:val="62B541"/>
+          <w:sz w:val="24"/>
+          <w:szCs w:val="24"/>
+          <w:lang w:val="en-US" w:eastAsia="zh-CN" w:bidi="ar-SA"/>
+          <w14:shadow w14:blurRad="50800" w14:dist="38100" w14:dir="10800000" w14:sx="100000" w14:sy="100000" w14:kx="0" w14:ky="0" w14:algn="r">
+            <w14:srgbClr w14:val="62B541">
+              <w14:alpha w14:val="60000"/>
+            </w14:srgbClr>
+          </w14:shadow>
+        </w:rPr>
+      </w:pPr>
       <w:r>
         <w:rPr>
           <w:rFonts w:hint="eastAsia" w:ascii="Times New Roman" w:hAnsi="Times New Roman" w:eastAsia="微软雅黑" w:cs="Times New Roman"/>
           <w:b/>
           <w:bCs w:val="0"/>
           <w:color w:val="auto"/>
-          <w:kern w:val="0"/>
           <w:sz w:val="24"/>
           <w:szCs w:val="24"/>
-          <w:lang w:val="en-US" w:eastAsia="zh-CN" w:bidi="ar"/>
-        </w:rPr>
-        <w:t>{%set exon = tdd.ori_variant.split(' ')[1]%}</w:t>
-      </w:r>
-      <w:r>
-        <w:rPr>
-          <w:rFonts w:hint="default" w:ascii="Times New Roman" w:hAnsi="Times New Roman" w:eastAsia="微软雅黑" w:cs="Times New Roman"/>
-          <w:b/>
-          <w:bCs w:val="0"/>
-          <w:color w:val="00B0F0"/>
-          <w:kern w:val="0"/>
-          <w:sz w:val="24"/>
-          <w:szCs w:val="24"/>
-          <w:lang w:val="en-US" w:eastAsia="zh-CN" w:bidi="ar"/>
-        </w:rPr>
-        <w:t>{% if (tdd.gene == ‘KIT’</w:t>
-      </w:r>
-      <w:r>
-        <w:rPr>
-          <w:rFonts w:hint="eastAsia" w:ascii="Times New Roman" w:hAnsi="Times New Roman" w:eastAsia="微软雅黑" w:cs="Times New Roman"/>
-          <w:b/>
-          <w:bCs w:val="0"/>
-          <w:color w:val="00B0F0"/>
-          <w:kern w:val="0"/>
-          <w:sz w:val="24"/>
-          <w:szCs w:val="24"/>
-          <w:lang w:val="en-US" w:eastAsia="zh-CN" w:bidi="ar"/>
-        </w:rPr>
-        <w:t xml:space="preserve"> </w:t>
-      </w:r>
-      <w:r>
-        <w:rPr>
-          <w:rFonts w:hint="default" w:ascii="Times New Roman" w:hAnsi="Times New Roman" w:eastAsia="微软雅黑" w:cs="Times New Roman"/>
-          <w:b/>
-          <w:bCs w:val="0"/>
-          <w:color w:val="00B0F0"/>
-          <w:kern w:val="0"/>
-          <w:sz w:val="24"/>
-          <w:szCs w:val="24"/>
-          <w:lang w:val="en-US" w:eastAsia="zh-CN" w:bidi="ar"/>
-        </w:rPr>
-        <w:t>and (exon == ‘exon11’</w:t>
-      </w:r>
-      <w:r>
-        <w:rPr>
-          <w:rFonts w:hint="eastAsia" w:ascii="Times New Roman" w:hAnsi="Times New Roman" w:eastAsia="微软雅黑" w:cs="Times New Roman"/>
-          <w:b/>
-          <w:bCs w:val="0"/>
-          <w:color w:val="00B0F0"/>
-          <w:kern w:val="0"/>
-          <w:sz w:val="24"/>
-          <w:szCs w:val="24"/>
-          <w:lang w:val="en-US" w:eastAsia="zh-CN" w:bidi="ar"/>
-        </w:rPr>
-        <w:t xml:space="preserve"> </w:t>
-      </w:r>
-      <w:r>
-        <w:rPr>
-          <w:rFonts w:hint="default" w:ascii="Times New Roman" w:hAnsi="Times New Roman" w:eastAsia="微软雅黑" w:cs="Times New Roman"/>
-          <w:b/>
-          <w:bCs w:val="0"/>
-          <w:color w:val="00B0F0"/>
-          <w:kern w:val="0"/>
-          <w:sz w:val="24"/>
-          <w:szCs w:val="24"/>
-          <w:lang w:val="en-US" w:eastAsia="zh-CN" w:bidi="ar"/>
-        </w:rPr>
-        <w:t>or exon == ‘exon13’</w:t>
-      </w:r>
-      <w:r>
-        <w:rPr>
-          <w:rFonts w:hint="eastAsia" w:ascii="Times New Roman" w:hAnsi="Times New Roman" w:eastAsia="微软雅黑" w:cs="Times New Roman"/>
-          <w:b/>
-          <w:bCs w:val="0"/>
-          <w:color w:val="00B0F0"/>
-          <w:kern w:val="0"/>
-          <w:sz w:val="24"/>
-          <w:szCs w:val="24"/>
-          <w:lang w:val="en-US" w:eastAsia="zh-CN" w:bidi="ar"/>
-        </w:rPr>
-        <w:t xml:space="preserve"> </w:t>
-      </w:r>
-      <w:r>
-        <w:rPr>
-          <w:rFonts w:hint="default" w:ascii="Times New Roman" w:hAnsi="Times New Roman" w:eastAsia="微软雅黑" w:cs="Times New Roman"/>
-          <w:b/>
-          <w:bCs w:val="0"/>
-          <w:color w:val="00B0F0"/>
-          <w:kern w:val="0"/>
-          <w:sz w:val="24"/>
-          <w:szCs w:val="24"/>
-          <w:lang w:val="en-US" w:eastAsia="zh-CN" w:bidi="ar"/>
-        </w:rPr>
-        <w:t>or exon == ‘exon14’</w:t>
-      </w:r>
-      <w:r>
-        <w:rPr>
-          <w:rFonts w:hint="eastAsia" w:ascii="Times New Roman" w:hAnsi="Times New Roman" w:eastAsia="微软雅黑" w:cs="Times New Roman"/>
-          <w:b/>
-          <w:bCs w:val="0"/>
-          <w:color w:val="00B0F0"/>
-          <w:kern w:val="0"/>
-          <w:sz w:val="24"/>
-          <w:szCs w:val="24"/>
-          <w:lang w:val="en-US" w:eastAsia="zh-CN" w:bidi="ar"/>
-        </w:rPr>
-        <w:t xml:space="preserve"> </w:t>
-      </w:r>
-      <w:r>
-        <w:rPr>
-          <w:rFonts w:hint="default" w:ascii="Times New Roman" w:hAnsi="Times New Roman" w:eastAsia="微软雅黑" w:cs="Times New Roman"/>
-          <w:b/>
-          <w:bCs w:val="0"/>
-          <w:color w:val="00B0F0"/>
-          <w:kern w:val="0"/>
-          <w:sz w:val="24"/>
-          <w:szCs w:val="24"/>
-          <w:lang w:val="en-US" w:eastAsia="zh-CN" w:bidi="ar"/>
-        </w:rPr>
-        <w:t>or exon == ‘exon17’</w:t>
-      </w:r>
-      <w:r>
-        <w:rPr>
-          <w:rFonts w:hint="eastAsia" w:ascii="Times New Roman" w:hAnsi="Times New Roman" w:eastAsia="微软雅黑" w:cs="Times New Roman"/>
-          <w:b/>
-          <w:bCs w:val="0"/>
-          <w:color w:val="00B0F0"/>
-          <w:kern w:val="0"/>
-          <w:sz w:val="24"/>
-          <w:szCs w:val="24"/>
-          <w:lang w:val="en-US" w:eastAsia="zh-CN" w:bidi="ar"/>
-        </w:rPr>
-        <w:t xml:space="preserve"> </w:t>
-      </w:r>
-      <w:r>
-        <w:rPr>
-          <w:rFonts w:hint="default" w:ascii="Times New Roman" w:hAnsi="Times New Roman" w:eastAsia="微软雅黑" w:cs="Times New Roman"/>
-          <w:b/>
-          <w:bCs w:val="0"/>
-          <w:color w:val="00B0F0"/>
-          <w:kern w:val="0"/>
-          <w:sz w:val="24"/>
-          <w:szCs w:val="24"/>
-          <w:lang w:val="en-US" w:eastAsia="zh-CN" w:bidi="ar"/>
-        </w:rPr>
-        <w:t>or exon == ‘exon18’) ) or (tdd.gene == ‘PDGFRA’</w:t>
-      </w:r>
-      <w:r>
-        <w:rPr>
-          <w:rFonts w:hint="eastAsia" w:ascii="Times New Roman" w:hAnsi="Times New Roman" w:eastAsia="微软雅黑" w:cs="Times New Roman"/>
-          <w:b/>
-          <w:bCs w:val="0"/>
-          <w:color w:val="00B0F0"/>
-          <w:kern w:val="0"/>
-          <w:sz w:val="24"/>
-          <w:szCs w:val="24"/>
-          <w:lang w:val="en-US" w:eastAsia="zh-CN" w:bidi="ar"/>
-        </w:rPr>
-        <w:t xml:space="preserve"> </w:t>
-      </w:r>
-      <w:r>
-        <w:rPr>
-          <w:rFonts w:hint="default" w:ascii="Times New Roman" w:hAnsi="Times New Roman" w:eastAsia="微软雅黑" w:cs="Times New Roman"/>
-          <w:b/>
-          <w:bCs w:val="0"/>
-          <w:color w:val="00B0F0"/>
-          <w:kern w:val="0"/>
-          <w:sz w:val="24"/>
-          <w:szCs w:val="24"/>
-          <w:lang w:val="en-US" w:eastAsia="zh-CN" w:bidi="ar"/>
-        </w:rPr>
-        <w:t>and (exon == ‘exon12’</w:t>
-      </w:r>
-      <w:r>
-        <w:rPr>
-          <w:rFonts w:hint="eastAsia" w:ascii="Times New Roman" w:hAnsi="Times New Roman" w:eastAsia="微软雅黑" w:cs="Times New Roman"/>
-          <w:b/>
-          <w:bCs w:val="0"/>
-          <w:color w:val="00B0F0"/>
-          <w:kern w:val="0"/>
-          <w:sz w:val="24"/>
-          <w:szCs w:val="24"/>
-          <w:lang w:val="en-US" w:eastAsia="zh-CN" w:bidi="ar"/>
-        </w:rPr>
-        <w:t xml:space="preserve"> </w:t>
-      </w:r>
-      <w:r>
-        <w:rPr>
-          <w:rFonts w:hint="default" w:ascii="Times New Roman" w:hAnsi="Times New Roman" w:eastAsia="微软雅黑" w:cs="Times New Roman"/>
-          <w:b/>
-          <w:bCs w:val="0"/>
-          <w:color w:val="00B0F0"/>
-          <w:kern w:val="0"/>
-          <w:sz w:val="24"/>
-          <w:szCs w:val="24"/>
-          <w:lang w:val="en-US" w:eastAsia="zh-CN" w:bidi="ar"/>
-        </w:rPr>
-        <w:t>or exon == ‘exon14’</w:t>
-      </w:r>
-      <w:r>
-        <w:rPr>
-          <w:rFonts w:hint="eastAsia" w:ascii="Times New Roman" w:hAnsi="Times New Roman" w:eastAsia="微软雅黑" w:cs="Times New Roman"/>
-          <w:b/>
-          <w:bCs w:val="0"/>
-          <w:color w:val="00B0F0"/>
-          <w:kern w:val="0"/>
-          <w:sz w:val="24"/>
-          <w:szCs w:val="24"/>
-          <w:lang w:val="en-US" w:eastAsia="zh-CN" w:bidi="ar"/>
-        </w:rPr>
-        <w:t xml:space="preserve"> </w:t>
-      </w:r>
-      <w:r>
-        <w:rPr>
-          <w:rFonts w:hint="default" w:ascii="Times New Roman" w:hAnsi="Times New Roman" w:eastAsia="微软雅黑" w:cs="Times New Roman"/>
-          <w:b/>
-          <w:bCs w:val="0"/>
-          <w:color w:val="00B0F0"/>
-          <w:kern w:val="0"/>
-          <w:sz w:val="24"/>
-          <w:szCs w:val="24"/>
-          <w:lang w:val="en-US" w:eastAsia="zh-CN" w:bidi="ar"/>
-        </w:rPr>
-        <w:t>or exon == ‘exon18’)</w:t>
-      </w:r>
-      <w:r>
-        <w:rPr>
-          <w:rFonts w:hint="eastAsia" w:ascii="Times New Roman" w:hAnsi="Times New Roman" w:eastAsia="微软雅黑" w:cs="Times New Roman"/>
-          <w:b/>
-          <w:bCs w:val="0"/>
-          <w:color w:val="00B0F0"/>
-          <w:kern w:val="0"/>
-          <w:sz w:val="24"/>
-          <w:szCs w:val="24"/>
-          <w:lang w:val="en-US" w:eastAsia="zh-CN" w:bidi="ar"/>
-        </w:rPr>
-        <w:t xml:space="preserve"> </w:t>
-      </w:r>
-      <w:r>
-        <w:rPr>
-          <w:rFonts w:hint="default" w:ascii="Times New Roman" w:hAnsi="Times New Roman" w:eastAsia="微软雅黑" w:cs="Times New Roman"/>
-          <w:b/>
-          <w:bCs w:val="0"/>
-          <w:color w:val="00B0F0"/>
-          <w:kern w:val="0"/>
-          <w:sz w:val="24"/>
-          <w:szCs w:val="24"/>
-          <w:lang w:val="en-US" w:eastAsia="zh-CN" w:bidi="ar"/>
-        </w:rPr>
-        <w:t>)%}</w:t>
-      </w:r>
-      <w:r>
-        <w:rPr>
-          <w:rFonts w:hint="eastAsia" w:ascii="Times New Roman" w:hAnsi="Times New Roman" w:eastAsia="微软雅黑" w:cs="Times New Roman"/>
-          <w:b/>
-          <w:sz w:val="24"/>
-          <w:szCs w:val="24"/>
-          <w:lang w:eastAsia="zh-CN"/>
+          <w:lang w:val="en-US" w:eastAsia="zh-CN" w:bidi="ar-SA"/>
+          <w14:shadow w14:blurRad="50800" w14:dist="38100" w14:dir="10800000" w14:sx="100000" w14:sy="100000" w14:kx="0" w14:ky="0" w14:algn="r">
+            <w14:srgbClr w14:val="62B541">
+              <w14:alpha w14:val="60000"/>
+            </w14:srgbClr>
+          </w14:shadow>
         </w:rPr>
         <w:t>{{ tdd.gene }}</w:t>
       </w:r>
@@ -3240,7 +3381,8 @@
           <w:p>
             <w:pPr>
               <w:keepNext/>
-              <w:spacing w:before="26"/>
+              <w:widowControl w:val="0"/>
+              <w:spacing w:before="26" w:after="0" w:line="240" w:lineRule="auto"/>
               <w:jc w:val="center"/>
               <w:rPr>
                 <w:rFonts w:ascii="Times New Roman" w:hAnsi="Times New Roman" w:eastAsia="微软雅黑" w:cs="Times New Roman"/>
@@ -3288,7 +3430,8 @@
           <w:p>
             <w:pPr>
               <w:keepNext/>
-              <w:spacing w:before="26"/>
+              <w:widowControl w:val="0"/>
+              <w:spacing w:before="26" w:after="0" w:line="240" w:lineRule="auto"/>
               <w:jc w:val="center"/>
               <w:rPr>
                 <w:rFonts w:hint="default" w:ascii="Times New Roman" w:hAnsi="Times New Roman" w:eastAsia="微软雅黑" w:cs="Times New Roman"/>
@@ -3407,7 +3550,8 @@
           </w:tcPr>
           <w:p>
             <w:pPr>
-              <w:spacing w:before="1" w:line="250" w:lineRule="auto"/>
+              <w:widowControl w:val="0"/>
+              <w:spacing w:before="1" w:after="0" w:line="250" w:lineRule="auto"/>
               <w:jc w:val="center"/>
               <w:rPr>
                 <w:rFonts w:ascii="Times New Roman" w:hAnsi="Times New Roman" w:eastAsia="微软雅黑" w:cs="Times New Roman"/>
@@ -3450,7 +3594,8 @@
           </w:tcPr>
           <w:p>
             <w:pPr>
-              <w:spacing w:before="1" w:line="250" w:lineRule="auto"/>
+              <w:widowControl w:val="0"/>
+              <w:spacing w:before="1" w:after="0" w:line="250" w:lineRule="auto"/>
               <w:jc w:val="center"/>
               <w:rPr>
                 <w:rFonts w:ascii="Times New Roman" w:hAnsi="Times New Roman" w:eastAsia="微软雅黑" w:cs="Times New Roman"/>
@@ -3498,7 +3643,8 @@
           </w:tcPr>
           <w:p>
             <w:pPr>
-              <w:spacing w:before="1" w:line="250" w:lineRule="auto"/>
+              <w:widowControl w:val="0"/>
+              <w:spacing w:before="1" w:after="0" w:line="250" w:lineRule="auto"/>
               <w:jc w:val="center"/>
               <w:rPr>
                 <w:rFonts w:ascii="Times New Roman" w:hAnsi="Times New Roman" w:eastAsia="微软雅黑" w:cs="Times New Roman"/>
@@ -3598,7 +3744,8 @@
           </w:tcPr>
           <w:p>
             <w:pPr>
-              <w:spacing w:before="1" w:line="250" w:lineRule="auto"/>
+              <w:widowControl w:val="0"/>
+              <w:spacing w:before="1" w:after="0" w:line="250" w:lineRule="auto"/>
               <w:jc w:val="center"/>
               <w:rPr>
                 <w:rFonts w:ascii="Times New Roman" w:hAnsi="Times New Roman" w:eastAsia="微软雅黑" w:cs="Times New Roman"/>
@@ -3630,7 +3777,8 @@
           </w:tcPr>
           <w:p>
             <w:pPr>
-              <w:spacing w:before="1" w:line="250" w:lineRule="auto"/>
+              <w:widowControl w:val="0"/>
+              <w:spacing w:before="1" w:after="0" w:line="250" w:lineRule="auto"/>
               <w:jc w:val="center"/>
               <w:rPr>
                 <w:rFonts w:ascii="Times New Roman" w:hAnsi="Times New Roman" w:eastAsia="微软雅黑" w:cs="Times New Roman"/>
@@ -3679,7 +3827,8 @@
           <w:p>
             <w:pPr>
               <w:keepNext/>
-              <w:spacing w:before="26"/>
+              <w:widowControl w:val="0"/>
+              <w:spacing w:before="26" w:after="0" w:line="240" w:lineRule="auto"/>
               <w:jc w:val="center"/>
               <w:rPr>
                 <w:rFonts w:ascii="Times New Roman" w:hAnsi="Times New Roman" w:eastAsia="微软雅黑" w:cs="Times New Roman"/>
@@ -3779,7 +3928,8 @@
           </w:tcPr>
           <w:p>
             <w:pPr>
-              <w:spacing w:before="1" w:line="250" w:lineRule="auto"/>
+              <w:widowControl w:val="0"/>
+              <w:spacing w:before="1" w:after="0" w:line="250" w:lineRule="auto"/>
               <w:jc w:val="center"/>
               <w:rPr>
                 <w:rFonts w:ascii="Times New Roman" w:hAnsi="Times New Roman" w:eastAsia="微软雅黑" w:cs="Times New Roman"/>
@@ -3811,7 +3961,8 @@
           </w:tcPr>
           <w:p>
             <w:pPr>
-              <w:spacing w:before="1" w:line="250" w:lineRule="auto"/>
+              <w:widowControl w:val="0"/>
+              <w:spacing w:before="1" w:after="0" w:line="250" w:lineRule="auto"/>
               <w:jc w:val="center"/>
               <w:rPr>
                 <w:rFonts w:ascii="Times New Roman" w:hAnsi="Times New Roman" w:eastAsia="微软雅黑" w:cs="Times New Roman"/>
@@ -3860,7 +4011,8 @@
           <w:p>
             <w:pPr>
               <w:keepNext/>
-              <w:spacing w:before="26"/>
+              <w:widowControl w:val="0"/>
+              <w:spacing w:before="26" w:after="0" w:line="240" w:lineRule="auto"/>
               <w:jc w:val="center"/>
               <w:rPr>
                 <w:rFonts w:ascii="Times New Roman" w:hAnsi="Times New Roman" w:eastAsia="微软雅黑" w:cs="Times New Roman"/>
@@ -3960,7 +4112,8 @@
           </w:tcPr>
           <w:p>
             <w:pPr>
-              <w:spacing w:before="1" w:line="250" w:lineRule="auto"/>
+              <w:widowControl w:val="0"/>
+              <w:spacing w:before="1" w:after="0" w:line="250" w:lineRule="auto"/>
               <w:jc w:val="center"/>
               <w:rPr>
                 <w:rFonts w:ascii="Times New Roman" w:hAnsi="Times New Roman" w:eastAsia="微软雅黑" w:cs="Times New Roman"/>
@@ -3992,7 +4145,8 @@
           </w:tcPr>
           <w:p>
             <w:pPr>
-              <w:spacing w:before="1" w:line="250" w:lineRule="auto"/>
+              <w:widowControl w:val="0"/>
+              <w:spacing w:before="1" w:after="0" w:line="250" w:lineRule="auto"/>
               <w:jc w:val="center"/>
               <w:rPr>
                 <w:rFonts w:ascii="Times New Roman" w:hAnsi="Times New Roman" w:eastAsia="微软雅黑" w:cs="Times New Roman"/>
@@ -4057,7 +4211,8 @@
           <w:p>
             <w:pPr>
               <w:keepNext/>
-              <w:spacing w:before="26"/>
+              <w:widowControl w:val="0"/>
+              <w:spacing w:before="26" w:after="0" w:line="240" w:lineRule="auto"/>
               <w:jc w:val="center"/>
               <w:rPr>
                 <w:rFonts w:ascii="Times New Roman" w:hAnsi="Times New Roman" w:eastAsia="微软雅黑" w:cs="Times New Roman"/>
@@ -4193,7 +4348,8 @@
           <w:p>
             <w:pPr>
               <w:keepNext/>
-              <w:spacing w:before="26"/>
+              <w:widowControl w:val="0"/>
+              <w:spacing w:before="26" w:after="0" w:line="240" w:lineRule="auto"/>
               <w:jc w:val="center"/>
               <w:rPr>
                 <w:rFonts w:ascii="Times New Roman" w:hAnsi="Times New Roman" w:eastAsia="微软雅黑" w:cs="Times New Roman"/>
@@ -4242,7 +4398,8 @@
           <w:p>
             <w:pPr>
               <w:keepNext/>
-              <w:spacing w:before="26"/>
+              <w:widowControl w:val="0"/>
+              <w:spacing w:before="26" w:after="0" w:line="240" w:lineRule="auto"/>
               <w:jc w:val="center"/>
               <w:rPr>
                 <w:rFonts w:ascii="Times New Roman" w:hAnsi="Times New Roman" w:eastAsia="微软雅黑" w:cs="Times New Roman"/>
@@ -4291,7 +4448,8 @@
           <w:p>
             <w:pPr>
               <w:keepNext/>
-              <w:spacing w:before="26"/>
+              <w:widowControl w:val="0"/>
+              <w:spacing w:before="26" w:after="0" w:line="240" w:lineRule="auto"/>
               <w:jc w:val="center"/>
               <w:rPr>
                 <w:rFonts w:ascii="Times New Roman" w:hAnsi="Times New Roman" w:eastAsia="微软雅黑" w:cs="Times New Roman"/>
@@ -4419,7 +4577,8 @@
           <w:p>
             <w:pPr>
               <w:keepNext/>
-              <w:spacing w:before="26"/>
+              <w:widowControl w:val="0"/>
+              <w:spacing w:before="26" w:after="0" w:line="240" w:lineRule="auto"/>
               <w:jc w:val="center"/>
               <w:rPr>
                 <w:rFonts w:ascii="Times New Roman" w:hAnsi="Times New Roman" w:eastAsia="微软雅黑" w:cs="Times New Roman"/>
@@ -4452,7 +4611,8 @@
           <w:p>
             <w:pPr>
               <w:keepNext/>
-              <w:spacing w:before="26"/>
+              <w:widowControl w:val="0"/>
+              <w:spacing w:before="26" w:after="0" w:line="240" w:lineRule="auto"/>
               <w:jc w:val="center"/>
               <w:rPr>
                 <w:rFonts w:ascii="Times New Roman" w:hAnsi="Times New Roman" w:eastAsia="微软雅黑" w:cs="Times New Roman"/>
@@ -4501,7 +4661,8 @@
           <w:p>
             <w:pPr>
               <w:keepNext/>
-              <w:spacing w:before="26"/>
+              <w:widowControl w:val="0"/>
+              <w:spacing w:before="26" w:after="0" w:line="240" w:lineRule="auto"/>
               <w:jc w:val="center"/>
               <w:rPr>
                 <w:rFonts w:ascii="Times New Roman" w:hAnsi="Times New Roman" w:eastAsia="微软雅黑" w:cs="Times New Roman"/>
@@ -4629,7 +4790,8 @@
           <w:p>
             <w:pPr>
               <w:keepNext/>
-              <w:spacing w:before="26"/>
+              <w:widowControl w:val="0"/>
+              <w:spacing w:before="26" w:after="0" w:line="240" w:lineRule="auto"/>
               <w:jc w:val="center"/>
               <w:rPr>
                 <w:rFonts w:ascii="Times New Roman" w:hAnsi="Times New Roman" w:eastAsia="微软雅黑" w:cs="Times New Roman"/>
@@ -4662,7 +4824,8 @@
           <w:p>
             <w:pPr>
               <w:keepNext/>
-              <w:spacing w:before="26"/>
+              <w:widowControl w:val="0"/>
+              <w:spacing w:before="26" w:after="0" w:line="240" w:lineRule="auto"/>
               <w:jc w:val="center"/>
               <w:rPr>
                 <w:rFonts w:ascii="Times New Roman" w:hAnsi="Times New Roman" w:eastAsia="微软雅黑" w:cs="Times New Roman"/>
@@ -4711,7 +4874,8 @@
           <w:p>
             <w:pPr>
               <w:keepNext/>
-              <w:spacing w:before="26"/>
+              <w:widowControl w:val="0"/>
+              <w:spacing w:before="26" w:after="0" w:line="240" w:lineRule="auto"/>
               <w:jc w:val="center"/>
               <w:rPr>
                 <w:rFonts w:ascii="Times New Roman" w:hAnsi="Times New Roman" w:eastAsia="微软雅黑" w:cs="Times New Roman"/>
@@ -4840,7 +5004,8 @@
           <w:p>
             <w:pPr>
               <w:keepNext/>
-              <w:spacing w:before="26"/>
+              <w:widowControl w:val="0"/>
+              <w:spacing w:before="26" w:after="0" w:line="240" w:lineRule="auto"/>
               <w:jc w:val="center"/>
               <w:rPr>
                 <w:rFonts w:ascii="Times New Roman" w:hAnsi="Times New Roman" w:eastAsia="微软雅黑" w:cs="Times New Roman"/>
@@ -4873,7 +5038,8 @@
           <w:p>
             <w:pPr>
               <w:keepNext/>
-              <w:spacing w:before="26"/>
+              <w:widowControl w:val="0"/>
+              <w:spacing w:before="26" w:after="0" w:line="240" w:lineRule="auto"/>
               <w:jc w:val="center"/>
               <w:rPr>
                 <w:rFonts w:ascii="Times New Roman" w:hAnsi="Times New Roman" w:eastAsia="微软雅黑" w:cs="Times New Roman"/>
@@ -4938,7 +5104,8 @@
           <w:p>
             <w:pPr>
               <w:keepNext/>
-              <w:spacing w:before="26"/>
+              <w:widowControl w:val="0"/>
+              <w:spacing w:before="26" w:after="0" w:line="240" w:lineRule="auto"/>
               <w:jc w:val="center"/>
               <w:rPr>
                 <w:rFonts w:ascii="Times New Roman" w:hAnsi="Times New Roman" w:eastAsia="微软雅黑" w:cs="Times New Roman"/>
@@ -5066,7 +5233,8 @@
           <w:p>
             <w:pPr>
               <w:keepNext/>
-              <w:spacing w:before="26"/>
+              <w:widowControl w:val="0"/>
+              <w:spacing w:before="26" w:after="0" w:line="240" w:lineRule="auto"/>
               <w:jc w:val="center"/>
               <w:rPr>
                 <w:rFonts w:ascii="Times New Roman" w:hAnsi="Times New Roman" w:eastAsia="微软雅黑" w:cs="Times New Roman"/>
@@ -5114,7 +5282,8 @@
           <w:p>
             <w:pPr>
               <w:keepNext/>
-              <w:spacing w:before="26"/>
+              <w:widowControl w:val="0"/>
+              <w:spacing w:before="26" w:after="0" w:line="240" w:lineRule="auto"/>
               <w:rPr>
                 <w:rFonts w:ascii="Times New Roman" w:hAnsi="Times New Roman" w:eastAsia="微软雅黑" w:cs="Times New Roman"/>
                 <w:sz w:val="18"/>
@@ -5211,7 +5380,8 @@
           <w:p>
             <w:pPr>
               <w:keepNext/>
-              <w:spacing w:before="26"/>
+              <w:widowControl w:val="0"/>
+              <w:spacing w:before="26" w:after="0" w:line="240" w:lineRule="auto"/>
               <w:rPr>
                 <w:rFonts w:ascii="Times New Roman" w:hAnsi="Times New Roman" w:eastAsia="微软雅黑" w:cs="Times New Roman"/>
                 <w:sz w:val="18"/>
@@ -5234,7 +5404,8 @@
     </w:tbl>
     <w:p>
       <w:pPr>
-        <w:spacing w:before="26"/>
+        <w:widowControl w:val="0"/>
+        <w:spacing w:before="26" w:after="0" w:line="240" w:lineRule="auto"/>
         <w:rPr>
           <w:rFonts w:ascii="Times New Roman" w:hAnsi="Times New Roman" w:eastAsia="微软雅黑" w:cs="Times New Roman"/>
           <w:b/>
@@ -5257,7 +5428,8 @@
     <w:p>
       <w:pPr>
         <w:keepNext/>
-        <w:spacing w:before="26"/>
+        <w:widowControl w:val="0"/>
+        <w:spacing w:before="26" w:after="0" w:line="240" w:lineRule="auto"/>
         <w:rPr>
           <w:rFonts w:ascii="Times New Roman" w:hAnsi="Times New Roman" w:eastAsia="微软雅黑" w:cs="Times New Roman"/>
           <w:b/>
@@ -5340,6 +5512,8 @@
           <w:p>
             <w:pPr>
               <w:keepNext/>
+              <w:widowControl w:val="0"/>
+              <w:spacing w:after="0" w:line="240" w:lineRule="auto"/>
               <w:jc w:val="center"/>
               <w:rPr>
                 <w:rFonts w:ascii="Times New Roman" w:hAnsi="Times New Roman" w:eastAsia="微软雅黑" w:cs="Times New Roman"/>
@@ -5388,6 +5562,8 @@
           <w:p>
             <w:pPr>
               <w:keepNext/>
+              <w:widowControl w:val="0"/>
+              <w:spacing w:after="0" w:line="240" w:lineRule="auto"/>
               <w:jc w:val="center"/>
               <w:rPr>
                 <w:rFonts w:ascii="Times New Roman" w:hAnsi="Times New Roman" w:eastAsia="微软雅黑" w:cs="Times New Roman"/>
@@ -5436,6 +5612,8 @@
           <w:p>
             <w:pPr>
               <w:keepNext/>
+              <w:widowControl w:val="0"/>
+              <w:spacing w:after="0" w:line="240" w:lineRule="auto"/>
               <w:jc w:val="center"/>
               <w:rPr>
                 <w:rFonts w:ascii="Times New Roman" w:hAnsi="Times New Roman" w:eastAsia="微软雅黑" w:cs="Times New Roman"/>
@@ -5500,6 +5678,8 @@
           <w:p>
             <w:pPr>
               <w:keepNext/>
+              <w:widowControl w:val="0"/>
+              <w:spacing w:after="0" w:line="240" w:lineRule="auto"/>
               <w:jc w:val="center"/>
               <w:rPr>
                 <w:rFonts w:ascii="Times New Roman" w:hAnsi="Times New Roman" w:eastAsia="微软雅黑" w:cs="Times New Roman"/>
@@ -5570,7 +5750,8 @@
           <w:p>
             <w:pPr>
               <w:keepNext/>
-              <w:spacing w:before="26"/>
+              <w:widowControl w:val="0"/>
+              <w:spacing w:before="26" w:after="0" w:line="240" w:lineRule="auto"/>
               <w:jc w:val="center"/>
               <w:rPr>
                 <w:rFonts w:ascii="Times New Roman" w:hAnsi="Times New Roman" w:eastAsia="微软雅黑" w:cs="Times New Roman"/>
@@ -5628,7 +5809,8 @@
           </w:tcPr>
           <w:p>
             <w:pPr>
-              <w:spacing w:before="1" w:line="249" w:lineRule="auto"/>
+              <w:widowControl w:val="0"/>
+              <w:spacing w:before="1" w:after="0" w:line="249" w:lineRule="auto"/>
               <w:ind w:right="131"/>
               <w:jc w:val="center"/>
               <w:rPr>
@@ -5637,6 +5819,7 @@
                 <w:sz w:val="18"/>
                 <w:szCs w:val="18"/>
                 <w:highlight w:val="yellow"/>
+                <w:lang w:eastAsia="en-US"/>
               </w:rPr>
             </w:pPr>
             <w:r>
@@ -5693,7 +5876,8 @@
           <w:p>
             <w:pPr>
               <w:keepNext/>
-              <w:spacing w:before="26"/>
+              <w:widowControl w:val="0"/>
+              <w:spacing w:before="26" w:after="0" w:line="240" w:lineRule="auto"/>
               <w:jc w:val="center"/>
               <w:rPr>
                 <w:rFonts w:ascii="Times New Roman" w:hAnsi="Times New Roman" w:eastAsia="微软雅黑" w:cs="Times New Roman"/>
@@ -5748,7 +5932,8 @@
           <w:p>
             <w:pPr>
               <w:keepNext/>
-              <w:spacing w:before="26"/>
+              <w:widowControl w:val="0"/>
+              <w:spacing w:before="26" w:after="0" w:line="240" w:lineRule="auto"/>
               <w:jc w:val="center"/>
               <w:rPr>
                 <w:rFonts w:ascii="Times New Roman" w:hAnsi="Times New Roman" w:eastAsia="微软雅黑" w:cs="Times New Roman"/>
@@ -5803,7 +5988,8 @@
           <w:p>
             <w:pPr>
               <w:keepNext/>
-              <w:spacing w:before="26"/>
+              <w:widowControl w:val="0"/>
+              <w:spacing w:before="26" w:after="0" w:line="240" w:lineRule="auto"/>
               <w:jc w:val="center"/>
               <w:rPr>
                 <w:rFonts w:ascii="Times New Roman" w:hAnsi="Times New Roman" w:eastAsia="微软雅黑" w:cs="Times New Roman"/>
@@ -5881,7 +6067,8 @@
           <w:p>
             <w:pPr>
               <w:keepNext/>
-              <w:spacing w:before="26"/>
+              <w:widowControl w:val="0"/>
+              <w:spacing w:before="26" w:after="0" w:line="240" w:lineRule="auto"/>
               <w:jc w:val="center"/>
               <w:rPr>
                 <w:rFonts w:ascii="Times New Roman" w:hAnsi="Times New Roman" w:eastAsia="微软雅黑" w:cs="Times New Roman"/>
@@ -5907,7 +6094,8 @@
     </w:tbl>
     <w:p>
       <w:pPr>
-        <w:spacing w:before="26"/>
+        <w:widowControl w:val="0"/>
+        <w:spacing w:before="26" w:after="0" w:line="240" w:lineRule="auto"/>
         <w:rPr>
           <w:rFonts w:ascii="Times New Roman" w:hAnsi="Times New Roman" w:eastAsia="微软雅黑" w:cs="Times New Roman"/>
           <w:b/>
@@ -5930,7 +6118,8 @@
     <w:p>
       <w:pPr>
         <w:keepNext/>
-        <w:spacing w:before="26"/>
+        <w:widowControl w:val="0"/>
+        <w:spacing w:before="26" w:after="0" w:line="240" w:lineRule="auto"/>
         <w:rPr>
           <w:rFonts w:ascii="Times New Roman" w:hAnsi="Times New Roman" w:eastAsia="微软雅黑" w:cs="Times New Roman"/>
           <w:b/>
@@ -6013,6 +6202,8 @@
           <w:p>
             <w:pPr>
               <w:keepNext/>
+              <w:widowControl w:val="0"/>
+              <w:spacing w:after="0" w:line="240" w:lineRule="auto"/>
               <w:jc w:val="center"/>
               <w:rPr>
                 <w:rFonts w:ascii="Times New Roman" w:hAnsi="Times New Roman" w:eastAsia="微软雅黑" w:cs="Times New Roman"/>
@@ -6061,6 +6252,8 @@
           <w:p>
             <w:pPr>
               <w:keepNext/>
+              <w:widowControl w:val="0"/>
+              <w:spacing w:after="0" w:line="240" w:lineRule="auto"/>
               <w:jc w:val="center"/>
               <w:rPr>
                 <w:rFonts w:ascii="Times New Roman" w:hAnsi="Times New Roman" w:eastAsia="微软雅黑" w:cs="Times New Roman"/>
@@ -6109,6 +6302,8 @@
           <w:p>
             <w:pPr>
               <w:keepNext/>
+              <w:widowControl w:val="0"/>
+              <w:spacing w:after="0" w:line="240" w:lineRule="auto"/>
               <w:jc w:val="center"/>
               <w:rPr>
                 <w:rFonts w:ascii="Times New Roman" w:hAnsi="Times New Roman" w:eastAsia="微软雅黑" w:cs="Times New Roman"/>
@@ -6173,6 +6368,8 @@
           <w:p>
             <w:pPr>
               <w:keepNext/>
+              <w:widowControl w:val="0"/>
+              <w:spacing w:after="0" w:line="240" w:lineRule="auto"/>
               <w:jc w:val="center"/>
               <w:rPr>
                 <w:rFonts w:ascii="Times New Roman" w:hAnsi="Times New Roman" w:eastAsia="微软雅黑" w:cs="Times New Roman"/>
@@ -6243,7 +6440,8 @@
           <w:p>
             <w:pPr>
               <w:keepNext/>
-              <w:spacing w:before="26"/>
+              <w:widowControl w:val="0"/>
+              <w:spacing w:before="26" w:after="0" w:line="240" w:lineRule="auto"/>
               <w:jc w:val="center"/>
               <w:rPr>
                 <w:rFonts w:ascii="Times New Roman" w:hAnsi="Times New Roman" w:eastAsia="微软雅黑" w:cs="Times New Roman"/>
@@ -6321,7 +6519,8 @@
           </w:tcPr>
           <w:p>
             <w:pPr>
-              <w:spacing w:before="1" w:line="249" w:lineRule="auto"/>
+              <w:widowControl w:val="0"/>
+              <w:spacing w:before="1" w:after="0" w:line="249" w:lineRule="auto"/>
               <w:ind w:right="131"/>
               <w:jc w:val="center"/>
               <w:rPr>
@@ -6330,6 +6529,7 @@
                 <w:sz w:val="18"/>
                 <w:szCs w:val="18"/>
                 <w:highlight w:val="yellow"/>
+                <w:lang w:eastAsia="en-US"/>
               </w:rPr>
             </w:pPr>
             <w:r>
@@ -6386,7 +6586,8 @@
           <w:p>
             <w:pPr>
               <w:keepNext/>
-              <w:spacing w:before="26"/>
+              <w:widowControl w:val="0"/>
+              <w:spacing w:before="26" w:after="0" w:line="240" w:lineRule="auto"/>
               <w:jc w:val="center"/>
               <w:rPr>
                 <w:rFonts w:ascii="Times New Roman" w:hAnsi="Times New Roman" w:eastAsia="微软雅黑" w:cs="Times New Roman"/>
@@ -6441,7 +6642,8 @@
           <w:p>
             <w:pPr>
               <w:keepNext/>
-              <w:spacing w:before="26"/>
+              <w:widowControl w:val="0"/>
+              <w:spacing w:before="26" w:after="0" w:line="240" w:lineRule="auto"/>
               <w:jc w:val="center"/>
               <w:rPr>
                 <w:rFonts w:ascii="Times New Roman" w:hAnsi="Times New Roman" w:eastAsia="微软雅黑" w:cs="Times New Roman"/>
@@ -6496,7 +6698,8 @@
           <w:p>
             <w:pPr>
               <w:keepNext/>
-              <w:spacing w:before="26"/>
+              <w:widowControl w:val="0"/>
+              <w:spacing w:before="26" w:after="0" w:line="240" w:lineRule="auto"/>
               <w:jc w:val="center"/>
               <w:rPr>
                 <w:rFonts w:ascii="Times New Roman" w:hAnsi="Times New Roman" w:eastAsia="微软雅黑" w:cs="Times New Roman"/>
@@ -6574,7 +6777,8 @@
           <w:p>
             <w:pPr>
               <w:keepNext/>
-              <w:spacing w:before="26"/>
+              <w:widowControl w:val="0"/>
+              <w:spacing w:before="26" w:after="0" w:line="240" w:lineRule="auto"/>
               <w:jc w:val="center"/>
               <w:rPr>
                 <w:rFonts w:ascii="Times New Roman" w:hAnsi="Times New Roman" w:eastAsia="微软雅黑" w:cs="Times New Roman"/>
@@ -6600,7 +6804,8 @@
     </w:tbl>
     <w:p>
       <w:pPr>
-        <w:spacing w:before="26"/>
+        <w:widowControl w:val="0"/>
+        <w:spacing w:before="26" w:after="0" w:line="240" w:lineRule="auto"/>
         <w:rPr>
           <w:rFonts w:ascii="Times New Roman" w:hAnsi="Times New Roman" w:eastAsia="微软雅黑" w:cs="Times New Roman"/>
           <w:b/>
@@ -6623,7 +6828,8 @@
     <w:p>
       <w:pPr>
         <w:keepNext/>
-        <w:spacing w:before="26"/>
+        <w:widowControl w:val="0"/>
+        <w:spacing w:before="26" w:after="0" w:line="240" w:lineRule="auto"/>
         <w:rPr>
           <w:rFonts w:ascii="Times New Roman" w:hAnsi="Times New Roman" w:eastAsia="微软雅黑" w:cs="Times New Roman"/>
           <w:b/>
@@ -6708,7 +6914,8 @@
           <w:p>
             <w:pPr>
               <w:keepNext/>
-              <w:spacing w:before="26"/>
+              <w:widowControl w:val="0"/>
+              <w:spacing w:before="26" w:after="0" w:line="240" w:lineRule="auto"/>
               <w:jc w:val="center"/>
               <w:rPr>
                 <w:rFonts w:ascii="Times New Roman" w:hAnsi="Times New Roman" w:eastAsia="微软雅黑" w:cs="Times New Roman"/>
@@ -6757,7 +6964,8 @@
           <w:p>
             <w:pPr>
               <w:keepNext/>
-              <w:spacing w:before="26"/>
+              <w:widowControl w:val="0"/>
+              <w:spacing w:before="26" w:after="0" w:line="240" w:lineRule="auto"/>
               <w:jc w:val="center"/>
               <w:rPr>
                 <w:rFonts w:ascii="Times New Roman" w:hAnsi="Times New Roman" w:eastAsia="微软雅黑" w:cs="Times New Roman"/>
@@ -6806,7 +7014,8 @@
           <w:p>
             <w:pPr>
               <w:keepNext/>
-              <w:spacing w:before="26"/>
+              <w:widowControl w:val="0"/>
+              <w:spacing w:before="26" w:after="0" w:line="240" w:lineRule="auto"/>
               <w:jc w:val="center"/>
               <w:rPr>
                 <w:rFonts w:ascii="Times New Roman" w:hAnsi="Times New Roman" w:eastAsia="微软雅黑" w:cs="Times New Roman"/>
@@ -6855,7 +7064,8 @@
           <w:p>
             <w:pPr>
               <w:keepNext/>
-              <w:spacing w:before="26"/>
+              <w:widowControl w:val="0"/>
+              <w:spacing w:before="26" w:after="0" w:line="240" w:lineRule="auto"/>
               <w:jc w:val="center"/>
               <w:rPr>
                 <w:rFonts w:ascii="Times New Roman" w:hAnsi="Times New Roman" w:eastAsia="微软雅黑" w:cs="Times New Roman"/>
@@ -6904,7 +7114,8 @@
           <w:p>
             <w:pPr>
               <w:keepNext/>
-              <w:spacing w:before="26"/>
+              <w:widowControl w:val="0"/>
+              <w:spacing w:before="26" w:after="0" w:line="240" w:lineRule="auto"/>
               <w:jc w:val="center"/>
               <w:rPr>
                 <w:rFonts w:ascii="Times New Roman" w:hAnsi="Times New Roman" w:eastAsia="微软雅黑" w:cs="Times New Roman"/>
@@ -6953,7 +7164,8 @@
           <w:p>
             <w:pPr>
               <w:keepNext/>
-              <w:spacing w:before="26"/>
+              <w:widowControl w:val="0"/>
+              <w:spacing w:before="26" w:after="0" w:line="240" w:lineRule="auto"/>
               <w:jc w:val="center"/>
               <w:rPr>
                 <w:rFonts w:ascii="Times New Roman" w:hAnsi="Times New Roman" w:eastAsia="微软雅黑" w:cs="Times New Roman"/>
@@ -7021,7 +7233,8 @@
           <w:p>
             <w:pPr>
               <w:keepNext/>
-              <w:spacing w:before="26"/>
+              <w:widowControl w:val="0"/>
+              <w:spacing w:before="26" w:after="0" w:line="240" w:lineRule="auto"/>
               <w:jc w:val="center"/>
               <w:rPr>
                 <w:rFonts w:ascii="Times New Roman" w:hAnsi="Times New Roman" w:eastAsia="微软雅黑" w:cs="Times New Roman"/>
@@ -7077,7 +7290,8 @@
           <w:p>
             <w:pPr>
               <w:keepNext/>
-              <w:spacing w:before="26"/>
+              <w:widowControl w:val="0"/>
+              <w:spacing w:before="26" w:after="0" w:line="240" w:lineRule="auto"/>
               <w:jc w:val="center"/>
               <w:rPr>
                 <w:rFonts w:ascii="Times New Roman" w:hAnsi="Times New Roman" w:eastAsia="微软雅黑" w:cs="Times New Roman"/>
@@ -7113,6 +7327,8 @@
           <w:p>
             <w:pPr>
               <w:keepNext/>
+              <w:widowControl w:val="0"/>
+              <w:spacing w:after="0" w:line="240" w:lineRule="auto"/>
               <w:jc w:val="center"/>
               <w:rPr>
                 <w:rFonts w:ascii="Times New Roman" w:hAnsi="Times New Roman" w:eastAsia="微软雅黑" w:cs="Times New Roman"/>
@@ -7148,7 +7364,8 @@
           <w:p>
             <w:pPr>
               <w:keepNext/>
-              <w:spacing w:before="26"/>
+              <w:widowControl w:val="0"/>
+              <w:spacing w:before="26" w:after="0" w:line="240" w:lineRule="auto"/>
               <w:jc w:val="center"/>
               <w:rPr>
                 <w:rFonts w:ascii="Times New Roman" w:hAnsi="Times New Roman" w:eastAsia="微软雅黑" w:cs="Times New Roman"/>
@@ -7184,7 +7401,8 @@
           <w:p>
             <w:pPr>
               <w:keepNext/>
-              <w:spacing w:before="26"/>
+              <w:widowControl w:val="0"/>
+              <w:spacing w:before="26" w:after="0" w:line="240" w:lineRule="auto"/>
               <w:jc w:val="center"/>
               <w:rPr>
                 <w:rFonts w:ascii="Times New Roman" w:hAnsi="Times New Roman" w:eastAsia="微软雅黑" w:cs="Times New Roman"/>
@@ -7219,7 +7437,8 @@
           </w:tcPr>
           <w:p>
             <w:pPr>
-              <w:spacing w:before="1" w:line="249" w:lineRule="auto"/>
+              <w:widowControl w:val="0"/>
+              <w:spacing w:before="1" w:after="0" w:line="249" w:lineRule="auto"/>
               <w:ind w:right="131"/>
               <w:jc w:val="center"/>
               <w:rPr>
@@ -7261,6 +7480,8 @@
           <w:p>
             <w:pPr>
               <w:keepNext/>
+              <w:widowControl w:val="0"/>
+              <w:spacing w:after="0" w:line="240" w:lineRule="auto"/>
               <w:jc w:val="center"/>
               <w:rPr>
                 <w:rFonts w:ascii="Times New Roman" w:hAnsi="Times New Roman" w:eastAsia="微软雅黑" w:cs="Times New Roman"/>
@@ -7293,7 +7514,8 @@
           <w:p>
             <w:pPr>
               <w:keepNext/>
-              <w:spacing w:before="26"/>
+              <w:widowControl w:val="0"/>
+              <w:spacing w:before="26" w:after="0" w:line="240" w:lineRule="auto"/>
               <w:jc w:val="center"/>
               <w:rPr>
                 <w:rFonts w:ascii="Times New Roman" w:hAnsi="Times New Roman" w:eastAsia="微软雅黑" w:cs="Times New Roman"/>
@@ -7349,7 +7571,8 @@
           <w:p>
             <w:pPr>
               <w:keepNext/>
-              <w:spacing w:before="26"/>
+              <w:widowControl w:val="0"/>
+              <w:spacing w:before="26" w:after="0" w:line="240" w:lineRule="auto"/>
               <w:jc w:val="center"/>
               <w:rPr>
                 <w:rFonts w:ascii="Times New Roman" w:hAnsi="Times New Roman" w:eastAsia="微软雅黑" w:cs="Times New Roman"/>
@@ -7375,6 +7598,8 @@
     </w:tbl>
     <w:p>
       <w:pPr>
+        <w:widowControl w:val="0"/>
+        <w:spacing w:after="0" w:line="240" w:lineRule="auto"/>
         <w:rPr>
           <w:rFonts w:ascii="Times New Roman" w:hAnsi="Times New Roman" w:eastAsia="微软雅黑" w:cs="黑体"/>
           <w:b/>
@@ -7392,13 +7617,6 @@
       </w:pPr>
       <w:r>
         <w:rPr>
-          <w:rFonts w:hint="eastAsia"/>
-          <w:color w:val="auto"/>
-        </w:rPr>
-        <w:t>{% endif %}</w:t>
-      </w:r>
-      <w:r>
-        <w:rPr>
           <w:rFonts w:hint="eastAsia" w:ascii="Times New Roman" w:hAnsi="Times New Roman" w:eastAsia="微软雅黑" w:cs="Times New Roman"/>
           <w:b/>
           <w:bCs w:val="0"/>
@@ -7407,12 +7625,13 @@
           <w:szCs w:val="24"/>
           <w:lang w:val="en-US" w:eastAsia="zh-CN" w:bidi="ar-SA"/>
         </w:rPr>
-        <w:t>{% endif %}</w:t>
+        <w:t>{% endif %}{% endif %}</w:t>
       </w:r>
       <w:r>
         <w:rPr>
-          <w:rFonts w:hint="eastAsia"/>
+          <w:rFonts w:hint="eastAsia" w:ascii="宋体" w:hAnsi="宋体" w:eastAsia="宋体" w:cs="宋体"/>
           <w:color w:val="auto"/>
+          <w:lang w:eastAsia="en-US"/>
         </w:rPr>
         <w:t>{% endfor %}</w:t>
       </w:r>
@@ -7463,23 +7682,47 @@
     </w:p>
     <w:p>
       <w:pPr>
-        <w:pStyle w:val="3"/>
+        <w:keepNext w:val="0"/>
+        <w:keepLines w:val="0"/>
+        <w:pageBreakBefore w:val="0"/>
+        <w:widowControl w:val="0"/>
         <w:numPr>
           <w:ilvl w:val="255"/>
           <w:numId w:val="0"/>
         </w:numPr>
+        <w:kinsoku/>
+        <w:wordWrap/>
+        <w:overflowPunct/>
+        <w:topLinePunct w:val="0"/>
+        <w:autoSpaceDE/>
+        <w:autoSpaceDN/>
+        <w:bidi w:val="0"/>
+        <w:adjustRightInd/>
+        <w:snapToGrid/>
+        <w:spacing w:after="0" w:line="260" w:lineRule="auto"/>
         <w:jc w:val="left"/>
-        <w:rPr>
-          <w:lang w:eastAsia="zh-CN"/>
+        <w:textAlignment w:val="auto"/>
+        <w:outlineLvl w:val="1"/>
+        <w:rPr>
+          <w:rFonts w:ascii="Times New Roman" w:hAnsi="Times New Roman" w:eastAsia="微软雅黑" w:cs="黑体"/>
+          <w:b/>
+          <w:bCs/>
+          <w:color w:val="62B541"/>
+          <w:sz w:val="30"/>
+          <w:szCs w:val="30"/>
+          <w:lang w:val="en-US" w:eastAsia="zh-CN" w:bidi="ar-SA"/>
         </w:rPr>
       </w:pPr>
       <w:bookmarkStart w:id="10" w:name="_Toc17956"/>
       <w:r>
         <w:rPr>
-          <w:rFonts w:hint="eastAsia"/>
+          <w:rFonts w:hint="eastAsia" w:ascii="Times New Roman" w:hAnsi="Times New Roman" w:eastAsia="微软雅黑" w:cs="黑体"/>
+          <w:b/>
+          <w:bCs/>
           <w:color w:val="auto"/>
           <w:sz w:val="30"/>
-          <w:lang w:eastAsia="zh-CN"/>
+          <w:szCs w:val="30"/>
+          <w:lang w:val="en-US" w:eastAsia="zh-CN" w:bidi="ar-SA"/>
         </w:rPr>
         <w:t>本癌种FDA/NMPA获批的其他可选靶向药物</w:t>
       </w:r>
@@ -7546,14 +7789,29 @@
           </w:tcPr>
           <w:p>
             <w:pPr>
-              <w:pStyle w:val="12"/>
+              <w:keepNext w:val="0"/>
+              <w:keepLines w:val="0"/>
+              <w:pageBreakBefore w:val="0"/>
+              <w:widowControl w:val="0"/>
+              <w:kinsoku/>
+              <w:wordWrap/>
+              <w:overflowPunct/>
+              <w:topLinePunct w:val="0"/>
+              <w:autoSpaceDE/>
+              <w:autoSpaceDN/>
+              <w:bidi w:val="0"/>
+              <w:adjustRightInd/>
+              <w:snapToGrid/>
+              <w:spacing w:after="0" w:line="260" w:lineRule="auto"/>
               <w:jc w:val="center"/>
+              <w:textAlignment w:val="auto"/>
               <w:rPr>
                 <w:rFonts w:ascii="Times New Roman" w:hAnsi="Times New Roman" w:eastAsia="微软雅黑" w:cs="Times New Roman"/>
                 <w:b/>
                 <w:color w:val="FFFFFF" w:themeColor="background1"/>
                 <w:sz w:val="21"/>
                 <w:szCs w:val="21"/>
+                <w:lang w:val="en-US" w:eastAsia="en-US" w:bidi="ar-SA"/>
                 <w14:textFill>
                   <w14:solidFill>
                     <w14:schemeClr w14:val="bg1"/>
@@ -7568,6 +7826,7 @@
                 <w:color w:val="FFFFFF" w:themeColor="background1"/>
                 <w:sz w:val="21"/>
                 <w:szCs w:val="21"/>
+                <w:lang w:val="en-US" w:eastAsia="en-US" w:bidi="ar-SA"/>
                 <w14:textFill>
                   <w14:solidFill>
                     <w14:schemeClr w14:val="bg1"/>
@@ -7592,14 +7851,29 @@
           </w:tcPr>
           <w:p>
             <w:pPr>
-              <w:pStyle w:val="12"/>
+              <w:keepNext w:val="0"/>
+              <w:keepLines w:val="0"/>
+              <w:pageBreakBefore w:val="0"/>
+              <w:widowControl w:val="0"/>
+              <w:kinsoku/>
+              <w:wordWrap/>
+              <w:overflowPunct/>
+              <w:topLinePunct w:val="0"/>
+              <w:autoSpaceDE/>
+              <w:autoSpaceDN/>
+              <w:bidi w:val="0"/>
+              <w:adjustRightInd/>
+              <w:snapToGrid/>
+              <w:spacing w:after="0" w:line="260" w:lineRule="auto"/>
               <w:jc w:val="center"/>
+              <w:textAlignment w:val="auto"/>
               <w:rPr>
                 <w:rFonts w:ascii="Times New Roman" w:hAnsi="Times New Roman" w:eastAsia="微软雅黑" w:cs="Times New Roman"/>
                 <w:b/>
                 <w:color w:val="FFFFFF" w:themeColor="background1"/>
                 <w:sz w:val="21"/>
                 <w:szCs w:val="21"/>
+                <w:lang w:val="en-US" w:eastAsia="en-US" w:bidi="ar-SA"/>
                 <w14:textFill>
                   <w14:solidFill>
                     <w14:schemeClr w14:val="bg1"/>
@@ -7614,6 +7888,7 @@
                 <w:color w:val="FFFFFF" w:themeColor="background1"/>
                 <w:sz w:val="21"/>
                 <w:szCs w:val="21"/>
+                <w:lang w:val="en-US" w:eastAsia="en-US" w:bidi="ar-SA"/>
                 <w14:textFill>
                   <w14:solidFill>
                     <w14:schemeClr w14:val="bg1"/>
@@ -7638,14 +7913,29 @@
           </w:tcPr>
           <w:p>
             <w:pPr>
-              <w:pStyle w:val="12"/>
+              <w:keepNext w:val="0"/>
+              <w:keepLines w:val="0"/>
+              <w:pageBreakBefore w:val="0"/>
+              <w:widowControl w:val="0"/>
+              <w:kinsoku/>
+              <w:wordWrap/>
+              <w:overflowPunct/>
+              <w:topLinePunct w:val="0"/>
+              <w:autoSpaceDE/>
+              <w:autoSpaceDN/>
+              <w:bidi w:val="0"/>
+              <w:adjustRightInd/>
+              <w:snapToGrid/>
+              <w:spacing w:after="0" w:line="260" w:lineRule="auto"/>
               <w:jc w:val="center"/>
+              <w:textAlignment w:val="auto"/>
               <w:rPr>
                 <w:rFonts w:ascii="Times New Roman" w:hAnsi="Times New Roman" w:eastAsia="微软雅黑" w:cs="Times New Roman"/>
                 <w:b/>
                 <w:color w:val="FFFFFF" w:themeColor="background1"/>
                 <w:sz w:val="21"/>
                 <w:szCs w:val="21"/>
+                <w:lang w:val="en-US" w:eastAsia="en-US" w:bidi="ar-SA"/>
                 <w14:textFill>
                   <w14:solidFill>
                     <w14:schemeClr w14:val="bg1"/>
@@ -7660,6 +7950,7 @@
                 <w:color w:val="FFFFFF" w:themeColor="background1"/>
                 <w:sz w:val="21"/>
                 <w:szCs w:val="21"/>
+                <w:lang w:val="en-US" w:eastAsia="en-US" w:bidi="ar-SA"/>
                 <w14:textFill>
                   <w14:solidFill>
                     <w14:schemeClr w14:val="bg1"/>
@@ -7683,14 +7974,29 @@
           </w:tcPr>
           <w:p>
             <w:pPr>
-              <w:pStyle w:val="12"/>
+              <w:keepNext w:val="0"/>
+              <w:keepLines w:val="0"/>
+              <w:pageBreakBefore w:val="0"/>
+              <w:widowControl w:val="0"/>
+              <w:kinsoku/>
+              <w:wordWrap/>
+              <w:overflowPunct/>
+              <w:topLinePunct w:val="0"/>
+              <w:autoSpaceDE/>
+              <w:autoSpaceDN/>
+              <w:bidi w:val="0"/>
+              <w:adjustRightInd/>
+              <w:snapToGrid/>
+              <w:spacing w:after="0" w:line="260" w:lineRule="auto"/>
               <w:jc w:val="center"/>
+              <w:textAlignment w:val="auto"/>
               <w:rPr>
                 <w:rFonts w:ascii="Times New Roman" w:hAnsi="Times New Roman" w:eastAsia="微软雅黑" w:cs="Times New Roman"/>
                 <w:b/>
                 <w:color w:val="FFFFFF" w:themeColor="background1"/>
                 <w:sz w:val="21"/>
                 <w:szCs w:val="21"/>
+                <w:lang w:val="en-US" w:eastAsia="en-US" w:bidi="ar-SA"/>
                 <w14:textFill>
                   <w14:solidFill>
                     <w14:schemeClr w14:val="bg1"/>
@@ -7705,6 +8011,7 @@
                 <w:color w:val="FFFFFF" w:themeColor="background1"/>
                 <w:sz w:val="21"/>
                 <w:szCs w:val="21"/>
+                <w:lang w:val="en-US" w:eastAsia="en-US" w:bidi="ar-SA"/>
                 <w14:textFill>
                   <w14:solidFill>
                     <w14:schemeClr w14:val="bg1"/>
@@ -7746,6 +8053,7 @@
             <w:pPr>
               <w:widowControl/>
               <w:snapToGrid w:val="0"/>
+              <w:spacing w:after="0" w:line="240" w:lineRule="auto"/>
               <w:jc w:val="center"/>
               <w:textAlignment w:val="center"/>
               <w:rPr>
@@ -7796,6 +8104,7 @@
             <w:pPr>
               <w:widowControl/>
               <w:snapToGrid w:val="0"/>
+              <w:spacing w:after="0" w:line="240" w:lineRule="auto"/>
               <w:jc w:val="center"/>
               <w:textAlignment w:val="center"/>
               <w:rPr>
@@ -7825,6 +8134,7 @@
             <w:pPr>
               <w:widowControl/>
               <w:snapToGrid w:val="0"/>
+              <w:spacing w:after="0" w:line="240" w:lineRule="auto"/>
               <w:jc w:val="center"/>
               <w:textAlignment w:val="center"/>
               <w:rPr>
@@ -7854,6 +8164,7 @@
             <w:pPr>
               <w:widowControl/>
               <w:snapToGrid w:val="0"/>
+              <w:spacing w:after="0" w:line="240" w:lineRule="auto"/>
               <w:jc w:val="left"/>
               <w:textAlignment w:val="center"/>
               <w:rPr>
@@ -7883,6 +8194,7 @@
             <w:pPr>
               <w:widowControl/>
               <w:snapToGrid w:val="0"/>
+              <w:spacing w:after="0" w:line="240" w:lineRule="auto"/>
               <w:jc w:val="center"/>
               <w:textAlignment w:val="center"/>
               <w:rPr>
@@ -7934,6 +8246,7 @@
             <w:pPr>
               <w:widowControl/>
               <w:snapToGrid w:val="0"/>
+              <w:spacing w:after="0" w:line="240" w:lineRule="auto"/>
               <w:jc w:val="center"/>
               <w:textAlignment w:val="center"/>
               <w:rPr>
@@ -7978,21 +8291,13 @@
           <w:sz w:val="24"/>
         </w:rPr>
       </w:pPr>
-      <w:r>
-        <w:rPr>
-          <w:rFonts w:hint="default" w:ascii="Times New Roman" w:hAnsi="Times New Roman" w:cs="Times New Roman"/>
-          <w:sz w:val="24"/>
-          <w:szCs w:val="24"/>
-          <w:lang w:eastAsia="zh-CN"/>
-        </w:rPr>
-        <w:br w:type="page"/>
-      </w:r>
     </w:p>
     <w:sectPr>
       <w:pgSz w:w="11906" w:h="16838"/>
-      <w:pgMar w:top="720" w:right="720" w:bottom="720" w:left="720" w:header="851" w:footer="992" w:gutter="0"/>
-      <w:cols w:space="425" w:num="1"/>
-      <w:docGrid w:type="lines" w:linePitch="312" w:charSpace="0"/>
+      <w:pgMar w:top="1037" w:right="1020" w:bottom="981" w:left="1020" w:header="851" w:footer="992" w:gutter="0"/>
+      <w:cols w:space="0" w:num="1"/>
+      <w:rtlGutter w:val="0"/>
+      <w:docGrid w:linePitch="312" w:charSpace="0"/>
     </w:sectPr>
   </w:body>
 </w:document>

--- a/WebContent/docx/KIT_PDGFRA基因报告模板.docx
+++ b/WebContent/docx/KIT_PDGFRA基因报告模板.docx
@@ -1768,12 +1768,6 @@
             <w:insideH w:val="none" w:color="auto" w:sz="0" w:space="0"/>
             <w:insideV w:val="none" w:color="auto" w:sz="0" w:space="0"/>
           </w:tblBorders>
-          <w:tblCellMar>
-            <w:top w:w="0" w:type="dxa"/>
-            <w:left w:w="108" w:type="dxa"/>
-            <w:bottom w:w="0" w:type="dxa"/>
-            <w:right w:w="108" w:type="dxa"/>
-          </w:tblCellMar>
         </w:tblPrEx>
         <w:trPr>
           <w:cantSplit/>
@@ -2496,14 +2490,14 @@
       </w:pPr>
       <w:bookmarkStart w:id="0" w:name="_Toc149837264"/>
       <w:bookmarkStart w:id="1" w:name="_Toc16594"/>
-      <w:bookmarkStart w:id="2" w:name="_Toc13196_WPSOffice_Level1"/>
-      <w:bookmarkStart w:id="3" w:name="_Toc22658"/>
-      <w:bookmarkStart w:id="4" w:name="_Toc2409"/>
-      <w:bookmarkStart w:id="5" w:name="_Toc28240"/>
-      <w:bookmarkStart w:id="6" w:name="_Toc27302"/>
+      <w:bookmarkStart w:id="2" w:name="_Toc22658"/>
+      <w:bookmarkStart w:id="3" w:name="_Toc27302"/>
+      <w:bookmarkStart w:id="4" w:name="_Toc13196_WPSOffice_Level1"/>
+      <w:bookmarkStart w:id="5" w:name="_Toc21764_WPSOffice_Level1"/>
+      <w:bookmarkStart w:id="6" w:name="_Toc2409"/>
       <w:bookmarkStart w:id="7" w:name="_Toc1707_WPSOffice_Level1"/>
-      <w:bookmarkStart w:id="8" w:name="_Toc12505"/>
-      <w:bookmarkStart w:id="9" w:name="_Toc21764_WPSOffice_Level1"/>
+      <w:bookmarkStart w:id="8" w:name="_Toc28240"/>
+      <w:bookmarkStart w:id="9" w:name="_Toc12505"/>
       <w:r>
         <w:rPr>
           <w:rFonts w:hint="default" w:ascii="Times New Roman" w:hAnsi="Times New Roman" w:eastAsia="微软雅黑" w:cs="Times New Roman"/>
@@ -2590,59 +2584,7 @@
           <w:szCs w:val="24"/>
           <w:lang w:val="en-US" w:eastAsia="zh-CN" w:bidi="ar"/>
         </w:rPr>
-        <w:t>and (exon == ‘exon</w:t>
-      </w:r>
-      <w:r>
-        <w:rPr>
-          <w:rFonts w:hint="eastAsia" w:ascii="Times New Roman" w:hAnsi="Times New Roman" w:eastAsia="微软雅黑" w:cs="Times New Roman"/>
-          <w:b/>
-          <w:bCs w:val="0"/>
-          <w:color w:val="00B0F0"/>
-          <w:kern w:val="0"/>
-          <w:sz w:val="24"/>
-          <w:szCs w:val="24"/>
-          <w:lang w:val="en-US" w:eastAsia="zh-CN" w:bidi="ar"/>
-        </w:rPr>
-        <w:t>9</w:t>
-      </w:r>
-      <w:r>
-        <w:rPr>
-          <w:rFonts w:hint="default" w:ascii="Times New Roman" w:hAnsi="Times New Roman" w:eastAsia="微软雅黑" w:cs="Times New Roman"/>
-          <w:b/>
-          <w:bCs w:val="0"/>
-          <w:color w:val="00B0F0"/>
-          <w:kern w:val="0"/>
-          <w:sz w:val="24"/>
-          <w:szCs w:val="24"/>
-          <w:lang w:val="en-US" w:eastAsia="zh-CN" w:bidi="ar"/>
-        </w:rPr>
-        <w:t>’</w:t>
-      </w:r>
-      <w:r>
-        <w:rPr>
-          <w:rFonts w:hint="eastAsia" w:ascii="Times New Roman" w:hAnsi="Times New Roman" w:eastAsia="微软雅黑" w:cs="Times New Roman"/>
-          <w:b/>
-          <w:bCs w:val="0"/>
-          <w:color w:val="00B0F0"/>
-          <w:kern w:val="0"/>
-          <w:sz w:val="24"/>
-          <w:szCs w:val="24"/>
-          <w:lang w:val="en-US" w:eastAsia="zh-CN" w:bidi="ar"/>
-        </w:rPr>
-        <w:t xml:space="preserve"> or </w:t>
-      </w:r>
-      <w:r>
-        <w:rPr>
-          <w:rFonts w:hint="default" w:ascii="Times New Roman" w:hAnsi="Times New Roman" w:eastAsia="微软雅黑" w:cs="Times New Roman"/>
-          <w:b/>
-          <w:bCs w:val="0"/>
-          <w:color w:val="00B0F0"/>
-          <w:kern w:val="0"/>
-          <w:sz w:val="24"/>
-          <w:szCs w:val="24"/>
-          <w:lang w:val="en-US" w:eastAsia="zh-CN" w:bidi="ar"/>
-        </w:rPr>
-        <w:t>exon == ‘exon11’</w:t>
+        <w:t>and (exon == ‘exon11’</w:t>
       </w:r>
       <w:r>
         <w:rPr>
@@ -3027,81 +2969,7 @@
             </w14:srgbClr>
           </w14:shadow>
         </w:rPr>
-        <w:t>and (exon == ‘exon</w:t>
-      </w:r>
-      <w:r>
-        <w:rPr>
-          <w:rFonts w:hint="eastAsia" w:ascii="Times New Roman" w:hAnsi="Times New Roman" w:eastAsia="微软雅黑" w:cs="Times New Roman"/>
-          <w:b/>
-          <w:bCs w:val="0"/>
-          <w:color w:val="62B541"/>
-          <w:kern w:val="0"/>
-          <w:sz w:val="24"/>
-          <w:szCs w:val="24"/>
-          <w:lang w:val="en-US" w:eastAsia="zh-CN" w:bidi="ar"/>
-          <w14:shadow w14:blurRad="50800" w14:dist="38100" w14:dir="10800000" w14:sx="100000" w14:sy="100000" w14:kx="0" w14:ky="0" w14:algn="r">
-            <w14:srgbClr w14:val="62B541">
-              <w14:alpha w14:val="60000"/>
-            </w14:srgbClr>
-          </w14:shadow>
-        </w:rPr>
-        <w:t>9</w:t>
-      </w:r>
-      <w:r>
-        <w:rPr>
-          <w:rFonts w:hint="default" w:ascii="Times New Roman" w:hAnsi="Times New Roman" w:eastAsia="微软雅黑" w:cs="Times New Roman"/>
-          <w:b/>
-          <w:bCs w:val="0"/>
-          <w:color w:val="62B541"/>
-          <w:kern w:val="0"/>
-          <w:sz w:val="24"/>
-          <w:szCs w:val="24"/>
-          <w:lang w:val="en-US" w:eastAsia="zh-CN" w:bidi="ar"/>
-          <w14:shadow w14:blurRad="50800" w14:dist="38100" w14:dir="10800000" w14:sx="100000" w14:sy="100000" w14:kx="0" w14:ky="0" w14:algn="r">
-            <w14:srgbClr w14:val="62B541">
-              <w14:alpha w14:val="60000"/>
-            </w14:srgbClr>
-          </w14:shadow>
-        </w:rPr>
-        <w:t>’</w:t>
-      </w:r>
-      <w:r>
-        <w:rPr>
-          <w:rFonts w:hint="eastAsia" w:ascii="Times New Roman" w:hAnsi="Times New Roman" w:eastAsia="微软雅黑" w:cs="Times New Roman"/>
-          <w:b/>
-          <w:bCs w:val="0"/>
-          <w:color w:val="62B541"/>
-          <w:kern w:val="0"/>
-          <w:sz w:val="24"/>
-          <w:szCs w:val="24"/>
-          <w:lang w:val="en-US" w:eastAsia="zh-CN" w:bidi="ar"/>
-          <w14:shadow w14:blurRad="50800" w14:dist="38100" w14:dir="10800000" w14:sx="100000" w14:sy="100000" w14:kx="0" w14:ky="0" w14:algn="r">
-            <w14:srgbClr w14:val="62B541">
-              <w14:alpha w14:val="60000"/>
-            </w14:srgbClr>
-          </w14:shadow>
-        </w:rPr>
-        <w:t xml:space="preserve"> or </w:t>
-      </w:r>
-      <w:bookmarkStart w:id="11" w:name="_GoBack"/>
-      <w:bookmarkEnd w:id="11"/>
-      <w:r>
-        <w:rPr>
-          <w:rFonts w:hint="default" w:ascii="Times New Roman" w:hAnsi="Times New Roman" w:eastAsia="微软雅黑" w:cs="Times New Roman"/>
-          <w:b/>
-          <w:bCs w:val="0"/>
-          <w:color w:val="62B541"/>
-          <w:kern w:val="0"/>
-          <w:sz w:val="24"/>
-          <w:szCs w:val="24"/>
-          <w:lang w:val="en-US" w:eastAsia="zh-CN" w:bidi="ar"/>
-          <w14:shadow w14:blurRad="50800" w14:dist="38100" w14:dir="10800000" w14:sx="100000" w14:sy="100000" w14:kx="0" w14:ky="0" w14:algn="r">
-            <w14:srgbClr w14:val="62B541">
-              <w14:alpha w14:val="60000"/>
-            </w14:srgbClr>
-          </w14:shadow>
-        </w:rPr>
-        <w:t>exon == ‘exon11’</w:t>
+        <w:t>and (exon == ‘exon11’</w:t>
       </w:r>
       <w:r>
         <w:rPr>
@@ -3692,6 +3560,8 @@
                 <w:lang w:eastAsia="zh-CN"/>
               </w:rPr>
             </w:pPr>
+            <w:bookmarkStart w:id="11" w:name="_GoBack"/>
+            <w:bookmarkEnd w:id="11"/>
             <w:r>
               <w:rPr>
                 <w:rFonts w:ascii="Times New Roman" w:hAnsi="Times New Roman" w:eastAsia="微软雅黑" w:cs="Times New Roman"/>
@@ -7895,6 +7765,12 @@
             <w:insideH w:val="single" w:color="A4A4A4" w:sz="4" w:space="0"/>
             <w:insideV w:val="single" w:color="A4A4A4" w:sz="4" w:space="0"/>
           </w:tblBorders>
+          <w:tblCellMar>
+            <w:top w:w="0" w:type="dxa"/>
+            <w:left w:w="113" w:type="dxa"/>
+            <w:bottom w:w="0" w:type="dxa"/>
+            <w:right w:w="113" w:type="dxa"/>
+          </w:tblCellMar>
         </w:tblPrEx>
         <w:trPr>
           <w:trHeight w:val="567" w:hRule="atLeast"/>

--- a/WebContent/docx/KIT_PDGFRA基因报告模板.docx
+++ b/WebContent/docx/KIT_PDGFRA基因报告模板.docx
@@ -1768,6 +1768,12 @@
             <w:insideH w:val="none" w:color="auto" w:sz="0" w:space="0"/>
             <w:insideV w:val="none" w:color="auto" w:sz="0" w:space="0"/>
           </w:tblBorders>
+          <w:tblCellMar>
+            <w:top w:w="0" w:type="dxa"/>
+            <w:left w:w="108" w:type="dxa"/>
+            <w:bottom w:w="0" w:type="dxa"/>
+            <w:right w:w="108" w:type="dxa"/>
+          </w:tblCellMar>
         </w:tblPrEx>
         <w:trPr>
           <w:cantSplit/>
@@ -2490,14 +2496,14 @@
       </w:pPr>
       <w:bookmarkStart w:id="0" w:name="_Toc149837264"/>
       <w:bookmarkStart w:id="1" w:name="_Toc16594"/>
-      <w:bookmarkStart w:id="2" w:name="_Toc22658"/>
-      <w:bookmarkStart w:id="3" w:name="_Toc27302"/>
-      <w:bookmarkStart w:id="4" w:name="_Toc13196_WPSOffice_Level1"/>
-      <w:bookmarkStart w:id="5" w:name="_Toc21764_WPSOffice_Level1"/>
-      <w:bookmarkStart w:id="6" w:name="_Toc2409"/>
+      <w:bookmarkStart w:id="2" w:name="_Toc13196_WPSOffice_Level1"/>
+      <w:bookmarkStart w:id="3" w:name="_Toc22658"/>
+      <w:bookmarkStart w:id="4" w:name="_Toc2409"/>
+      <w:bookmarkStart w:id="5" w:name="_Toc28240"/>
+      <w:bookmarkStart w:id="6" w:name="_Toc27302"/>
       <w:bookmarkStart w:id="7" w:name="_Toc1707_WPSOffice_Level1"/>
-      <w:bookmarkStart w:id="8" w:name="_Toc28240"/>
-      <w:bookmarkStart w:id="9" w:name="_Toc12505"/>
+      <w:bookmarkStart w:id="8" w:name="_Toc12505"/>
+      <w:bookmarkStart w:id="9" w:name="_Toc21764_WPSOffice_Level1"/>
       <w:r>
         <w:rPr>
           <w:rFonts w:hint="default" w:ascii="Times New Roman" w:hAnsi="Times New Roman" w:eastAsia="微软雅黑" w:cs="Times New Roman"/>
@@ -2584,7 +2590,59 @@
           <w:szCs w:val="24"/>
           <w:lang w:val="en-US" w:eastAsia="zh-CN" w:bidi="ar"/>
         </w:rPr>
-        <w:t>and (exon == ‘exon11’</w:t>
+        <w:t>and (exon == ‘exon</w:t>
+      </w:r>
+      <w:r>
+        <w:rPr>
+          <w:rFonts w:hint="eastAsia" w:ascii="Times New Roman" w:hAnsi="Times New Roman" w:eastAsia="微软雅黑" w:cs="Times New Roman"/>
+          <w:b/>
+          <w:bCs w:val="0"/>
+          <w:color w:val="00B0F0"/>
+          <w:kern w:val="0"/>
+          <w:sz w:val="24"/>
+          <w:szCs w:val="24"/>
+          <w:lang w:val="en-US" w:eastAsia="zh-CN" w:bidi="ar"/>
+        </w:rPr>
+        <w:t>9</w:t>
+      </w:r>
+      <w:r>
+        <w:rPr>
+          <w:rFonts w:hint="default" w:ascii="Times New Roman" w:hAnsi="Times New Roman" w:eastAsia="微软雅黑" w:cs="Times New Roman"/>
+          <w:b/>
+          <w:bCs w:val="0"/>
+          <w:color w:val="00B0F0"/>
+          <w:kern w:val="0"/>
+          <w:sz w:val="24"/>
+          <w:szCs w:val="24"/>
+          <w:lang w:val="en-US" w:eastAsia="zh-CN" w:bidi="ar"/>
+        </w:rPr>
+        <w:t>’</w:t>
+      </w:r>
+      <w:r>
+        <w:rPr>
+          <w:rFonts w:hint="eastAsia" w:ascii="Times New Roman" w:hAnsi="Times New Roman" w:eastAsia="微软雅黑" w:cs="Times New Roman"/>
+          <w:b/>
+          <w:bCs w:val="0"/>
+          <w:color w:val="00B0F0"/>
+          <w:kern w:val="0"/>
+          <w:sz w:val="24"/>
+          <w:szCs w:val="24"/>
+          <w:lang w:val="en-US" w:eastAsia="zh-CN" w:bidi="ar"/>
+        </w:rPr>
+        <w:t xml:space="preserve"> or </w:t>
+      </w:r>
+      <w:r>
+        <w:rPr>
+          <w:rFonts w:hint="default" w:ascii="Times New Roman" w:hAnsi="Times New Roman" w:eastAsia="微软雅黑" w:cs="Times New Roman"/>
+          <w:b/>
+          <w:bCs w:val="0"/>
+          <w:color w:val="00B0F0"/>
+          <w:kern w:val="0"/>
+          <w:sz w:val="24"/>
+          <w:szCs w:val="24"/>
+          <w:lang w:val="en-US" w:eastAsia="zh-CN" w:bidi="ar"/>
+        </w:rPr>
+        <w:t>exon == ‘exon11’</w:t>
       </w:r>
       <w:r>
         <w:rPr>
@@ -2969,7 +3027,81 @@
             </w14:srgbClr>
           </w14:shadow>
         </w:rPr>
-        <w:t>and (exon == ‘exon11’</w:t>
+        <w:t>and (exon == ‘exon</w:t>
+      </w:r>
+      <w:r>
+        <w:rPr>
+          <w:rFonts w:hint="eastAsia" w:ascii="Times New Roman" w:hAnsi="Times New Roman" w:eastAsia="微软雅黑" w:cs="Times New Roman"/>
+          <w:b/>
+          <w:bCs w:val="0"/>
+          <w:color w:val="62B541"/>
+          <w:kern w:val="0"/>
+          <w:sz w:val="24"/>
+          <w:szCs w:val="24"/>
+          <w:lang w:val="en-US" w:eastAsia="zh-CN" w:bidi="ar"/>
+          <w14:shadow w14:blurRad="50800" w14:dist="38100" w14:dir="10800000" w14:sx="100000" w14:sy="100000" w14:kx="0" w14:ky="0" w14:algn="r">
+            <w14:srgbClr w14:val="62B541">
+              <w14:alpha w14:val="60000"/>
+            </w14:srgbClr>
+          </w14:shadow>
+        </w:rPr>
+        <w:t>9</w:t>
+      </w:r>
+      <w:r>
+        <w:rPr>
+          <w:rFonts w:hint="default" w:ascii="Times New Roman" w:hAnsi="Times New Roman" w:eastAsia="微软雅黑" w:cs="Times New Roman"/>
+          <w:b/>
+          <w:bCs w:val="0"/>
+          <w:color w:val="62B541"/>
+          <w:kern w:val="0"/>
+          <w:sz w:val="24"/>
+          <w:szCs w:val="24"/>
+          <w:lang w:val="en-US" w:eastAsia="zh-CN" w:bidi="ar"/>
+          <w14:shadow w14:blurRad="50800" w14:dist="38100" w14:dir="10800000" w14:sx="100000" w14:sy="100000" w14:kx="0" w14:ky="0" w14:algn="r">
+            <w14:srgbClr w14:val="62B541">
+              <w14:alpha w14:val="60000"/>
+            </w14:srgbClr>
+          </w14:shadow>
+        </w:rPr>
+        <w:t>’</w:t>
+      </w:r>
+      <w:r>
+        <w:rPr>
+          <w:rFonts w:hint="eastAsia" w:ascii="Times New Roman" w:hAnsi="Times New Roman" w:eastAsia="微软雅黑" w:cs="Times New Roman"/>
+          <w:b/>
+          <w:bCs w:val="0"/>
+          <w:color w:val="62B541"/>
+          <w:kern w:val="0"/>
+          <w:sz w:val="24"/>
+          <w:szCs w:val="24"/>
+          <w:lang w:val="en-US" w:eastAsia="zh-CN" w:bidi="ar"/>
+          <w14:shadow w14:blurRad="50800" w14:dist="38100" w14:dir="10800000" w14:sx="100000" w14:sy="100000" w14:kx="0" w14:ky="0" w14:algn="r">
+            <w14:srgbClr w14:val="62B541">
+              <w14:alpha w14:val="60000"/>
+            </w14:srgbClr>
+          </w14:shadow>
+        </w:rPr>
+        <w:t xml:space="preserve"> or </w:t>
+      </w:r>
+      <w:bookmarkStart w:id="11" w:name="_GoBack"/>
+      <w:bookmarkEnd w:id="11"/>
+      <w:r>
+        <w:rPr>
+          <w:rFonts w:hint="default" w:ascii="Times New Roman" w:hAnsi="Times New Roman" w:eastAsia="微软雅黑" w:cs="Times New Roman"/>
+          <w:b/>
+          <w:bCs w:val="0"/>
+          <w:color w:val="62B541"/>
+          <w:kern w:val="0"/>
+          <w:sz w:val="24"/>
+          <w:szCs w:val="24"/>
+          <w:lang w:val="en-US" w:eastAsia="zh-CN" w:bidi="ar"/>
+          <w14:shadow w14:blurRad="50800" w14:dist="38100" w14:dir="10800000" w14:sx="100000" w14:sy="100000" w14:kx="0" w14:ky="0" w14:algn="r">
+            <w14:srgbClr w14:val="62B541">
+              <w14:alpha w14:val="60000"/>
+            </w14:srgbClr>
+          </w14:shadow>
+        </w:rPr>
+        <w:t>exon == ‘exon11’</w:t>
       </w:r>
       <w:r>
         <w:rPr>
@@ -3560,8 +3692,6 @@
                 <w:lang w:eastAsia="zh-CN"/>
               </w:rPr>
             </w:pPr>
-            <w:bookmarkStart w:id="11" w:name="_GoBack"/>
-            <w:bookmarkEnd w:id="11"/>
             <w:r>
               <w:rPr>
                 <w:rFonts w:ascii="Times New Roman" w:hAnsi="Times New Roman" w:eastAsia="微软雅黑" w:cs="Times New Roman"/>
@@ -7765,12 +7895,6 @@
             <w:insideH w:val="single" w:color="A4A4A4" w:sz="4" w:space="0"/>
             <w:insideV w:val="single" w:color="A4A4A4" w:sz="4" w:space="0"/>
           </w:tblBorders>
-          <w:tblCellMar>
-            <w:top w:w="0" w:type="dxa"/>
-            <w:left w:w="113" w:type="dxa"/>
-            <w:bottom w:w="0" w:type="dxa"/>
-            <w:right w:w="113" w:type="dxa"/>
-          </w:tblCellMar>
         </w:tblPrEx>
         <w:trPr>
           <w:trHeight w:val="567" w:hRule="atLeast"/>

--- a/WebContent/docx/KIT_PDGFRA基因报告模板.docx
+++ b/WebContent/docx/KIT_PDGFRA基因报告模板.docx
@@ -832,17 +832,7 @@
                 <w:sz w:val="24"/>
                 <w:szCs w:val="24"/>
               </w:rPr>
-              <w:t>送检医生：</w:t>
-            </w:r>
-            <w:r>
-              <w:rPr>
-                <w:rFonts w:hint="eastAsia" w:ascii="Times New Roman" w:hAnsi="Times New Roman" w:eastAsia="微软雅黑" w:cs="微软雅黑"/>
-                <w:bCs/>
-                <w:color w:val="000000"/>
-                <w:sz w:val="24"/>
-                <w:szCs w:val="24"/>
-              </w:rPr>
-              <w:t>{{ doctorname }}</w:t>
+              <w:t>订单编号：-</w:t>
             </w:r>
           </w:p>
         </w:tc>
@@ -1039,7 +1029,7 @@
                 <w:sz w:val="24"/>
                 <w:szCs w:val="24"/>
               </w:rPr>
-              <w:t>送检时间：</w:t>
+              <w:t>接收时间：</w:t>
             </w:r>
             <w:r>
               <w:rPr>
@@ -1049,7 +1039,7 @@
                 <w:sz w:val="24"/>
                 <w:szCs w:val="24"/>
               </w:rPr>
-              <w:t>{{ commission_date }}</w:t>
+              <w:t>{{ receiveddate }}</w:t>
             </w:r>
           </w:p>
         </w:tc>
@@ -1078,7 +1068,8 @@
         </w:trPr>
         <w:tc>
           <w:tcPr>
-            <w:tcW w:w="1596" w:type="pct"/>
+            <w:tcW w:w="5000" w:type="pct"/>
+            <w:gridSpan w:val="3"/>
             <w:tcBorders>
               <w:tl2br w:val="nil"/>
               <w:tr2bl w:val="nil"/>
@@ -1119,88 +1110,6 @@
                 <w:szCs w:val="24"/>
               </w:rPr>
               <w:t>{{ diseaseName }}</w:t>
-            </w:r>
-          </w:p>
-        </w:tc>
-        <w:tc>
-          <w:tcPr>
-            <w:tcW w:w="1690" w:type="pct"/>
-            <w:tcBorders>
-              <w:tl2br w:val="nil"/>
-              <w:tr2bl w:val="nil"/>
-            </w:tcBorders>
-            <w:shd w:val="clear" w:color="auto" w:fill="auto"/>
-            <w:vAlign w:val="center"/>
-          </w:tcPr>
-          <w:p>
-            <w:pPr>
-              <w:adjustRightInd w:val="0"/>
-              <w:snapToGrid w:val="0"/>
-              <w:spacing w:after="0" w:line="240" w:lineRule="auto"/>
-              <w:jc w:val="both"/>
-              <w:rPr>
-                <w:rFonts w:ascii="Times New Roman" w:hAnsi="Times New Roman" w:eastAsia="微软雅黑" w:cs="微软雅黑"/>
-                <w:bCs/>
-                <w:color w:val="000000"/>
-                <w:sz w:val="24"/>
-                <w:szCs w:val="24"/>
-              </w:rPr>
-            </w:pPr>
-            <w:r>
-              <w:rPr>
-                <w:rFonts w:ascii="Times New Roman" w:hAnsi="Times New Roman" w:eastAsia="微软雅黑" w:cs="微软雅黑"/>
-                <w:bCs/>
-                <w:color w:val="000000"/>
-                <w:sz w:val="24"/>
-                <w:szCs w:val="24"/>
-              </w:rPr>
-              <w:t>订单编号：-</w:t>
-            </w:r>
-          </w:p>
-        </w:tc>
-        <w:tc>
-          <w:tcPr>
-            <w:tcW w:w="1713" w:type="pct"/>
-            <w:tcBorders>
-              <w:tl2br w:val="nil"/>
-              <w:tr2bl w:val="nil"/>
-            </w:tcBorders>
-            <w:shd w:val="clear" w:color="auto" w:fill="auto"/>
-            <w:vAlign w:val="center"/>
-          </w:tcPr>
-          <w:p>
-            <w:pPr>
-              <w:adjustRightInd w:val="0"/>
-              <w:snapToGrid w:val="0"/>
-              <w:spacing w:after="0" w:line="240" w:lineRule="auto"/>
-              <w:jc w:val="both"/>
-              <w:rPr>
-                <w:rFonts w:ascii="Times New Roman" w:hAnsi="Times New Roman" w:eastAsia="微软雅黑" w:cs="微软雅黑"/>
-                <w:bCs/>
-                <w:color w:val="000000"/>
-                <w:sz w:val="24"/>
-                <w:szCs w:val="24"/>
-              </w:rPr>
-            </w:pPr>
-            <w:r>
-              <w:rPr>
-                <w:rFonts w:ascii="Times New Roman" w:hAnsi="Times New Roman" w:eastAsia="微软雅黑" w:cs="微软雅黑"/>
-                <w:bCs/>
-                <w:color w:val="000000"/>
-                <w:sz w:val="24"/>
-                <w:szCs w:val="24"/>
-              </w:rPr>
-              <w:t>接收时间：</w:t>
-            </w:r>
-            <w:r>
-              <w:rPr>
-                <w:rFonts w:hint="eastAsia" w:ascii="Times New Roman" w:hAnsi="Times New Roman" w:eastAsia="微软雅黑" w:cs="微软雅黑"/>
-                <w:bCs/>
-                <w:color w:val="000000"/>
-                <w:sz w:val="24"/>
-                <w:szCs w:val="24"/>
-              </w:rPr>
-              <w:t>{{ receiveddate }}</w:t>
             </w:r>
           </w:p>
         </w:tc>
@@ -2495,15 +2404,15 @@
         </w:rPr>
       </w:pPr>
       <w:bookmarkStart w:id="0" w:name="_Toc149837264"/>
-      <w:bookmarkStart w:id="1" w:name="_Toc16594"/>
+      <w:bookmarkStart w:id="1" w:name="_Toc1707_WPSOffice_Level1"/>
       <w:bookmarkStart w:id="2" w:name="_Toc13196_WPSOffice_Level1"/>
-      <w:bookmarkStart w:id="3" w:name="_Toc22658"/>
-      <w:bookmarkStart w:id="4" w:name="_Toc2409"/>
+      <w:bookmarkStart w:id="3" w:name="_Toc12505"/>
+      <w:bookmarkStart w:id="4" w:name="_Toc22658"/>
       <w:bookmarkStart w:id="5" w:name="_Toc28240"/>
       <w:bookmarkStart w:id="6" w:name="_Toc27302"/>
-      <w:bookmarkStart w:id="7" w:name="_Toc1707_WPSOffice_Level1"/>
-      <w:bookmarkStart w:id="8" w:name="_Toc12505"/>
-      <w:bookmarkStart w:id="9" w:name="_Toc21764_WPSOffice_Level1"/>
+      <w:bookmarkStart w:id="7" w:name="_Toc2409"/>
+      <w:bookmarkStart w:id="8" w:name="_Toc21764_WPSOffice_Level1"/>
+      <w:bookmarkStart w:id="9" w:name="_Toc16594"/>
       <w:r>
         <w:rPr>
           <w:rFonts w:hint="default" w:ascii="Times New Roman" w:hAnsi="Times New Roman" w:eastAsia="微软雅黑" w:cs="Times New Roman"/>
@@ -2929,7 +2838,7 @@
           <w:rFonts w:hint="eastAsia" w:ascii="微软雅黑" w:hAnsi="微软雅黑" w:eastAsia="微软雅黑" w:cs="微软雅黑"/>
           <w:b/>
           <w:bCs/>
-          <w:color w:val="62B541"/>
+          <w:color w:val="0083C3"/>
           <w:sz w:val="32"/>
           <w:lang w:eastAsia="en-US"/>
           <w14:shadow w14:blurRad="50800" w14:dist="38100" w14:dir="10800000" w14:sx="100000" w14:sy="100000" w14:kx="0" w14:ky="0" w14:algn="r">
@@ -3083,8 +2992,6 @@
         </w:rPr>
         <w:t xml:space="preserve"> or </w:t>
       </w:r>
-      <w:bookmarkStart w:id="11" w:name="_GoBack"/>
-      <w:bookmarkEnd w:id="11"/>
       <w:r>
         <w:rPr>
           <w:rFonts w:hint="default" w:ascii="Times New Roman" w:hAnsi="Times New Roman" w:eastAsia="微软雅黑" w:cs="Times New Roman"/>
@@ -3473,8 +3380,8 @@
       </w:tblPr>
       <w:tblGrid>
         <w:gridCol w:w="432"/>
-        <w:gridCol w:w="1191"/>
-        <w:gridCol w:w="8247"/>
+        <w:gridCol w:w="986"/>
+        <w:gridCol w:w="8452"/>
       </w:tblGrid>
       <w:tr>
         <w:tblPrEx>
@@ -3499,7 +3406,7 @@
         </w:trPr>
         <w:tc>
           <w:tcPr>
-            <w:tcW w:w="1623" w:type="dxa"/>
+            <w:tcW w:w="1418" w:type="dxa"/>
             <w:gridSpan w:val="2"/>
             <w:tcBorders>
               <w:top w:val="nil"/>
@@ -3507,7 +3414,7 @@
               <w:bottom w:val="single" w:color="FFFFFF" w:themeColor="background1" w:sz="18" w:space="0"/>
               <w:right w:val="nil"/>
             </w:tcBorders>
-            <w:shd w:val="clear" w:color="auto" w:fill="62B541"/>
+            <w:shd w:val="clear" w:color="auto" w:fill="0083C3"/>
             <w:vAlign w:val="center"/>
           </w:tcPr>
           <w:p>
@@ -3550,7 +3457,7 @@
         </w:tc>
         <w:tc>
           <w:tcPr>
-            <w:tcW w:w="8247" w:type="dxa"/>
+            <w:tcW w:w="8452" w:type="dxa"/>
             <w:tcBorders>
               <w:top w:val="single" w:color="BFBFBF" w:sz="4" w:space="0"/>
               <w:left w:val="nil"/>
@@ -3677,7 +3584,7 @@
               <w:bottom w:val="single" w:color="FFFFFF" w:themeColor="background1" w:sz="18" w:space="0"/>
               <w:right w:val="single" w:color="FFFFFF" w:themeColor="background1" w:sz="18" w:space="0"/>
             </w:tcBorders>
-            <w:shd w:val="clear" w:color="auto" w:fill="62B541"/>
+            <w:shd w:val="clear" w:color="auto" w:fill="0083C3"/>
             <w:vAlign w:val="center"/>
           </w:tcPr>
           <w:p>
@@ -3712,14 +3619,14 @@
         </w:tc>
         <w:tc>
           <w:tcPr>
-            <w:tcW w:w="1191" w:type="dxa"/>
+            <w:tcW w:w="986" w:type="dxa"/>
             <w:tcBorders>
               <w:top w:val="single" w:color="FFFFFF" w:themeColor="background1" w:sz="18" w:space="0"/>
               <w:left w:val="single" w:color="FFFFFF" w:themeColor="background1" w:sz="18" w:space="0"/>
               <w:bottom w:val="single" w:color="FFFFFF" w:themeColor="background1" w:sz="18" w:space="0"/>
               <w:right w:val="nil"/>
             </w:tcBorders>
-            <w:shd w:val="clear" w:color="auto" w:fill="62B541"/>
+            <w:shd w:val="clear" w:color="auto" w:fill="0083C3"/>
             <w:vAlign w:val="center"/>
           </w:tcPr>
           <w:p>
@@ -3761,7 +3668,7 @@
         </w:tc>
         <w:tc>
           <w:tcPr>
-            <w:tcW w:w="8247" w:type="dxa"/>
+            <w:tcW w:w="8452" w:type="dxa"/>
             <w:tcBorders>
               <w:top w:val="single" w:color="A4A4A4" w:sz="4" w:space="0"/>
               <w:left w:val="nil"/>
@@ -3869,7 +3776,7 @@
               <w:bottom w:val="single" w:color="FFFFFF" w:themeColor="background1" w:sz="18" w:space="0"/>
               <w:right w:val="single" w:color="FFFFFF" w:themeColor="background1" w:sz="18" w:space="0"/>
             </w:tcBorders>
-            <w:shd w:val="clear" w:color="auto" w:fill="62B541"/>
+            <w:shd w:val="clear" w:color="auto" w:fill="0083C3"/>
             <w:vAlign w:val="center"/>
           </w:tcPr>
           <w:p>
@@ -3895,14 +3802,14 @@
         </w:tc>
         <w:tc>
           <w:tcPr>
-            <w:tcW w:w="1191" w:type="dxa"/>
+            <w:tcW w:w="986" w:type="dxa"/>
             <w:tcBorders>
               <w:top w:val="single" w:color="FFFFFF" w:themeColor="background1" w:sz="18" w:space="0"/>
               <w:left w:val="single" w:color="FFFFFF" w:themeColor="background1" w:sz="18" w:space="0"/>
               <w:bottom w:val="single" w:color="FFFFFF" w:themeColor="background1" w:sz="18" w:space="0"/>
               <w:right w:val="nil"/>
             </w:tcBorders>
-            <w:shd w:val="clear" w:color="auto" w:fill="62B541"/>
+            <w:shd w:val="clear" w:color="auto" w:fill="0083C3"/>
             <w:vAlign w:val="center"/>
           </w:tcPr>
           <w:p>
@@ -3944,7 +3851,7 @@
         </w:tc>
         <w:tc>
           <w:tcPr>
-            <w:tcW w:w="8247" w:type="dxa"/>
+            <w:tcW w:w="8452" w:type="dxa"/>
             <w:tcBorders>
               <w:top w:val="single" w:color="A4A4A4" w:sz="4" w:space="0"/>
               <w:left w:val="nil"/>
@@ -4053,7 +3960,7 @@
               <w:bottom w:val="single" w:color="FFFFFF" w:themeColor="background1" w:sz="18" w:space="0"/>
               <w:right w:val="single" w:color="FFFFFF" w:themeColor="background1" w:sz="18" w:space="0"/>
             </w:tcBorders>
-            <w:shd w:val="clear" w:color="auto" w:fill="62B541"/>
+            <w:shd w:val="clear" w:color="auto" w:fill="0083C3"/>
             <w:vAlign w:val="center"/>
           </w:tcPr>
           <w:p>
@@ -4079,14 +3986,14 @@
         </w:tc>
         <w:tc>
           <w:tcPr>
-            <w:tcW w:w="1191" w:type="dxa"/>
+            <w:tcW w:w="986" w:type="dxa"/>
             <w:tcBorders>
               <w:top w:val="single" w:color="FFFFFF" w:themeColor="background1" w:sz="18" w:space="0"/>
               <w:left w:val="single" w:color="FFFFFF" w:themeColor="background1" w:sz="18" w:space="0"/>
               <w:bottom w:val="single" w:color="FFFFFF" w:themeColor="background1" w:sz="18" w:space="0"/>
               <w:right w:val="nil"/>
             </w:tcBorders>
-            <w:shd w:val="clear" w:color="auto" w:fill="62B541"/>
+            <w:shd w:val="clear" w:color="auto" w:fill="0083C3"/>
             <w:vAlign w:val="center"/>
           </w:tcPr>
           <w:p>
@@ -4128,7 +4035,7 @@
         </w:tc>
         <w:tc>
           <w:tcPr>
-            <w:tcW w:w="8247" w:type="dxa"/>
+            <w:tcW w:w="8452" w:type="dxa"/>
             <w:tcBorders>
               <w:top w:val="single" w:color="A4A4A4" w:sz="4" w:space="0"/>
               <w:left w:val="nil"/>
@@ -4237,7 +4144,7 @@
               <w:bottom w:val="single" w:color="FFFFFF" w:themeColor="background1" w:sz="18" w:space="0"/>
               <w:right w:val="single" w:color="FFFFFF" w:themeColor="background1" w:sz="18" w:space="0"/>
             </w:tcBorders>
-            <w:shd w:val="clear" w:color="auto" w:fill="62B541"/>
+            <w:shd w:val="clear" w:color="auto" w:fill="0083C3"/>
             <w:vAlign w:val="center"/>
           </w:tcPr>
           <w:p>
@@ -4263,14 +4170,14 @@
         </w:tc>
         <w:tc>
           <w:tcPr>
-            <w:tcW w:w="1191" w:type="dxa"/>
+            <w:tcW w:w="986" w:type="dxa"/>
             <w:tcBorders>
               <w:top w:val="single" w:color="FFFFFF" w:themeColor="background1" w:sz="18" w:space="0"/>
               <w:left w:val="single" w:color="FFFFFF" w:themeColor="background1" w:sz="18" w:space="0"/>
               <w:bottom w:val="single" w:color="FFFFFF" w:themeColor="background1" w:sz="18" w:space="0"/>
               <w:right w:val="nil"/>
             </w:tcBorders>
-            <w:shd w:val="clear" w:color="auto" w:fill="62B541"/>
+            <w:shd w:val="clear" w:color="auto" w:fill="0083C3"/>
             <w:vAlign w:val="center"/>
           </w:tcPr>
           <w:p>
@@ -4328,7 +4235,7 @@
         </w:tc>
         <w:tc>
           <w:tcPr>
-            <w:tcW w:w="8247" w:type="dxa"/>
+            <w:tcW w:w="8452" w:type="dxa"/>
             <w:tcBorders>
               <w:top w:val="single" w:color="A4A4A4" w:sz="4" w:space="0"/>
               <w:left w:val="nil"/>
@@ -4472,7 +4379,7 @@
               <w:left w:val="nil"/>
               <w:right w:val="single" w:color="FFFFFF" w:themeColor="background1" w:sz="18" w:space="0"/>
             </w:tcBorders>
-            <w:shd w:val="clear" w:color="auto" w:fill="62B541"/>
+            <w:shd w:val="clear" w:color="auto" w:fill="0083C3"/>
             <w:vAlign w:val="center"/>
           </w:tcPr>
           <w:p>
@@ -4515,14 +4422,14 @@
         </w:tc>
         <w:tc>
           <w:tcPr>
-            <w:tcW w:w="1191" w:type="dxa"/>
+            <w:tcW w:w="986" w:type="dxa"/>
             <w:tcBorders>
               <w:top w:val="single" w:color="FFFFFF" w:themeColor="background1" w:sz="18" w:space="0"/>
               <w:left w:val="single" w:color="FFFFFF" w:themeColor="background1" w:sz="18" w:space="0"/>
               <w:bottom w:val="single" w:color="FFFFFF" w:themeColor="background1" w:sz="18" w:space="0"/>
               <w:right w:val="nil"/>
             </w:tcBorders>
-            <w:shd w:val="clear" w:color="auto" w:fill="62B541"/>
+            <w:shd w:val="clear" w:color="auto" w:fill="0083C3"/>
             <w:vAlign w:val="center"/>
           </w:tcPr>
           <w:p>
@@ -4565,7 +4472,7 @@
         </w:tc>
         <w:tc>
           <w:tcPr>
-            <w:tcW w:w="8247" w:type="dxa"/>
+            <w:tcW w:w="8452" w:type="dxa"/>
             <w:tcBorders>
               <w:top w:val="single" w:color="A4A4A4" w:sz="4" w:space="0"/>
               <w:left w:val="nil"/>
@@ -4701,7 +4608,7 @@
               <w:left w:val="nil"/>
               <w:right w:val="single" w:color="FFFFFF" w:themeColor="background1" w:sz="18" w:space="0"/>
             </w:tcBorders>
-            <w:shd w:val="clear" w:color="auto" w:fill="62B541"/>
+            <w:shd w:val="clear" w:color="auto" w:fill="0083C3"/>
             <w:vAlign w:val="center"/>
           </w:tcPr>
           <w:p>
@@ -4728,14 +4635,14 @@
         </w:tc>
         <w:tc>
           <w:tcPr>
-            <w:tcW w:w="1191" w:type="dxa"/>
+            <w:tcW w:w="986" w:type="dxa"/>
             <w:tcBorders>
               <w:top w:val="single" w:color="FFFFFF" w:themeColor="background1" w:sz="18" w:space="0"/>
               <w:left w:val="single" w:color="FFFFFF" w:themeColor="background1" w:sz="18" w:space="0"/>
               <w:bottom w:val="single" w:color="FFFFFF" w:themeColor="background1" w:sz="18" w:space="0"/>
               <w:right w:val="nil"/>
             </w:tcBorders>
-            <w:shd w:val="clear" w:color="auto" w:fill="62B541"/>
+            <w:shd w:val="clear" w:color="auto" w:fill="0083C3"/>
             <w:vAlign w:val="center"/>
           </w:tcPr>
           <w:p>
@@ -4778,7 +4685,7 @@
         </w:tc>
         <w:tc>
           <w:tcPr>
-            <w:tcW w:w="8247" w:type="dxa"/>
+            <w:tcW w:w="8452" w:type="dxa"/>
             <w:tcBorders>
               <w:top w:val="single" w:color="A4A4A4" w:sz="4" w:space="0"/>
               <w:left w:val="nil"/>
@@ -4914,7 +4821,7 @@
               <w:left w:val="nil"/>
               <w:right w:val="single" w:color="FFFFFF" w:themeColor="background1" w:sz="18" w:space="0"/>
             </w:tcBorders>
-            <w:shd w:val="clear" w:color="auto" w:fill="62B541"/>
+            <w:shd w:val="clear" w:color="auto" w:fill="0083C3"/>
             <w:vAlign w:val="center"/>
           </w:tcPr>
           <w:p>
@@ -4941,14 +4848,14 @@
         </w:tc>
         <w:tc>
           <w:tcPr>
-            <w:tcW w:w="1191" w:type="dxa"/>
+            <w:tcW w:w="986" w:type="dxa"/>
             <w:tcBorders>
               <w:top w:val="single" w:color="FFFFFF" w:themeColor="background1" w:sz="18" w:space="0"/>
               <w:left w:val="single" w:color="FFFFFF" w:themeColor="background1" w:sz="18" w:space="0"/>
               <w:bottom w:val="single" w:color="FFFFFF" w:themeColor="background1" w:sz="18" w:space="0"/>
               <w:right w:val="nil"/>
             </w:tcBorders>
-            <w:shd w:val="clear" w:color="auto" w:fill="62B541"/>
+            <w:shd w:val="clear" w:color="auto" w:fill="0083C3"/>
             <w:vAlign w:val="center"/>
           </w:tcPr>
           <w:p>
@@ -4991,7 +4898,7 @@
         </w:tc>
         <w:tc>
           <w:tcPr>
-            <w:tcW w:w="8247" w:type="dxa"/>
+            <w:tcW w:w="8452" w:type="dxa"/>
             <w:tcBorders>
               <w:top w:val="single" w:color="A4A4A4" w:sz="4" w:space="0"/>
               <w:left w:val="nil"/>
@@ -5128,7 +5035,7 @@
               <w:bottom w:val="single" w:color="FFFFFF" w:themeColor="background1" w:sz="18" w:space="0"/>
               <w:right w:val="single" w:color="FFFFFF" w:themeColor="background1" w:sz="18" w:space="0"/>
             </w:tcBorders>
-            <w:shd w:val="clear" w:color="auto" w:fill="62B541"/>
+            <w:shd w:val="clear" w:color="auto" w:fill="0083C3"/>
             <w:vAlign w:val="center"/>
           </w:tcPr>
           <w:p>
@@ -5155,14 +5062,14 @@
         </w:tc>
         <w:tc>
           <w:tcPr>
-            <w:tcW w:w="1191" w:type="dxa"/>
+            <w:tcW w:w="986" w:type="dxa"/>
             <w:tcBorders>
               <w:top w:val="single" w:color="FFFFFF" w:themeColor="background1" w:sz="18" w:space="0"/>
               <w:left w:val="single" w:color="FFFFFF" w:themeColor="background1" w:sz="18" w:space="0"/>
               <w:bottom w:val="single" w:color="FFFFFF" w:themeColor="background1" w:sz="18" w:space="0"/>
               <w:right w:val="nil"/>
             </w:tcBorders>
-            <w:shd w:val="clear" w:color="auto" w:fill="62B541"/>
+            <w:shd w:val="clear" w:color="auto" w:fill="0083C3"/>
             <w:vAlign w:val="center"/>
           </w:tcPr>
           <w:p>
@@ -5221,7 +5128,7 @@
         </w:tc>
         <w:tc>
           <w:tcPr>
-            <w:tcW w:w="8247" w:type="dxa"/>
+            <w:tcW w:w="8452" w:type="dxa"/>
             <w:tcBorders>
               <w:top w:val="single" w:color="A4A4A4" w:sz="4" w:space="0"/>
               <w:left w:val="nil"/>
@@ -5350,14 +5257,14 @@
         </w:trPr>
         <w:tc>
           <w:tcPr>
-            <w:tcW w:w="1623" w:type="dxa"/>
+            <w:tcW w:w="1418" w:type="dxa"/>
             <w:gridSpan w:val="2"/>
             <w:tcBorders>
               <w:top w:val="single" w:color="FFFFFF" w:themeColor="background1" w:sz="18" w:space="0"/>
               <w:left w:val="nil"/>
               <w:right w:val="nil"/>
             </w:tcBorders>
-            <w:shd w:val="clear" w:color="auto" w:fill="62B541"/>
+            <w:shd w:val="clear" w:color="auto" w:fill="0083C3"/>
             <w:vAlign w:val="center"/>
           </w:tcPr>
           <w:p>
@@ -5400,7 +5307,7 @@
         </w:tc>
         <w:tc>
           <w:tcPr>
-            <w:tcW w:w="8247" w:type="dxa"/>
+            <w:tcW w:w="8452" w:type="dxa"/>
             <w:tcBorders>
               <w:top w:val="single" w:color="A4A4A4" w:sz="4" w:space="0"/>
               <w:left w:val="nil"/>
@@ -5636,7 +5543,7 @@
               <w:bottom w:val="nil"/>
               <w:right w:val="single" w:color="FFFFFF" w:sz="18" w:space="0"/>
             </w:tcBorders>
-            <w:shd w:val="clear" w:color="auto" w:fill="62B541"/>
+            <w:shd w:val="clear" w:color="auto" w:fill="0083C3"/>
             <w:vAlign w:val="center"/>
           </w:tcPr>
           <w:p>
@@ -5686,7 +5593,7 @@
               <w:bottom w:val="nil"/>
               <w:right w:val="single" w:color="FFFFFF" w:sz="18" w:space="0"/>
             </w:tcBorders>
-            <w:shd w:val="clear" w:color="auto" w:fill="62B541"/>
+            <w:shd w:val="clear" w:color="auto" w:fill="0083C3"/>
             <w:vAlign w:val="center"/>
           </w:tcPr>
           <w:p>
@@ -5736,7 +5643,7 @@
               <w:bottom w:val="nil"/>
               <w:right w:val="single" w:color="FFFFFF" w:sz="18" w:space="0"/>
             </w:tcBorders>
-            <w:shd w:val="clear" w:color="auto" w:fill="62B541"/>
+            <w:shd w:val="clear" w:color="auto" w:fill="0083C3"/>
             <w:vAlign w:val="center"/>
           </w:tcPr>
           <w:p>
@@ -5802,7 +5709,7 @@
               <w:bottom w:val="nil"/>
               <w:right w:val="nil"/>
             </w:tcBorders>
-            <w:shd w:val="clear" w:color="auto" w:fill="62B541"/>
+            <w:shd w:val="clear" w:color="auto" w:fill="0083C3"/>
             <w:vAlign w:val="center"/>
           </w:tcPr>
           <w:p>
@@ -6326,7 +6233,7 @@
               <w:bottom w:val="nil"/>
               <w:right w:val="single" w:color="FFFFFF" w:sz="18" w:space="0"/>
             </w:tcBorders>
-            <w:shd w:val="clear" w:color="auto" w:fill="62B541"/>
+            <w:shd w:val="clear" w:color="auto" w:fill="0083C3"/>
             <w:vAlign w:val="center"/>
           </w:tcPr>
           <w:p>
@@ -6376,7 +6283,7 @@
               <w:bottom w:val="nil"/>
               <w:right w:val="single" w:color="FFFFFF" w:sz="18" w:space="0"/>
             </w:tcBorders>
-            <w:shd w:val="clear" w:color="auto" w:fill="62B541"/>
+            <w:shd w:val="clear" w:color="auto" w:fill="0083C3"/>
             <w:vAlign w:val="center"/>
           </w:tcPr>
           <w:p>
@@ -6426,7 +6333,7 @@
               <w:bottom w:val="nil"/>
               <w:right w:val="single" w:color="FFFFFF" w:sz="18" w:space="0"/>
             </w:tcBorders>
-            <w:shd w:val="clear" w:color="auto" w:fill="62B541"/>
+            <w:shd w:val="clear" w:color="auto" w:fill="0083C3"/>
             <w:vAlign w:val="center"/>
           </w:tcPr>
           <w:p>
@@ -6492,7 +6399,7 @@
               <w:bottom w:val="nil"/>
               <w:right w:val="nil"/>
             </w:tcBorders>
-            <w:shd w:val="clear" w:color="auto" w:fill="62B541"/>
+            <w:shd w:val="clear" w:color="auto" w:fill="0083C3"/>
             <w:vAlign w:val="center"/>
           </w:tcPr>
           <w:p>
@@ -7038,7 +6945,7 @@
               <w:bottom w:val="nil"/>
               <w:right w:val="single" w:color="FFFFFF" w:sz="18" w:space="0"/>
             </w:tcBorders>
-            <w:shd w:val="clear" w:color="auto" w:fill="62B541"/>
+            <w:shd w:val="clear" w:color="auto" w:fill="0083C3"/>
             <w:vAlign w:val="center"/>
           </w:tcPr>
           <w:p>
@@ -7088,7 +6995,7 @@
               <w:bottom w:val="nil"/>
               <w:right w:val="single" w:color="FFFFFF" w:sz="18" w:space="0"/>
             </w:tcBorders>
-            <w:shd w:val="clear" w:color="auto" w:fill="62B541"/>
+            <w:shd w:val="clear" w:color="auto" w:fill="0083C3"/>
             <w:vAlign w:val="center"/>
           </w:tcPr>
           <w:p>
@@ -7138,7 +7045,7 @@
               <w:bottom w:val="nil"/>
               <w:right w:val="single" w:color="FFFFFF" w:sz="18" w:space="0"/>
             </w:tcBorders>
-            <w:shd w:val="clear" w:color="auto" w:fill="62B541"/>
+            <w:shd w:val="clear" w:color="auto" w:fill="0083C3"/>
             <w:vAlign w:val="center"/>
           </w:tcPr>
           <w:p>
@@ -7188,7 +7095,7 @@
               <w:bottom w:val="nil"/>
               <w:right w:val="single" w:color="FFFFFF" w:sz="18" w:space="0"/>
             </w:tcBorders>
-            <w:shd w:val="clear" w:color="auto" w:fill="62B541"/>
+            <w:shd w:val="clear" w:color="auto" w:fill="0083C3"/>
             <w:vAlign w:val="center"/>
           </w:tcPr>
           <w:p>
@@ -7238,7 +7145,7 @@
               <w:bottom w:val="nil"/>
               <w:right w:val="single" w:color="FFFFFF" w:sz="18" w:space="0"/>
             </w:tcBorders>
-            <w:shd w:val="clear" w:color="auto" w:fill="62BC41"/>
+            <w:shd w:val="clear" w:color="auto" w:fill="0083C3"/>
             <w:vAlign w:val="center"/>
           </w:tcPr>
           <w:p>
@@ -7288,7 +7195,7 @@
               <w:bottom w:val="nil"/>
               <w:right w:val="nil"/>
             </w:tcBorders>
-            <w:shd w:val="clear" w:color="auto" w:fill="62BC41"/>
+            <w:shd w:val="clear" w:color="auto" w:fill="0083C3"/>
             <w:vAlign w:val="center"/>
           </w:tcPr>
           <w:p>
@@ -7797,7 +7704,7 @@
           <w:rFonts w:ascii="Times New Roman" w:hAnsi="Times New Roman" w:eastAsia="微软雅黑" w:cs="黑体"/>
           <w:b/>
           <w:bCs/>
-          <w:color w:val="62B541"/>
+          <w:color w:val="0083C3"/>
           <w:sz w:val="32"/>
           <w:szCs w:val="36"/>
           <w:lang w:val="en-US" w:eastAsia="zh-CN" w:bidi="ar-SA"/>
@@ -7895,6 +7802,12 @@
             <w:insideH w:val="single" w:color="A4A4A4" w:sz="4" w:space="0"/>
             <w:insideV w:val="single" w:color="A4A4A4" w:sz="4" w:space="0"/>
           </w:tblBorders>
+          <w:tblCellMar>
+            <w:top w:w="0" w:type="dxa"/>
+            <w:left w:w="113" w:type="dxa"/>
+            <w:bottom w:w="0" w:type="dxa"/>
+            <w:right w:w="113" w:type="dxa"/>
+          </w:tblCellMar>
         </w:tblPrEx>
         <w:trPr>
           <w:trHeight w:val="567" w:hRule="atLeast"/>
@@ -7908,7 +7821,7 @@
               <w:bottom w:val="nil"/>
               <w:right w:val="single" w:color="FFFFFF" w:sz="18" w:space="0"/>
             </w:tcBorders>
-            <w:shd w:val="clear" w:color="auto" w:fill="62BC41"/>
+            <w:shd w:val="clear" w:color="auto" w:fill="0083C3"/>
             <w:vAlign w:val="center"/>
           </w:tcPr>
           <w:p>
@@ -7970,7 +7883,7 @@
               <w:bottom w:val="nil"/>
               <w:right w:val="single" w:color="FFFFFF" w:sz="18" w:space="0"/>
             </w:tcBorders>
-            <w:shd w:val="clear" w:color="auto" w:fill="62BC41"/>
+            <w:shd w:val="clear" w:color="auto" w:fill="0083C3"/>
             <w:vAlign w:val="center"/>
           </w:tcPr>
           <w:p>
@@ -8032,7 +7945,7 @@
               <w:bottom w:val="nil"/>
               <w:right w:val="single" w:color="FFFFFF" w:sz="18" w:space="0"/>
             </w:tcBorders>
-            <w:shd w:val="clear" w:color="auto" w:fill="62BC41"/>
+            <w:shd w:val="clear" w:color="auto" w:fill="0083C3"/>
             <w:vAlign w:val="center"/>
           </w:tcPr>
           <w:p>
@@ -8093,7 +8006,7 @@
               <w:left w:val="single" w:color="FFFFFF" w:sz="18" w:space="0"/>
               <w:bottom w:val="nil"/>
             </w:tcBorders>
-            <w:shd w:val="clear" w:color="auto" w:fill="62BC41"/>
+            <w:shd w:val="clear" w:color="auto" w:fill="0083C3"/>
             <w:vAlign w:val="center"/>
           </w:tcPr>
           <w:p>
@@ -8415,6 +8328,8 @@
           <w:sz w:val="24"/>
         </w:rPr>
       </w:pPr>
+      <w:bookmarkStart w:id="11" w:name="_GoBack"/>
+      <w:bookmarkEnd w:id="11"/>
     </w:p>
     <w:sectPr>
       <w:pgSz w:w="11906" w:h="16838"/>

--- a/WebContent/docx/KIT_PDGFRA基因报告模板.docx
+++ b/WebContent/docx/KIT_PDGFRA基因报告模板.docx
@@ -1642,7 +1642,7 @@
     <w:tbl>
       <w:tblPr>
         <w:tblStyle w:val="8"/>
-        <w:tblW w:w="4850" w:type="pct"/>
+        <w:tblW w:w="10205" w:type="dxa"/>
         <w:jc w:val="center"/>
         <w:tblBorders>
           <w:top w:val="single" w:color="auto" w:sz="4" w:space="0"/>
@@ -1661,11 +1661,9 @@
         </w:tblCellMar>
       </w:tblPr>
       <w:tblGrid>
-        <w:gridCol w:w="1368"/>
-        <w:gridCol w:w="1219"/>
-        <w:gridCol w:w="2266"/>
-        <w:gridCol w:w="2590"/>
-        <w:gridCol w:w="2337"/>
+        <w:gridCol w:w="3401"/>
+        <w:gridCol w:w="3402"/>
+        <w:gridCol w:w="3402"/>
       </w:tblGrid>
       <w:tr>
         <w:tblPrEx>
@@ -1691,7 +1689,7 @@
         </w:trPr>
         <w:tc>
           <w:tcPr>
-            <w:tcW w:w="700" w:type="pct"/>
+            <w:tcW w:w="3402" w:type="dxa"/>
             <w:tcBorders>
               <w:top w:val="single" w:color="auto" w:sz="4" w:space="0"/>
               <w:bottom w:val="single" w:color="auto" w:sz="4" w:space="0"/>
@@ -1724,7 +1722,7 @@
         </w:tc>
         <w:tc>
           <w:tcPr>
-            <w:tcW w:w="623" w:type="pct"/>
+            <w:tcW w:w="3402" w:type="dxa"/>
             <w:tcBorders>
               <w:top w:val="single" w:color="auto" w:sz="4" w:space="0"/>
               <w:bottom w:val="single" w:color="auto" w:sz="4" w:space="0"/>
@@ -1757,7 +1755,7 @@
         </w:tc>
         <w:tc>
           <w:tcPr>
-            <w:tcW w:w="1158" w:type="pct"/>
+            <w:tcW w:w="3402" w:type="dxa"/>
             <w:tcBorders>
               <w:top w:val="single" w:color="auto" w:sz="4" w:space="0"/>
               <w:bottom w:val="single" w:color="auto" w:sz="4" w:space="0"/>
@@ -1784,73 +1782,7 @@
                 <w:sz w:val="24"/>
                 <w:szCs w:val="24"/>
               </w:rPr>
-              <w:t>核苷酸突变</w:t>
-            </w:r>
-          </w:p>
-        </w:tc>
-        <w:tc>
-          <w:tcPr>
-            <w:tcW w:w="1324" w:type="pct"/>
-            <w:tcBorders>
-              <w:top w:val="single" w:color="auto" w:sz="4" w:space="0"/>
-              <w:bottom w:val="single" w:color="auto" w:sz="4" w:space="0"/>
-            </w:tcBorders>
-            <w:vAlign w:val="center"/>
-          </w:tcPr>
-          <w:p>
-            <w:pPr>
-              <w:adjustRightInd w:val="0"/>
-              <w:snapToGrid w:val="0"/>
-              <w:spacing w:after="0" w:line="240" w:lineRule="auto"/>
-              <w:jc w:val="center"/>
-              <w:rPr>
-                <w:rFonts w:ascii="Times New Roman" w:hAnsi="Times New Roman" w:eastAsia="微软雅黑" w:cs="Times New Roman"/>
-                <w:b/>
-                <w:sz w:val="24"/>
-                <w:szCs w:val="24"/>
-              </w:rPr>
-            </w:pPr>
-            <w:r>
-              <w:rPr>
-                <w:rFonts w:ascii="Times New Roman" w:hAnsi="Times New Roman" w:eastAsia="微软雅黑" w:cs="Times New Roman"/>
-                <w:b/>
-                <w:sz w:val="24"/>
-                <w:szCs w:val="24"/>
-              </w:rPr>
               <w:t>蛋白质变异</w:t>
-            </w:r>
-          </w:p>
-        </w:tc>
-        <w:tc>
-          <w:tcPr>
-            <w:tcW w:w="1195" w:type="pct"/>
-            <w:tcBorders>
-              <w:top w:val="single" w:color="auto" w:sz="4" w:space="0"/>
-              <w:bottom w:val="single" w:color="auto" w:sz="4" w:space="0"/>
-            </w:tcBorders>
-            <w:vAlign w:val="center"/>
-          </w:tcPr>
-          <w:p>
-            <w:pPr>
-              <w:adjustRightInd w:val="0"/>
-              <w:snapToGrid w:val="0"/>
-              <w:spacing w:after="0" w:line="240" w:lineRule="auto"/>
-              <w:jc w:val="center"/>
-              <w:rPr>
-                <w:rFonts w:ascii="Times New Roman" w:hAnsi="Times New Roman" w:eastAsia="微软雅黑" w:cs="Times New Roman"/>
-                <w:b/>
-                <w:sz w:val="24"/>
-                <w:szCs w:val="24"/>
-              </w:rPr>
-            </w:pPr>
-            <w:r>
-              <w:rPr>
-                <w:rFonts w:ascii="Times New Roman" w:hAnsi="Times New Roman" w:eastAsia="微软雅黑" w:cs="Times New Roman"/>
-                <w:b/>
-                <w:sz w:val="24"/>
-                <w:szCs w:val="24"/>
-              </w:rPr>
-              <w:t>突变丰度</w:t>
             </w:r>
           </w:p>
         </w:tc>
@@ -1879,8 +1811,8 @@
         </w:trPr>
         <w:tc>
           <w:tcPr>
-            <w:tcW w:w="5000" w:type="pct"/>
-            <w:gridSpan w:val="5"/>
+            <w:tcW w:w="3402" w:type="dxa"/>
+            <w:gridSpan w:val="3"/>
             <w:vAlign w:val="center"/>
           </w:tcPr>
           <w:p>
@@ -1948,8 +1880,8 @@
         </w:trPr>
         <w:tc>
           <w:tcPr>
-            <w:tcW w:w="5000" w:type="pct"/>
-            <w:gridSpan w:val="5"/>
+            <w:tcW w:w="3402" w:type="dxa"/>
+            <w:gridSpan w:val="3"/>
             <w:vAlign w:val="center"/>
           </w:tcPr>
           <w:p>
@@ -2017,7 +1949,7 @@
         </w:trPr>
         <w:tc>
           <w:tcPr>
-            <w:tcW w:w="700" w:type="pct"/>
+            <w:tcW w:w="3402" w:type="dxa"/>
             <w:vAlign w:val="center"/>
           </w:tcPr>
           <w:p>
@@ -2046,14 +1978,12 @@
         </w:tc>
         <w:tc>
           <w:tcPr>
-            <w:tcW w:w="623" w:type="pct"/>
-            <w:vAlign w:val="center"/>
-          </w:tcPr>
-          <w:p>
-            <w:pPr>
-              <w:adjustRightInd w:val="0"/>
-              <w:snapToGrid w:val="0"/>
-              <w:spacing w:after="0" w:line="240" w:lineRule="auto"/>
+            <w:tcW w:w="3402" w:type="dxa"/>
+            <w:vAlign w:val="center"/>
+          </w:tcPr>
+          <w:p>
+            <w:pPr>
+              <w:spacing w:after="0"/>
               <w:jc w:val="center"/>
               <w:rPr>
                 <w:rFonts w:ascii="Times New Roman" w:hAnsi="Times New Roman" w:eastAsia="微软雅黑" w:cs="Times New Roman"/>
@@ -2075,7 +2005,7 @@
         </w:tc>
         <w:tc>
           <w:tcPr>
-            <w:tcW w:w="1158" w:type="pct"/>
+            <w:tcW w:w="3402" w:type="dxa"/>
             <w:vAlign w:val="center"/>
           </w:tcPr>
           <w:p>
@@ -2096,61 +2026,7 @@
                 <w:szCs w:val="24"/>
                 <w:lang w:eastAsia="en-US"/>
               </w:rPr>
-              <w:t>{{ tip.cHGVS }}</w:t>
-            </w:r>
-          </w:p>
-        </w:tc>
-        <w:tc>
-          <w:tcPr>
-            <w:tcW w:w="1324" w:type="pct"/>
-            <w:vAlign w:val="center"/>
-          </w:tcPr>
-          <w:p>
-            <w:pPr>
-              <w:spacing w:after="0"/>
-              <w:jc w:val="center"/>
-              <w:rPr>
-                <w:rFonts w:ascii="Times New Roman" w:hAnsi="Times New Roman" w:eastAsia="微软雅黑" w:cs="Times New Roman"/>
-                <w:sz w:val="24"/>
-                <w:szCs w:val="24"/>
-                <w:lang w:eastAsia="en-US"/>
-              </w:rPr>
-            </w:pPr>
-            <w:r>
-              <w:rPr>
-                <w:rFonts w:ascii="Times New Roman" w:hAnsi="Times New Roman" w:eastAsia="微软雅黑" w:cs="Times New Roman"/>
-                <w:sz w:val="24"/>
-                <w:szCs w:val="24"/>
-                <w:lang w:eastAsia="en-US"/>
-              </w:rPr>
               <w:t>{{ tip.pHGVS }}</w:t>
-            </w:r>
-          </w:p>
-        </w:tc>
-        <w:tc>
-          <w:tcPr>
-            <w:tcW w:w="1195" w:type="pct"/>
-            <w:vAlign w:val="center"/>
-          </w:tcPr>
-          <w:p>
-            <w:pPr>
-              <w:spacing w:after="0"/>
-              <w:jc w:val="center"/>
-              <w:rPr>
-                <w:rFonts w:ascii="Times New Roman" w:hAnsi="Times New Roman" w:eastAsia="微软雅黑" w:cs="Times New Roman"/>
-                <w:sz w:val="24"/>
-                <w:szCs w:val="24"/>
-                <w:lang w:eastAsia="en-US"/>
-              </w:rPr>
-            </w:pPr>
-            <w:r>
-              <w:rPr>
-                <w:rFonts w:ascii="Times New Roman" w:hAnsi="Times New Roman" w:eastAsia="微软雅黑" w:cs="Times New Roman"/>
-                <w:sz w:val="24"/>
-                <w:szCs w:val="24"/>
-                <w:lang w:eastAsia="en-US"/>
-              </w:rPr>
-              <w:t>{{ tip.mutFreq }}</w:t>
             </w:r>
           </w:p>
         </w:tc>
@@ -2179,8 +2055,8 @@
         </w:trPr>
         <w:tc>
           <w:tcPr>
-            <w:tcW w:w="5000" w:type="pct"/>
-            <w:gridSpan w:val="5"/>
+            <w:tcW w:w="3402" w:type="dxa"/>
+            <w:gridSpan w:val="3"/>
             <w:vAlign w:val="center"/>
           </w:tcPr>
           <w:p>
@@ -2231,8 +2107,8 @@
         </w:trPr>
         <w:tc>
           <w:tcPr>
-            <w:tcW w:w="5000" w:type="pct"/>
-            <w:gridSpan w:val="5"/>
+            <w:tcW w:w="3402" w:type="dxa"/>
+            <w:gridSpan w:val="3"/>
             <w:vAlign w:val="center"/>
           </w:tcPr>
           <w:p>
@@ -2283,8 +2159,8 @@
         </w:trPr>
         <w:tc>
           <w:tcPr>
-            <w:tcW w:w="1" w:type="pct"/>
-            <w:gridSpan w:val="5"/>
+            <w:tcW w:w="3402" w:type="dxa"/>
+            <w:gridSpan w:val="3"/>
             <w:vAlign w:val="center"/>
           </w:tcPr>
           <w:p>
@@ -2334,8 +2210,8 @@
         </w:trPr>
         <w:tc>
           <w:tcPr>
-            <w:tcW w:w="5000" w:type="pct"/>
-            <w:gridSpan w:val="5"/>
+            <w:tcW w:w="3402" w:type="dxa"/>
+            <w:gridSpan w:val="3"/>
             <w:vAlign w:val="center"/>
           </w:tcPr>
           <w:p>
@@ -2377,6 +2253,8 @@
         </w:rPr>
         <w:br w:type="page"/>
       </w:r>
+      <w:bookmarkStart w:id="11" w:name="_GoBack"/>
+      <w:bookmarkEnd w:id="11"/>
     </w:p>
     <w:p>
       <w:pPr>
@@ -2404,15 +2282,15 @@
         </w:rPr>
       </w:pPr>
       <w:bookmarkStart w:id="0" w:name="_Toc149837264"/>
-      <w:bookmarkStart w:id="1" w:name="_Toc1707_WPSOffice_Level1"/>
-      <w:bookmarkStart w:id="2" w:name="_Toc13196_WPSOffice_Level1"/>
-      <w:bookmarkStart w:id="3" w:name="_Toc12505"/>
-      <w:bookmarkStart w:id="4" w:name="_Toc22658"/>
-      <w:bookmarkStart w:id="5" w:name="_Toc28240"/>
-      <w:bookmarkStart w:id="6" w:name="_Toc27302"/>
-      <w:bookmarkStart w:id="7" w:name="_Toc2409"/>
-      <w:bookmarkStart w:id="8" w:name="_Toc21764_WPSOffice_Level1"/>
-      <w:bookmarkStart w:id="9" w:name="_Toc16594"/>
+      <w:bookmarkStart w:id="1" w:name="_Toc13196_WPSOffice_Level1"/>
+      <w:bookmarkStart w:id="2" w:name="_Toc16594"/>
+      <w:bookmarkStart w:id="3" w:name="_Toc1707_WPSOffice_Level1"/>
+      <w:bookmarkStart w:id="4" w:name="_Toc12505"/>
+      <w:bookmarkStart w:id="5" w:name="_Toc2409"/>
+      <w:bookmarkStart w:id="6" w:name="_Toc21764_WPSOffice_Level1"/>
+      <w:bookmarkStart w:id="7" w:name="_Toc22658"/>
+      <w:bookmarkStart w:id="8" w:name="_Toc27302"/>
+      <w:bookmarkStart w:id="9" w:name="_Toc28240"/>
       <w:r>
         <w:rPr>
           <w:rFonts w:hint="default" w:ascii="Times New Roman" w:hAnsi="Times New Roman" w:eastAsia="微软雅黑" w:cs="Times New Roman"/>
@@ -8328,8 +8206,6 @@
           <w:sz w:val="24"/>
         </w:rPr>
       </w:pPr>
-      <w:bookmarkStart w:id="11" w:name="_GoBack"/>
-      <w:bookmarkEnd w:id="11"/>
     </w:p>
     <w:sectPr>
       <w:pgSz w:w="11906" w:h="16838"/>
